--- a/TS-Kramam/TS-6.4/TS 6.4 Sanskrit Krama Paatam Corrections.docx
+++ b/TS-Kramam/TS-6.4/TS 6.4 Sanskrit Krama Paatam Corrections.docx
@@ -51,27 +51,7 @@
           <w:szCs w:val="32"/>
           <w:u w:val="single"/>
         </w:rPr>
-        <w:t xml:space="preserve">6.4 </w:t>
-      </w:r>
-      <w:r>
-        <w:rPr>
-          <w:b/>
-          <w:bCs/>
-          <w:sz w:val="32"/>
-          <w:szCs w:val="32"/>
-          <w:u w:val="single"/>
-        </w:rPr>
-        <w:t>Sanskrit</w:t>
-      </w:r>
-      <w:r>
-        <w:rPr>
-          <w:b/>
-          <w:bCs/>
-          <w:sz w:val="32"/>
-          <w:szCs w:val="32"/>
-          <w:u w:val="single"/>
-        </w:rPr>
-        <w:t xml:space="preserve"> </w:t>
+        <w:t xml:space="preserve">6.4 Sanskrit </w:t>
       </w:r>
       <w:r>
         <w:rPr>
@@ -101,7 +81,18 @@
           <w:szCs w:val="32"/>
           <w:u w:val="single"/>
         </w:rPr>
-        <w:t xml:space="preserve">Observed till </w:t>
+        <w:t xml:space="preserve">Observed </w:t>
+      </w:r>
+      <w:proofErr w:type="gramStart"/>
+      <w:r>
+        <w:rPr>
+          <w:b/>
+          <w:bCs/>
+          <w:sz w:val="32"/>
+          <w:szCs w:val="32"/>
+          <w:u w:val="single"/>
+        </w:rPr>
+        <w:t xml:space="preserve">till </w:t>
       </w:r>
       <w:r>
         <w:rPr>
@@ -114,6 +105,7 @@
         </w:rPr>
         <w:t>????</w:t>
       </w:r>
+      <w:proofErr w:type="gramEnd"/>
     </w:p>
     <w:p>
       <w:pPr>
@@ -160,12 +152,16 @@
               <w:spacing w:before="0" w:line="240" w:lineRule="auto"/>
               <w:jc w:val="center"/>
               <w:rPr>
-                <w:sz w:val="32"/>
-                <w:szCs w:val="32"/>
-              </w:rPr>
-            </w:pPr>
-            <w:r>
-              <w:rPr>
+                <w:b/>
+                <w:bCs/>
+                <w:sz w:val="32"/>
+                <w:szCs w:val="32"/>
+              </w:rPr>
+            </w:pPr>
+            <w:r>
+              <w:rPr>
+                <w:b/>
+                <w:bCs/>
                 <w:sz w:val="32"/>
                 <w:szCs w:val="32"/>
               </w:rPr>
@@ -177,12 +173,16 @@
               <w:spacing w:before="0" w:line="240" w:lineRule="auto"/>
               <w:jc w:val="center"/>
               <w:rPr>
-                <w:sz w:val="32"/>
-                <w:szCs w:val="32"/>
-              </w:rPr>
-            </w:pPr>
-            <w:r>
-              <w:rPr>
+                <w:b/>
+                <w:bCs/>
+                <w:sz w:val="32"/>
+                <w:szCs w:val="32"/>
+              </w:rPr>
+            </w:pPr>
+            <w:r>
+              <w:rPr>
+                <w:b/>
+                <w:bCs/>
                 <w:sz w:val="32"/>
                 <w:szCs w:val="32"/>
               </w:rPr>
@@ -199,12 +199,16 @@
               <w:spacing w:before="0" w:line="240" w:lineRule="auto"/>
               <w:jc w:val="center"/>
               <w:rPr>
-                <w:sz w:val="32"/>
-                <w:szCs w:val="32"/>
-              </w:rPr>
-            </w:pPr>
-            <w:r>
-              <w:rPr>
+                <w:b/>
+                <w:bCs/>
+                <w:sz w:val="32"/>
+                <w:szCs w:val="32"/>
+              </w:rPr>
+            </w:pPr>
+            <w:r>
+              <w:rPr>
+                <w:b/>
+                <w:bCs/>
                 <w:sz w:val="32"/>
                 <w:szCs w:val="32"/>
               </w:rPr>
@@ -222,12 +226,16 @@
               <w:ind w:right="-18"/>
               <w:jc w:val="center"/>
               <w:rPr>
-                <w:sz w:val="32"/>
-                <w:szCs w:val="32"/>
-              </w:rPr>
-            </w:pPr>
-            <w:r>
-              <w:rPr>
+                <w:b/>
+                <w:bCs/>
+                <w:sz w:val="32"/>
+                <w:szCs w:val="32"/>
+              </w:rPr>
+            </w:pPr>
+            <w:r>
+              <w:rPr>
+                <w:b/>
+                <w:bCs/>
                 <w:sz w:val="32"/>
                 <w:szCs w:val="32"/>
               </w:rPr>
@@ -1068,6 +1076,2096 @@
                 <w:lang w:val="it-IT" w:bidi="ml-IN"/>
               </w:rPr>
               <w:t>È |</w:t>
+            </w:r>
+          </w:p>
+        </w:tc>
+      </w:tr>
+      <w:tr>
+        <w:trPr>
+          <w:trHeight w:val="2523"/>
+        </w:trPr>
+        <w:tc>
+          <w:tcPr>
+            <w:tcW w:w="4048" w:type="dxa"/>
+          </w:tcPr>
+          <w:p>
+            <w:pPr>
+              <w:widowControl w:val="0"/>
+              <w:tabs>
+                <w:tab w:val="left" w:pos="993"/>
+              </w:tabs>
+              <w:autoSpaceDE w:val="0"/>
+              <w:autoSpaceDN w:val="0"/>
+              <w:adjustRightInd w:val="0"/>
+              <w:spacing w:before="0" w:line="252" w:lineRule="auto"/>
+              <w:ind w:right="297"/>
+              <w:rPr>
+                <w:rFonts w:cs="Arial"/>
+                <w:b/>
+                <w:sz w:val="28"/>
+                <w:szCs w:val="32"/>
+              </w:rPr>
+            </w:pPr>
+            <w:r>
+              <w:rPr>
+                <w:rFonts w:cs="Arial"/>
+                <w:b/>
+                <w:sz w:val="28"/>
+                <w:szCs w:val="32"/>
+              </w:rPr>
+              <w:t>T.S.6.4.</w:t>
+            </w:r>
+            <w:r>
+              <w:rPr>
+                <w:rFonts w:cs="Arial"/>
+                <w:b/>
+                <w:sz w:val="28"/>
+                <w:szCs w:val="32"/>
+              </w:rPr>
+              <w:t>8.1</w:t>
+            </w:r>
+            <w:r>
+              <w:rPr>
+                <w:rFonts w:cs="Arial"/>
+                <w:b/>
+                <w:sz w:val="28"/>
+                <w:szCs w:val="32"/>
+              </w:rPr>
+              <w:t xml:space="preserve"> – Kramam</w:t>
+            </w:r>
+          </w:p>
+          <w:p>
+            <w:pPr>
+              <w:widowControl w:val="0"/>
+              <w:tabs>
+                <w:tab w:val="left" w:pos="993"/>
+              </w:tabs>
+              <w:autoSpaceDE w:val="0"/>
+              <w:autoSpaceDN w:val="0"/>
+              <w:adjustRightInd w:val="0"/>
+              <w:spacing w:before="0" w:line="252" w:lineRule="auto"/>
+              <w:ind w:right="297"/>
+              <w:rPr>
+                <w:rFonts w:cs="Arial"/>
+                <w:b/>
+                <w:sz w:val="28"/>
+                <w:szCs w:val="32"/>
+                <w:lang w:val="en-IN"/>
+              </w:rPr>
+            </w:pPr>
+            <w:r>
+              <w:rPr>
+                <w:rFonts w:cs="Arial"/>
+                <w:b/>
+                <w:sz w:val="28"/>
+                <w:szCs w:val="32"/>
+                <w:lang w:val="en-IN"/>
+              </w:rPr>
+              <w:t>Krama Vaakyam No.–</w:t>
+            </w:r>
+            <w:r>
+              <w:rPr>
+                <w:rFonts w:cs="Arial"/>
+                <w:b/>
+                <w:sz w:val="28"/>
+                <w:szCs w:val="32"/>
+                <w:lang w:val="en-IN"/>
+              </w:rPr>
+              <w:t>30,31</w:t>
+            </w:r>
+          </w:p>
+          <w:p>
+            <w:pPr>
+              <w:widowControl w:val="0"/>
+              <w:autoSpaceDE w:val="0"/>
+              <w:autoSpaceDN w:val="0"/>
+              <w:adjustRightInd w:val="0"/>
+              <w:spacing w:before="0" w:line="264" w:lineRule="auto"/>
+              <w:jc w:val="both"/>
+              <w:rPr>
+                <w:rFonts w:cs="Arial"/>
+                <w:b/>
+                <w:sz w:val="28"/>
+                <w:szCs w:val="32"/>
+                <w:lang w:val="it-IT"/>
+              </w:rPr>
+            </w:pPr>
+            <w:r>
+              <w:rPr>
+                <w:rFonts w:cs="Arial"/>
+                <w:b/>
+                <w:sz w:val="28"/>
+                <w:szCs w:val="32"/>
+                <w:lang w:val="it-IT"/>
+              </w:rPr>
+              <w:t>Panchaati No</w:t>
+            </w:r>
+            <w:r>
+              <w:rPr>
+                <w:rFonts w:cs="Arial"/>
+                <w:b/>
+                <w:szCs w:val="32"/>
+                <w:lang w:val="it-IT"/>
+              </w:rPr>
+              <w:t xml:space="preserve">. – </w:t>
+            </w:r>
+            <w:r>
+              <w:rPr>
+                <w:rFonts w:cs="Arial"/>
+                <w:b/>
+                <w:sz w:val="28"/>
+                <w:szCs w:val="32"/>
+                <w:lang w:val="it-IT"/>
+              </w:rPr>
+              <w:t>34</w:t>
+            </w:r>
+          </w:p>
+          <w:p>
+            <w:pPr>
+              <w:widowControl w:val="0"/>
+              <w:tabs>
+                <w:tab w:val="left" w:pos="993"/>
+              </w:tabs>
+              <w:autoSpaceDE w:val="0"/>
+              <w:autoSpaceDN w:val="0"/>
+              <w:adjustRightInd w:val="0"/>
+              <w:spacing w:before="0" w:line="252" w:lineRule="auto"/>
+              <w:ind w:right="297"/>
+              <w:rPr>
+                <w:rFonts w:cs="Arial"/>
+                <w:b/>
+                <w:sz w:val="28"/>
+                <w:szCs w:val="32"/>
+              </w:rPr>
+            </w:pPr>
+          </w:p>
+        </w:tc>
+        <w:tc>
+          <w:tcPr>
+            <w:tcW w:w="4738" w:type="dxa"/>
+          </w:tcPr>
+          <w:p>
+            <w:pPr>
+              <w:spacing w:before="0" w:line="240" w:lineRule="auto"/>
+              <w:rPr>
+                <w:rFonts w:ascii="BRH Devanagari Extra" w:hAnsi="BRH Devanagari Extra" w:cs="BRH Devanagari Extra"/>
+                <w:color w:val="000000"/>
+                <w:sz w:val="40"/>
+                <w:szCs w:val="40"/>
+                <w:lang w:val="it-IT" w:bidi="ml-IN"/>
+              </w:rPr>
+            </w:pPr>
+            <w:proofErr w:type="spellStart"/>
+            <w:r>
+              <w:rPr>
+                <w:rFonts w:ascii="BRH Devanagari Extra" w:hAnsi="BRH Devanagari Extra" w:cs="BRH Devanagari Extra"/>
+                <w:color w:val="000000"/>
+                <w:sz w:val="40"/>
+                <w:szCs w:val="40"/>
+                <w:lang w:bidi="ml-IN"/>
+              </w:rPr>
+              <w:t>xÉÉ</w:t>
+            </w:r>
+            <w:r>
+              <w:rPr>
+                <w:rFonts w:ascii="BRH Devanagari Extra" w:hAnsi="BRH Devanagari Extra" w:cs="BRH Devanagari Extra"/>
+                <w:color w:val="000000"/>
+                <w:sz w:val="40"/>
+                <w:szCs w:val="40"/>
+                <w:lang w:bidi="ml-IN"/>
+              </w:rPr>
+              <w:t>å</w:t>
+            </w:r>
+            <w:r>
+              <w:rPr>
+                <w:rFonts w:ascii="BRH Devanagari Extra" w:hAnsi="BRH Devanagari Extra" w:cs="BRH Devanagari Extra"/>
+                <w:color w:val="000000"/>
+                <w:sz w:val="40"/>
+                <w:szCs w:val="40"/>
+                <w:lang w:bidi="ml-IN"/>
+              </w:rPr>
+              <w:t>qÉ</w:t>
+            </w:r>
+            <w:r>
+              <w:rPr>
+                <w:rFonts w:ascii="BRH Devanagari Extra" w:hAnsi="BRH Devanagari Extra" w:cs="BRH Devanagari Extra"/>
+                <w:color w:val="000000"/>
+                <w:sz w:val="36"/>
+                <w:szCs w:val="40"/>
+                <w:lang w:bidi="ml-IN"/>
+              </w:rPr>
+              <w:t>ò</w:t>
+            </w:r>
+            <w:r>
+              <w:rPr>
+                <w:rFonts w:ascii="BRH Devanagari Extra" w:hAnsi="BRH Devanagari Extra" w:cs="BRH Devanagari Extra"/>
+                <w:color w:val="000000"/>
+                <w:sz w:val="40"/>
+                <w:szCs w:val="40"/>
+                <w:lang w:bidi="ml-IN"/>
+              </w:rPr>
+              <w:t>þ</w:t>
+            </w:r>
+            <w:proofErr w:type="spellEnd"/>
+            <w:r>
+              <w:rPr>
+                <w:rFonts w:ascii="BRH Devanagari Extra" w:hAnsi="BRH Devanagari Extra" w:cs="BRH Devanagari Extra"/>
+                <w:color w:val="000000"/>
+                <w:sz w:val="40"/>
+                <w:szCs w:val="40"/>
+                <w:lang w:bidi="ml-IN"/>
+              </w:rPr>
+              <w:t xml:space="preserve"> ´</w:t>
+            </w:r>
+            <w:proofErr w:type="spellStart"/>
+            <w:r>
+              <w:rPr>
+                <w:rFonts w:ascii="BRH Devanagari Extra" w:hAnsi="BRH Devanagari Extra" w:cs="BRH Devanagari Extra"/>
+                <w:color w:val="000000"/>
+                <w:sz w:val="40"/>
+                <w:szCs w:val="40"/>
+                <w:lang w:bidi="ml-IN"/>
+              </w:rPr>
+              <w:t>ÉÏ</w:t>
+            </w:r>
+            <w:r>
+              <w:rPr>
+                <w:rFonts w:ascii="BRH Devanagari Extra" w:hAnsi="BRH Devanagari Extra" w:cs="BRH Devanagari Extra"/>
+                <w:color w:val="000000"/>
+                <w:sz w:val="40"/>
+                <w:szCs w:val="40"/>
+                <w:highlight w:val="yellow"/>
+                <w:lang w:bidi="ml-IN"/>
+              </w:rPr>
+              <w:t>hÉÉlÉç</w:t>
+            </w:r>
+            <w:proofErr w:type="spellEnd"/>
+            <w:r>
+              <w:rPr>
+                <w:rFonts w:ascii="BRH Devanagari Extra" w:hAnsi="BRH Devanagari Extra" w:cs="BRH Devanagari Extra"/>
+                <w:color w:val="000000"/>
+                <w:sz w:val="40"/>
+                <w:szCs w:val="40"/>
+                <w:lang w:bidi="ml-IN"/>
+              </w:rPr>
+              <w:t xml:space="preserve"> | ´ÉÏ</w:t>
+            </w:r>
+            <w:r>
+              <w:rPr>
+                <w:rFonts w:ascii="BRH Malayalam Extra" w:hAnsi="BRH Malayalam Extra" w:cs="BRH Devanagari Extra"/>
+                <w:color w:val="000000"/>
+                <w:sz w:val="32"/>
+                <w:szCs w:val="40"/>
+                <w:highlight w:val="yellow"/>
+                <w:lang w:bidi="ml-IN"/>
+              </w:rPr>
+              <w:t>–</w:t>
+            </w:r>
+            <w:proofErr w:type="spellStart"/>
+            <w:r>
+              <w:rPr>
+                <w:rFonts w:ascii="BRH Devanagari Extra" w:hAnsi="BRH Devanagari Extra" w:cs="BRH Devanagari Extra"/>
+                <w:color w:val="000000"/>
+                <w:sz w:val="40"/>
+                <w:szCs w:val="40"/>
+                <w:highlight w:val="yellow"/>
+                <w:lang w:bidi="ml-IN"/>
+              </w:rPr>
+              <w:t>hÉÉ</w:t>
+            </w:r>
+            <w:proofErr w:type="spellEnd"/>
+            <w:r>
+              <w:rPr>
+                <w:rFonts w:ascii="BRH Malayalam Extra" w:hAnsi="BRH Malayalam Extra" w:cs="BRH Devanagari Extra"/>
+                <w:color w:val="000000"/>
+                <w:sz w:val="32"/>
+                <w:szCs w:val="40"/>
+                <w:highlight w:val="yellow"/>
+                <w:lang w:bidi="ml-IN"/>
+              </w:rPr>
+              <w:t>–</w:t>
+            </w:r>
+            <w:proofErr w:type="spellStart"/>
+            <w:r>
+              <w:rPr>
+                <w:rFonts w:ascii="BRH Devanagari Extra" w:hAnsi="BRH Devanagari Extra" w:cs="BRH Devanagari Extra"/>
+                <w:color w:val="000000"/>
+                <w:sz w:val="40"/>
+                <w:szCs w:val="40"/>
+                <w:highlight w:val="yellow"/>
+                <w:lang w:bidi="ml-IN"/>
+              </w:rPr>
+              <w:t>ÌlÉ</w:t>
+            </w:r>
+            <w:r>
+              <w:rPr>
+                <w:rFonts w:ascii="BRH Devanagari Extra" w:hAnsi="BRH Devanagari Extra" w:cs="BRH Devanagari Extra"/>
+                <w:color w:val="000000"/>
+                <w:sz w:val="40"/>
+                <w:szCs w:val="40"/>
+                <w:lang w:bidi="ml-IN"/>
+              </w:rPr>
+              <w:t>ÌiÉþ</w:t>
+            </w:r>
+            <w:proofErr w:type="spellEnd"/>
+            <w:r>
+              <w:rPr>
+                <w:rFonts w:ascii="BRH Devanagari Extra" w:hAnsi="BRH Devanagari Extra" w:cs="BRH Devanagari Extra"/>
+                <w:color w:val="000000"/>
+                <w:sz w:val="40"/>
+                <w:szCs w:val="40"/>
+                <w:lang w:bidi="ml-IN"/>
+              </w:rPr>
+              <w:t xml:space="preserve"> |</w:t>
+            </w:r>
+          </w:p>
+        </w:tc>
+        <w:tc>
+          <w:tcPr>
+            <w:tcW w:w="5220" w:type="dxa"/>
+          </w:tcPr>
+          <w:p>
+            <w:pPr>
+              <w:spacing w:before="0" w:line="240" w:lineRule="auto"/>
+              <w:rPr>
+                <w:rFonts w:ascii="BRH Devanagari Extra" w:hAnsi="BRH Devanagari Extra" w:cs="BRH Devanagari Extra"/>
+                <w:color w:val="000000"/>
+                <w:sz w:val="40"/>
+                <w:szCs w:val="40"/>
+                <w:lang w:bidi="ml-IN"/>
+              </w:rPr>
+            </w:pPr>
+            <w:proofErr w:type="spellStart"/>
+            <w:r>
+              <w:rPr>
+                <w:rFonts w:ascii="BRH Devanagari Extra" w:hAnsi="BRH Devanagari Extra" w:cs="BRH Devanagari Extra"/>
+                <w:color w:val="000000"/>
+                <w:sz w:val="40"/>
+                <w:szCs w:val="40"/>
+                <w:lang w:bidi="ml-IN"/>
+              </w:rPr>
+              <w:t>xÉÉ</w:t>
+            </w:r>
+            <w:r>
+              <w:rPr>
+                <w:rFonts w:ascii="BRH Devanagari Extra" w:hAnsi="BRH Devanagari Extra" w:cs="BRH Devanagari Extra"/>
+                <w:color w:val="000000"/>
+                <w:sz w:val="40"/>
+                <w:szCs w:val="40"/>
+                <w:lang w:bidi="ml-IN"/>
+              </w:rPr>
+              <w:t>å</w:t>
+            </w:r>
+            <w:r>
+              <w:rPr>
+                <w:rFonts w:ascii="BRH Devanagari Extra" w:hAnsi="BRH Devanagari Extra" w:cs="BRH Devanagari Extra"/>
+                <w:color w:val="000000"/>
+                <w:sz w:val="40"/>
+                <w:szCs w:val="40"/>
+                <w:lang w:bidi="ml-IN"/>
+              </w:rPr>
+              <w:t>qÉ</w:t>
+            </w:r>
+            <w:r>
+              <w:rPr>
+                <w:rFonts w:ascii="BRH Devanagari Extra" w:hAnsi="BRH Devanagari Extra" w:cs="BRH Devanagari Extra"/>
+                <w:color w:val="000000"/>
+                <w:sz w:val="36"/>
+                <w:szCs w:val="40"/>
+                <w:lang w:bidi="ml-IN"/>
+              </w:rPr>
+              <w:t>ò</w:t>
+            </w:r>
+            <w:r>
+              <w:rPr>
+                <w:rFonts w:ascii="BRH Devanagari Extra" w:hAnsi="BRH Devanagari Extra" w:cs="BRH Devanagari Extra"/>
+                <w:color w:val="000000"/>
+                <w:sz w:val="40"/>
+                <w:szCs w:val="40"/>
+                <w:lang w:bidi="ml-IN"/>
+              </w:rPr>
+              <w:t>þ</w:t>
+            </w:r>
+            <w:proofErr w:type="spellEnd"/>
+            <w:r>
+              <w:rPr>
+                <w:rFonts w:ascii="BRH Devanagari Extra" w:hAnsi="BRH Devanagari Extra" w:cs="BRH Devanagari Extra"/>
+                <w:color w:val="000000"/>
+                <w:sz w:val="40"/>
+                <w:szCs w:val="40"/>
+                <w:lang w:bidi="ml-IN"/>
+              </w:rPr>
+              <w:t xml:space="preserve"> ´</w:t>
+            </w:r>
+            <w:proofErr w:type="spellStart"/>
+            <w:r>
+              <w:rPr>
+                <w:rFonts w:ascii="BRH Devanagari Extra" w:hAnsi="BRH Devanagari Extra" w:cs="BRH Devanagari Extra"/>
+                <w:color w:val="000000"/>
+                <w:sz w:val="40"/>
+                <w:szCs w:val="40"/>
+                <w:lang w:bidi="ml-IN"/>
+              </w:rPr>
+              <w:t>ÉÏ</w:t>
+            </w:r>
+            <w:r>
+              <w:rPr>
+                <w:rFonts w:ascii="BRH Devanagari Extra" w:hAnsi="BRH Devanagari Extra" w:cs="BRH Devanagari Extra"/>
+                <w:color w:val="000000"/>
+                <w:sz w:val="40"/>
+                <w:szCs w:val="40"/>
+                <w:highlight w:val="yellow"/>
+                <w:lang w:bidi="ml-IN"/>
+              </w:rPr>
+              <w:t>hÉÉlÉç</w:t>
+            </w:r>
+            <w:proofErr w:type="spellEnd"/>
+            <w:r>
+              <w:rPr>
+                <w:rFonts w:ascii="BRH Devanagari Extra" w:hAnsi="BRH Devanagari Extra" w:cs="BRH Devanagari Extra"/>
+                <w:color w:val="000000"/>
+                <w:sz w:val="40"/>
+                <w:szCs w:val="40"/>
+                <w:lang w:bidi="ml-IN"/>
+              </w:rPr>
+              <w:t xml:space="preserve"> | ´ÉÏ</w:t>
+            </w:r>
+            <w:r>
+              <w:rPr>
+                <w:rFonts w:ascii="BRH Malayalam Extra" w:hAnsi="BRH Malayalam Extra" w:cs="BRH Devanagari Extra"/>
+                <w:color w:val="000000"/>
+                <w:sz w:val="32"/>
+                <w:szCs w:val="40"/>
+                <w:lang w:bidi="ml-IN"/>
+              </w:rPr>
+              <w:t>–</w:t>
+            </w:r>
+            <w:proofErr w:type="spellStart"/>
+            <w:r>
+              <w:rPr>
+                <w:rFonts w:ascii="BRH Devanagari Extra" w:hAnsi="BRH Devanagari Extra" w:cs="BRH Devanagari Extra"/>
+                <w:color w:val="000000"/>
+                <w:sz w:val="40"/>
+                <w:szCs w:val="40"/>
+                <w:lang w:bidi="ml-IN"/>
+              </w:rPr>
+              <w:t>hÉ</w:t>
+            </w:r>
+            <w:r>
+              <w:rPr>
+                <w:rFonts w:ascii="BRH Devanagari Extra" w:hAnsi="BRH Devanagari Extra" w:cs="BRH Devanagari Extra"/>
+                <w:color w:val="000000"/>
+                <w:sz w:val="40"/>
+                <w:szCs w:val="40"/>
+                <w:highlight w:val="yellow"/>
+                <w:lang w:bidi="ml-IN"/>
+              </w:rPr>
+              <w:t>É</w:t>
+            </w:r>
+            <w:proofErr w:type="spellEnd"/>
+            <w:r>
+              <w:rPr>
+                <w:rFonts w:ascii="BRH Malayalam Extra" w:hAnsi="BRH Malayalam Extra" w:cs="BRH Devanagari Extra"/>
+                <w:color w:val="000000"/>
+                <w:sz w:val="32"/>
+                <w:szCs w:val="40"/>
+                <w:highlight w:val="yellow"/>
+                <w:lang w:bidi="ml-IN"/>
+              </w:rPr>
+              <w:t>–</w:t>
+            </w:r>
+            <w:proofErr w:type="spellStart"/>
+            <w:r>
+              <w:rPr>
+                <w:rFonts w:ascii="BRH Devanagari Extra" w:hAnsi="BRH Devanagari Extra" w:cs="BRH Devanagari Extra"/>
+                <w:color w:val="000000"/>
+                <w:sz w:val="40"/>
+                <w:szCs w:val="40"/>
+                <w:highlight w:val="yellow"/>
+                <w:lang w:bidi="ml-IN"/>
+              </w:rPr>
+              <w:t>ÌlÉ</w:t>
+            </w:r>
+            <w:r>
+              <w:rPr>
+                <w:rFonts w:ascii="BRH Devanagari Extra" w:hAnsi="BRH Devanagari Extra" w:cs="BRH Devanagari Extra"/>
+                <w:color w:val="000000"/>
+                <w:sz w:val="40"/>
+                <w:szCs w:val="40"/>
+                <w:lang w:bidi="ml-IN"/>
+              </w:rPr>
+              <w:t>ÌiÉþ</w:t>
+            </w:r>
+            <w:proofErr w:type="spellEnd"/>
+            <w:r>
+              <w:rPr>
+                <w:rFonts w:ascii="BRH Devanagari Extra" w:hAnsi="BRH Devanagari Extra" w:cs="BRH Devanagari Extra"/>
+                <w:color w:val="000000"/>
+                <w:sz w:val="40"/>
+                <w:szCs w:val="40"/>
+                <w:lang w:bidi="ml-IN"/>
+              </w:rPr>
+              <w:t xml:space="preserve"> |</w:t>
+            </w:r>
+          </w:p>
+          <w:p>
+            <w:pPr>
+              <w:spacing w:before="0" w:line="240" w:lineRule="auto"/>
+              <w:rPr>
+                <w:rFonts w:ascii="BRH Devanagari Extra" w:hAnsi="BRH Devanagari Extra" w:cs="BRH Devanagari Extra"/>
+                <w:color w:val="000000"/>
+                <w:sz w:val="40"/>
+                <w:szCs w:val="40"/>
+                <w:lang w:val="it-IT" w:bidi="ml-IN"/>
+              </w:rPr>
+            </w:pPr>
+            <w:r>
+              <w:rPr>
+                <w:rFonts w:ascii="Latha" w:hAnsi="Latha" w:cs="Latha"/>
+                <w:sz w:val="28"/>
+                <w:szCs w:val="28"/>
+                <w:cs/>
+                <w:lang w:bidi="ta-IN"/>
+              </w:rPr>
+              <w:t>ஸோம</w:t>
+            </w:r>
+            <w:r>
+              <w:rPr>
+                <w:rFonts w:ascii="BRH Devanagari Extra" w:hAnsi="BRH Devanagari Extra" w:cs="Latha"/>
+                <w:b/>
+                <w:sz w:val="36"/>
+                <w:szCs w:val="28"/>
+                <w:lang w:bidi="ta-IN"/>
+              </w:rPr>
+              <w:t>ò</w:t>
+            </w:r>
+            <w:r>
+              <w:rPr>
+                <w:rFonts w:ascii="BRH Tamil Tab Extra" w:hAnsi="BRH Tamil Tab Extra" w:cs="Latha"/>
+                <w:b/>
+                <w:sz w:val="36"/>
+                <w:szCs w:val="28"/>
+                <w:lang w:bidi="ta-IN"/>
+              </w:rPr>
+              <w:t>†</w:t>
+            </w:r>
+            <w:r>
+              <w:rPr>
+                <w:rFonts w:ascii="Latha" w:hAnsi="Latha" w:cs="Latha"/>
+                <w:sz w:val="28"/>
+                <w:szCs w:val="28"/>
+                <w:lang w:bidi="ta-IN"/>
+              </w:rPr>
+              <w:t xml:space="preserve"> </w:t>
+            </w:r>
+            <w:r>
+              <w:rPr>
+                <w:rFonts w:ascii="Latha" w:hAnsi="Latha" w:cs="Latha"/>
+                <w:sz w:val="28"/>
+                <w:szCs w:val="28"/>
+                <w:cs/>
+                <w:lang w:bidi="ta-IN"/>
+              </w:rPr>
+              <w:t>ஶ்ரீ</w:t>
+            </w:r>
+            <w:r>
+              <w:rPr>
+                <w:rFonts w:ascii="Latha" w:hAnsi="Latha" w:cs="Latha"/>
+                <w:sz w:val="28"/>
+                <w:szCs w:val="28"/>
+                <w:highlight w:val="green"/>
+                <w:cs/>
+                <w:lang w:bidi="ta-IN"/>
+              </w:rPr>
+              <w:t>ணன்ன்</w:t>
+            </w:r>
+            <w:r>
+              <w:rPr>
+                <w:rFonts w:ascii="Latha" w:hAnsi="Latha" w:cs="Latha"/>
+                <w:sz w:val="28"/>
+                <w:szCs w:val="28"/>
+                <w:lang w:bidi="ta-IN"/>
+              </w:rPr>
+              <w:t xml:space="preserve"> | </w:t>
+            </w:r>
+            <w:r>
+              <w:rPr>
+                <w:rFonts w:ascii="Latha" w:hAnsi="Latha" w:cs="Latha"/>
+                <w:sz w:val="28"/>
+                <w:szCs w:val="28"/>
+                <w:lang w:bidi="ta-IN"/>
+              </w:rPr>
+              <w:br/>
+            </w:r>
+            <w:r>
+              <w:rPr>
+                <w:rFonts w:ascii="Latha" w:hAnsi="Latha" w:cs="Latha"/>
+                <w:sz w:val="28"/>
+                <w:szCs w:val="28"/>
+                <w:cs/>
+                <w:lang w:bidi="ta-IN"/>
+                <w14:ligatures w14:val="standardContextual"/>
+              </w:rPr>
+              <w:t>ஸ்ரீ</w:t>
+            </w:r>
+            <w:r>
+              <w:rPr>
+                <w:rFonts w:ascii="BRH Tamil Tab Extra" w:hAnsi="BRH Tamil Tab Extra" w:cs="Latha"/>
+                <w:b/>
+                <w:bCs/>
+                <w:sz w:val="28"/>
+                <w:szCs w:val="28"/>
+                <w:lang w:bidi="ta-IN"/>
+                <w14:ligatures w14:val="standardContextual"/>
+              </w:rPr>
+              <w:t>…</w:t>
+            </w:r>
+            <w:r>
+              <w:rPr>
+                <w:rFonts w:ascii="Latha" w:hAnsi="Latha" w:cs="Latha"/>
+                <w:sz w:val="28"/>
+                <w:szCs w:val="28"/>
+                <w:highlight w:val="green"/>
+                <w:cs/>
+                <w:lang w:bidi="ta-IN"/>
+                <w14:ligatures w14:val="standardContextual"/>
+              </w:rPr>
+              <w:t>ண</w:t>
+            </w:r>
+            <w:r>
+              <w:rPr>
+                <w:rFonts w:ascii="BRH Tamil Tab Extra" w:hAnsi="BRH Tamil Tab Extra" w:cs="Latha"/>
+                <w:b/>
+                <w:bCs/>
+                <w:sz w:val="28"/>
+                <w:szCs w:val="28"/>
+                <w:highlight w:val="green"/>
+                <w:lang w:bidi="ta-IN"/>
+                <w14:ligatures w14:val="standardContextual"/>
+              </w:rPr>
+              <w:t>…</w:t>
+            </w:r>
+            <w:r>
+              <w:rPr>
+                <w:rFonts w:ascii="Latha" w:hAnsi="Latha" w:cs="Latha"/>
+                <w:sz w:val="28"/>
+                <w:szCs w:val="28"/>
+                <w:highlight w:val="green"/>
+                <w:cs/>
+                <w:lang w:bidi="ta-IN"/>
+                <w14:ligatures w14:val="standardContextual"/>
+              </w:rPr>
+              <w:t>ன்</w:t>
+            </w:r>
+            <w:r>
+              <w:rPr>
+                <w:rFonts w:ascii="Latha" w:hAnsi="Latha" w:cs="Latha"/>
+                <w:sz w:val="28"/>
+                <w:szCs w:val="28"/>
+                <w:highlight w:val="green"/>
+                <w:lang w:bidi="ta-IN"/>
+                <w14:ligatures w14:val="standardContextual"/>
+              </w:rPr>
+              <w:t>-</w:t>
+            </w:r>
+            <w:r>
+              <w:rPr>
+                <w:rFonts w:ascii="Latha" w:hAnsi="Latha" w:cs="Latha"/>
+                <w:sz w:val="28"/>
+                <w:szCs w:val="28"/>
+                <w:highlight w:val="green"/>
+                <w:cs/>
+                <w:lang w:bidi="ta-IN"/>
+                <w14:ligatures w14:val="standardContextual"/>
+              </w:rPr>
+              <w:t>னி</w:t>
+            </w:r>
+            <w:r>
+              <w:rPr>
+                <w:rFonts w:ascii="Latha" w:hAnsi="Latha" w:cs="Latha"/>
+                <w:sz w:val="28"/>
+                <w:szCs w:val="28"/>
+                <w:cs/>
+                <w:lang w:bidi="ta-IN"/>
+              </w:rPr>
+              <w:t>தி</w:t>
+            </w:r>
+            <w:r>
+              <w:rPr>
+                <w:rFonts w:ascii="BRH Tamil Tab Extra" w:hAnsi="BRH Tamil Tab Extra" w:cs="Latha"/>
+                <w:b/>
+                <w:sz w:val="36"/>
+                <w:szCs w:val="28"/>
+                <w:lang w:bidi="ta-IN"/>
+              </w:rPr>
+              <w:t>†</w:t>
+            </w:r>
+            <w:r>
+              <w:rPr>
+                <w:rFonts w:ascii="Latha" w:hAnsi="Latha" w:cs="Latha"/>
+                <w:sz w:val="28"/>
+                <w:szCs w:val="28"/>
+                <w:lang w:bidi="ta-IN"/>
+              </w:rPr>
+              <w:t xml:space="preserve"> |</w:t>
+            </w:r>
+          </w:p>
+        </w:tc>
+      </w:tr>
+      <w:tr>
+        <w:trPr>
+          <w:trHeight w:val="2523"/>
+        </w:trPr>
+        <w:tc>
+          <w:tcPr>
+            <w:tcW w:w="4048" w:type="dxa"/>
+          </w:tcPr>
+          <w:p>
+            <w:pPr>
+              <w:widowControl w:val="0"/>
+              <w:tabs>
+                <w:tab w:val="left" w:pos="993"/>
+              </w:tabs>
+              <w:autoSpaceDE w:val="0"/>
+              <w:autoSpaceDN w:val="0"/>
+              <w:adjustRightInd w:val="0"/>
+              <w:spacing w:before="0" w:line="252" w:lineRule="auto"/>
+              <w:ind w:right="297"/>
+              <w:rPr>
+                <w:rFonts w:cs="Arial"/>
+                <w:b/>
+                <w:sz w:val="28"/>
+                <w:szCs w:val="32"/>
+              </w:rPr>
+            </w:pPr>
+            <w:r>
+              <w:rPr>
+                <w:rFonts w:cs="Arial"/>
+                <w:b/>
+                <w:sz w:val="28"/>
+                <w:szCs w:val="32"/>
+              </w:rPr>
+              <w:lastRenderedPageBreak/>
+              <w:t>T.S.6.4.</w:t>
+            </w:r>
+            <w:r>
+              <w:rPr>
+                <w:rFonts w:cs="Arial"/>
+                <w:b/>
+                <w:sz w:val="28"/>
+                <w:szCs w:val="32"/>
+              </w:rPr>
+              <w:t>11.1</w:t>
+            </w:r>
+            <w:r>
+              <w:rPr>
+                <w:rFonts w:cs="Arial"/>
+                <w:b/>
+                <w:sz w:val="28"/>
+                <w:szCs w:val="32"/>
+              </w:rPr>
+              <w:t xml:space="preserve"> – Kramam</w:t>
+            </w:r>
+          </w:p>
+          <w:p>
+            <w:pPr>
+              <w:widowControl w:val="0"/>
+              <w:tabs>
+                <w:tab w:val="left" w:pos="993"/>
+              </w:tabs>
+              <w:autoSpaceDE w:val="0"/>
+              <w:autoSpaceDN w:val="0"/>
+              <w:adjustRightInd w:val="0"/>
+              <w:spacing w:before="0" w:line="252" w:lineRule="auto"/>
+              <w:ind w:right="297"/>
+              <w:rPr>
+                <w:rFonts w:cs="Arial"/>
+                <w:b/>
+                <w:sz w:val="28"/>
+                <w:szCs w:val="32"/>
+                <w:lang w:val="en-IN"/>
+              </w:rPr>
+            </w:pPr>
+            <w:r>
+              <w:rPr>
+                <w:rFonts w:cs="Arial"/>
+                <w:b/>
+                <w:sz w:val="28"/>
+                <w:szCs w:val="32"/>
+                <w:lang w:val="en-IN"/>
+              </w:rPr>
+              <w:t>Krama Vaakyam No.–</w:t>
+            </w:r>
+            <w:r>
+              <w:rPr>
+                <w:rFonts w:cs="Arial"/>
+                <w:b/>
+                <w:sz w:val="28"/>
+                <w:szCs w:val="32"/>
+                <w:lang w:val="en-IN"/>
+              </w:rPr>
+              <w:t xml:space="preserve"> 28</w:t>
+            </w:r>
+          </w:p>
+          <w:p>
+            <w:pPr>
+              <w:widowControl w:val="0"/>
+              <w:autoSpaceDE w:val="0"/>
+              <w:autoSpaceDN w:val="0"/>
+              <w:adjustRightInd w:val="0"/>
+              <w:spacing w:before="0" w:line="264" w:lineRule="auto"/>
+              <w:jc w:val="both"/>
+              <w:rPr>
+                <w:rFonts w:cs="Arial"/>
+                <w:b/>
+                <w:sz w:val="28"/>
+                <w:szCs w:val="28"/>
+                <w:lang w:val="it-IT"/>
+              </w:rPr>
+            </w:pPr>
+            <w:r>
+              <w:rPr>
+                <w:rFonts w:cs="Arial"/>
+                <w:b/>
+                <w:sz w:val="28"/>
+                <w:szCs w:val="32"/>
+                <w:lang w:val="it-IT"/>
+              </w:rPr>
+              <w:t>Panchaati No</w:t>
+            </w:r>
+            <w:r>
+              <w:rPr>
+                <w:rFonts w:cs="Arial"/>
+                <w:b/>
+                <w:szCs w:val="32"/>
+                <w:lang w:val="it-IT"/>
+              </w:rPr>
+              <w:t>. –</w:t>
+            </w:r>
+            <w:r>
+              <w:rPr>
+                <w:rFonts w:cs="Arial"/>
+                <w:b/>
+                <w:sz w:val="28"/>
+                <w:szCs w:val="28"/>
+                <w:lang w:val="it-IT"/>
+              </w:rPr>
+              <w:t xml:space="preserve"> 48</w:t>
+            </w:r>
+          </w:p>
+          <w:p>
+            <w:pPr>
+              <w:widowControl w:val="0"/>
+              <w:tabs>
+                <w:tab w:val="left" w:pos="993"/>
+              </w:tabs>
+              <w:autoSpaceDE w:val="0"/>
+              <w:autoSpaceDN w:val="0"/>
+              <w:adjustRightInd w:val="0"/>
+              <w:spacing w:before="0" w:line="252" w:lineRule="auto"/>
+              <w:ind w:right="297"/>
+              <w:rPr>
+                <w:rFonts w:cs="Arial"/>
+                <w:b/>
+                <w:sz w:val="28"/>
+                <w:szCs w:val="32"/>
+              </w:rPr>
+            </w:pPr>
+          </w:p>
+        </w:tc>
+        <w:tc>
+          <w:tcPr>
+            <w:tcW w:w="4738" w:type="dxa"/>
+          </w:tcPr>
+          <w:p>
+            <w:pPr>
+              <w:widowControl w:val="0"/>
+              <w:autoSpaceDE w:val="0"/>
+              <w:autoSpaceDN w:val="0"/>
+              <w:adjustRightInd w:val="0"/>
+              <w:spacing w:line="252" w:lineRule="auto"/>
+              <w:rPr>
+                <w:rFonts w:ascii="BRH Devanagari Extra" w:hAnsi="BRH Devanagari Extra" w:cs="BRH Devanagari Extra"/>
+                <w:color w:val="000000"/>
+                <w:sz w:val="40"/>
+                <w:szCs w:val="40"/>
+                <w:lang w:bidi="ml-IN"/>
+              </w:rPr>
+            </w:pPr>
+            <w:r>
+              <w:rPr>
+                <w:rFonts w:ascii="BRH Devanagari Extra" w:hAnsi="BRH Devanagari Extra" w:cs="BRH Devanagari Extra"/>
+                <w:color w:val="000000"/>
+                <w:sz w:val="40"/>
+                <w:szCs w:val="40"/>
+                <w:lang w:bidi="ml-IN"/>
+              </w:rPr>
+              <w:t>AÉ</w:t>
+            </w:r>
+            <w:r>
+              <w:rPr>
+                <w:rFonts w:ascii="BRH Malayalam Extra" w:hAnsi="BRH Malayalam Extra" w:cs="BRH Devanagari Extra"/>
+                <w:color w:val="000000"/>
+                <w:sz w:val="32"/>
+                <w:szCs w:val="40"/>
+                <w:lang w:bidi="ml-IN"/>
+              </w:rPr>
+              <w:t>–</w:t>
+            </w:r>
+            <w:r>
+              <w:rPr>
+                <w:rFonts w:ascii="BRH Devanagari Extra" w:hAnsi="BRH Devanagari Extra" w:cs="BRH Devanagari Extra"/>
+                <w:color w:val="000000"/>
+                <w:sz w:val="40"/>
+                <w:szCs w:val="40"/>
+                <w:lang w:bidi="ml-IN"/>
+              </w:rPr>
+              <w:t>aÉë</w:t>
+            </w:r>
+            <w:r>
+              <w:rPr>
+                <w:rFonts w:ascii="BRH Malayalam Extra" w:hAnsi="BRH Malayalam Extra" w:cs="BRH Devanagari Extra"/>
+                <w:color w:val="000000"/>
+                <w:sz w:val="32"/>
+                <w:szCs w:val="40"/>
+                <w:lang w:bidi="ml-IN"/>
+              </w:rPr>
+              <w:t>–</w:t>
+            </w:r>
+            <w:r>
+              <w:rPr>
+                <w:rFonts w:ascii="BRH Devanagari Extra" w:hAnsi="BRH Devanagari Extra" w:cs="BRH Devanagari Extra"/>
+                <w:color w:val="000000"/>
+                <w:sz w:val="40"/>
+                <w:szCs w:val="40"/>
+                <w:lang w:bidi="ml-IN"/>
+              </w:rPr>
+              <w:t>rÉ</w:t>
+            </w:r>
+            <w:r>
+              <w:rPr>
+                <w:rFonts w:ascii="BRH Malayalam Extra" w:hAnsi="BRH Malayalam Extra" w:cs="BRH Devanagari Extra"/>
+                <w:color w:val="000000"/>
+                <w:sz w:val="32"/>
+                <w:szCs w:val="40"/>
+                <w:lang w:bidi="ml-IN"/>
+              </w:rPr>
+              <w:t>–</w:t>
+            </w:r>
+            <w:proofErr w:type="spellStart"/>
+            <w:r>
+              <w:rPr>
+                <w:rFonts w:ascii="BRH Devanagari Extra" w:hAnsi="BRH Devanagari Extra" w:cs="BRH Devanagari Extra"/>
+                <w:color w:val="000000"/>
+                <w:sz w:val="40"/>
+                <w:szCs w:val="40"/>
+                <w:lang w:bidi="ml-IN"/>
+              </w:rPr>
+              <w:t>hÉÉaÉëÉ</w:t>
+            </w:r>
+            <w:proofErr w:type="spellEnd"/>
+            <w:r>
+              <w:rPr>
+                <w:rFonts w:ascii="BRH Malayalam Extra" w:hAnsi="BRH Malayalam Extra" w:cs="BRH Devanagari Extra"/>
+                <w:color w:val="000000"/>
+                <w:sz w:val="32"/>
+                <w:szCs w:val="40"/>
+                <w:lang w:bidi="ml-IN"/>
+              </w:rPr>
+              <w:t>–</w:t>
+            </w:r>
+            <w:r>
+              <w:rPr>
+                <w:rFonts w:ascii="BRH Devanagari Extra" w:hAnsi="BRH Devanagari Extra" w:cs="BRH Devanagari Extra"/>
+                <w:color w:val="000000"/>
+                <w:sz w:val="40"/>
+                <w:szCs w:val="40"/>
+                <w:lang w:bidi="ml-IN"/>
+              </w:rPr>
+              <w:t xml:space="preserve"> </w:t>
+            </w:r>
+            <w:proofErr w:type="spellStart"/>
+            <w:r>
+              <w:rPr>
+                <w:rFonts w:ascii="BRH Devanagari Extra" w:hAnsi="BRH Devanagari Extra" w:cs="BRH Devanagari Extra"/>
+                <w:color w:val="000000"/>
+                <w:sz w:val="40"/>
+                <w:szCs w:val="40"/>
+                <w:highlight w:val="green"/>
+                <w:lang w:bidi="ml-IN"/>
+              </w:rPr>
+              <w:t>aÉëWûÉÿÈ</w:t>
+            </w:r>
+            <w:proofErr w:type="spellEnd"/>
+            <w:r>
+              <w:rPr>
+                <w:rFonts w:ascii="BRH Devanagari Extra" w:hAnsi="BRH Devanagari Extra" w:cs="BRH Devanagari Extra"/>
+                <w:color w:val="000000"/>
+                <w:sz w:val="40"/>
+                <w:szCs w:val="40"/>
+                <w:lang w:bidi="ml-IN"/>
+              </w:rPr>
+              <w:t xml:space="preserve"> | AÉ</w:t>
+            </w:r>
+            <w:r>
+              <w:rPr>
+                <w:rFonts w:ascii="BRH Malayalam Extra" w:hAnsi="BRH Malayalam Extra" w:cs="BRH Devanagari Extra"/>
+                <w:color w:val="000000"/>
+                <w:sz w:val="32"/>
+                <w:szCs w:val="40"/>
+                <w:lang w:bidi="ml-IN"/>
+              </w:rPr>
+              <w:t>–</w:t>
+            </w:r>
+            <w:r>
+              <w:rPr>
+                <w:rFonts w:ascii="BRH Devanagari Extra" w:hAnsi="BRH Devanagari Extra" w:cs="BRH Devanagari Extra"/>
+                <w:color w:val="000000"/>
+                <w:sz w:val="40"/>
+                <w:szCs w:val="40"/>
+                <w:lang w:bidi="ml-IN"/>
+              </w:rPr>
+              <w:t>aÉë</w:t>
+            </w:r>
+            <w:r>
+              <w:rPr>
+                <w:rFonts w:ascii="BRH Malayalam Extra" w:hAnsi="BRH Malayalam Extra" w:cs="BRH Devanagari Extra"/>
+                <w:color w:val="000000"/>
+                <w:sz w:val="32"/>
+                <w:szCs w:val="40"/>
+                <w:lang w:bidi="ml-IN"/>
+              </w:rPr>
+              <w:t>–</w:t>
+            </w:r>
+            <w:r>
+              <w:rPr>
+                <w:rFonts w:ascii="BRH Devanagari Extra" w:hAnsi="BRH Devanagari Extra" w:cs="BRH Devanagari Extra"/>
+                <w:color w:val="000000"/>
+                <w:sz w:val="40"/>
+                <w:szCs w:val="40"/>
+                <w:lang w:bidi="ml-IN"/>
+              </w:rPr>
+              <w:t>rÉ</w:t>
+            </w:r>
+            <w:r>
+              <w:rPr>
+                <w:rFonts w:ascii="BRH Malayalam Extra" w:hAnsi="BRH Malayalam Extra" w:cs="BRH Devanagari Extra"/>
+                <w:color w:val="000000"/>
+                <w:sz w:val="32"/>
+                <w:szCs w:val="40"/>
+                <w:lang w:bidi="ml-IN"/>
+              </w:rPr>
+              <w:t>–</w:t>
+            </w:r>
+            <w:proofErr w:type="spellStart"/>
+            <w:r>
+              <w:rPr>
+                <w:rFonts w:ascii="BRH Devanagari Extra" w:hAnsi="BRH Devanagari Extra" w:cs="BRH Devanagari Extra"/>
+                <w:color w:val="000000"/>
+                <w:sz w:val="40"/>
+                <w:szCs w:val="40"/>
+                <w:lang w:bidi="ml-IN"/>
+              </w:rPr>
+              <w:t>hÉÉaÉëÉ</w:t>
+            </w:r>
+            <w:proofErr w:type="spellEnd"/>
+            <w:r>
+              <w:rPr>
+                <w:rFonts w:ascii="BRH Malayalam Extra" w:hAnsi="BRH Malayalam Extra" w:cs="BRH Devanagari Extra"/>
+                <w:color w:val="000000"/>
+                <w:sz w:val="32"/>
+                <w:szCs w:val="40"/>
+                <w:lang w:bidi="ml-IN"/>
+              </w:rPr>
+              <w:t>–</w:t>
+            </w:r>
+            <w:r>
+              <w:rPr>
+                <w:rFonts w:ascii="BRH Devanagari Extra" w:hAnsi="BRH Devanagari Extra" w:cs="BRH Devanagari Extra"/>
+                <w:color w:val="000000"/>
+                <w:sz w:val="40"/>
+                <w:szCs w:val="40"/>
+                <w:lang w:bidi="ml-IN"/>
+              </w:rPr>
+              <w:t xml:space="preserve"> </w:t>
+            </w:r>
+            <w:proofErr w:type="spellStart"/>
+            <w:r>
+              <w:rPr>
+                <w:rFonts w:ascii="BRH Devanagari Extra" w:hAnsi="BRH Devanagari Extra" w:cs="BRH Devanagari Extra"/>
+                <w:color w:val="000000"/>
+                <w:sz w:val="40"/>
+                <w:szCs w:val="40"/>
+                <w:lang w:bidi="ml-IN"/>
+              </w:rPr>
+              <w:t>CirÉÉÿaÉërÉ</w:t>
+            </w:r>
+            <w:proofErr w:type="spellEnd"/>
+            <w:r>
+              <w:rPr>
+                <w:rFonts w:ascii="BRH Malayalam Extra" w:hAnsi="BRH Malayalam Extra" w:cs="BRH Devanagari Extra"/>
+                <w:color w:val="000000"/>
+                <w:sz w:val="32"/>
+                <w:szCs w:val="40"/>
+                <w:lang w:bidi="ml-IN"/>
+              </w:rPr>
+              <w:t>–</w:t>
+            </w:r>
+            <w:r>
+              <w:rPr>
+                <w:rFonts w:ascii="BRH Devanagari Extra" w:hAnsi="BRH Devanagari Extra" w:cs="BRH Devanagari Extra"/>
+                <w:color w:val="000000"/>
+                <w:sz w:val="40"/>
+                <w:szCs w:val="40"/>
+                <w:lang w:bidi="ml-IN"/>
+              </w:rPr>
+              <w:t>hÉ - A</w:t>
+            </w:r>
+            <w:r>
+              <w:rPr>
+                <w:rFonts w:ascii="BRH Malayalam Extra" w:hAnsi="BRH Malayalam Extra" w:cs="BRH Devanagari Extra"/>
+                <w:color w:val="000000"/>
+                <w:sz w:val="32"/>
+                <w:szCs w:val="40"/>
+                <w:lang w:bidi="ml-IN"/>
+              </w:rPr>
+              <w:t>–</w:t>
+            </w:r>
+            <w:proofErr w:type="spellStart"/>
+            <w:r>
+              <w:rPr>
+                <w:rFonts w:ascii="BRH Devanagari Extra" w:hAnsi="BRH Devanagari Extra" w:cs="BRH Devanagari Extra"/>
+                <w:color w:val="000000"/>
+                <w:sz w:val="40"/>
+                <w:szCs w:val="40"/>
+                <w:lang w:bidi="ml-IN"/>
+              </w:rPr>
+              <w:t>aÉëÉ</w:t>
+            </w:r>
+            <w:proofErr w:type="spellEnd"/>
+            <w:r>
+              <w:rPr>
+                <w:rFonts w:ascii="BRH Malayalam Extra" w:hAnsi="BRH Malayalam Extra" w:cs="BRH Devanagari Extra"/>
+                <w:color w:val="000000"/>
+                <w:sz w:val="32"/>
+                <w:szCs w:val="40"/>
+                <w:lang w:bidi="ml-IN"/>
+              </w:rPr>
+              <w:t>–</w:t>
+            </w:r>
+            <w:r>
+              <w:rPr>
+                <w:rFonts w:ascii="BRH Devanagari Extra" w:hAnsi="BRH Devanagari Extra" w:cs="BRH Devanagari Extra"/>
+                <w:color w:val="000000"/>
+                <w:sz w:val="40"/>
+                <w:szCs w:val="40"/>
+                <w:lang w:bidi="ml-IN"/>
+              </w:rPr>
+              <w:t xml:space="preserve">È | </w:t>
+            </w:r>
+            <w:r>
+              <w:rPr>
+                <w:rFonts w:ascii="BRH Devanagari Extra" w:hAnsi="BRH Devanagari Extra" w:cs="BRH Devanagari Extra"/>
+                <w:color w:val="000000"/>
+                <w:sz w:val="40"/>
+                <w:szCs w:val="40"/>
+                <w:lang w:bidi="ml-IN"/>
+              </w:rPr>
+              <w:br/>
+            </w:r>
+            <w:proofErr w:type="spellStart"/>
+            <w:r>
+              <w:rPr>
+                <w:rFonts w:ascii="BRH Devanagari Extra" w:hAnsi="BRH Devanagari Extra" w:cs="BRH Devanagari Extra"/>
+                <w:color w:val="000000"/>
+                <w:sz w:val="40"/>
+                <w:szCs w:val="40"/>
+                <w:highlight w:val="yellow"/>
+                <w:lang w:bidi="ml-IN"/>
+              </w:rPr>
+              <w:t>aÉ×WûÉþ</w:t>
+            </w:r>
+            <w:proofErr w:type="spellEnd"/>
+            <w:r>
+              <w:rPr>
+                <w:rFonts w:ascii="BRH Devanagari Extra" w:hAnsi="BRH Devanagari Extra" w:cs="BRH Devanagari Extra"/>
+                <w:color w:val="000000"/>
+                <w:sz w:val="40"/>
+                <w:szCs w:val="40"/>
+                <w:lang w:bidi="ml-IN"/>
+              </w:rPr>
+              <w:t xml:space="preserve"> aÉ×</w:t>
+            </w:r>
+            <w:r>
+              <w:rPr>
+                <w:rFonts w:ascii="BRH Malayalam Extra" w:hAnsi="BRH Malayalam Extra" w:cs="BRH Devanagari Extra"/>
+                <w:color w:val="000000"/>
+                <w:sz w:val="32"/>
+                <w:szCs w:val="40"/>
+                <w:lang w:bidi="ml-IN"/>
+              </w:rPr>
+              <w:t>–</w:t>
+            </w:r>
+            <w:r>
+              <w:rPr>
+                <w:rFonts w:ascii="BRH Devanagari Extra" w:hAnsi="BRH Devanagari Extra" w:cs="BRH Devanagari Extra"/>
+                <w:color w:val="000000"/>
+                <w:sz w:val="40"/>
+                <w:szCs w:val="40"/>
+                <w:lang w:bidi="ml-IN"/>
+              </w:rPr>
+              <w:t>½liÉ</w:t>
+            </w:r>
+            <w:r>
+              <w:rPr>
+                <w:rFonts w:ascii="BRH Devanagari Extra" w:hAnsi="BRH Devanagari Extra" w:cs="BRH Devanagari Extra"/>
+                <w:color w:val="000000"/>
+                <w:sz w:val="40"/>
+                <w:szCs w:val="40"/>
+                <w:lang w:bidi="ml-IN"/>
+              </w:rPr>
+              <w:t>å</w:t>
+            </w:r>
+            <w:r>
+              <w:rPr>
+                <w:rFonts w:ascii="BRH Devanagari Extra" w:hAnsi="BRH Devanagari Extra" w:cs="BRH Devanagari Extra"/>
+                <w:color w:val="000000"/>
+                <w:sz w:val="40"/>
+                <w:szCs w:val="40"/>
+                <w:lang w:bidi="ml-IN"/>
+              </w:rPr>
+              <w:t>ÿ |</w:t>
+            </w:r>
+          </w:p>
+        </w:tc>
+        <w:tc>
+          <w:tcPr>
+            <w:tcW w:w="5220" w:type="dxa"/>
+          </w:tcPr>
+          <w:p>
+            <w:pPr>
+              <w:widowControl w:val="0"/>
+              <w:autoSpaceDE w:val="0"/>
+              <w:autoSpaceDN w:val="0"/>
+              <w:adjustRightInd w:val="0"/>
+              <w:spacing w:line="252" w:lineRule="auto"/>
+              <w:rPr>
+                <w:rFonts w:ascii="BRH Devanagari Extra" w:hAnsi="BRH Devanagari Extra" w:cs="BRH Devanagari Extra"/>
+                <w:color w:val="000000"/>
+                <w:sz w:val="40"/>
+                <w:szCs w:val="40"/>
+                <w:lang w:bidi="ml-IN"/>
+              </w:rPr>
+            </w:pPr>
+            <w:r>
+              <w:rPr>
+                <w:rFonts w:ascii="BRH Devanagari Extra" w:hAnsi="BRH Devanagari Extra" w:cs="BRH Devanagari Extra"/>
+                <w:color w:val="000000"/>
+                <w:sz w:val="40"/>
+                <w:szCs w:val="40"/>
+                <w:lang w:bidi="ml-IN"/>
+              </w:rPr>
+              <w:t>AÉ</w:t>
+            </w:r>
+            <w:r>
+              <w:rPr>
+                <w:rFonts w:ascii="BRH Malayalam Extra" w:hAnsi="BRH Malayalam Extra" w:cs="BRH Devanagari Extra"/>
+                <w:color w:val="000000"/>
+                <w:sz w:val="32"/>
+                <w:szCs w:val="40"/>
+                <w:lang w:bidi="ml-IN"/>
+              </w:rPr>
+              <w:t>–</w:t>
+            </w:r>
+            <w:r>
+              <w:rPr>
+                <w:rFonts w:ascii="BRH Devanagari Extra" w:hAnsi="BRH Devanagari Extra" w:cs="BRH Devanagari Extra"/>
+                <w:color w:val="000000"/>
+                <w:sz w:val="40"/>
+                <w:szCs w:val="40"/>
+                <w:lang w:bidi="ml-IN"/>
+              </w:rPr>
+              <w:t>aÉë</w:t>
+            </w:r>
+            <w:r>
+              <w:rPr>
+                <w:rFonts w:ascii="BRH Malayalam Extra" w:hAnsi="BRH Malayalam Extra" w:cs="BRH Devanagari Extra"/>
+                <w:color w:val="000000"/>
+                <w:sz w:val="32"/>
+                <w:szCs w:val="40"/>
+                <w:lang w:bidi="ml-IN"/>
+              </w:rPr>
+              <w:t>–</w:t>
+            </w:r>
+            <w:r>
+              <w:rPr>
+                <w:rFonts w:ascii="BRH Devanagari Extra" w:hAnsi="BRH Devanagari Extra" w:cs="BRH Devanagari Extra"/>
+                <w:color w:val="000000"/>
+                <w:sz w:val="40"/>
+                <w:szCs w:val="40"/>
+                <w:lang w:bidi="ml-IN"/>
+              </w:rPr>
+              <w:t>rÉ</w:t>
+            </w:r>
+            <w:r>
+              <w:rPr>
+                <w:rFonts w:ascii="BRH Malayalam Extra" w:hAnsi="BRH Malayalam Extra" w:cs="BRH Devanagari Extra"/>
+                <w:color w:val="000000"/>
+                <w:sz w:val="32"/>
+                <w:szCs w:val="40"/>
+                <w:lang w:bidi="ml-IN"/>
+              </w:rPr>
+              <w:t>–</w:t>
+            </w:r>
+            <w:proofErr w:type="spellStart"/>
+            <w:r>
+              <w:rPr>
+                <w:rFonts w:ascii="BRH Devanagari Extra" w:hAnsi="BRH Devanagari Extra" w:cs="BRH Devanagari Extra"/>
+                <w:color w:val="000000"/>
+                <w:sz w:val="40"/>
+                <w:szCs w:val="40"/>
+                <w:lang w:bidi="ml-IN"/>
+              </w:rPr>
+              <w:t>hÉÉaÉëÉ</w:t>
+            </w:r>
+            <w:proofErr w:type="spellEnd"/>
+            <w:r>
+              <w:rPr>
+                <w:rFonts w:ascii="BRH Malayalam Extra" w:hAnsi="BRH Malayalam Extra" w:cs="BRH Devanagari Extra"/>
+                <w:color w:val="000000"/>
+                <w:sz w:val="32"/>
+                <w:szCs w:val="40"/>
+                <w:lang w:bidi="ml-IN"/>
+              </w:rPr>
+              <w:t>–</w:t>
+            </w:r>
+            <w:r>
+              <w:rPr>
+                <w:rFonts w:ascii="BRH Devanagari Extra" w:hAnsi="BRH Devanagari Extra" w:cs="BRH Devanagari Extra"/>
+                <w:color w:val="000000"/>
+                <w:sz w:val="40"/>
+                <w:szCs w:val="40"/>
+                <w:lang w:bidi="ml-IN"/>
+              </w:rPr>
+              <w:t xml:space="preserve"> </w:t>
+            </w:r>
+            <w:proofErr w:type="spellStart"/>
+            <w:r>
+              <w:rPr>
+                <w:rFonts w:ascii="BRH Devanagari Extra" w:hAnsi="BRH Devanagari Extra" w:cs="BRH Devanagari Extra"/>
+                <w:color w:val="000000"/>
+                <w:sz w:val="40"/>
+                <w:szCs w:val="40"/>
+                <w:lang w:bidi="ml-IN"/>
+              </w:rPr>
+              <w:t>aÉëWûÉÿÈ</w:t>
+            </w:r>
+            <w:proofErr w:type="spellEnd"/>
+            <w:r>
+              <w:rPr>
+                <w:rFonts w:ascii="BRH Devanagari Extra" w:hAnsi="BRH Devanagari Extra" w:cs="BRH Devanagari Extra"/>
+                <w:color w:val="000000"/>
+                <w:sz w:val="40"/>
+                <w:szCs w:val="40"/>
+                <w:lang w:bidi="ml-IN"/>
+              </w:rPr>
+              <w:t xml:space="preserve"> | </w:t>
+            </w:r>
+          </w:p>
+          <w:p>
+            <w:pPr>
+              <w:spacing w:before="0" w:line="240" w:lineRule="auto"/>
+              <w:rPr>
+                <w:rFonts w:ascii="BRH Devanagari Extra" w:hAnsi="BRH Devanagari Extra" w:cs="BRH Devanagari Extra"/>
+                <w:color w:val="000000"/>
+                <w:sz w:val="40"/>
+                <w:szCs w:val="40"/>
+                <w:lang w:bidi="ml-IN"/>
+              </w:rPr>
+            </w:pPr>
+            <w:r>
+              <w:rPr>
+                <w:rFonts w:ascii="BRH Devanagari Extra" w:hAnsi="BRH Devanagari Extra" w:cs="BRH Devanagari Extra"/>
+                <w:color w:val="000000"/>
+                <w:sz w:val="40"/>
+                <w:szCs w:val="40"/>
+                <w:lang w:bidi="ml-IN"/>
+              </w:rPr>
+              <w:t>AÉ</w:t>
+            </w:r>
+            <w:r>
+              <w:rPr>
+                <w:rFonts w:ascii="BRH Malayalam Extra" w:hAnsi="BRH Malayalam Extra" w:cs="BRH Devanagari Extra"/>
+                <w:color w:val="000000"/>
+                <w:sz w:val="32"/>
+                <w:szCs w:val="40"/>
+                <w:lang w:bidi="ml-IN"/>
+              </w:rPr>
+              <w:t>–</w:t>
+            </w:r>
+            <w:r>
+              <w:rPr>
+                <w:rFonts w:ascii="BRH Devanagari Extra" w:hAnsi="BRH Devanagari Extra" w:cs="BRH Devanagari Extra"/>
+                <w:color w:val="000000"/>
+                <w:sz w:val="40"/>
+                <w:szCs w:val="40"/>
+                <w:lang w:bidi="ml-IN"/>
+              </w:rPr>
+              <w:t>aÉë</w:t>
+            </w:r>
+            <w:r>
+              <w:rPr>
+                <w:rFonts w:ascii="BRH Malayalam Extra" w:hAnsi="BRH Malayalam Extra" w:cs="BRH Devanagari Extra"/>
+                <w:color w:val="000000"/>
+                <w:sz w:val="32"/>
+                <w:szCs w:val="40"/>
+                <w:lang w:bidi="ml-IN"/>
+              </w:rPr>
+              <w:t>–</w:t>
+            </w:r>
+            <w:r>
+              <w:rPr>
+                <w:rFonts w:ascii="BRH Devanagari Extra" w:hAnsi="BRH Devanagari Extra" w:cs="BRH Devanagari Extra"/>
+                <w:color w:val="000000"/>
+                <w:sz w:val="40"/>
+                <w:szCs w:val="40"/>
+                <w:lang w:bidi="ml-IN"/>
+              </w:rPr>
+              <w:t>rÉ</w:t>
+            </w:r>
+            <w:r>
+              <w:rPr>
+                <w:rFonts w:ascii="BRH Malayalam Extra" w:hAnsi="BRH Malayalam Extra" w:cs="BRH Devanagari Extra"/>
+                <w:color w:val="000000"/>
+                <w:sz w:val="32"/>
+                <w:szCs w:val="40"/>
+                <w:lang w:bidi="ml-IN"/>
+              </w:rPr>
+              <w:t>–</w:t>
+            </w:r>
+            <w:proofErr w:type="spellStart"/>
+            <w:r>
+              <w:rPr>
+                <w:rFonts w:ascii="BRH Devanagari Extra" w:hAnsi="BRH Devanagari Extra" w:cs="BRH Devanagari Extra"/>
+                <w:color w:val="000000"/>
+                <w:sz w:val="40"/>
+                <w:szCs w:val="40"/>
+                <w:lang w:bidi="ml-IN"/>
+              </w:rPr>
+              <w:t>hÉÉaÉëÉ</w:t>
+            </w:r>
+            <w:proofErr w:type="spellEnd"/>
+            <w:r>
+              <w:rPr>
+                <w:rFonts w:ascii="BRH Malayalam Extra" w:hAnsi="BRH Malayalam Extra" w:cs="BRH Devanagari Extra"/>
+                <w:color w:val="000000"/>
+                <w:sz w:val="32"/>
+                <w:szCs w:val="40"/>
+                <w:lang w:bidi="ml-IN"/>
+              </w:rPr>
+              <w:t>–</w:t>
+            </w:r>
+            <w:r>
+              <w:rPr>
+                <w:rFonts w:ascii="BRH Devanagari Extra" w:hAnsi="BRH Devanagari Extra" w:cs="BRH Devanagari Extra"/>
+                <w:color w:val="000000"/>
+                <w:sz w:val="40"/>
+                <w:szCs w:val="40"/>
+                <w:lang w:bidi="ml-IN"/>
+              </w:rPr>
+              <w:t xml:space="preserve"> </w:t>
+            </w:r>
+            <w:proofErr w:type="spellStart"/>
+            <w:r>
+              <w:rPr>
+                <w:rFonts w:ascii="BRH Devanagari Extra" w:hAnsi="BRH Devanagari Extra" w:cs="BRH Devanagari Extra"/>
+                <w:color w:val="000000"/>
+                <w:sz w:val="40"/>
+                <w:szCs w:val="40"/>
+                <w:lang w:bidi="ml-IN"/>
+              </w:rPr>
+              <w:t>CirÉÉÿaÉërÉ</w:t>
+            </w:r>
+            <w:proofErr w:type="spellEnd"/>
+            <w:r>
+              <w:rPr>
+                <w:rFonts w:ascii="BRH Malayalam Extra" w:hAnsi="BRH Malayalam Extra" w:cs="BRH Devanagari Extra"/>
+                <w:color w:val="000000"/>
+                <w:sz w:val="32"/>
+                <w:szCs w:val="40"/>
+                <w:lang w:bidi="ml-IN"/>
+              </w:rPr>
+              <w:t>–</w:t>
+            </w:r>
+            <w:r>
+              <w:rPr>
+                <w:rFonts w:ascii="BRH Devanagari Extra" w:hAnsi="BRH Devanagari Extra" w:cs="BRH Devanagari Extra"/>
+                <w:color w:val="000000"/>
+                <w:sz w:val="40"/>
+                <w:szCs w:val="40"/>
+                <w:lang w:bidi="ml-IN"/>
+              </w:rPr>
+              <w:t>hÉ - A</w:t>
+            </w:r>
+            <w:r>
+              <w:rPr>
+                <w:rFonts w:ascii="BRH Malayalam Extra" w:hAnsi="BRH Malayalam Extra" w:cs="BRH Devanagari Extra"/>
+                <w:color w:val="000000"/>
+                <w:sz w:val="32"/>
+                <w:szCs w:val="40"/>
+                <w:lang w:bidi="ml-IN"/>
+              </w:rPr>
+              <w:t>–</w:t>
+            </w:r>
+            <w:proofErr w:type="spellStart"/>
+            <w:r>
+              <w:rPr>
+                <w:rFonts w:ascii="BRH Devanagari Extra" w:hAnsi="BRH Devanagari Extra" w:cs="BRH Devanagari Extra"/>
+                <w:color w:val="000000"/>
+                <w:sz w:val="40"/>
+                <w:szCs w:val="40"/>
+                <w:lang w:bidi="ml-IN"/>
+              </w:rPr>
+              <w:t>aÉëÉ</w:t>
+            </w:r>
+            <w:proofErr w:type="spellEnd"/>
+            <w:r>
+              <w:rPr>
+                <w:rFonts w:ascii="BRH Malayalam Extra" w:hAnsi="BRH Malayalam Extra" w:cs="BRH Devanagari Extra"/>
+                <w:color w:val="000000"/>
+                <w:sz w:val="32"/>
+                <w:szCs w:val="40"/>
+                <w:lang w:bidi="ml-IN"/>
+              </w:rPr>
+              <w:t>–</w:t>
+            </w:r>
+            <w:r>
+              <w:rPr>
+                <w:rFonts w:ascii="BRH Devanagari Extra" w:hAnsi="BRH Devanagari Extra" w:cs="BRH Devanagari Extra"/>
+                <w:color w:val="000000"/>
+                <w:sz w:val="40"/>
+                <w:szCs w:val="40"/>
+                <w:lang w:bidi="ml-IN"/>
+              </w:rPr>
+              <w:t xml:space="preserve">È | </w:t>
+            </w:r>
+            <w:proofErr w:type="spellStart"/>
+            <w:r>
+              <w:rPr>
+                <w:rFonts w:ascii="BRH Devanagari Extra" w:hAnsi="BRH Devanagari Extra" w:cs="BRH Devanagari Extra"/>
+                <w:color w:val="000000"/>
+                <w:sz w:val="40"/>
+                <w:szCs w:val="40"/>
+                <w:highlight w:val="green"/>
+                <w:lang w:bidi="ml-IN"/>
+              </w:rPr>
+              <w:t>aÉëWûÉþ</w:t>
+            </w:r>
+            <w:proofErr w:type="spellEnd"/>
+            <w:r>
+              <w:rPr>
+                <w:rFonts w:ascii="BRH Devanagari Extra" w:hAnsi="BRH Devanagari Extra" w:cs="BRH Devanagari Extra"/>
+                <w:color w:val="000000"/>
+                <w:sz w:val="40"/>
+                <w:szCs w:val="40"/>
+                <w:lang w:bidi="ml-IN"/>
+              </w:rPr>
+              <w:t xml:space="preserve"> aÉ×</w:t>
+            </w:r>
+            <w:r>
+              <w:rPr>
+                <w:rFonts w:ascii="BRH Malayalam Extra" w:hAnsi="BRH Malayalam Extra" w:cs="BRH Devanagari Extra"/>
+                <w:color w:val="000000"/>
+                <w:sz w:val="32"/>
+                <w:szCs w:val="40"/>
+                <w:lang w:bidi="ml-IN"/>
+              </w:rPr>
+              <w:t>–</w:t>
+            </w:r>
+            <w:r>
+              <w:rPr>
+                <w:rFonts w:ascii="BRH Devanagari Extra" w:hAnsi="BRH Devanagari Extra" w:cs="BRH Devanagari Extra"/>
+                <w:color w:val="000000"/>
+                <w:sz w:val="40"/>
+                <w:szCs w:val="40"/>
+                <w:lang w:bidi="ml-IN"/>
+              </w:rPr>
+              <w:t>½liÉ</w:t>
+            </w:r>
+            <w:r>
+              <w:rPr>
+                <w:rFonts w:ascii="BRH Devanagari Extra" w:hAnsi="BRH Devanagari Extra" w:cs="BRH Devanagari Extra"/>
+                <w:color w:val="000000"/>
+                <w:sz w:val="40"/>
+                <w:szCs w:val="40"/>
+                <w:lang w:bidi="ml-IN"/>
+              </w:rPr>
+              <w:t>å</w:t>
+            </w:r>
+            <w:r>
+              <w:rPr>
+                <w:rFonts w:ascii="BRH Devanagari Extra" w:hAnsi="BRH Devanagari Extra" w:cs="BRH Devanagari Extra"/>
+                <w:color w:val="000000"/>
+                <w:sz w:val="40"/>
+                <w:szCs w:val="40"/>
+                <w:lang w:bidi="ml-IN"/>
+              </w:rPr>
+              <w:t>ÿ |</w:t>
+            </w:r>
+          </w:p>
+        </w:tc>
+      </w:tr>
+      <w:tr>
+        <w:trPr>
+          <w:trHeight w:val="1359"/>
+        </w:trPr>
+        <w:tc>
+          <w:tcPr>
+            <w:tcW w:w="4048" w:type="dxa"/>
+          </w:tcPr>
+          <w:p>
+            <w:pPr>
+              <w:widowControl w:val="0"/>
+              <w:tabs>
+                <w:tab w:val="left" w:pos="993"/>
+              </w:tabs>
+              <w:autoSpaceDE w:val="0"/>
+              <w:autoSpaceDN w:val="0"/>
+              <w:adjustRightInd w:val="0"/>
+              <w:spacing w:before="0" w:line="252" w:lineRule="auto"/>
+              <w:ind w:right="297"/>
+              <w:rPr>
+                <w:rFonts w:cs="Arial"/>
+                <w:b/>
+                <w:sz w:val="28"/>
+                <w:szCs w:val="32"/>
+              </w:rPr>
+            </w:pPr>
+            <w:r>
+              <w:rPr>
+                <w:rFonts w:cs="Arial"/>
+                <w:b/>
+                <w:sz w:val="28"/>
+                <w:szCs w:val="32"/>
+              </w:rPr>
+              <w:t>T.S.6.4.</w:t>
+            </w:r>
+            <w:r>
+              <w:rPr>
+                <w:rFonts w:cs="Arial"/>
+                <w:b/>
+                <w:sz w:val="28"/>
+                <w:szCs w:val="32"/>
+              </w:rPr>
+              <w:t>11.2</w:t>
+            </w:r>
+            <w:r>
+              <w:rPr>
+                <w:rFonts w:cs="Arial"/>
+                <w:b/>
+                <w:sz w:val="28"/>
+                <w:szCs w:val="32"/>
+              </w:rPr>
+              <w:t xml:space="preserve"> – Kramam</w:t>
+            </w:r>
+          </w:p>
+          <w:p>
+            <w:pPr>
+              <w:widowControl w:val="0"/>
+              <w:tabs>
+                <w:tab w:val="left" w:pos="993"/>
+              </w:tabs>
+              <w:autoSpaceDE w:val="0"/>
+              <w:autoSpaceDN w:val="0"/>
+              <w:adjustRightInd w:val="0"/>
+              <w:spacing w:before="0" w:line="252" w:lineRule="auto"/>
+              <w:ind w:right="297"/>
+              <w:rPr>
+                <w:rFonts w:cs="Arial"/>
+                <w:b/>
+                <w:sz w:val="28"/>
+                <w:szCs w:val="32"/>
+                <w:lang w:val="en-IN"/>
+              </w:rPr>
+            </w:pPr>
+            <w:r>
+              <w:rPr>
+                <w:rFonts w:cs="Arial"/>
+                <w:b/>
+                <w:sz w:val="28"/>
+                <w:szCs w:val="32"/>
+                <w:lang w:val="en-IN"/>
+              </w:rPr>
+              <w:t>Krama Vaakyam No.–</w:t>
+            </w:r>
+            <w:r>
+              <w:rPr>
+                <w:rFonts w:cs="Arial"/>
+                <w:b/>
+                <w:sz w:val="28"/>
+                <w:szCs w:val="32"/>
+                <w:lang w:val="en-IN"/>
+              </w:rPr>
+              <w:t xml:space="preserve"> 35</w:t>
+            </w:r>
+          </w:p>
+          <w:p>
+            <w:pPr>
+              <w:widowControl w:val="0"/>
+              <w:autoSpaceDE w:val="0"/>
+              <w:autoSpaceDN w:val="0"/>
+              <w:adjustRightInd w:val="0"/>
+              <w:spacing w:before="0" w:line="264" w:lineRule="auto"/>
+              <w:jc w:val="both"/>
+              <w:rPr>
+                <w:rFonts w:cs="Arial"/>
+                <w:b/>
+                <w:sz w:val="28"/>
+                <w:szCs w:val="28"/>
+                <w:lang w:val="it-IT"/>
+              </w:rPr>
+            </w:pPr>
+            <w:r>
+              <w:rPr>
+                <w:rFonts w:cs="Arial"/>
+                <w:b/>
+                <w:sz w:val="28"/>
+                <w:szCs w:val="32"/>
+                <w:lang w:val="it-IT"/>
+              </w:rPr>
+              <w:t>Panchaati No</w:t>
+            </w:r>
+            <w:r>
+              <w:rPr>
+                <w:rFonts w:cs="Arial"/>
+                <w:b/>
+                <w:szCs w:val="32"/>
+                <w:lang w:val="it-IT"/>
+              </w:rPr>
+              <w:t>. –</w:t>
+            </w:r>
+            <w:r>
+              <w:rPr>
+                <w:rFonts w:cs="Arial"/>
+                <w:b/>
+                <w:sz w:val="28"/>
+                <w:szCs w:val="28"/>
+                <w:lang w:val="it-IT"/>
+              </w:rPr>
+              <w:t xml:space="preserve"> 4</w:t>
+            </w:r>
+            <w:r>
+              <w:rPr>
+                <w:rFonts w:cs="Arial"/>
+                <w:b/>
+                <w:sz w:val="28"/>
+                <w:szCs w:val="28"/>
+                <w:lang w:val="it-IT"/>
+              </w:rPr>
+              <w:t>9</w:t>
+            </w:r>
+          </w:p>
+          <w:p>
+            <w:pPr>
+              <w:widowControl w:val="0"/>
+              <w:tabs>
+                <w:tab w:val="left" w:pos="993"/>
+              </w:tabs>
+              <w:autoSpaceDE w:val="0"/>
+              <w:autoSpaceDN w:val="0"/>
+              <w:adjustRightInd w:val="0"/>
+              <w:spacing w:before="0" w:line="252" w:lineRule="auto"/>
+              <w:ind w:right="297"/>
+              <w:rPr>
+                <w:rFonts w:cs="Arial"/>
+                <w:b/>
+                <w:sz w:val="28"/>
+                <w:szCs w:val="32"/>
+              </w:rPr>
+            </w:pPr>
+          </w:p>
+        </w:tc>
+        <w:tc>
+          <w:tcPr>
+            <w:tcW w:w="4738" w:type="dxa"/>
+          </w:tcPr>
+          <w:p>
+            <w:pPr>
+              <w:widowControl w:val="0"/>
+              <w:autoSpaceDE w:val="0"/>
+              <w:autoSpaceDN w:val="0"/>
+              <w:adjustRightInd w:val="0"/>
+              <w:spacing w:line="252" w:lineRule="auto"/>
+              <w:rPr>
+                <w:rFonts w:ascii="BRH Devanagari Extra" w:hAnsi="BRH Devanagari Extra" w:cs="BRH Devanagari Extra"/>
+                <w:color w:val="000000"/>
+                <w:sz w:val="40"/>
+                <w:szCs w:val="40"/>
+                <w:lang w:bidi="ml-IN"/>
+              </w:rPr>
+            </w:pPr>
+            <w:proofErr w:type="spellStart"/>
+            <w:r>
+              <w:rPr>
+                <w:rFonts w:ascii="BRH Devanagari Extra" w:hAnsi="BRH Devanagari Extra" w:cs="BRH Devanagari Extra"/>
+                <w:color w:val="000000"/>
+                <w:sz w:val="40"/>
+                <w:szCs w:val="40"/>
+                <w:lang w:bidi="ml-IN"/>
+              </w:rPr>
+              <w:t>iÉÔ</w:t>
+            </w:r>
+            <w:proofErr w:type="spellEnd"/>
+            <w:r>
+              <w:rPr>
+                <w:rFonts w:ascii="BRH Malayalam Extra" w:hAnsi="BRH Malayalam Extra" w:cs="BRH Devanagari Extra"/>
+                <w:color w:val="000000"/>
+                <w:sz w:val="32"/>
+                <w:szCs w:val="40"/>
+                <w:lang w:bidi="ml-IN"/>
+              </w:rPr>
+              <w:t>–</w:t>
+            </w:r>
+            <w:proofErr w:type="spellStart"/>
+            <w:r>
+              <w:rPr>
+                <w:rFonts w:ascii="BRH Devanagari Extra" w:hAnsi="BRH Devanagari Extra" w:cs="BRH Devanagari Extra"/>
+                <w:color w:val="000000"/>
+                <w:sz w:val="40"/>
+                <w:szCs w:val="40"/>
+                <w:lang w:bidi="ml-IN"/>
+              </w:rPr>
+              <w:t>whÉÏqÉç</w:t>
+            </w:r>
+            <w:proofErr w:type="spellEnd"/>
+            <w:r>
+              <w:rPr>
+                <w:rFonts w:ascii="BRH Devanagari Extra" w:hAnsi="BRH Devanagari Extra" w:cs="BRH Devanagari Extra"/>
+                <w:color w:val="000000"/>
+                <w:sz w:val="40"/>
+                <w:szCs w:val="40"/>
+                <w:lang w:bidi="ml-IN"/>
+              </w:rPr>
+              <w:t xml:space="preserve"> </w:t>
+            </w:r>
+            <w:proofErr w:type="spellStart"/>
+            <w:r>
+              <w:rPr>
+                <w:rFonts w:ascii="BRH Devanagari Extra" w:hAnsi="BRH Devanagari Extra" w:cs="BRH Devanagari Extra"/>
+                <w:color w:val="000000"/>
+                <w:sz w:val="40"/>
+                <w:szCs w:val="40"/>
+                <w:lang w:bidi="ml-IN"/>
+              </w:rPr>
+              <w:t>aÉëWûÉlÉçþ</w:t>
+            </w:r>
+            <w:proofErr w:type="spellEnd"/>
+            <w:r>
+              <w:rPr>
+                <w:rFonts w:ascii="BRH Devanagari Extra" w:hAnsi="BRH Devanagari Extra" w:cs="BRH Devanagari Extra"/>
+                <w:color w:val="000000"/>
+                <w:sz w:val="40"/>
+                <w:szCs w:val="40"/>
+                <w:lang w:bidi="ml-IN"/>
+              </w:rPr>
+              <w:t xml:space="preserve"> | </w:t>
+            </w:r>
+            <w:proofErr w:type="spellStart"/>
+            <w:r>
+              <w:rPr>
+                <w:rFonts w:ascii="BRH Devanagari Extra" w:hAnsi="BRH Devanagari Extra" w:cs="BRH Devanagari Extra"/>
+                <w:color w:val="000000"/>
+                <w:sz w:val="40"/>
+                <w:szCs w:val="40"/>
+                <w:highlight w:val="yellow"/>
+                <w:lang w:bidi="ml-IN"/>
+              </w:rPr>
+              <w:t>aÉ×Wû</w:t>
+            </w:r>
+            <w:r>
+              <w:rPr>
+                <w:rFonts w:ascii="BRH Devanagari Extra" w:hAnsi="BRH Devanagari Extra" w:cs="BRH Devanagari Extra"/>
+                <w:color w:val="000000"/>
+                <w:sz w:val="40"/>
+                <w:szCs w:val="40"/>
+                <w:lang w:bidi="ml-IN"/>
+              </w:rPr>
+              <w:t>ÉþlÉaÉ</w:t>
+            </w:r>
+            <w:proofErr w:type="spellEnd"/>
+            <w:r>
+              <w:rPr>
+                <w:rFonts w:ascii="BRH Devanagari Extra" w:hAnsi="BRH Devanagari Extra" w:cs="BRH Devanagari Extra"/>
+                <w:color w:val="000000"/>
+                <w:sz w:val="40"/>
+                <w:szCs w:val="40"/>
+                <w:lang w:bidi="ml-IN"/>
+              </w:rPr>
+              <w:t>×º</w:t>
+            </w:r>
+            <w:proofErr w:type="spellStart"/>
+            <w:r>
+              <w:rPr>
+                <w:rFonts w:ascii="BRH Devanagari Extra" w:hAnsi="BRH Devanagari Extra" w:cs="BRH Devanagari Extra"/>
+                <w:color w:val="000000"/>
+                <w:sz w:val="40"/>
+                <w:szCs w:val="40"/>
+                <w:lang w:bidi="ml-IN"/>
+              </w:rPr>
+              <w:t>ûiÉ</w:t>
+            </w:r>
+            <w:proofErr w:type="spellEnd"/>
+            <w:r>
+              <w:rPr>
+                <w:rFonts w:ascii="BRH Devanagari Extra" w:hAnsi="BRH Devanagari Extra" w:cs="BRH Devanagari Extra"/>
+                <w:color w:val="000000"/>
+                <w:sz w:val="40"/>
+                <w:szCs w:val="40"/>
+                <w:lang w:bidi="ml-IN"/>
+              </w:rPr>
+              <w:t xml:space="preserve"> |</w:t>
+            </w:r>
+          </w:p>
+        </w:tc>
+        <w:tc>
+          <w:tcPr>
+            <w:tcW w:w="5220" w:type="dxa"/>
+          </w:tcPr>
+          <w:p>
+            <w:pPr>
+              <w:widowControl w:val="0"/>
+              <w:autoSpaceDE w:val="0"/>
+              <w:autoSpaceDN w:val="0"/>
+              <w:adjustRightInd w:val="0"/>
+              <w:spacing w:line="252" w:lineRule="auto"/>
+              <w:rPr>
+                <w:rFonts w:ascii="BRH Devanagari Extra" w:hAnsi="BRH Devanagari Extra" w:cs="BRH Devanagari Extra"/>
+                <w:color w:val="000000"/>
+                <w:sz w:val="40"/>
+                <w:szCs w:val="40"/>
+                <w:lang w:bidi="ml-IN"/>
+              </w:rPr>
+            </w:pPr>
+            <w:proofErr w:type="spellStart"/>
+            <w:r>
+              <w:rPr>
+                <w:rFonts w:ascii="BRH Devanagari Extra" w:hAnsi="BRH Devanagari Extra" w:cs="BRH Devanagari Extra"/>
+                <w:color w:val="000000"/>
+                <w:sz w:val="40"/>
+                <w:szCs w:val="40"/>
+                <w:lang w:bidi="ml-IN"/>
+              </w:rPr>
+              <w:t>iÉÔ</w:t>
+            </w:r>
+            <w:proofErr w:type="spellEnd"/>
+            <w:r>
+              <w:rPr>
+                <w:rFonts w:ascii="BRH Malayalam Extra" w:hAnsi="BRH Malayalam Extra" w:cs="BRH Devanagari Extra"/>
+                <w:color w:val="000000"/>
+                <w:sz w:val="32"/>
+                <w:szCs w:val="40"/>
+                <w:lang w:bidi="ml-IN"/>
+              </w:rPr>
+              <w:t>–</w:t>
+            </w:r>
+            <w:proofErr w:type="spellStart"/>
+            <w:r>
+              <w:rPr>
+                <w:rFonts w:ascii="BRH Devanagari Extra" w:hAnsi="BRH Devanagari Extra" w:cs="BRH Devanagari Extra"/>
+                <w:color w:val="000000"/>
+                <w:sz w:val="40"/>
+                <w:szCs w:val="40"/>
+                <w:lang w:bidi="ml-IN"/>
+              </w:rPr>
+              <w:t>whÉÏqÉç</w:t>
+            </w:r>
+            <w:proofErr w:type="spellEnd"/>
+            <w:r>
+              <w:rPr>
+                <w:rFonts w:ascii="BRH Devanagari Extra" w:hAnsi="BRH Devanagari Extra" w:cs="BRH Devanagari Extra"/>
+                <w:color w:val="000000"/>
+                <w:sz w:val="40"/>
+                <w:szCs w:val="40"/>
+                <w:lang w:bidi="ml-IN"/>
+              </w:rPr>
+              <w:t xml:space="preserve"> </w:t>
+            </w:r>
+            <w:proofErr w:type="spellStart"/>
+            <w:r>
+              <w:rPr>
+                <w:rFonts w:ascii="BRH Devanagari Extra" w:hAnsi="BRH Devanagari Extra" w:cs="BRH Devanagari Extra"/>
+                <w:color w:val="000000"/>
+                <w:sz w:val="40"/>
+                <w:szCs w:val="40"/>
+                <w:lang w:bidi="ml-IN"/>
+              </w:rPr>
+              <w:t>aÉëWûÉlÉçþ</w:t>
+            </w:r>
+            <w:proofErr w:type="spellEnd"/>
+            <w:r>
+              <w:rPr>
+                <w:rFonts w:ascii="BRH Devanagari Extra" w:hAnsi="BRH Devanagari Extra" w:cs="BRH Devanagari Extra"/>
+                <w:color w:val="000000"/>
+                <w:sz w:val="40"/>
+                <w:szCs w:val="40"/>
+                <w:lang w:bidi="ml-IN"/>
+              </w:rPr>
+              <w:t xml:space="preserve"> | </w:t>
+            </w:r>
+            <w:proofErr w:type="spellStart"/>
+            <w:r>
+              <w:rPr>
+                <w:rFonts w:ascii="BRH Devanagari Extra" w:hAnsi="BRH Devanagari Extra" w:cs="BRH Devanagari Extra"/>
+                <w:color w:val="000000"/>
+                <w:sz w:val="40"/>
+                <w:szCs w:val="40"/>
+                <w:highlight w:val="green"/>
+                <w:lang w:bidi="ml-IN"/>
+              </w:rPr>
+              <w:t>aÉëWûÉþ</w:t>
+            </w:r>
+            <w:r>
+              <w:rPr>
+                <w:rFonts w:ascii="BRH Devanagari Extra" w:hAnsi="BRH Devanagari Extra" w:cs="BRH Devanagari Extra"/>
+                <w:color w:val="000000"/>
+                <w:sz w:val="40"/>
+                <w:szCs w:val="40"/>
+                <w:lang w:bidi="ml-IN"/>
+              </w:rPr>
+              <w:t>lÉaÉ</w:t>
+            </w:r>
+            <w:proofErr w:type="spellEnd"/>
+            <w:r>
+              <w:rPr>
+                <w:rFonts w:ascii="BRH Devanagari Extra" w:hAnsi="BRH Devanagari Extra" w:cs="BRH Devanagari Extra"/>
+                <w:color w:val="000000"/>
+                <w:sz w:val="40"/>
+                <w:szCs w:val="40"/>
+                <w:lang w:bidi="ml-IN"/>
+              </w:rPr>
+              <w:t>×º</w:t>
+            </w:r>
+            <w:proofErr w:type="spellStart"/>
+            <w:r>
+              <w:rPr>
+                <w:rFonts w:ascii="BRH Devanagari Extra" w:hAnsi="BRH Devanagari Extra" w:cs="BRH Devanagari Extra"/>
+                <w:color w:val="000000"/>
+                <w:sz w:val="40"/>
+                <w:szCs w:val="40"/>
+                <w:lang w:bidi="ml-IN"/>
+              </w:rPr>
+              <w:t>ûiÉ</w:t>
+            </w:r>
+            <w:proofErr w:type="spellEnd"/>
+            <w:r>
+              <w:rPr>
+                <w:rFonts w:ascii="BRH Devanagari Extra" w:hAnsi="BRH Devanagari Extra" w:cs="BRH Devanagari Extra"/>
+                <w:color w:val="000000"/>
+                <w:sz w:val="40"/>
+                <w:szCs w:val="40"/>
+                <w:lang w:bidi="ml-IN"/>
+              </w:rPr>
+              <w:t xml:space="preserve"> |</w:t>
             </w:r>
           </w:p>
         </w:tc>
@@ -1094,30 +3192,6 @@
         </w:rPr>
         <w:t>============</w:t>
       </w:r>
-    </w:p>
-    <w:p>
-      <w:pPr>
-        <w:jc w:val="center"/>
-        <w:rPr>
-          <w:b/>
-          <w:bCs/>
-          <w:sz w:val="32"/>
-          <w:szCs w:val="32"/>
-          <w:u w:val="single"/>
-        </w:rPr>
-      </w:pPr>
-    </w:p>
-    <w:p>
-      <w:pPr>
-        <w:jc w:val="center"/>
-        <w:rPr>
-          <w:b/>
-          <w:bCs/>
-          <w:sz w:val="32"/>
-          <w:szCs w:val="32"/>
-          <w:u w:val="single"/>
-        </w:rPr>
-      </w:pPr>
     </w:p>
     <w:p>
       <w:pPr>
@@ -1381,7 +3455,6 @@
                 <w:sz w:val="28"/>
                 <w:szCs w:val="32"/>
               </w:rPr>
-              <w:lastRenderedPageBreak/>
               <w:t>T.S.6.4.1</w:t>
             </w:r>
             <w:r>
@@ -1559,6 +3632,7 @@
               </w:rPr>
               <w:t>–</w:t>
             </w:r>
+            <w:proofErr w:type="spellStart"/>
             <w:r>
               <w:rPr>
                 <w:rFonts w:ascii="BRH Devanagari Extra" w:hAnsi="BRH Devanagari Extra" w:cs="BRH Devanagari Extra"/>
@@ -1588,16 +3662,18 @@
               </w:rPr>
               <w:t>ÉÑ</w:t>
             </w:r>
-            <w:r>
-              <w:rPr>
-                <w:rFonts w:ascii="BRH Malayalam Extra" w:hAnsi="BRH Malayalam Extra" w:cs="BRH Devanagari Extra"/>
-                <w:color w:val="000000"/>
-                <w:sz w:val="32"/>
-                <w:szCs w:val="40"/>
-                <w:lang w:bidi="ml-IN"/>
-              </w:rPr>
-              <w:t>–</w:t>
-            </w:r>
+            <w:proofErr w:type="spellEnd"/>
+            <w:r>
+              <w:rPr>
+                <w:rFonts w:ascii="BRH Malayalam Extra" w:hAnsi="BRH Malayalam Extra" w:cs="BRH Devanagari Extra"/>
+                <w:color w:val="000000"/>
+                <w:sz w:val="32"/>
+                <w:szCs w:val="40"/>
+                <w:lang w:bidi="ml-IN"/>
+              </w:rPr>
+              <w:t>–</w:t>
+            </w:r>
+            <w:proofErr w:type="spellStart"/>
             <w:r>
               <w:rPr>
                 <w:rFonts w:ascii="BRH Devanagari Extra" w:hAnsi="BRH Devanagari Extra" w:cs="BRH Devanagari Extra"/>
@@ -1608,25 +3684,38 @@
               </w:rPr>
               <w:t>uÉÏ</w:t>
             </w:r>
-            <w:r>
-              <w:rPr>
-                <w:rFonts w:ascii="BRH Malayalam Extra" w:hAnsi="BRH Malayalam Extra" w:cs="BRH Devanagari Extra"/>
-                <w:color w:val="000000"/>
-                <w:sz w:val="32"/>
-                <w:szCs w:val="40"/>
-                <w:lang w:bidi="ml-IN"/>
-              </w:rPr>
-              <w:t>–</w:t>
-            </w:r>
-            <w:r>
-              <w:rPr>
-                <w:rFonts w:ascii="BRH Devanagari Extra" w:hAnsi="BRH Devanagari Extra" w:cs="BRH Devanagari Extra"/>
-                <w:color w:val="000000"/>
-                <w:sz w:val="40"/>
-                <w:szCs w:val="40"/>
-                <w:lang w:bidi="ml-IN"/>
-              </w:rPr>
-              <w:t xml:space="preserve">iÉÉlkÉÈ | </w:t>
+            <w:proofErr w:type="spellEnd"/>
+            <w:r>
+              <w:rPr>
+                <w:rFonts w:ascii="BRH Malayalam Extra" w:hAnsi="BRH Malayalam Extra" w:cs="BRH Devanagari Extra"/>
+                <w:color w:val="000000"/>
+                <w:sz w:val="32"/>
+                <w:szCs w:val="40"/>
+                <w:lang w:bidi="ml-IN"/>
+              </w:rPr>
+              <w:t>–</w:t>
+            </w:r>
+            <w:proofErr w:type="spellStart"/>
+            <w:r>
+              <w:rPr>
+                <w:rFonts w:ascii="BRH Devanagari Extra" w:hAnsi="BRH Devanagari Extra" w:cs="BRH Devanagari Extra"/>
+                <w:color w:val="000000"/>
+                <w:sz w:val="40"/>
+                <w:szCs w:val="40"/>
+                <w:lang w:bidi="ml-IN"/>
+              </w:rPr>
+              <w:t>iÉÉlkÉÈ</w:t>
+            </w:r>
+            <w:proofErr w:type="spellEnd"/>
+            <w:r>
+              <w:rPr>
+                <w:rFonts w:ascii="BRH Devanagari Extra" w:hAnsi="BRH Devanagari Extra" w:cs="BRH Devanagari Extra"/>
+                <w:color w:val="000000"/>
+                <w:sz w:val="40"/>
+                <w:szCs w:val="40"/>
+                <w:lang w:bidi="ml-IN"/>
+              </w:rPr>
+              <w:t xml:space="preserve"> | </w:t>
             </w:r>
           </w:p>
           <w:p>
@@ -1639,6 +3728,7 @@
                 <w:szCs w:val="40"/>
               </w:rPr>
             </w:pPr>
+            <w:proofErr w:type="spellStart"/>
             <w:r>
               <w:rPr>
                 <w:rFonts w:ascii="BRH Devanagari Extra" w:hAnsi="BRH Devanagari Extra" w:cs="BRH Devanagari Extra"/>
@@ -1660,25 +3750,38 @@
               </w:rPr>
               <w:t>lkÉÉåÿÅSèkuÉ</w:t>
             </w:r>
-            <w:r>
-              <w:rPr>
-                <w:rFonts w:ascii="BRH Malayalam Extra" w:hAnsi="BRH Malayalam Extra" w:cs="BRH Devanagari Extra"/>
-                <w:color w:val="000000"/>
-                <w:sz w:val="32"/>
-                <w:szCs w:val="40"/>
-                <w:lang w:bidi="ml-IN"/>
-              </w:rPr>
-              <w:t>–</w:t>
-            </w:r>
-            <w:r>
-              <w:rPr>
-                <w:rFonts w:ascii="BRH Devanagari Extra" w:hAnsi="BRH Devanagari Extra" w:cs="BRH Devanagari Extra"/>
-                <w:color w:val="000000"/>
-                <w:sz w:val="40"/>
-                <w:szCs w:val="40"/>
-                <w:lang w:bidi="ml-IN"/>
-              </w:rPr>
-              <w:t>rÉÑïÈ |</w:t>
+            <w:proofErr w:type="spellEnd"/>
+            <w:r>
+              <w:rPr>
+                <w:rFonts w:ascii="BRH Malayalam Extra" w:hAnsi="BRH Malayalam Extra" w:cs="BRH Devanagari Extra"/>
+                <w:color w:val="000000"/>
+                <w:sz w:val="32"/>
+                <w:szCs w:val="40"/>
+                <w:lang w:bidi="ml-IN"/>
+              </w:rPr>
+              <w:t>–</w:t>
+            </w:r>
+            <w:proofErr w:type="spellStart"/>
+            <w:r>
+              <w:rPr>
+                <w:rFonts w:ascii="BRH Devanagari Extra" w:hAnsi="BRH Devanagari Extra" w:cs="BRH Devanagari Extra"/>
+                <w:color w:val="000000"/>
+                <w:sz w:val="40"/>
+                <w:szCs w:val="40"/>
+                <w:lang w:bidi="ml-IN"/>
+              </w:rPr>
+              <w:t>rÉÑïÈ</w:t>
+            </w:r>
+            <w:proofErr w:type="spellEnd"/>
+            <w:r>
+              <w:rPr>
+                <w:rFonts w:ascii="BRH Devanagari Extra" w:hAnsi="BRH Devanagari Extra" w:cs="BRH Devanagari Extra"/>
+                <w:color w:val="000000"/>
+                <w:sz w:val="40"/>
+                <w:szCs w:val="40"/>
+                <w:lang w:bidi="ml-IN"/>
+              </w:rPr>
+              <w:t xml:space="preserve"> |</w:t>
             </w:r>
           </w:p>
         </w:tc>
@@ -1717,6 +3820,7 @@
               </w:rPr>
               <w:t>–</w:t>
             </w:r>
+            <w:proofErr w:type="spellStart"/>
             <w:r>
               <w:rPr>
                 <w:rFonts w:ascii="BRH Devanagari Extra" w:hAnsi="BRH Devanagari Extra" w:cs="BRH Devanagari Extra"/>
@@ -1746,16 +3850,18 @@
               </w:rPr>
               <w:t>ÉÑ</w:t>
             </w:r>
-            <w:r>
-              <w:rPr>
-                <w:rFonts w:ascii="BRH Malayalam Extra" w:hAnsi="BRH Malayalam Extra" w:cs="BRH Devanagari Extra"/>
-                <w:color w:val="000000"/>
-                <w:sz w:val="32"/>
-                <w:szCs w:val="40"/>
-                <w:lang w:bidi="ml-IN"/>
-              </w:rPr>
-              <w:t>–</w:t>
-            </w:r>
+            <w:proofErr w:type="spellEnd"/>
+            <w:r>
+              <w:rPr>
+                <w:rFonts w:ascii="BRH Malayalam Extra" w:hAnsi="BRH Malayalam Extra" w:cs="BRH Devanagari Extra"/>
+                <w:color w:val="000000"/>
+                <w:sz w:val="32"/>
+                <w:szCs w:val="40"/>
+                <w:lang w:bidi="ml-IN"/>
+              </w:rPr>
+              <w:t>–</w:t>
+            </w:r>
+            <w:proofErr w:type="spellStart"/>
             <w:r>
               <w:rPr>
                 <w:rFonts w:ascii="BRH Devanagari Extra" w:hAnsi="BRH Devanagari Extra" w:cs="BRH Devanagari Extra"/>
@@ -1766,25 +3872,38 @@
               </w:rPr>
               <w:t>uÉÏ</w:t>
             </w:r>
-            <w:r>
-              <w:rPr>
-                <w:rFonts w:ascii="BRH Malayalam Extra" w:hAnsi="BRH Malayalam Extra" w:cs="BRH Devanagari Extra"/>
-                <w:color w:val="000000"/>
-                <w:sz w:val="32"/>
-                <w:szCs w:val="40"/>
-                <w:lang w:bidi="ml-IN"/>
-              </w:rPr>
-              <w:t>–</w:t>
-            </w:r>
-            <w:r>
-              <w:rPr>
-                <w:rFonts w:ascii="BRH Devanagari Extra" w:hAnsi="BRH Devanagari Extra" w:cs="BRH Devanagari Extra"/>
-                <w:color w:val="000000"/>
-                <w:sz w:val="40"/>
-                <w:szCs w:val="40"/>
-                <w:lang w:bidi="ml-IN"/>
-              </w:rPr>
-              <w:t xml:space="preserve">iÉÉlkÉÈ | </w:t>
+            <w:proofErr w:type="spellEnd"/>
+            <w:r>
+              <w:rPr>
+                <w:rFonts w:ascii="BRH Malayalam Extra" w:hAnsi="BRH Malayalam Extra" w:cs="BRH Devanagari Extra"/>
+                <w:color w:val="000000"/>
+                <w:sz w:val="32"/>
+                <w:szCs w:val="40"/>
+                <w:lang w:bidi="ml-IN"/>
+              </w:rPr>
+              <w:t>–</w:t>
+            </w:r>
+            <w:proofErr w:type="spellStart"/>
+            <w:r>
+              <w:rPr>
+                <w:rFonts w:ascii="BRH Devanagari Extra" w:hAnsi="BRH Devanagari Extra" w:cs="BRH Devanagari Extra"/>
+                <w:color w:val="000000"/>
+                <w:sz w:val="40"/>
+                <w:szCs w:val="40"/>
+                <w:lang w:bidi="ml-IN"/>
+              </w:rPr>
+              <w:t>iÉÉlkÉÈ</w:t>
+            </w:r>
+            <w:proofErr w:type="spellEnd"/>
+            <w:r>
+              <w:rPr>
+                <w:rFonts w:ascii="BRH Devanagari Extra" w:hAnsi="BRH Devanagari Extra" w:cs="BRH Devanagari Extra"/>
+                <w:color w:val="000000"/>
+                <w:sz w:val="40"/>
+                <w:szCs w:val="40"/>
+                <w:lang w:bidi="ml-IN"/>
+              </w:rPr>
+              <w:t xml:space="preserve"> | </w:t>
             </w:r>
           </w:p>
           <w:p>
@@ -1819,6 +3938,7 @@
               </w:rPr>
               <w:t>–</w:t>
             </w:r>
+            <w:proofErr w:type="spellStart"/>
             <w:r>
               <w:rPr>
                 <w:rFonts w:ascii="BRH Devanagari Extra" w:hAnsi="BRH Devanagari Extra" w:cs="BRH Devanagari Extra"/>
@@ -1829,30 +3949,58 @@
               </w:rPr>
               <w:t>lkÉÉåÿÅSèkuÉ</w:t>
             </w:r>
-            <w:r>
-              <w:rPr>
-                <w:rFonts w:ascii="BRH Malayalam Extra" w:hAnsi="BRH Malayalam Extra" w:cs="BRH Devanagari Extra"/>
-                <w:color w:val="000000"/>
-                <w:sz w:val="32"/>
-                <w:szCs w:val="40"/>
-                <w:lang w:bidi="ml-IN"/>
-              </w:rPr>
-              <w:t>–</w:t>
-            </w:r>
-            <w:r>
-              <w:rPr>
-                <w:rFonts w:ascii="BRH Devanagari Extra" w:hAnsi="BRH Devanagari Extra" w:cs="BRH Devanagari Extra"/>
-                <w:color w:val="000000"/>
-                <w:sz w:val="40"/>
-                <w:szCs w:val="40"/>
-                <w:lang w:bidi="ml-IN"/>
-              </w:rPr>
-              <w:t>rÉÑïÈ |</w:t>
+            <w:proofErr w:type="spellEnd"/>
+            <w:r>
+              <w:rPr>
+                <w:rFonts w:ascii="BRH Malayalam Extra" w:hAnsi="BRH Malayalam Extra" w:cs="BRH Devanagari Extra"/>
+                <w:color w:val="000000"/>
+                <w:sz w:val="32"/>
+                <w:szCs w:val="40"/>
+                <w:lang w:bidi="ml-IN"/>
+              </w:rPr>
+              <w:t>–</w:t>
+            </w:r>
+            <w:proofErr w:type="spellStart"/>
+            <w:r>
+              <w:rPr>
+                <w:rFonts w:ascii="BRH Devanagari Extra" w:hAnsi="BRH Devanagari Extra" w:cs="BRH Devanagari Extra"/>
+                <w:color w:val="000000"/>
+                <w:sz w:val="40"/>
+                <w:szCs w:val="40"/>
+                <w:lang w:bidi="ml-IN"/>
+              </w:rPr>
+              <w:t>rÉÑïÈ</w:t>
+            </w:r>
+            <w:proofErr w:type="spellEnd"/>
+            <w:r>
+              <w:rPr>
+                <w:rFonts w:ascii="BRH Devanagari Extra" w:hAnsi="BRH Devanagari Extra" w:cs="BRH Devanagari Extra"/>
+                <w:color w:val="000000"/>
+                <w:sz w:val="40"/>
+                <w:szCs w:val="40"/>
+                <w:lang w:bidi="ml-IN"/>
+              </w:rPr>
+              <w:t xml:space="preserve"> |</w:t>
             </w:r>
           </w:p>
         </w:tc>
       </w:tr>
     </w:tbl>
+    <w:p>
+      <w:pPr>
+        <w:pBdr>
+          <w:bottom w:val="double" w:sz="6" w:space="1" w:color="auto"/>
+        </w:pBdr>
+        <w:jc w:val="center"/>
+        <w:rPr>
+          <w:b/>
+          <w:bCs/>
+          <w:sz w:val="32"/>
+          <w:szCs w:val="32"/>
+          <w:u w:val="single"/>
+        </w:rPr>
+      </w:pPr>
+    </w:p>
     <w:p>
       <w:pPr>
         <w:jc w:val="center"/>
@@ -1864,16 +4012,6 @@
           <w:u w:val="single"/>
         </w:rPr>
       </w:pPr>
-      <w:r>
-        <w:rPr>
-          <w:b/>
-          <w:bCs/>
-          <w:sz w:val="32"/>
-          <w:szCs w:val="32"/>
-          <w:u w:val="single"/>
-        </w:rPr>
-        <w:t>============</w:t>
-      </w:r>
     </w:p>
     <w:p>
       <w:pPr>
@@ -1894,6 +4032,7 @@
           <w:szCs w:val="32"/>
           <w:u w:val="single"/>
         </w:rPr>
+        <w:lastRenderedPageBreak/>
         <w:t xml:space="preserve">TS </w:t>
       </w:r>
       <w:r>
@@ -2327,6 +4466,7 @@
               </w:rPr>
               <w:t>–</w:t>
             </w:r>
+            <w:proofErr w:type="spellStart"/>
             <w:r>
               <w:rPr>
                 <w:rFonts w:ascii="BRH Devanagari Extra" w:hAnsi="BRH Devanagari Extra" w:cs="BRH Devanagari Extra"/>
@@ -2337,25 +4477,38 @@
               </w:rPr>
               <w:t>ÌuÉ</w:t>
             </w:r>
-            <w:r>
-              <w:rPr>
-                <w:rFonts w:ascii="BRH Malayalam Extra" w:hAnsi="BRH Malayalam Extra" w:cs="BRH Devanagari Extra"/>
-                <w:color w:val="000000"/>
-                <w:sz w:val="32"/>
-                <w:szCs w:val="40"/>
-                <w:lang w:bidi="ml-IN"/>
-              </w:rPr>
-              <w:t>–</w:t>
-            </w:r>
-            <w:r>
-              <w:rPr>
-                <w:rFonts w:ascii="BRH Devanagari Extra" w:hAnsi="BRH Devanagari Extra" w:cs="BRH Devanagari Extra"/>
-                <w:color w:val="000000"/>
-                <w:sz w:val="40"/>
-                <w:szCs w:val="40"/>
-                <w:lang w:bidi="ml-IN"/>
-              </w:rPr>
-              <w:t xml:space="preserve">iÉ×mÉëþxÉÔiÉÈ | </w:t>
+            <w:proofErr w:type="spellEnd"/>
+            <w:r>
+              <w:rPr>
+                <w:rFonts w:ascii="BRH Malayalam Extra" w:hAnsi="BRH Malayalam Extra" w:cs="BRH Devanagari Extra"/>
+                <w:color w:val="000000"/>
+                <w:sz w:val="32"/>
+                <w:szCs w:val="40"/>
+                <w:lang w:bidi="ml-IN"/>
+              </w:rPr>
+              <w:t>–</w:t>
+            </w:r>
+            <w:proofErr w:type="spellStart"/>
+            <w:r>
+              <w:rPr>
+                <w:rFonts w:ascii="BRH Devanagari Extra" w:hAnsi="BRH Devanagari Extra" w:cs="BRH Devanagari Extra"/>
+                <w:color w:val="000000"/>
+                <w:sz w:val="40"/>
+                <w:szCs w:val="40"/>
+                <w:lang w:bidi="ml-IN"/>
+              </w:rPr>
+              <w:t>iÉ×mÉëþxÉÔiÉÈ</w:t>
+            </w:r>
+            <w:proofErr w:type="spellEnd"/>
+            <w:r>
+              <w:rPr>
+                <w:rFonts w:ascii="BRH Devanagari Extra" w:hAnsi="BRH Devanagari Extra" w:cs="BRH Devanagari Extra"/>
+                <w:color w:val="000000"/>
+                <w:sz w:val="40"/>
+                <w:szCs w:val="40"/>
+                <w:lang w:bidi="ml-IN"/>
+              </w:rPr>
+              <w:t xml:space="preserve"> | </w:t>
             </w:r>
           </w:p>
           <w:p>
@@ -2388,6 +4541,7 @@
               </w:rPr>
               <w:t>–</w:t>
             </w:r>
+            <w:proofErr w:type="spellStart"/>
             <w:r>
               <w:rPr>
                 <w:rFonts w:ascii="BRH Devanagari Extra" w:hAnsi="BRH Devanagari Extra" w:cs="BRH Devanagari Extra"/>
@@ -2398,6 +4552,7 @@
               </w:rPr>
               <w:t>ÌuÉ</w:t>
             </w:r>
+            <w:proofErr w:type="spellEnd"/>
             <w:r>
               <w:rPr>
                 <w:rFonts w:ascii="BRH Malayalam Extra" w:hAnsi="BRH Malayalam Extra" w:cs="BRH Devanagari Extra"/>
@@ -2440,15 +4595,27 @@
               </w:rPr>
               <w:t>–</w:t>
             </w:r>
-            <w:r>
-              <w:rPr>
-                <w:rFonts w:ascii="BRH Devanagari Extra" w:hAnsi="BRH Devanagari Extra" w:cs="BRH Devanagari Extra"/>
-                <w:color w:val="000000"/>
-                <w:sz w:val="40"/>
-                <w:szCs w:val="40"/>
-                <w:lang w:bidi="ml-IN"/>
-              </w:rPr>
-              <w:t>mÉëþxÉÔiÉ L</w:t>
+            <w:proofErr w:type="spellStart"/>
+            <w:r>
+              <w:rPr>
+                <w:rFonts w:ascii="BRH Devanagari Extra" w:hAnsi="BRH Devanagari Extra" w:cs="BRH Devanagari Extra"/>
+                <w:color w:val="000000"/>
+                <w:sz w:val="40"/>
+                <w:szCs w:val="40"/>
+                <w:lang w:bidi="ml-IN"/>
+              </w:rPr>
+              <w:t>mÉëþxÉÔiÉ</w:t>
+            </w:r>
+            <w:proofErr w:type="spellEnd"/>
+            <w:r>
+              <w:rPr>
+                <w:rFonts w:ascii="BRH Devanagari Extra" w:hAnsi="BRH Devanagari Extra" w:cs="BRH Devanagari Extra"/>
+                <w:color w:val="000000"/>
+                <w:sz w:val="40"/>
+                <w:szCs w:val="40"/>
+                <w:lang w:bidi="ml-IN"/>
+              </w:rPr>
+              <w:t xml:space="preserve"> L</w:t>
             </w:r>
             <w:r>
               <w:rPr>
@@ -2547,6 +4714,7 @@
               </w:rPr>
               <w:t>–</w:t>
             </w:r>
+            <w:proofErr w:type="spellStart"/>
             <w:r>
               <w:rPr>
                 <w:rFonts w:ascii="BRH Devanagari Extra" w:hAnsi="BRH Devanagari Extra" w:cs="BRH Devanagari Extra"/>
@@ -2557,25 +4725,38 @@
               </w:rPr>
               <w:t>ÌuÉ</w:t>
             </w:r>
-            <w:r>
-              <w:rPr>
-                <w:rFonts w:ascii="BRH Malayalam Extra" w:hAnsi="BRH Malayalam Extra" w:cs="BRH Devanagari Extra"/>
-                <w:color w:val="000000"/>
-                <w:sz w:val="32"/>
-                <w:szCs w:val="40"/>
-                <w:lang w:bidi="ml-IN"/>
-              </w:rPr>
-              <w:t>–</w:t>
-            </w:r>
-            <w:r>
-              <w:rPr>
-                <w:rFonts w:ascii="BRH Devanagari Extra" w:hAnsi="BRH Devanagari Extra" w:cs="BRH Devanagari Extra"/>
-                <w:color w:val="000000"/>
-                <w:sz w:val="40"/>
-                <w:szCs w:val="40"/>
-                <w:lang w:bidi="ml-IN"/>
-              </w:rPr>
-              <w:t xml:space="preserve">iÉ×mÉëþxÉÔiÉÈ | </w:t>
+            <w:proofErr w:type="spellEnd"/>
+            <w:r>
+              <w:rPr>
+                <w:rFonts w:ascii="BRH Malayalam Extra" w:hAnsi="BRH Malayalam Extra" w:cs="BRH Devanagari Extra"/>
+                <w:color w:val="000000"/>
+                <w:sz w:val="32"/>
+                <w:szCs w:val="40"/>
+                <w:lang w:bidi="ml-IN"/>
+              </w:rPr>
+              <w:t>–</w:t>
+            </w:r>
+            <w:proofErr w:type="spellStart"/>
+            <w:r>
+              <w:rPr>
+                <w:rFonts w:ascii="BRH Devanagari Extra" w:hAnsi="BRH Devanagari Extra" w:cs="BRH Devanagari Extra"/>
+                <w:color w:val="000000"/>
+                <w:sz w:val="40"/>
+                <w:szCs w:val="40"/>
+                <w:lang w:bidi="ml-IN"/>
+              </w:rPr>
+              <w:t>iÉ×mÉëþxÉÔiÉÈ</w:t>
+            </w:r>
+            <w:proofErr w:type="spellEnd"/>
+            <w:r>
+              <w:rPr>
+                <w:rFonts w:ascii="BRH Devanagari Extra" w:hAnsi="BRH Devanagari Extra" w:cs="BRH Devanagari Extra"/>
+                <w:color w:val="000000"/>
+                <w:sz w:val="40"/>
+                <w:szCs w:val="40"/>
+                <w:lang w:bidi="ml-IN"/>
+              </w:rPr>
+              <w:t xml:space="preserve"> | </w:t>
             </w:r>
           </w:p>
           <w:p>
@@ -2608,6 +4789,7 @@
               </w:rPr>
               <w:t>–</w:t>
             </w:r>
+            <w:proofErr w:type="spellStart"/>
             <w:r>
               <w:rPr>
                 <w:rFonts w:ascii="BRH Devanagari Extra" w:hAnsi="BRH Devanagari Extra" w:cs="BRH Devanagari Extra"/>
@@ -2618,16 +4800,18 @@
               </w:rPr>
               <w:t>ÌuÉ</w:t>
             </w:r>
-            <w:r>
-              <w:rPr>
-                <w:rFonts w:ascii="BRH Malayalam Extra" w:hAnsi="BRH Malayalam Extra" w:cs="BRH Devanagari Extra"/>
-                <w:color w:val="000000"/>
-                <w:sz w:val="32"/>
-                <w:szCs w:val="40"/>
-                <w:lang w:bidi="ml-IN"/>
-              </w:rPr>
-              <w:t>–</w:t>
-            </w:r>
+            <w:proofErr w:type="spellEnd"/>
+            <w:r>
+              <w:rPr>
+                <w:rFonts w:ascii="BRH Malayalam Extra" w:hAnsi="BRH Malayalam Extra" w:cs="BRH Devanagari Extra"/>
+                <w:color w:val="000000"/>
+                <w:sz w:val="32"/>
+                <w:szCs w:val="40"/>
+                <w:lang w:bidi="ml-IN"/>
+              </w:rPr>
+              <w:t>–</w:t>
+            </w:r>
+            <w:proofErr w:type="spellStart"/>
             <w:r>
               <w:rPr>
                 <w:rFonts w:ascii="BRH Devanagari Extra" w:hAnsi="BRH Devanagari Extra" w:cs="BRH Devanagari Extra"/>
@@ -2647,7 +4831,18 @@
                 <w:szCs w:val="40"/>
                 <w:lang w:bidi="ml-IN"/>
               </w:rPr>
-              <w:t>×mÉëþxÉÔiÉ L</w:t>
+              <w:t>×mÉëþxÉÔiÉ</w:t>
+            </w:r>
+            <w:proofErr w:type="spellEnd"/>
+            <w:r>
+              <w:rPr>
+                <w:rFonts w:ascii="BRH Devanagari Extra" w:hAnsi="BRH Devanagari Extra" w:cs="BRH Devanagari Extra"/>
+                <w:color w:val="000000"/>
+                <w:sz w:val="40"/>
+                <w:szCs w:val="40"/>
+                <w:lang w:bidi="ml-IN"/>
+              </w:rPr>
+              <w:t xml:space="preserve"> L</w:t>
             </w:r>
             <w:r>
               <w:rPr>
@@ -2801,6 +4996,7 @@
                 <w:lang w:val="en-IN" w:eastAsia="en-IN" w:bidi="ml-IN"/>
               </w:rPr>
             </w:pPr>
+            <w:proofErr w:type="spellStart"/>
             <w:r>
               <w:rPr>
                 <w:rFonts w:ascii="BRH Devanagari Extra" w:hAnsi="BRH Devanagari Extra" w:cs="BRH Devanagari Extra"/>
@@ -2811,16 +5007,18 @@
               </w:rPr>
               <w:t>mÉë</w:t>
             </w:r>
-            <w:r>
-              <w:rPr>
-                <w:rFonts w:ascii="BRH Malayalam Extra" w:hAnsi="BRH Malayalam Extra" w:cs="BRH Devanagari Extra"/>
-                <w:color w:val="000000"/>
-                <w:sz w:val="32"/>
-                <w:szCs w:val="40"/>
-                <w:lang w:bidi="ml-IN"/>
-              </w:rPr>
-              <w:t>–</w:t>
-            </w:r>
+            <w:proofErr w:type="spellEnd"/>
+            <w:r>
+              <w:rPr>
+                <w:rFonts w:ascii="BRH Malayalam Extra" w:hAnsi="BRH Malayalam Extra" w:cs="BRH Devanagari Extra"/>
+                <w:color w:val="000000"/>
+                <w:sz w:val="32"/>
+                <w:szCs w:val="40"/>
+                <w:lang w:bidi="ml-IN"/>
+              </w:rPr>
+              <w:t>–</w:t>
+            </w:r>
+            <w:proofErr w:type="spellStart"/>
             <w:r>
               <w:rPr>
                 <w:rFonts w:ascii="BRH Devanagari Extra" w:hAnsi="BRH Devanagari Extra" w:cs="BRH Devanagari Extra"/>
@@ -2842,25 +5040,81 @@
               </w:rPr>
               <w:t>rÉliÉ</w:t>
             </w:r>
-            <w:r>
-              <w:rPr>
-                <w:rFonts w:ascii="BRH Malayalam Extra" w:hAnsi="BRH Malayalam Extra" w:cs="BRH Devanagari Extra"/>
-                <w:color w:val="000000"/>
-                <w:sz w:val="32"/>
-                <w:szCs w:val="40"/>
-                <w:lang w:bidi="ml-IN"/>
-              </w:rPr>
-              <w:t>–</w:t>
-            </w:r>
-            <w:r>
-              <w:rPr>
-                <w:rFonts w:ascii="BRH Devanagari Extra" w:hAnsi="BRH Devanagari Extra" w:cs="BRH Devanagari Extra"/>
-                <w:color w:val="000000"/>
-                <w:sz w:val="40"/>
-                <w:szCs w:val="40"/>
-                <w:lang w:bidi="ml-IN"/>
-              </w:rPr>
-              <w:t xml:space="preserve"> CÌiÉþ mÉë - eÉÉrÉþliÉ</w:t>
+            <w:proofErr w:type="spellEnd"/>
+            <w:r>
+              <w:rPr>
+                <w:rFonts w:ascii="BRH Malayalam Extra" w:hAnsi="BRH Malayalam Extra" w:cs="BRH Devanagari Extra"/>
+                <w:color w:val="000000"/>
+                <w:sz w:val="32"/>
+                <w:szCs w:val="40"/>
+                <w:lang w:bidi="ml-IN"/>
+              </w:rPr>
+              <w:t>–</w:t>
+            </w:r>
+            <w:r>
+              <w:rPr>
+                <w:rFonts w:ascii="BRH Devanagari Extra" w:hAnsi="BRH Devanagari Extra" w:cs="BRH Devanagari Extra"/>
+                <w:color w:val="000000"/>
+                <w:sz w:val="40"/>
+                <w:szCs w:val="40"/>
+                <w:lang w:bidi="ml-IN"/>
+              </w:rPr>
+              <w:t xml:space="preserve"> </w:t>
+            </w:r>
+            <w:proofErr w:type="spellStart"/>
+            <w:r>
+              <w:rPr>
+                <w:rFonts w:ascii="BRH Devanagari Extra" w:hAnsi="BRH Devanagari Extra" w:cs="BRH Devanagari Extra"/>
+                <w:color w:val="000000"/>
+                <w:sz w:val="40"/>
+                <w:szCs w:val="40"/>
+                <w:lang w:bidi="ml-IN"/>
+              </w:rPr>
+              <w:t>CÌiÉþ</w:t>
+            </w:r>
+            <w:proofErr w:type="spellEnd"/>
+            <w:r>
+              <w:rPr>
+                <w:rFonts w:ascii="BRH Devanagari Extra" w:hAnsi="BRH Devanagari Extra" w:cs="BRH Devanagari Extra"/>
+                <w:color w:val="000000"/>
+                <w:sz w:val="40"/>
+                <w:szCs w:val="40"/>
+                <w:lang w:bidi="ml-IN"/>
+              </w:rPr>
+              <w:t xml:space="preserve"> </w:t>
+            </w:r>
+            <w:proofErr w:type="spellStart"/>
+            <w:r>
+              <w:rPr>
+                <w:rFonts w:ascii="BRH Devanagari Extra" w:hAnsi="BRH Devanagari Extra" w:cs="BRH Devanagari Extra"/>
+                <w:color w:val="000000"/>
+                <w:sz w:val="40"/>
+                <w:szCs w:val="40"/>
+                <w:lang w:bidi="ml-IN"/>
+              </w:rPr>
+              <w:t>mÉë</w:t>
+            </w:r>
+            <w:proofErr w:type="spellEnd"/>
+            <w:r>
+              <w:rPr>
+                <w:rFonts w:ascii="BRH Devanagari Extra" w:hAnsi="BRH Devanagari Extra" w:cs="BRH Devanagari Extra"/>
+                <w:color w:val="000000"/>
+                <w:sz w:val="40"/>
+                <w:szCs w:val="40"/>
+                <w:lang w:bidi="ml-IN"/>
+              </w:rPr>
+              <w:t xml:space="preserve"> - </w:t>
+            </w:r>
+            <w:proofErr w:type="spellStart"/>
+            <w:r>
+              <w:rPr>
+                <w:rFonts w:ascii="BRH Devanagari Extra" w:hAnsi="BRH Devanagari Extra" w:cs="BRH Devanagari Extra"/>
+                <w:color w:val="000000"/>
+                <w:sz w:val="40"/>
+                <w:szCs w:val="40"/>
+                <w:lang w:bidi="ml-IN"/>
+              </w:rPr>
+              <w:t>eÉÉrÉþliÉ</w:t>
             </w:r>
             <w:r>
               <w:rPr>
@@ -2872,6 +5126,7 @@
               </w:rPr>
               <w:t>å</w:t>
             </w:r>
+            <w:proofErr w:type="spellEnd"/>
             <w:r>
               <w:rPr>
                 <w:rFonts w:ascii="BRH Devanagari Extra" w:hAnsi="BRH Devanagari Extra" w:cs="BRH Devanagari Extra"/>
@@ -2903,6 +5158,7 @@
                 <w:lang w:val="en-IN" w:eastAsia="en-IN" w:bidi="ml-IN"/>
               </w:rPr>
             </w:pPr>
+            <w:proofErr w:type="spellStart"/>
             <w:r>
               <w:rPr>
                 <w:rFonts w:ascii="BRH Devanagari Extra" w:hAnsi="BRH Devanagari Extra" w:cs="BRH Devanagari Extra"/>
@@ -2913,16 +5169,18 @@
               </w:rPr>
               <w:t>mÉë</w:t>
             </w:r>
-            <w:r>
-              <w:rPr>
-                <w:rFonts w:ascii="BRH Malayalam Extra" w:hAnsi="BRH Malayalam Extra" w:cs="BRH Devanagari Extra"/>
-                <w:color w:val="000000"/>
-                <w:sz w:val="32"/>
-                <w:szCs w:val="40"/>
-                <w:lang w:bidi="ml-IN"/>
-              </w:rPr>
-              <w:t>–</w:t>
-            </w:r>
+            <w:proofErr w:type="spellEnd"/>
+            <w:r>
+              <w:rPr>
+                <w:rFonts w:ascii="BRH Malayalam Extra" w:hAnsi="BRH Malayalam Extra" w:cs="BRH Devanagari Extra"/>
+                <w:color w:val="000000"/>
+                <w:sz w:val="32"/>
+                <w:szCs w:val="40"/>
+                <w:lang w:bidi="ml-IN"/>
+              </w:rPr>
+              <w:t>–</w:t>
+            </w:r>
+            <w:proofErr w:type="spellStart"/>
             <w:r>
               <w:rPr>
                 <w:rFonts w:ascii="BRH Devanagari Extra" w:hAnsi="BRH Devanagari Extra" w:cs="BRH Devanagari Extra"/>
@@ -2954,25 +5212,81 @@
               </w:rPr>
               <w:t>þliÉ</w:t>
             </w:r>
-            <w:r>
-              <w:rPr>
-                <w:rFonts w:ascii="BRH Malayalam Extra" w:hAnsi="BRH Malayalam Extra" w:cs="BRH Devanagari Extra"/>
-                <w:color w:val="000000"/>
-                <w:sz w:val="32"/>
-                <w:szCs w:val="40"/>
-                <w:lang w:bidi="ml-IN"/>
-              </w:rPr>
-              <w:t>–</w:t>
-            </w:r>
-            <w:r>
-              <w:rPr>
-                <w:rFonts w:ascii="BRH Devanagari Extra" w:hAnsi="BRH Devanagari Extra" w:cs="BRH Devanagari Extra"/>
-                <w:color w:val="000000"/>
-                <w:sz w:val="40"/>
-                <w:szCs w:val="40"/>
-                <w:lang w:bidi="ml-IN"/>
-              </w:rPr>
-              <w:t xml:space="preserve"> CÌiÉþ mÉë - eÉÉrÉþliÉ</w:t>
+            <w:proofErr w:type="spellEnd"/>
+            <w:r>
+              <w:rPr>
+                <w:rFonts w:ascii="BRH Malayalam Extra" w:hAnsi="BRH Malayalam Extra" w:cs="BRH Devanagari Extra"/>
+                <w:color w:val="000000"/>
+                <w:sz w:val="32"/>
+                <w:szCs w:val="40"/>
+                <w:lang w:bidi="ml-IN"/>
+              </w:rPr>
+              <w:t>–</w:t>
+            </w:r>
+            <w:r>
+              <w:rPr>
+                <w:rFonts w:ascii="BRH Devanagari Extra" w:hAnsi="BRH Devanagari Extra" w:cs="BRH Devanagari Extra"/>
+                <w:color w:val="000000"/>
+                <w:sz w:val="40"/>
+                <w:szCs w:val="40"/>
+                <w:lang w:bidi="ml-IN"/>
+              </w:rPr>
+              <w:t xml:space="preserve"> </w:t>
+            </w:r>
+            <w:proofErr w:type="spellStart"/>
+            <w:r>
+              <w:rPr>
+                <w:rFonts w:ascii="BRH Devanagari Extra" w:hAnsi="BRH Devanagari Extra" w:cs="BRH Devanagari Extra"/>
+                <w:color w:val="000000"/>
+                <w:sz w:val="40"/>
+                <w:szCs w:val="40"/>
+                <w:lang w:bidi="ml-IN"/>
+              </w:rPr>
+              <w:t>CÌiÉþ</w:t>
+            </w:r>
+            <w:proofErr w:type="spellEnd"/>
+            <w:r>
+              <w:rPr>
+                <w:rFonts w:ascii="BRH Devanagari Extra" w:hAnsi="BRH Devanagari Extra" w:cs="BRH Devanagari Extra"/>
+                <w:color w:val="000000"/>
+                <w:sz w:val="40"/>
+                <w:szCs w:val="40"/>
+                <w:lang w:bidi="ml-IN"/>
+              </w:rPr>
+              <w:t xml:space="preserve"> </w:t>
+            </w:r>
+            <w:proofErr w:type="spellStart"/>
+            <w:r>
+              <w:rPr>
+                <w:rFonts w:ascii="BRH Devanagari Extra" w:hAnsi="BRH Devanagari Extra" w:cs="BRH Devanagari Extra"/>
+                <w:color w:val="000000"/>
+                <w:sz w:val="40"/>
+                <w:szCs w:val="40"/>
+                <w:lang w:bidi="ml-IN"/>
+              </w:rPr>
+              <w:t>mÉë</w:t>
+            </w:r>
+            <w:proofErr w:type="spellEnd"/>
+            <w:r>
+              <w:rPr>
+                <w:rFonts w:ascii="BRH Devanagari Extra" w:hAnsi="BRH Devanagari Extra" w:cs="BRH Devanagari Extra"/>
+                <w:color w:val="000000"/>
+                <w:sz w:val="40"/>
+                <w:szCs w:val="40"/>
+                <w:lang w:bidi="ml-IN"/>
+              </w:rPr>
+              <w:t xml:space="preserve"> - </w:t>
+            </w:r>
+            <w:proofErr w:type="spellStart"/>
+            <w:r>
+              <w:rPr>
+                <w:rFonts w:ascii="BRH Devanagari Extra" w:hAnsi="BRH Devanagari Extra" w:cs="BRH Devanagari Extra"/>
+                <w:color w:val="000000"/>
+                <w:sz w:val="40"/>
+                <w:szCs w:val="40"/>
+                <w:lang w:bidi="ml-IN"/>
+              </w:rPr>
+              <w:t>eÉÉrÉþliÉ</w:t>
             </w:r>
             <w:r>
               <w:rPr>
@@ -2984,6 +5298,7 @@
               </w:rPr>
               <w:t>å</w:t>
             </w:r>
+            <w:proofErr w:type="spellEnd"/>
             <w:r>
               <w:rPr>
                 <w:rFonts w:ascii="BRH Devanagari Extra" w:hAnsi="BRH Devanagari Extra" w:cs="BRH Devanagari Extra"/>
@@ -3137,6 +5452,7 @@
                 <w:lang w:val="en-IN" w:eastAsia="en-IN" w:bidi="ml-IN"/>
               </w:rPr>
             </w:pPr>
+            <w:proofErr w:type="spellStart"/>
             <w:r>
               <w:rPr>
                 <w:rFonts w:ascii="BRH Devanagari Extra" w:hAnsi="BRH Devanagari Extra" w:cs="BRH Devanagari Extra"/>
@@ -3147,36 +5463,60 @@
               </w:rPr>
               <w:t>AlÉÉþUokÉ</w:t>
             </w:r>
-            <w:r>
-              <w:rPr>
-                <w:rFonts w:ascii="BRH Malayalam Extra" w:hAnsi="BRH Malayalam Extra" w:cs="BRH Devanagari Extra"/>
-                <w:color w:val="000000"/>
-                <w:sz w:val="32"/>
-                <w:szCs w:val="40"/>
-                <w:lang w:bidi="ml-IN"/>
-              </w:rPr>
-              <w:t>–</w:t>
-            </w:r>
-            <w:r>
-              <w:rPr>
-                <w:rFonts w:ascii="BRH Devanagari Extra" w:hAnsi="BRH Devanagari Extra" w:cs="BRH Devanagari Extra"/>
-                <w:color w:val="000000"/>
-                <w:sz w:val="40"/>
-                <w:szCs w:val="40"/>
-                <w:lang w:bidi="ml-IN"/>
-              </w:rPr>
-              <w:t xml:space="preserve"> CirÉlÉÉÿ - U</w:t>
-            </w:r>
-            <w:r>
-              <w:rPr>
-                <w:rFonts w:ascii="BRH Malayalam Extra" w:hAnsi="BRH Malayalam Extra" w:cs="BRH Devanagari Extra"/>
-                <w:color w:val="000000"/>
-                <w:sz w:val="32"/>
-                <w:szCs w:val="40"/>
-                <w:lang w:bidi="ml-IN"/>
-              </w:rPr>
-              <w:t>–</w:t>
-            </w:r>
+            <w:proofErr w:type="spellEnd"/>
+            <w:r>
+              <w:rPr>
+                <w:rFonts w:ascii="BRH Malayalam Extra" w:hAnsi="BRH Malayalam Extra" w:cs="BRH Devanagari Extra"/>
+                <w:color w:val="000000"/>
+                <w:sz w:val="32"/>
+                <w:szCs w:val="40"/>
+                <w:lang w:bidi="ml-IN"/>
+              </w:rPr>
+              <w:t>–</w:t>
+            </w:r>
+            <w:r>
+              <w:rPr>
+                <w:rFonts w:ascii="BRH Devanagari Extra" w:hAnsi="BRH Devanagari Extra" w:cs="BRH Devanagari Extra"/>
+                <w:color w:val="000000"/>
+                <w:sz w:val="40"/>
+                <w:szCs w:val="40"/>
+                <w:lang w:bidi="ml-IN"/>
+              </w:rPr>
+              <w:t xml:space="preserve"> </w:t>
+            </w:r>
+            <w:proofErr w:type="spellStart"/>
+            <w:r>
+              <w:rPr>
+                <w:rFonts w:ascii="BRH Devanagari Extra" w:hAnsi="BRH Devanagari Extra" w:cs="BRH Devanagari Extra"/>
+                <w:color w:val="000000"/>
+                <w:sz w:val="40"/>
+                <w:szCs w:val="40"/>
+                <w:lang w:bidi="ml-IN"/>
+              </w:rPr>
+              <w:t>CirÉlÉÉÿ</w:t>
+            </w:r>
+            <w:proofErr w:type="spellEnd"/>
+            <w:r>
+              <w:rPr>
+                <w:rFonts w:ascii="BRH Devanagari Extra" w:hAnsi="BRH Devanagari Extra" w:cs="BRH Devanagari Extra"/>
+                <w:color w:val="000000"/>
+                <w:sz w:val="40"/>
+                <w:szCs w:val="40"/>
+                <w:lang w:bidi="ml-IN"/>
+              </w:rPr>
+              <w:t xml:space="preserve"> - U</w:t>
+            </w:r>
+            <w:r>
+              <w:rPr>
+                <w:rFonts w:ascii="BRH Malayalam Extra" w:hAnsi="BRH Malayalam Extra" w:cs="BRH Devanagari Extra"/>
+                <w:color w:val="000000"/>
+                <w:sz w:val="32"/>
+                <w:szCs w:val="40"/>
+                <w:lang w:bidi="ml-IN"/>
+              </w:rPr>
+              <w:t>–</w:t>
+            </w:r>
+            <w:proofErr w:type="spellStart"/>
             <w:r>
               <w:rPr>
                 <w:rFonts w:ascii="BRH Devanagari Extra" w:hAnsi="BRH Devanagari Extra" w:cs="BRH Devanagari Extra"/>
@@ -3188,6 +5528,7 @@
               </w:rPr>
               <w:t>ojÉ</w:t>
             </w:r>
+            <w:proofErr w:type="spellEnd"/>
             <w:r>
               <w:rPr>
                 <w:rFonts w:ascii="BRH Malayalam Extra" w:hAnsi="BRH Malayalam Extra" w:cs="BRH Devanagari Extra"/>
@@ -3230,6 +5571,7 @@
                 <w:lang w:val="en-IN" w:eastAsia="en-IN" w:bidi="ml-IN"/>
               </w:rPr>
             </w:pPr>
+            <w:proofErr w:type="spellStart"/>
             <w:r>
               <w:rPr>
                 <w:rFonts w:ascii="BRH Devanagari Extra" w:hAnsi="BRH Devanagari Extra" w:cs="BRH Devanagari Extra"/>
@@ -3240,25 +5582,48 @@
               </w:rPr>
               <w:t>AlÉÉþUokÉ</w:t>
             </w:r>
-            <w:r>
-              <w:rPr>
-                <w:rFonts w:ascii="BRH Malayalam Extra" w:hAnsi="BRH Malayalam Extra" w:cs="BRH Devanagari Extra"/>
-                <w:color w:val="000000"/>
-                <w:sz w:val="32"/>
-                <w:szCs w:val="40"/>
-                <w:lang w:bidi="ml-IN"/>
-              </w:rPr>
-              <w:t>–</w:t>
-            </w:r>
-            <w:r>
-              <w:rPr>
-                <w:rFonts w:ascii="BRH Devanagari Extra" w:hAnsi="BRH Devanagari Extra" w:cs="BRH Devanagari Extra"/>
-                <w:color w:val="000000"/>
-                <w:sz w:val="40"/>
-                <w:szCs w:val="40"/>
-                <w:lang w:bidi="ml-IN"/>
-              </w:rPr>
-              <w:t xml:space="preserve"> CirÉlÉÉÿ - U</w:t>
+            <w:proofErr w:type="spellEnd"/>
+            <w:r>
+              <w:rPr>
+                <w:rFonts w:ascii="BRH Malayalam Extra" w:hAnsi="BRH Malayalam Extra" w:cs="BRH Devanagari Extra"/>
+                <w:color w:val="000000"/>
+                <w:sz w:val="32"/>
+                <w:szCs w:val="40"/>
+                <w:lang w:bidi="ml-IN"/>
+              </w:rPr>
+              <w:t>–</w:t>
+            </w:r>
+            <w:r>
+              <w:rPr>
+                <w:rFonts w:ascii="BRH Devanagari Extra" w:hAnsi="BRH Devanagari Extra" w:cs="BRH Devanagari Extra"/>
+                <w:color w:val="000000"/>
+                <w:sz w:val="40"/>
+                <w:szCs w:val="40"/>
+                <w:lang w:bidi="ml-IN"/>
+              </w:rPr>
+              <w:t xml:space="preserve"> </w:t>
+            </w:r>
+            <w:proofErr w:type="spellStart"/>
+            <w:r>
+              <w:rPr>
+                <w:rFonts w:ascii="BRH Devanagari Extra" w:hAnsi="BRH Devanagari Extra" w:cs="BRH Devanagari Extra"/>
+                <w:color w:val="000000"/>
+                <w:sz w:val="40"/>
+                <w:szCs w:val="40"/>
+                <w:lang w:bidi="ml-IN"/>
+              </w:rPr>
+              <w:t>CirÉlÉÉÿ</w:t>
+            </w:r>
+            <w:proofErr w:type="spellEnd"/>
+            <w:r>
+              <w:rPr>
+                <w:rFonts w:ascii="BRH Devanagari Extra" w:hAnsi="BRH Devanagari Extra" w:cs="BRH Devanagari Extra"/>
+                <w:color w:val="000000"/>
+                <w:sz w:val="40"/>
+                <w:szCs w:val="40"/>
+                <w:lang w:bidi="ml-IN"/>
+              </w:rPr>
+              <w:t xml:space="preserve"> - U</w:t>
             </w:r>
             <w:r>
               <w:rPr>
@@ -3271,6 +5636,7 @@
               </w:rPr>
               <w:t>–</w:t>
             </w:r>
+            <w:proofErr w:type="spellStart"/>
             <w:r>
               <w:rPr>
                 <w:rFonts w:ascii="BRH Devanagari Extra" w:hAnsi="BRH Devanagari Extra" w:cs="BRH Devanagari Extra"/>
@@ -3282,6 +5648,7 @@
               </w:rPr>
               <w:t>okÉ</w:t>
             </w:r>
+            <w:proofErr w:type="spellEnd"/>
             <w:r>
               <w:rPr>
                 <w:rFonts w:ascii="BRH Malayalam Extra" w:hAnsi="BRH Malayalam Extra" w:cs="BRH Devanagari Extra"/>
@@ -3350,7 +5717,6 @@
                 <w:sz w:val="28"/>
                 <w:szCs w:val="32"/>
               </w:rPr>
-              <w:lastRenderedPageBreak/>
               <w:t>T.S.6.4.2.1 – Kramam</w:t>
             </w:r>
           </w:p>
@@ -3459,6 +5825,7 @@
               </w:rPr>
               <w:t>–</w:t>
             </w:r>
+            <w:proofErr w:type="spellStart"/>
             <w:r>
               <w:rPr>
                 <w:rFonts w:ascii="BRH Devanagari Extra" w:hAnsi="BRH Devanagari Extra" w:cs="BRH Devanagari Extra"/>
@@ -3470,6 +5837,7 @@
               </w:rPr>
               <w:t>xrÉ</w:t>
             </w:r>
+            <w:proofErr w:type="spellEnd"/>
             <w:r>
               <w:rPr>
                 <w:rFonts w:ascii="BRH Devanagari Extra" w:hAnsi="BRH Devanagari Extra" w:cs="BRH Devanagari Extra"/>
@@ -3518,7 +5886,29 @@
                 <w:szCs w:val="40"/>
                 <w:lang w:bidi="ml-IN"/>
               </w:rPr>
-              <w:t>¥ÉÈ xrÉÉÿiÉç |</w:t>
+              <w:t xml:space="preserve">¥ÉÈ </w:t>
+            </w:r>
+            <w:proofErr w:type="spellStart"/>
+            <w:r>
+              <w:rPr>
+                <w:rFonts w:ascii="BRH Devanagari Extra" w:hAnsi="BRH Devanagari Extra" w:cs="BRH Devanagari Extra"/>
+                <w:color w:val="000000"/>
+                <w:sz w:val="40"/>
+                <w:szCs w:val="40"/>
+                <w:lang w:bidi="ml-IN"/>
+              </w:rPr>
+              <w:t>xrÉÉÿiÉç</w:t>
+            </w:r>
+            <w:proofErr w:type="spellEnd"/>
+            <w:r>
+              <w:rPr>
+                <w:rFonts w:ascii="BRH Devanagari Extra" w:hAnsi="BRH Devanagari Extra" w:cs="BRH Devanagari Extra"/>
+                <w:color w:val="000000"/>
+                <w:sz w:val="40"/>
+                <w:szCs w:val="40"/>
+                <w:lang w:bidi="ml-IN"/>
+              </w:rPr>
+              <w:t xml:space="preserve"> |</w:t>
             </w:r>
           </w:p>
         </w:tc>
@@ -3560,6 +5950,7 @@
               </w:rPr>
               <w:t>–</w:t>
             </w:r>
+            <w:proofErr w:type="spellStart"/>
             <w:r>
               <w:rPr>
                 <w:rFonts w:ascii="BRH Devanagari Extra" w:hAnsi="BRH Devanagari Extra" w:cs="BRH Devanagari Extra"/>
@@ -3571,6 +5962,7 @@
               </w:rPr>
               <w:t>xrÉ</w:t>
             </w:r>
+            <w:proofErr w:type="spellEnd"/>
             <w:r>
               <w:rPr>
                 <w:rFonts w:ascii="BRH Malayalam Extra" w:hAnsi="BRH Malayalam Extra" w:cs="BRH Devanagari Extra"/>
@@ -3629,7 +6021,29 @@
                 <w:szCs w:val="40"/>
                 <w:lang w:bidi="ml-IN"/>
               </w:rPr>
-              <w:t>¥ÉÈ xrÉÉÿiÉç |</w:t>
+              <w:t xml:space="preserve">¥ÉÈ </w:t>
+            </w:r>
+            <w:proofErr w:type="spellStart"/>
+            <w:r>
+              <w:rPr>
+                <w:rFonts w:ascii="BRH Devanagari Extra" w:hAnsi="BRH Devanagari Extra" w:cs="BRH Devanagari Extra"/>
+                <w:color w:val="000000"/>
+                <w:sz w:val="40"/>
+                <w:szCs w:val="40"/>
+                <w:lang w:bidi="ml-IN"/>
+              </w:rPr>
+              <w:t>xrÉÉÿiÉç</w:t>
+            </w:r>
+            <w:proofErr w:type="spellEnd"/>
+            <w:r>
+              <w:rPr>
+                <w:rFonts w:ascii="BRH Devanagari Extra" w:hAnsi="BRH Devanagari Extra" w:cs="BRH Devanagari Extra"/>
+                <w:color w:val="000000"/>
+                <w:sz w:val="40"/>
+                <w:szCs w:val="40"/>
+                <w:lang w:bidi="ml-IN"/>
+              </w:rPr>
+              <w:t xml:space="preserve"> |</w:t>
             </w:r>
           </w:p>
         </w:tc>
@@ -3775,6 +6189,7 @@
               </w:rPr>
               <w:t>–</w:t>
             </w:r>
+            <w:proofErr w:type="spellStart"/>
             <w:r>
               <w:rPr>
                 <w:rFonts w:ascii="BRH Devanagari Extra" w:hAnsi="BRH Devanagari Extra" w:cs="BRH Devanagari Extra"/>
@@ -3803,8 +6218,42 @@
                 <w:szCs w:val="40"/>
                 <w:lang w:bidi="ml-IN"/>
               </w:rPr>
-              <w:t xml:space="preserve">þ AxiÉÑ | </w:t>
-            </w:r>
+              <w:t>þ</w:t>
+            </w:r>
+            <w:proofErr w:type="spellEnd"/>
+            <w:r>
+              <w:rPr>
+                <w:rFonts w:ascii="BRH Devanagari Extra" w:hAnsi="BRH Devanagari Extra" w:cs="BRH Devanagari Extra"/>
+                <w:color w:val="000000"/>
+                <w:sz w:val="40"/>
+                <w:szCs w:val="40"/>
+                <w:lang w:bidi="ml-IN"/>
+              </w:rPr>
+              <w:t xml:space="preserve"> </w:t>
+            </w:r>
+            <w:proofErr w:type="spellStart"/>
+            <w:r>
+              <w:rPr>
+                <w:rFonts w:ascii="BRH Devanagari Extra" w:hAnsi="BRH Devanagari Extra" w:cs="BRH Devanagari Extra"/>
+                <w:color w:val="000000"/>
+                <w:sz w:val="40"/>
+                <w:szCs w:val="40"/>
+                <w:lang w:bidi="ml-IN"/>
+              </w:rPr>
+              <w:t>AxiÉÑ</w:t>
+            </w:r>
+            <w:proofErr w:type="spellEnd"/>
+            <w:r>
+              <w:rPr>
+                <w:rFonts w:ascii="BRH Devanagari Extra" w:hAnsi="BRH Devanagari Extra" w:cs="BRH Devanagari Extra"/>
+                <w:color w:val="000000"/>
+                <w:sz w:val="40"/>
+                <w:szCs w:val="40"/>
+                <w:lang w:bidi="ml-IN"/>
+              </w:rPr>
+              <w:t xml:space="preserve"> | </w:t>
+            </w:r>
+            <w:proofErr w:type="spellStart"/>
             <w:r>
               <w:rPr>
                 <w:rFonts w:ascii="BRH Devanagari Extra" w:hAnsi="BRH Devanagari Extra" w:cs="BRH Devanagari Extra"/>
@@ -3826,25 +6275,48 @@
               </w:rPr>
               <w:t>xiÉÑ</w:t>
             </w:r>
-            <w:r>
-              <w:rPr>
-                <w:rFonts w:ascii="BRH Malayalam Extra" w:hAnsi="BRH Malayalam Extra" w:cs="BRH Devanagari Extra"/>
-                <w:color w:val="000000"/>
-                <w:sz w:val="32"/>
-                <w:szCs w:val="40"/>
-                <w:lang w:bidi="ml-IN"/>
-              </w:rPr>
-              <w:t>–</w:t>
-            </w:r>
-            <w:r>
-              <w:rPr>
-                <w:rFonts w:ascii="BRH Devanagari Extra" w:hAnsi="BRH Devanagari Extra" w:cs="BRH Devanagari Extra"/>
-                <w:color w:val="000000"/>
-                <w:sz w:val="40"/>
-                <w:szCs w:val="40"/>
-                <w:lang w:bidi="ml-IN"/>
-              </w:rPr>
-              <w:t xml:space="preserve"> xÉÔrÉïþÈ |</w:t>
+            <w:proofErr w:type="spellEnd"/>
+            <w:r>
+              <w:rPr>
+                <w:rFonts w:ascii="BRH Malayalam Extra" w:hAnsi="BRH Malayalam Extra" w:cs="BRH Devanagari Extra"/>
+                <w:color w:val="000000"/>
+                <w:sz w:val="32"/>
+                <w:szCs w:val="40"/>
+                <w:lang w:bidi="ml-IN"/>
+              </w:rPr>
+              <w:t>–</w:t>
+            </w:r>
+            <w:r>
+              <w:rPr>
+                <w:rFonts w:ascii="BRH Devanagari Extra" w:hAnsi="BRH Devanagari Extra" w:cs="BRH Devanagari Extra"/>
+                <w:color w:val="000000"/>
+                <w:sz w:val="40"/>
+                <w:szCs w:val="40"/>
+                <w:lang w:bidi="ml-IN"/>
+              </w:rPr>
+              <w:t xml:space="preserve"> </w:t>
+            </w:r>
+            <w:proofErr w:type="spellStart"/>
+            <w:r>
+              <w:rPr>
+                <w:rFonts w:ascii="BRH Devanagari Extra" w:hAnsi="BRH Devanagari Extra" w:cs="BRH Devanagari Extra"/>
+                <w:color w:val="000000"/>
+                <w:sz w:val="40"/>
+                <w:szCs w:val="40"/>
+                <w:lang w:bidi="ml-IN"/>
+              </w:rPr>
+              <w:t>xÉÔrÉïþÈ</w:t>
+            </w:r>
+            <w:proofErr w:type="spellEnd"/>
+            <w:r>
+              <w:rPr>
+                <w:rFonts w:ascii="BRH Devanagari Extra" w:hAnsi="BRH Devanagari Extra" w:cs="BRH Devanagari Extra"/>
+                <w:color w:val="000000"/>
+                <w:sz w:val="40"/>
+                <w:szCs w:val="40"/>
+                <w:lang w:bidi="ml-IN"/>
+              </w:rPr>
+              <w:t xml:space="preserve"> |</w:t>
             </w:r>
           </w:p>
         </w:tc>
@@ -3886,6 +6358,7 @@
               </w:rPr>
               <w:t>–</w:t>
             </w:r>
+            <w:proofErr w:type="spellStart"/>
             <w:r>
               <w:rPr>
                 <w:rFonts w:ascii="BRH Devanagari Extra" w:hAnsi="BRH Devanagari Extra" w:cs="BRH Devanagari Extra"/>
@@ -3914,7 +6387,40 @@
                 <w:szCs w:val="40"/>
                 <w:lang w:bidi="ml-IN"/>
               </w:rPr>
-              <w:t xml:space="preserve">þ AxiÉÑ | </w:t>
+              <w:t>þ</w:t>
+            </w:r>
+            <w:proofErr w:type="spellEnd"/>
+            <w:r>
+              <w:rPr>
+                <w:rFonts w:ascii="BRH Devanagari Extra" w:hAnsi="BRH Devanagari Extra" w:cs="BRH Devanagari Extra"/>
+                <w:color w:val="000000"/>
+                <w:sz w:val="40"/>
+                <w:szCs w:val="40"/>
+                <w:lang w:bidi="ml-IN"/>
+              </w:rPr>
+              <w:t xml:space="preserve"> </w:t>
+            </w:r>
+            <w:proofErr w:type="spellStart"/>
+            <w:r>
+              <w:rPr>
+                <w:rFonts w:ascii="BRH Devanagari Extra" w:hAnsi="BRH Devanagari Extra" w:cs="BRH Devanagari Extra"/>
+                <w:color w:val="000000"/>
+                <w:sz w:val="40"/>
+                <w:szCs w:val="40"/>
+                <w:lang w:bidi="ml-IN"/>
+              </w:rPr>
+              <w:t>AxiÉÑ</w:t>
+            </w:r>
+            <w:proofErr w:type="spellEnd"/>
+            <w:r>
+              <w:rPr>
+                <w:rFonts w:ascii="BRH Devanagari Extra" w:hAnsi="BRH Devanagari Extra" w:cs="BRH Devanagari Extra"/>
+                <w:color w:val="000000"/>
+                <w:sz w:val="40"/>
+                <w:szCs w:val="40"/>
+                <w:lang w:bidi="ml-IN"/>
+              </w:rPr>
+              <w:t xml:space="preserve"> | </w:t>
             </w:r>
             <w:r>
               <w:rPr>
@@ -3937,6 +6443,7 @@
               </w:rPr>
               <w:t>–</w:t>
             </w:r>
+            <w:proofErr w:type="spellStart"/>
             <w:r>
               <w:rPr>
                 <w:rFonts w:ascii="BRH Devanagari Extra" w:hAnsi="BRH Devanagari Extra" w:cs="BRH Devanagari Extra"/>
@@ -3947,25 +6454,48 @@
               </w:rPr>
               <w:t>xiÉÑ</w:t>
             </w:r>
-            <w:r>
-              <w:rPr>
-                <w:rFonts w:ascii="BRH Malayalam Extra" w:hAnsi="BRH Malayalam Extra" w:cs="BRH Devanagari Extra"/>
-                <w:color w:val="000000"/>
-                <w:sz w:val="32"/>
-                <w:szCs w:val="40"/>
-                <w:lang w:bidi="ml-IN"/>
-              </w:rPr>
-              <w:t>–</w:t>
-            </w:r>
-            <w:r>
-              <w:rPr>
-                <w:rFonts w:ascii="BRH Devanagari Extra" w:hAnsi="BRH Devanagari Extra" w:cs="BRH Devanagari Extra"/>
-                <w:color w:val="000000"/>
-                <w:sz w:val="40"/>
-                <w:szCs w:val="40"/>
-                <w:lang w:bidi="ml-IN"/>
-              </w:rPr>
-              <w:t xml:space="preserve"> xÉÔrÉïþÈ |</w:t>
+            <w:proofErr w:type="spellEnd"/>
+            <w:r>
+              <w:rPr>
+                <w:rFonts w:ascii="BRH Malayalam Extra" w:hAnsi="BRH Malayalam Extra" w:cs="BRH Devanagari Extra"/>
+                <w:color w:val="000000"/>
+                <w:sz w:val="32"/>
+                <w:szCs w:val="40"/>
+                <w:lang w:bidi="ml-IN"/>
+              </w:rPr>
+              <w:t>–</w:t>
+            </w:r>
+            <w:r>
+              <w:rPr>
+                <w:rFonts w:ascii="BRH Devanagari Extra" w:hAnsi="BRH Devanagari Extra" w:cs="BRH Devanagari Extra"/>
+                <w:color w:val="000000"/>
+                <w:sz w:val="40"/>
+                <w:szCs w:val="40"/>
+                <w:lang w:bidi="ml-IN"/>
+              </w:rPr>
+              <w:t xml:space="preserve"> </w:t>
+            </w:r>
+            <w:proofErr w:type="spellStart"/>
+            <w:r>
+              <w:rPr>
+                <w:rFonts w:ascii="BRH Devanagari Extra" w:hAnsi="BRH Devanagari Extra" w:cs="BRH Devanagari Extra"/>
+                <w:color w:val="000000"/>
+                <w:sz w:val="40"/>
+                <w:szCs w:val="40"/>
+                <w:lang w:bidi="ml-IN"/>
+              </w:rPr>
+              <w:t>xÉÔrÉïþÈ</w:t>
+            </w:r>
+            <w:proofErr w:type="spellEnd"/>
+            <w:r>
+              <w:rPr>
+                <w:rFonts w:ascii="BRH Devanagari Extra" w:hAnsi="BRH Devanagari Extra" w:cs="BRH Devanagari Extra"/>
+                <w:color w:val="000000"/>
+                <w:sz w:val="40"/>
+                <w:szCs w:val="40"/>
+                <w:lang w:bidi="ml-IN"/>
+              </w:rPr>
+              <w:t xml:space="preserve"> |</w:t>
             </w:r>
           </w:p>
         </w:tc>
@@ -4003,6 +6533,7 @@
                 <w:sz w:val="28"/>
                 <w:szCs w:val="32"/>
               </w:rPr>
+              <w:lastRenderedPageBreak/>
               <w:t>T.S.6.4.2.6 – Kramam</w:t>
             </w:r>
           </w:p>
@@ -4099,15 +6630,49 @@
                 <w:lang w:bidi="ml-IN"/>
               </w:rPr>
             </w:pPr>
-            <w:r>
-              <w:rPr>
-                <w:rFonts w:ascii="BRH Devanagari Extra" w:hAnsi="BRH Devanagari Extra" w:cs="BRH Devanagari Extra"/>
-                <w:color w:val="000000"/>
-                <w:sz w:val="40"/>
-                <w:szCs w:val="40"/>
-                <w:lang w:bidi="ml-IN"/>
-              </w:rPr>
-              <w:t xml:space="preserve">rÉSè uÉWûþliÉÏlÉÉqÉç | </w:t>
+            <w:proofErr w:type="spellStart"/>
+            <w:r>
+              <w:rPr>
+                <w:rFonts w:ascii="BRH Devanagari Extra" w:hAnsi="BRH Devanagari Extra" w:cs="BRH Devanagari Extra"/>
+                <w:color w:val="000000"/>
+                <w:sz w:val="40"/>
+                <w:szCs w:val="40"/>
+                <w:lang w:bidi="ml-IN"/>
+              </w:rPr>
+              <w:t>rÉSè</w:t>
+            </w:r>
+            <w:proofErr w:type="spellEnd"/>
+            <w:r>
+              <w:rPr>
+                <w:rFonts w:ascii="BRH Devanagari Extra" w:hAnsi="BRH Devanagari Extra" w:cs="BRH Devanagari Extra"/>
+                <w:color w:val="000000"/>
+                <w:sz w:val="40"/>
+                <w:szCs w:val="40"/>
+                <w:lang w:bidi="ml-IN"/>
+              </w:rPr>
+              <w:t xml:space="preserve"> </w:t>
+            </w:r>
+            <w:proofErr w:type="spellStart"/>
+            <w:r>
+              <w:rPr>
+                <w:rFonts w:ascii="BRH Devanagari Extra" w:hAnsi="BRH Devanagari Extra" w:cs="BRH Devanagari Extra"/>
+                <w:color w:val="000000"/>
+                <w:sz w:val="40"/>
+                <w:szCs w:val="40"/>
+                <w:lang w:bidi="ml-IN"/>
+              </w:rPr>
+              <w:t>uÉWûþliÉÏlÉÉqÉç</w:t>
+            </w:r>
+            <w:proofErr w:type="spellEnd"/>
+            <w:r>
+              <w:rPr>
+                <w:rFonts w:ascii="BRH Devanagari Extra" w:hAnsi="BRH Devanagari Extra" w:cs="BRH Devanagari Extra"/>
+                <w:color w:val="000000"/>
+                <w:sz w:val="40"/>
+                <w:szCs w:val="40"/>
+                <w:lang w:bidi="ml-IN"/>
+              </w:rPr>
+              <w:t xml:space="preserve"> | </w:t>
             </w:r>
           </w:p>
           <w:p>
@@ -4125,6 +6690,7 @@
                 <w:lang w:val="en-IN" w:eastAsia="en-IN" w:bidi="ml-IN"/>
               </w:rPr>
             </w:pPr>
+            <w:proofErr w:type="spellStart"/>
             <w:r>
               <w:rPr>
                 <w:rFonts w:ascii="BRH Devanagari Extra" w:hAnsi="BRH Devanagari Extra" w:cs="BRH Devanagari Extra"/>
@@ -4154,27 +6720,60 @@
                 <w:szCs w:val="40"/>
                 <w:lang w:bidi="ml-IN"/>
               </w:rPr>
-              <w:t>ÉÉqÉç aÉ×</w:t>
-            </w:r>
-            <w:r>
-              <w:rPr>
-                <w:rFonts w:ascii="BRH Malayalam Extra" w:hAnsi="BRH Malayalam Extra" w:cs="BRH Devanagari Extra"/>
-                <w:color w:val="000000"/>
-                <w:sz w:val="32"/>
-                <w:szCs w:val="40"/>
-                <w:lang w:bidi="ml-IN"/>
-              </w:rPr>
-              <w:t>–</w:t>
-            </w:r>
-            <w:r>
-              <w:rPr>
-                <w:rFonts w:ascii="BRH Devanagari Extra" w:hAnsi="BRH Devanagari Extra" w:cs="BRH Devanagari Extra"/>
-                <w:color w:val="000000"/>
-                <w:sz w:val="40"/>
-                <w:szCs w:val="40"/>
-                <w:lang w:bidi="ml-IN"/>
-              </w:rPr>
-              <w:t>ºûÉÌiÉþ |</w:t>
+              <w:t>ÉÉqÉç</w:t>
+            </w:r>
+            <w:proofErr w:type="spellEnd"/>
+            <w:r>
+              <w:rPr>
+                <w:rFonts w:ascii="BRH Devanagari Extra" w:hAnsi="BRH Devanagari Extra" w:cs="BRH Devanagari Extra"/>
+                <w:color w:val="000000"/>
+                <w:sz w:val="40"/>
+                <w:szCs w:val="40"/>
+                <w:lang w:bidi="ml-IN"/>
+              </w:rPr>
+              <w:t xml:space="preserve"> aÉ×</w:t>
+            </w:r>
+            <w:r>
+              <w:rPr>
+                <w:rFonts w:ascii="BRH Malayalam Extra" w:hAnsi="BRH Malayalam Extra" w:cs="BRH Devanagari Extra"/>
+                <w:color w:val="000000"/>
+                <w:sz w:val="32"/>
+                <w:szCs w:val="40"/>
+                <w:lang w:bidi="ml-IN"/>
+              </w:rPr>
+              <w:t>–</w:t>
+            </w:r>
+            <w:r>
+              <w:rPr>
+                <w:rFonts w:ascii="BRH Devanagari Extra" w:hAnsi="BRH Devanagari Extra" w:cs="BRH Devanagari Extra"/>
+                <w:color w:val="000000"/>
+                <w:sz w:val="40"/>
+                <w:szCs w:val="40"/>
+                <w:lang w:bidi="ml-IN"/>
+              </w:rPr>
+              <w:t>º</w:t>
+            </w:r>
+            <w:proofErr w:type="spellStart"/>
+            <w:r>
+              <w:rPr>
+                <w:rFonts w:ascii="BRH Devanagari Extra" w:hAnsi="BRH Devanagari Extra" w:cs="BRH Devanagari Extra"/>
+                <w:color w:val="000000"/>
+                <w:sz w:val="40"/>
+                <w:szCs w:val="40"/>
+                <w:lang w:bidi="ml-IN"/>
+              </w:rPr>
+              <w:t>ûÉÌiÉþ</w:t>
+            </w:r>
+            <w:proofErr w:type="spellEnd"/>
+            <w:r>
+              <w:rPr>
+                <w:rFonts w:ascii="BRH Devanagari Extra" w:hAnsi="BRH Devanagari Extra" w:cs="BRH Devanagari Extra"/>
+                <w:color w:val="000000"/>
+                <w:sz w:val="40"/>
+                <w:szCs w:val="40"/>
+                <w:lang w:bidi="ml-IN"/>
+              </w:rPr>
+              <w:t xml:space="preserve"> |</w:t>
             </w:r>
           </w:p>
         </w:tc>
@@ -4197,15 +6796,49 @@
                 <w:lang w:bidi="ml-IN"/>
               </w:rPr>
             </w:pPr>
-            <w:r>
-              <w:rPr>
-                <w:rFonts w:ascii="BRH Devanagari Extra" w:hAnsi="BRH Devanagari Extra" w:cs="BRH Devanagari Extra"/>
-                <w:color w:val="000000"/>
-                <w:sz w:val="40"/>
-                <w:szCs w:val="40"/>
-                <w:lang w:bidi="ml-IN"/>
-              </w:rPr>
-              <w:t xml:space="preserve">rÉSè uÉWûþliÉÏlÉÉqÉç | </w:t>
+            <w:proofErr w:type="spellStart"/>
+            <w:r>
+              <w:rPr>
+                <w:rFonts w:ascii="BRH Devanagari Extra" w:hAnsi="BRH Devanagari Extra" w:cs="BRH Devanagari Extra"/>
+                <w:color w:val="000000"/>
+                <w:sz w:val="40"/>
+                <w:szCs w:val="40"/>
+                <w:lang w:bidi="ml-IN"/>
+              </w:rPr>
+              <w:t>rÉSè</w:t>
+            </w:r>
+            <w:proofErr w:type="spellEnd"/>
+            <w:r>
+              <w:rPr>
+                <w:rFonts w:ascii="BRH Devanagari Extra" w:hAnsi="BRH Devanagari Extra" w:cs="BRH Devanagari Extra"/>
+                <w:color w:val="000000"/>
+                <w:sz w:val="40"/>
+                <w:szCs w:val="40"/>
+                <w:lang w:bidi="ml-IN"/>
+              </w:rPr>
+              <w:t xml:space="preserve"> </w:t>
+            </w:r>
+            <w:proofErr w:type="spellStart"/>
+            <w:r>
+              <w:rPr>
+                <w:rFonts w:ascii="BRH Devanagari Extra" w:hAnsi="BRH Devanagari Extra" w:cs="BRH Devanagari Extra"/>
+                <w:color w:val="000000"/>
+                <w:sz w:val="40"/>
+                <w:szCs w:val="40"/>
+                <w:lang w:bidi="ml-IN"/>
+              </w:rPr>
+              <w:t>uÉWûþliÉÏlÉÉqÉç</w:t>
+            </w:r>
+            <w:proofErr w:type="spellEnd"/>
+            <w:r>
+              <w:rPr>
+                <w:rFonts w:ascii="BRH Devanagari Extra" w:hAnsi="BRH Devanagari Extra" w:cs="BRH Devanagari Extra"/>
+                <w:color w:val="000000"/>
+                <w:sz w:val="40"/>
+                <w:szCs w:val="40"/>
+                <w:lang w:bidi="ml-IN"/>
+              </w:rPr>
+              <w:t xml:space="preserve"> | </w:t>
             </w:r>
           </w:p>
           <w:p>
@@ -4223,6 +6856,7 @@
                 <w:lang w:val="en-IN" w:eastAsia="en-IN" w:bidi="ml-IN"/>
               </w:rPr>
             </w:pPr>
+            <w:proofErr w:type="spellStart"/>
             <w:r>
               <w:rPr>
                 <w:rFonts w:ascii="BRH Devanagari Extra" w:hAnsi="BRH Devanagari Extra" w:cs="BRH Devanagari Extra"/>
@@ -4252,27 +6886,60 @@
                 <w:szCs w:val="40"/>
                 <w:lang w:bidi="ml-IN"/>
               </w:rPr>
-              <w:t>lÉÉqÉç aÉ×</w:t>
-            </w:r>
-            <w:r>
-              <w:rPr>
-                <w:rFonts w:ascii="BRH Malayalam Extra" w:hAnsi="BRH Malayalam Extra" w:cs="BRH Devanagari Extra"/>
-                <w:color w:val="000000"/>
-                <w:sz w:val="32"/>
-                <w:szCs w:val="40"/>
-                <w:lang w:bidi="ml-IN"/>
-              </w:rPr>
-              <w:t>–</w:t>
-            </w:r>
-            <w:r>
-              <w:rPr>
-                <w:rFonts w:ascii="BRH Devanagari Extra" w:hAnsi="BRH Devanagari Extra" w:cs="BRH Devanagari Extra"/>
-                <w:color w:val="000000"/>
-                <w:sz w:val="40"/>
-                <w:szCs w:val="40"/>
-                <w:lang w:bidi="ml-IN"/>
-              </w:rPr>
-              <w:t>ºûÉÌiÉþ |</w:t>
+              <w:t>lÉÉqÉç</w:t>
+            </w:r>
+            <w:proofErr w:type="spellEnd"/>
+            <w:r>
+              <w:rPr>
+                <w:rFonts w:ascii="BRH Devanagari Extra" w:hAnsi="BRH Devanagari Extra" w:cs="BRH Devanagari Extra"/>
+                <w:color w:val="000000"/>
+                <w:sz w:val="40"/>
+                <w:szCs w:val="40"/>
+                <w:lang w:bidi="ml-IN"/>
+              </w:rPr>
+              <w:t xml:space="preserve"> aÉ×</w:t>
+            </w:r>
+            <w:r>
+              <w:rPr>
+                <w:rFonts w:ascii="BRH Malayalam Extra" w:hAnsi="BRH Malayalam Extra" w:cs="BRH Devanagari Extra"/>
+                <w:color w:val="000000"/>
+                <w:sz w:val="32"/>
+                <w:szCs w:val="40"/>
+                <w:lang w:bidi="ml-IN"/>
+              </w:rPr>
+              <w:t>–</w:t>
+            </w:r>
+            <w:r>
+              <w:rPr>
+                <w:rFonts w:ascii="BRH Devanagari Extra" w:hAnsi="BRH Devanagari Extra" w:cs="BRH Devanagari Extra"/>
+                <w:color w:val="000000"/>
+                <w:sz w:val="40"/>
+                <w:szCs w:val="40"/>
+                <w:lang w:bidi="ml-IN"/>
+              </w:rPr>
+              <w:t>º</w:t>
+            </w:r>
+            <w:proofErr w:type="spellStart"/>
+            <w:r>
+              <w:rPr>
+                <w:rFonts w:ascii="BRH Devanagari Extra" w:hAnsi="BRH Devanagari Extra" w:cs="BRH Devanagari Extra"/>
+                <w:color w:val="000000"/>
+                <w:sz w:val="40"/>
+                <w:szCs w:val="40"/>
+                <w:lang w:bidi="ml-IN"/>
+              </w:rPr>
+              <w:t>ûÉÌiÉþ</w:t>
+            </w:r>
+            <w:proofErr w:type="spellEnd"/>
+            <w:r>
+              <w:rPr>
+                <w:rFonts w:ascii="BRH Devanagari Extra" w:hAnsi="BRH Devanagari Extra" w:cs="BRH Devanagari Extra"/>
+                <w:color w:val="000000"/>
+                <w:sz w:val="40"/>
+                <w:szCs w:val="40"/>
+                <w:lang w:bidi="ml-IN"/>
+              </w:rPr>
+              <w:t xml:space="preserve"> |</w:t>
             </w:r>
           </w:p>
         </w:tc>
@@ -4406,6 +7073,7 @@
                 <w:lang w:bidi="ml-IN"/>
               </w:rPr>
             </w:pPr>
+            <w:proofErr w:type="spellStart"/>
             <w:r>
               <w:rPr>
                 <w:rFonts w:ascii="BRH Devanagari Extra" w:hAnsi="BRH Devanagari Extra" w:cs="BRH Devanagari Extra"/>
@@ -4427,6 +7095,7 @@
               </w:rPr>
               <w:t>þS</w:t>
             </w:r>
+            <w:proofErr w:type="spellEnd"/>
             <w:r>
               <w:rPr>
                 <w:rFonts w:ascii="BRH Malayalam Extra" w:hAnsi="BRH Malayalam Extra" w:cs="BRH Devanagari Extra"/>
@@ -4449,6 +7118,7 @@
               </w:rPr>
               <w:t>±</w:t>
             </w:r>
+            <w:proofErr w:type="spellStart"/>
             <w:r>
               <w:rPr>
                 <w:rFonts w:ascii="BRH Devanagari Extra" w:hAnsi="BRH Devanagari Extra" w:cs="BRH Devanagari Extra"/>
@@ -4468,7 +7138,18 @@
                 <w:szCs w:val="40"/>
                 <w:lang w:bidi="ml-IN"/>
               </w:rPr>
-              <w:t xml:space="preserve">qÉÉþlÉÉÈ | </w:t>
+              <w:t>qÉÉþlÉÉÈ</w:t>
+            </w:r>
+            <w:proofErr w:type="spellEnd"/>
+            <w:r>
+              <w:rPr>
+                <w:rFonts w:ascii="BRH Devanagari Extra" w:hAnsi="BRH Devanagari Extra" w:cs="BRH Devanagari Extra"/>
+                <w:color w:val="000000"/>
+                <w:sz w:val="40"/>
+                <w:szCs w:val="40"/>
+                <w:lang w:bidi="ml-IN"/>
+              </w:rPr>
+              <w:t xml:space="preserve"> | </w:t>
             </w:r>
           </w:p>
           <w:p>
@@ -4514,27 +7195,73 @@
                 <w:szCs w:val="40"/>
                 <w:lang w:bidi="ml-IN"/>
               </w:rPr>
-              <w:t>±qÉÉþlÉÉÈ mÉÏ</w:t>
-            </w:r>
-            <w:r>
-              <w:rPr>
-                <w:rFonts w:ascii="BRH Malayalam Extra" w:hAnsi="BRH Malayalam Extra" w:cs="BRH Devanagari Extra"/>
-                <w:color w:val="000000"/>
-                <w:sz w:val="32"/>
-                <w:szCs w:val="40"/>
-                <w:lang w:bidi="ml-IN"/>
-              </w:rPr>
-              <w:t>–</w:t>
-            </w:r>
-            <w:r>
-              <w:rPr>
-                <w:rFonts w:ascii="BRH Devanagari Extra" w:hAnsi="BRH Devanagari Extra" w:cs="BRH Devanagari Extra"/>
-                <w:color w:val="000000"/>
-                <w:sz w:val="40"/>
-                <w:szCs w:val="40"/>
-                <w:lang w:bidi="ml-IN"/>
-              </w:rPr>
-              <w:t>rÉqÉÉþlÉÉÈ |</w:t>
+              <w:t>±</w:t>
+            </w:r>
+            <w:proofErr w:type="spellStart"/>
+            <w:r>
+              <w:rPr>
+                <w:rFonts w:ascii="BRH Devanagari Extra" w:hAnsi="BRH Devanagari Extra" w:cs="BRH Devanagari Extra"/>
+                <w:color w:val="000000"/>
+                <w:sz w:val="40"/>
+                <w:szCs w:val="40"/>
+                <w:lang w:bidi="ml-IN"/>
+              </w:rPr>
+              <w:t>qÉÉþlÉÉÈ</w:t>
+            </w:r>
+            <w:proofErr w:type="spellEnd"/>
+            <w:r>
+              <w:rPr>
+                <w:rFonts w:ascii="BRH Devanagari Extra" w:hAnsi="BRH Devanagari Extra" w:cs="BRH Devanagari Extra"/>
+                <w:color w:val="000000"/>
+                <w:sz w:val="40"/>
+                <w:szCs w:val="40"/>
+                <w:lang w:bidi="ml-IN"/>
+              </w:rPr>
+              <w:t xml:space="preserve"> </w:t>
+            </w:r>
+            <w:proofErr w:type="spellStart"/>
+            <w:r>
+              <w:rPr>
+                <w:rFonts w:ascii="BRH Devanagari Extra" w:hAnsi="BRH Devanagari Extra" w:cs="BRH Devanagari Extra"/>
+                <w:color w:val="000000"/>
+                <w:sz w:val="40"/>
+                <w:szCs w:val="40"/>
+                <w:lang w:bidi="ml-IN"/>
+              </w:rPr>
+              <w:t>mÉÏ</w:t>
+            </w:r>
+            <w:proofErr w:type="spellEnd"/>
+            <w:r>
+              <w:rPr>
+                <w:rFonts w:ascii="BRH Malayalam Extra" w:hAnsi="BRH Malayalam Extra" w:cs="BRH Devanagari Extra"/>
+                <w:color w:val="000000"/>
+                <w:sz w:val="32"/>
+                <w:szCs w:val="40"/>
+                <w:lang w:bidi="ml-IN"/>
+              </w:rPr>
+              <w:t>–</w:t>
+            </w:r>
+            <w:proofErr w:type="spellStart"/>
+            <w:r>
+              <w:rPr>
+                <w:rFonts w:ascii="BRH Devanagari Extra" w:hAnsi="BRH Devanagari Extra" w:cs="BRH Devanagari Extra"/>
+                <w:color w:val="000000"/>
+                <w:sz w:val="40"/>
+                <w:szCs w:val="40"/>
+                <w:lang w:bidi="ml-IN"/>
+              </w:rPr>
+              <w:t>rÉqÉÉþlÉÉÈ</w:t>
+            </w:r>
+            <w:proofErr w:type="spellEnd"/>
+            <w:r>
+              <w:rPr>
+                <w:rFonts w:ascii="BRH Devanagari Extra" w:hAnsi="BRH Devanagari Extra" w:cs="BRH Devanagari Extra"/>
+                <w:color w:val="000000"/>
+                <w:sz w:val="40"/>
+                <w:szCs w:val="40"/>
+                <w:lang w:bidi="ml-IN"/>
+              </w:rPr>
+              <w:t xml:space="preserve"> |</w:t>
             </w:r>
           </w:p>
         </w:tc>
@@ -4557,6 +7284,7 @@
                 <w:lang w:bidi="ml-IN"/>
               </w:rPr>
             </w:pPr>
+            <w:proofErr w:type="spellStart"/>
             <w:r>
               <w:rPr>
                 <w:rFonts w:ascii="BRH Devanagari Extra" w:hAnsi="BRH Devanagari Extra" w:cs="BRH Devanagari Extra"/>
@@ -4578,6 +7306,7 @@
               </w:rPr>
               <w:t>þS</w:t>
             </w:r>
+            <w:proofErr w:type="spellEnd"/>
             <w:r>
               <w:rPr>
                 <w:rFonts w:ascii="BRH Malayalam Extra" w:hAnsi="BRH Malayalam Extra" w:cs="BRH Devanagari Extra"/>
@@ -4600,15 +7329,27 @@
               </w:rPr>
               <w:t>±</w:t>
             </w:r>
-            <w:r>
-              <w:rPr>
-                <w:rFonts w:ascii="BRH Devanagari Extra" w:hAnsi="BRH Devanagari Extra" w:cs="BRH Devanagari Extra"/>
-                <w:color w:val="000000"/>
-                <w:sz w:val="40"/>
-                <w:szCs w:val="40"/>
-                <w:lang w:bidi="ml-IN"/>
-              </w:rPr>
-              <w:t xml:space="preserve">qÉÉþlÉÉÈ | </w:t>
+            <w:proofErr w:type="spellStart"/>
+            <w:r>
+              <w:rPr>
+                <w:rFonts w:ascii="BRH Devanagari Extra" w:hAnsi="BRH Devanagari Extra" w:cs="BRH Devanagari Extra"/>
+                <w:color w:val="000000"/>
+                <w:sz w:val="40"/>
+                <w:szCs w:val="40"/>
+                <w:lang w:bidi="ml-IN"/>
+              </w:rPr>
+              <w:t>qÉÉþlÉÉÈ</w:t>
+            </w:r>
+            <w:proofErr w:type="spellEnd"/>
+            <w:r>
+              <w:rPr>
+                <w:rFonts w:ascii="BRH Devanagari Extra" w:hAnsi="BRH Devanagari Extra" w:cs="BRH Devanagari Extra"/>
+                <w:color w:val="000000"/>
+                <w:sz w:val="40"/>
+                <w:szCs w:val="40"/>
+                <w:lang w:bidi="ml-IN"/>
+              </w:rPr>
+              <w:t xml:space="preserve"> | </w:t>
             </w:r>
           </w:p>
           <w:p>
@@ -4654,27 +7395,73 @@
                 <w:szCs w:val="40"/>
                 <w:lang w:bidi="ml-IN"/>
               </w:rPr>
-              <w:t>±qÉÉþlÉÉÈ mÉÏ</w:t>
-            </w:r>
-            <w:r>
-              <w:rPr>
-                <w:rFonts w:ascii="BRH Malayalam Extra" w:hAnsi="BRH Malayalam Extra" w:cs="BRH Devanagari Extra"/>
-                <w:color w:val="000000"/>
-                <w:sz w:val="32"/>
-                <w:szCs w:val="40"/>
-                <w:lang w:bidi="ml-IN"/>
-              </w:rPr>
-              <w:t>–</w:t>
-            </w:r>
-            <w:r>
-              <w:rPr>
-                <w:rFonts w:ascii="BRH Devanagari Extra" w:hAnsi="BRH Devanagari Extra" w:cs="BRH Devanagari Extra"/>
-                <w:color w:val="000000"/>
-                <w:sz w:val="40"/>
-                <w:szCs w:val="40"/>
-                <w:lang w:bidi="ml-IN"/>
-              </w:rPr>
-              <w:t>rÉqÉÉþlÉÉÈ |</w:t>
+              <w:t>±</w:t>
+            </w:r>
+            <w:proofErr w:type="spellStart"/>
+            <w:r>
+              <w:rPr>
+                <w:rFonts w:ascii="BRH Devanagari Extra" w:hAnsi="BRH Devanagari Extra" w:cs="BRH Devanagari Extra"/>
+                <w:color w:val="000000"/>
+                <w:sz w:val="40"/>
+                <w:szCs w:val="40"/>
+                <w:lang w:bidi="ml-IN"/>
+              </w:rPr>
+              <w:t>qÉÉþlÉÉÈ</w:t>
+            </w:r>
+            <w:proofErr w:type="spellEnd"/>
+            <w:r>
+              <w:rPr>
+                <w:rFonts w:ascii="BRH Devanagari Extra" w:hAnsi="BRH Devanagari Extra" w:cs="BRH Devanagari Extra"/>
+                <w:color w:val="000000"/>
+                <w:sz w:val="40"/>
+                <w:szCs w:val="40"/>
+                <w:lang w:bidi="ml-IN"/>
+              </w:rPr>
+              <w:t xml:space="preserve"> </w:t>
+            </w:r>
+            <w:proofErr w:type="spellStart"/>
+            <w:r>
+              <w:rPr>
+                <w:rFonts w:ascii="BRH Devanagari Extra" w:hAnsi="BRH Devanagari Extra" w:cs="BRH Devanagari Extra"/>
+                <w:color w:val="000000"/>
+                <w:sz w:val="40"/>
+                <w:szCs w:val="40"/>
+                <w:lang w:bidi="ml-IN"/>
+              </w:rPr>
+              <w:t>mÉÏ</w:t>
+            </w:r>
+            <w:proofErr w:type="spellEnd"/>
+            <w:r>
+              <w:rPr>
+                <w:rFonts w:ascii="BRH Malayalam Extra" w:hAnsi="BRH Malayalam Extra" w:cs="BRH Devanagari Extra"/>
+                <w:color w:val="000000"/>
+                <w:sz w:val="32"/>
+                <w:szCs w:val="40"/>
+                <w:lang w:bidi="ml-IN"/>
+              </w:rPr>
+              <w:t>–</w:t>
+            </w:r>
+            <w:proofErr w:type="spellStart"/>
+            <w:r>
+              <w:rPr>
+                <w:rFonts w:ascii="BRH Devanagari Extra" w:hAnsi="BRH Devanagari Extra" w:cs="BRH Devanagari Extra"/>
+                <w:color w:val="000000"/>
+                <w:sz w:val="40"/>
+                <w:szCs w:val="40"/>
+                <w:lang w:bidi="ml-IN"/>
+              </w:rPr>
+              <w:t>rÉqÉÉþlÉÉÈ</w:t>
+            </w:r>
+            <w:proofErr w:type="spellEnd"/>
+            <w:r>
+              <w:rPr>
+                <w:rFonts w:ascii="BRH Devanagari Extra" w:hAnsi="BRH Devanagari Extra" w:cs="BRH Devanagari Extra"/>
+                <w:color w:val="000000"/>
+                <w:sz w:val="40"/>
+                <w:szCs w:val="40"/>
+                <w:lang w:bidi="ml-IN"/>
+              </w:rPr>
+              <w:t xml:space="preserve"> |</w:t>
             </w:r>
           </w:p>
         </w:tc>
@@ -4828,6 +7615,7 @@
               </w:rPr>
               <w:t>–</w:t>
             </w:r>
+            <w:proofErr w:type="spellStart"/>
             <w:r>
               <w:rPr>
                 <w:rFonts w:ascii="BRH Devanagari Extra" w:hAnsi="BRH Devanagari Extra" w:cs="BRH Devanagari Extra"/>
@@ -4838,25 +7626,60 @@
               </w:rPr>
               <w:t>SèkuÉ</w:t>
             </w:r>
-            <w:r>
-              <w:rPr>
-                <w:rFonts w:ascii="BRH Malayalam Extra" w:hAnsi="BRH Malayalam Extra" w:cs="BRH Devanagari Extra"/>
-                <w:color w:val="000000"/>
-                <w:sz w:val="32"/>
-                <w:szCs w:val="40"/>
-                <w:lang w:bidi="ml-IN"/>
-              </w:rPr>
-              <w:t>–</w:t>
-            </w:r>
-            <w:r>
-              <w:rPr>
-                <w:rFonts w:ascii="BRH Devanagari Extra" w:hAnsi="BRH Devanagari Extra" w:cs="BRH Devanagari Extra"/>
-                <w:color w:val="000000"/>
-                <w:sz w:val="40"/>
-                <w:szCs w:val="40"/>
-                <w:lang w:bidi="ml-IN"/>
-              </w:rPr>
-              <w:t xml:space="preserve">rÉÔï AÉxiÉÉÿqÉç | </w:t>
+            <w:proofErr w:type="spellEnd"/>
+            <w:r>
+              <w:rPr>
+                <w:rFonts w:ascii="BRH Malayalam Extra" w:hAnsi="BRH Malayalam Extra" w:cs="BRH Devanagari Extra"/>
+                <w:color w:val="000000"/>
+                <w:sz w:val="32"/>
+                <w:szCs w:val="40"/>
+                <w:lang w:bidi="ml-IN"/>
+              </w:rPr>
+              <w:t>–</w:t>
+            </w:r>
+            <w:proofErr w:type="spellStart"/>
+            <w:r>
+              <w:rPr>
+                <w:rFonts w:ascii="BRH Devanagari Extra" w:hAnsi="BRH Devanagari Extra" w:cs="BRH Devanagari Extra"/>
+                <w:color w:val="000000"/>
+                <w:sz w:val="40"/>
+                <w:szCs w:val="40"/>
+                <w:lang w:bidi="ml-IN"/>
+              </w:rPr>
+              <w:t>rÉÔï</w:t>
+            </w:r>
+            <w:proofErr w:type="spellEnd"/>
+            <w:r>
+              <w:rPr>
+                <w:rFonts w:ascii="BRH Devanagari Extra" w:hAnsi="BRH Devanagari Extra" w:cs="BRH Devanagari Extra"/>
+                <w:color w:val="000000"/>
+                <w:sz w:val="40"/>
+                <w:szCs w:val="40"/>
+                <w:lang w:bidi="ml-IN"/>
+              </w:rPr>
+              <w:t xml:space="preserve"> </w:t>
+            </w:r>
+            <w:proofErr w:type="spellStart"/>
+            <w:r>
+              <w:rPr>
+                <w:rFonts w:ascii="BRH Devanagari Extra" w:hAnsi="BRH Devanagari Extra" w:cs="BRH Devanagari Extra"/>
+                <w:color w:val="000000"/>
+                <w:sz w:val="40"/>
+                <w:szCs w:val="40"/>
+                <w:lang w:bidi="ml-IN"/>
+              </w:rPr>
+              <w:t>AÉxiÉÉÿqÉç</w:t>
+            </w:r>
+            <w:proofErr w:type="spellEnd"/>
+            <w:r>
+              <w:rPr>
+                <w:rFonts w:ascii="BRH Devanagari Extra" w:hAnsi="BRH Devanagari Extra" w:cs="BRH Devanagari Extra"/>
+                <w:color w:val="000000"/>
+                <w:sz w:val="40"/>
+                <w:szCs w:val="40"/>
+                <w:lang w:bidi="ml-IN"/>
+              </w:rPr>
+              <w:t xml:space="preserve"> | </w:t>
             </w:r>
           </w:p>
           <w:p>
@@ -4894,6 +7717,7 @@
               </w:rPr>
               <w:t>–</w:t>
             </w:r>
+            <w:proofErr w:type="spellStart"/>
             <w:r>
               <w:rPr>
                 <w:rFonts w:ascii="BRH Devanagari Extra" w:hAnsi="BRH Devanagari Extra" w:cs="BRH Devanagari Extra"/>
@@ -4904,25 +7728,38 @@
               </w:rPr>
               <w:t>SèkuÉ</w:t>
             </w:r>
-            <w:r>
-              <w:rPr>
-                <w:rFonts w:ascii="BRH Malayalam Extra" w:hAnsi="BRH Malayalam Extra" w:cs="BRH Devanagari Extra"/>
-                <w:color w:val="000000"/>
-                <w:sz w:val="32"/>
-                <w:szCs w:val="40"/>
-                <w:lang w:bidi="ml-IN"/>
-              </w:rPr>
-              <w:t>–</w:t>
-            </w:r>
-            <w:r>
-              <w:rPr>
-                <w:rFonts w:ascii="BRH Devanagari Extra" w:hAnsi="BRH Devanagari Extra" w:cs="BRH Devanagari Extra"/>
-                <w:color w:val="000000"/>
-                <w:sz w:val="40"/>
-                <w:szCs w:val="40"/>
-                <w:lang w:bidi="ml-IN"/>
-              </w:rPr>
-              <w:t>rÉÔï CirÉþ</w:t>
+            <w:proofErr w:type="spellEnd"/>
+            <w:r>
+              <w:rPr>
+                <w:rFonts w:ascii="BRH Malayalam Extra" w:hAnsi="BRH Malayalam Extra" w:cs="BRH Devanagari Extra"/>
+                <w:color w:val="000000"/>
+                <w:sz w:val="32"/>
+                <w:szCs w:val="40"/>
+                <w:lang w:bidi="ml-IN"/>
+              </w:rPr>
+              <w:t>–</w:t>
+            </w:r>
+            <w:proofErr w:type="spellStart"/>
+            <w:r>
+              <w:rPr>
+                <w:rFonts w:ascii="BRH Devanagari Extra" w:hAnsi="BRH Devanagari Extra" w:cs="BRH Devanagari Extra"/>
+                <w:color w:val="000000"/>
+                <w:sz w:val="40"/>
+                <w:szCs w:val="40"/>
+                <w:lang w:bidi="ml-IN"/>
+              </w:rPr>
+              <w:t>rÉÔï</w:t>
+            </w:r>
+            <w:proofErr w:type="spellEnd"/>
+            <w:r>
+              <w:rPr>
+                <w:rFonts w:ascii="BRH Devanagari Extra" w:hAnsi="BRH Devanagari Extra" w:cs="BRH Devanagari Extra"/>
+                <w:color w:val="000000"/>
+                <w:sz w:val="40"/>
+                <w:szCs w:val="40"/>
+                <w:lang w:bidi="ml-IN"/>
+              </w:rPr>
+              <w:t xml:space="preserve"> CirÉþ</w:t>
             </w:r>
             <w:r>
               <w:rPr>
@@ -4945,15 +7782,27 @@
               </w:rPr>
               <w:t>–</w:t>
             </w:r>
-            <w:r>
-              <w:rPr>
-                <w:rFonts w:ascii="BRH Devanagari Extra" w:hAnsi="BRH Devanagari Extra" w:cs="BRH Devanagari Extra"/>
-                <w:color w:val="000000"/>
-                <w:sz w:val="40"/>
-                <w:szCs w:val="40"/>
-                <w:lang w:bidi="ml-IN"/>
-              </w:rPr>
-              <w:t>rÉÔï |</w:t>
+            <w:proofErr w:type="spellStart"/>
+            <w:r>
+              <w:rPr>
+                <w:rFonts w:ascii="BRH Devanagari Extra" w:hAnsi="BRH Devanagari Extra" w:cs="BRH Devanagari Extra"/>
+                <w:color w:val="000000"/>
+                <w:sz w:val="40"/>
+                <w:szCs w:val="40"/>
+                <w:lang w:bidi="ml-IN"/>
+              </w:rPr>
+              <w:t>rÉÔï</w:t>
+            </w:r>
+            <w:proofErr w:type="spellEnd"/>
+            <w:r>
+              <w:rPr>
+                <w:rFonts w:ascii="BRH Devanagari Extra" w:hAnsi="BRH Devanagari Extra" w:cs="BRH Devanagari Extra"/>
+                <w:color w:val="000000"/>
+                <w:sz w:val="40"/>
+                <w:szCs w:val="40"/>
+                <w:lang w:bidi="ml-IN"/>
+              </w:rPr>
+              <w:t xml:space="preserve"> |</w:t>
             </w:r>
           </w:p>
         </w:tc>
@@ -4996,6 +7845,7 @@
               </w:rPr>
               <w:t>–</w:t>
             </w:r>
+            <w:proofErr w:type="spellStart"/>
             <w:r>
               <w:rPr>
                 <w:rFonts w:ascii="BRH Devanagari Extra" w:hAnsi="BRH Devanagari Extra" w:cs="BRH Devanagari Extra"/>
@@ -5006,25 +7856,60 @@
               </w:rPr>
               <w:t>SèkuÉ</w:t>
             </w:r>
-            <w:r>
-              <w:rPr>
-                <w:rFonts w:ascii="BRH Malayalam Extra" w:hAnsi="BRH Malayalam Extra" w:cs="BRH Devanagari Extra"/>
-                <w:color w:val="000000"/>
-                <w:sz w:val="32"/>
-                <w:szCs w:val="40"/>
-                <w:lang w:bidi="ml-IN"/>
-              </w:rPr>
-              <w:t>–</w:t>
-            </w:r>
-            <w:r>
-              <w:rPr>
-                <w:rFonts w:ascii="BRH Devanagari Extra" w:hAnsi="BRH Devanagari Extra" w:cs="BRH Devanagari Extra"/>
-                <w:color w:val="000000"/>
-                <w:sz w:val="40"/>
-                <w:szCs w:val="40"/>
-                <w:lang w:bidi="ml-IN"/>
-              </w:rPr>
-              <w:t xml:space="preserve">rÉÔï AÉxiÉÉÿqÉç | </w:t>
+            <w:proofErr w:type="spellEnd"/>
+            <w:r>
+              <w:rPr>
+                <w:rFonts w:ascii="BRH Malayalam Extra" w:hAnsi="BRH Malayalam Extra" w:cs="BRH Devanagari Extra"/>
+                <w:color w:val="000000"/>
+                <w:sz w:val="32"/>
+                <w:szCs w:val="40"/>
+                <w:lang w:bidi="ml-IN"/>
+              </w:rPr>
+              <w:t>–</w:t>
+            </w:r>
+            <w:proofErr w:type="spellStart"/>
+            <w:r>
+              <w:rPr>
+                <w:rFonts w:ascii="BRH Devanagari Extra" w:hAnsi="BRH Devanagari Extra" w:cs="BRH Devanagari Extra"/>
+                <w:color w:val="000000"/>
+                <w:sz w:val="40"/>
+                <w:szCs w:val="40"/>
+                <w:lang w:bidi="ml-IN"/>
+              </w:rPr>
+              <w:t>rÉÔï</w:t>
+            </w:r>
+            <w:proofErr w:type="spellEnd"/>
+            <w:r>
+              <w:rPr>
+                <w:rFonts w:ascii="BRH Devanagari Extra" w:hAnsi="BRH Devanagari Extra" w:cs="BRH Devanagari Extra"/>
+                <w:color w:val="000000"/>
+                <w:sz w:val="40"/>
+                <w:szCs w:val="40"/>
+                <w:lang w:bidi="ml-IN"/>
+              </w:rPr>
+              <w:t xml:space="preserve"> </w:t>
+            </w:r>
+            <w:proofErr w:type="spellStart"/>
+            <w:r>
+              <w:rPr>
+                <w:rFonts w:ascii="BRH Devanagari Extra" w:hAnsi="BRH Devanagari Extra" w:cs="BRH Devanagari Extra"/>
+                <w:color w:val="000000"/>
+                <w:sz w:val="40"/>
+                <w:szCs w:val="40"/>
+                <w:lang w:bidi="ml-IN"/>
+              </w:rPr>
+              <w:t>AÉxiÉÉÿqÉç</w:t>
+            </w:r>
+            <w:proofErr w:type="spellEnd"/>
+            <w:r>
+              <w:rPr>
+                <w:rFonts w:ascii="BRH Devanagari Extra" w:hAnsi="BRH Devanagari Extra" w:cs="BRH Devanagari Extra"/>
+                <w:color w:val="000000"/>
+                <w:sz w:val="40"/>
+                <w:szCs w:val="40"/>
+                <w:lang w:bidi="ml-IN"/>
+              </w:rPr>
+              <w:t xml:space="preserve"> | </w:t>
             </w:r>
           </w:p>
           <w:p>
@@ -5062,6 +7947,7 @@
               </w:rPr>
               <w:t>–</w:t>
             </w:r>
+            <w:proofErr w:type="spellStart"/>
             <w:r>
               <w:rPr>
                 <w:rFonts w:ascii="BRH Devanagari Extra" w:hAnsi="BRH Devanagari Extra" w:cs="BRH Devanagari Extra"/>
@@ -5072,25 +7958,49 @@
               </w:rPr>
               <w:t>SèkuÉ</w:t>
             </w:r>
-            <w:r>
-              <w:rPr>
-                <w:rFonts w:ascii="BRH Malayalam Extra" w:hAnsi="BRH Malayalam Extra" w:cs="BRH Devanagari Extra"/>
-                <w:color w:val="000000"/>
-                <w:sz w:val="32"/>
-                <w:szCs w:val="40"/>
-                <w:lang w:bidi="ml-IN"/>
-              </w:rPr>
-              <w:t>–</w:t>
-            </w:r>
-            <w:r>
-              <w:rPr>
-                <w:rFonts w:ascii="BRH Devanagari Extra" w:hAnsi="BRH Devanagari Extra" w:cs="BRH Devanagari Extra"/>
-                <w:color w:val="000000"/>
-                <w:sz w:val="40"/>
-                <w:szCs w:val="40"/>
-                <w:lang w:bidi="ml-IN"/>
-              </w:rPr>
-              <w:t>rÉÔï CirÉ</w:t>
+            <w:proofErr w:type="spellEnd"/>
+            <w:r>
+              <w:rPr>
+                <w:rFonts w:ascii="BRH Malayalam Extra" w:hAnsi="BRH Malayalam Extra" w:cs="BRH Devanagari Extra"/>
+                <w:color w:val="000000"/>
+                <w:sz w:val="32"/>
+                <w:szCs w:val="40"/>
+                <w:lang w:bidi="ml-IN"/>
+              </w:rPr>
+              <w:t>–</w:t>
+            </w:r>
+            <w:proofErr w:type="spellStart"/>
+            <w:r>
+              <w:rPr>
+                <w:rFonts w:ascii="BRH Devanagari Extra" w:hAnsi="BRH Devanagari Extra" w:cs="BRH Devanagari Extra"/>
+                <w:color w:val="000000"/>
+                <w:sz w:val="40"/>
+                <w:szCs w:val="40"/>
+                <w:lang w:bidi="ml-IN"/>
+              </w:rPr>
+              <w:t>rÉÔï</w:t>
+            </w:r>
+            <w:proofErr w:type="spellEnd"/>
+            <w:r>
+              <w:rPr>
+                <w:rFonts w:ascii="BRH Devanagari Extra" w:hAnsi="BRH Devanagari Extra" w:cs="BRH Devanagari Extra"/>
+                <w:color w:val="000000"/>
+                <w:sz w:val="40"/>
+                <w:szCs w:val="40"/>
+                <w:lang w:bidi="ml-IN"/>
+              </w:rPr>
+              <w:t xml:space="preserve"> </w:t>
+            </w:r>
+            <w:proofErr w:type="spellStart"/>
+            <w:r>
+              <w:rPr>
+                <w:rFonts w:ascii="BRH Devanagari Extra" w:hAnsi="BRH Devanagari Extra" w:cs="BRH Devanagari Extra"/>
+                <w:color w:val="000000"/>
+                <w:sz w:val="40"/>
+                <w:szCs w:val="40"/>
+                <w:lang w:bidi="ml-IN"/>
+              </w:rPr>
+              <w:t>CirÉ</w:t>
             </w:r>
             <w:r>
               <w:rPr>
@@ -5103,25 +8013,38 @@
               </w:rPr>
               <w:t>SèkuÉ</w:t>
             </w:r>
-            <w:r>
-              <w:rPr>
-                <w:rFonts w:ascii="BRH Malayalam Extra" w:hAnsi="BRH Malayalam Extra" w:cs="BRH Devanagari Extra"/>
-                <w:color w:val="000000"/>
-                <w:sz w:val="32"/>
-                <w:szCs w:val="40"/>
-                <w:lang w:bidi="ml-IN"/>
-              </w:rPr>
-              <w:t>–</w:t>
-            </w:r>
-            <w:r>
-              <w:rPr>
-                <w:rFonts w:ascii="BRH Devanagari Extra" w:hAnsi="BRH Devanagari Extra" w:cs="BRH Devanagari Extra"/>
-                <w:color w:val="000000"/>
-                <w:sz w:val="40"/>
-                <w:szCs w:val="40"/>
-                <w:lang w:bidi="ml-IN"/>
-              </w:rPr>
-              <w:t>rÉÔï |</w:t>
+            <w:proofErr w:type="spellEnd"/>
+            <w:r>
+              <w:rPr>
+                <w:rFonts w:ascii="BRH Malayalam Extra" w:hAnsi="BRH Malayalam Extra" w:cs="BRH Devanagari Extra"/>
+                <w:color w:val="000000"/>
+                <w:sz w:val="32"/>
+                <w:szCs w:val="40"/>
+                <w:lang w:bidi="ml-IN"/>
+              </w:rPr>
+              <w:t>–</w:t>
+            </w:r>
+            <w:proofErr w:type="spellStart"/>
+            <w:r>
+              <w:rPr>
+                <w:rFonts w:ascii="BRH Devanagari Extra" w:hAnsi="BRH Devanagari Extra" w:cs="BRH Devanagari Extra"/>
+                <w:color w:val="000000"/>
+                <w:sz w:val="40"/>
+                <w:szCs w:val="40"/>
+                <w:lang w:bidi="ml-IN"/>
+              </w:rPr>
+              <w:t>rÉÔï</w:t>
+            </w:r>
+            <w:proofErr w:type="spellEnd"/>
+            <w:r>
+              <w:rPr>
+                <w:rFonts w:ascii="BRH Devanagari Extra" w:hAnsi="BRH Devanagari Extra" w:cs="BRH Devanagari Extra"/>
+                <w:color w:val="000000"/>
+                <w:sz w:val="40"/>
+                <w:szCs w:val="40"/>
+                <w:lang w:bidi="ml-IN"/>
+              </w:rPr>
+              <w:t xml:space="preserve"> |</w:t>
             </w:r>
           </w:p>
         </w:tc>
@@ -5272,15 +8195,49 @@
               </w:rPr>
               <w:t>–</w:t>
             </w:r>
-            <w:r>
-              <w:rPr>
-                <w:rFonts w:ascii="BRH Devanagari Extra" w:hAnsi="BRH Devanagari Extra" w:cs="BRH Devanagari Extra"/>
-                <w:color w:val="000000"/>
-                <w:sz w:val="40"/>
-                <w:szCs w:val="40"/>
-                <w:lang w:bidi="ml-IN"/>
-              </w:rPr>
-              <w:t xml:space="preserve">ÎXç£üÈ mÉÉXç£üþÈ | </w:t>
+            <w:proofErr w:type="spellStart"/>
+            <w:r>
+              <w:rPr>
+                <w:rFonts w:ascii="BRH Devanagari Extra" w:hAnsi="BRH Devanagari Extra" w:cs="BRH Devanagari Extra"/>
+                <w:color w:val="000000"/>
+                <w:sz w:val="40"/>
+                <w:szCs w:val="40"/>
+                <w:lang w:bidi="ml-IN"/>
+              </w:rPr>
+              <w:t>ÎXç£üÈ</w:t>
+            </w:r>
+            <w:proofErr w:type="spellEnd"/>
+            <w:r>
+              <w:rPr>
+                <w:rFonts w:ascii="BRH Devanagari Extra" w:hAnsi="BRH Devanagari Extra" w:cs="BRH Devanagari Extra"/>
+                <w:color w:val="000000"/>
+                <w:sz w:val="40"/>
+                <w:szCs w:val="40"/>
+                <w:lang w:bidi="ml-IN"/>
+              </w:rPr>
+              <w:t xml:space="preserve"> </w:t>
+            </w:r>
+            <w:proofErr w:type="spellStart"/>
+            <w:r>
+              <w:rPr>
+                <w:rFonts w:ascii="BRH Devanagari Extra" w:hAnsi="BRH Devanagari Extra" w:cs="BRH Devanagari Extra"/>
+                <w:color w:val="000000"/>
+                <w:sz w:val="40"/>
+                <w:szCs w:val="40"/>
+                <w:lang w:bidi="ml-IN"/>
+              </w:rPr>
+              <w:t>mÉÉXç£üþÈ</w:t>
+            </w:r>
+            <w:proofErr w:type="spellEnd"/>
+            <w:r>
+              <w:rPr>
+                <w:rFonts w:ascii="BRH Devanagari Extra" w:hAnsi="BRH Devanagari Extra" w:cs="BRH Devanagari Extra"/>
+                <w:color w:val="000000"/>
+                <w:sz w:val="40"/>
+                <w:szCs w:val="40"/>
+                <w:lang w:bidi="ml-IN"/>
+              </w:rPr>
+              <w:t xml:space="preserve"> | </w:t>
             </w:r>
           </w:p>
           <w:p>
@@ -5297,6 +8254,7 @@
                 <w:szCs w:val="40"/>
               </w:rPr>
             </w:pPr>
+            <w:proofErr w:type="spellStart"/>
             <w:r>
               <w:rPr>
                 <w:rFonts w:ascii="BRH Devanagari Extra" w:hAnsi="BRH Devanagari Extra" w:cs="BRH Devanagari Extra"/>
@@ -5308,6 +8266,7 @@
               </w:rPr>
               <w:t>mÉÉ</w:t>
             </w:r>
+            <w:proofErr w:type="spellEnd"/>
             <w:r>
               <w:rPr>
                 <w:rFonts w:ascii="BRH Malayalam Extra" w:hAnsi="BRH Malayalam Extra" w:cs="BRH Devanagari Extra"/>
@@ -5319,6 +8278,7 @@
               </w:rPr>
               <w:t>–</w:t>
             </w:r>
+            <w:proofErr w:type="spellStart"/>
             <w:r>
               <w:rPr>
                 <w:rFonts w:ascii="BRH Devanagari Extra" w:hAnsi="BRH Devanagari Extra" w:cs="BRH Devanagari Extra"/>
@@ -5330,6 +8290,7 @@
               </w:rPr>
               <w:t>Xç£üÉå</w:t>
             </w:r>
+            <w:proofErr w:type="spellEnd"/>
             <w:r>
               <w:rPr>
                 <w:rFonts w:ascii="BRH Devanagari Extra" w:hAnsi="BRH Devanagari Extra" w:cs="BRH Devanagari Extra"/>
@@ -5401,15 +8362,49 @@
               </w:rPr>
               <w:t>–</w:t>
             </w:r>
-            <w:r>
-              <w:rPr>
-                <w:rFonts w:ascii="BRH Devanagari Extra" w:hAnsi="BRH Devanagari Extra" w:cs="BRH Devanagari Extra"/>
-                <w:color w:val="000000"/>
-                <w:sz w:val="40"/>
-                <w:szCs w:val="40"/>
-                <w:lang w:bidi="ml-IN"/>
-              </w:rPr>
-              <w:t xml:space="preserve">ÎXç£üÈ mÉÉXç£üþÈ | </w:t>
+            <w:proofErr w:type="spellStart"/>
+            <w:r>
+              <w:rPr>
+                <w:rFonts w:ascii="BRH Devanagari Extra" w:hAnsi="BRH Devanagari Extra" w:cs="BRH Devanagari Extra"/>
+                <w:color w:val="000000"/>
+                <w:sz w:val="40"/>
+                <w:szCs w:val="40"/>
+                <w:lang w:bidi="ml-IN"/>
+              </w:rPr>
+              <w:t>ÎXç£üÈ</w:t>
+            </w:r>
+            <w:proofErr w:type="spellEnd"/>
+            <w:r>
+              <w:rPr>
+                <w:rFonts w:ascii="BRH Devanagari Extra" w:hAnsi="BRH Devanagari Extra" w:cs="BRH Devanagari Extra"/>
+                <w:color w:val="000000"/>
+                <w:sz w:val="40"/>
+                <w:szCs w:val="40"/>
+                <w:lang w:bidi="ml-IN"/>
+              </w:rPr>
+              <w:t xml:space="preserve"> </w:t>
+            </w:r>
+            <w:proofErr w:type="spellStart"/>
+            <w:r>
+              <w:rPr>
+                <w:rFonts w:ascii="BRH Devanagari Extra" w:hAnsi="BRH Devanagari Extra" w:cs="BRH Devanagari Extra"/>
+                <w:color w:val="000000"/>
+                <w:sz w:val="40"/>
+                <w:szCs w:val="40"/>
+                <w:lang w:bidi="ml-IN"/>
+              </w:rPr>
+              <w:t>mÉÉXç£üþÈ</w:t>
+            </w:r>
+            <w:proofErr w:type="spellEnd"/>
+            <w:r>
+              <w:rPr>
+                <w:rFonts w:ascii="BRH Devanagari Extra" w:hAnsi="BRH Devanagari Extra" w:cs="BRH Devanagari Extra"/>
+                <w:color w:val="000000"/>
+                <w:sz w:val="40"/>
+                <w:szCs w:val="40"/>
+                <w:lang w:bidi="ml-IN"/>
+              </w:rPr>
+              <w:t xml:space="preserve"> | </w:t>
             </w:r>
           </w:p>
           <w:p>
@@ -5426,6 +8421,7 @@
                 <w:szCs w:val="40"/>
               </w:rPr>
             </w:pPr>
+            <w:proofErr w:type="spellStart"/>
             <w:r>
               <w:rPr>
                 <w:rFonts w:ascii="BRH Devanagari Extra" w:hAnsi="BRH Devanagari Extra" w:cs="BRH Devanagari Extra"/>
@@ -5437,6 +8433,7 @@
               </w:rPr>
               <w:t>mÉÉXç£üÉåþ</w:t>
             </w:r>
+            <w:proofErr w:type="spellEnd"/>
             <w:r>
               <w:rPr>
                 <w:rFonts w:ascii="BRH Devanagari Extra" w:hAnsi="BRH Devanagari Extra" w:cs="BRH Devanagari Extra"/>
@@ -5503,7 +8500,6 @@
                 <w:sz w:val="28"/>
                 <w:szCs w:val="32"/>
               </w:rPr>
-              <w:lastRenderedPageBreak/>
               <w:t>T.S.6.4.6.4 – Kramam</w:t>
             </w:r>
           </w:p>
@@ -5648,7 +8644,29 @@
                 <w:szCs w:val="40"/>
                 <w:lang w:bidi="ml-IN"/>
               </w:rPr>
-              <w:t xml:space="preserve"> iÉxrÉþ | </w:t>
+              <w:t xml:space="preserve"> </w:t>
+            </w:r>
+            <w:proofErr w:type="spellStart"/>
+            <w:r>
+              <w:rPr>
+                <w:rFonts w:ascii="BRH Devanagari Extra" w:hAnsi="BRH Devanagari Extra" w:cs="BRH Devanagari Extra"/>
+                <w:color w:val="000000"/>
+                <w:sz w:val="40"/>
+                <w:szCs w:val="40"/>
+                <w:lang w:bidi="ml-IN"/>
+              </w:rPr>
+              <w:t>iÉxrÉþ</w:t>
+            </w:r>
+            <w:proofErr w:type="spellEnd"/>
+            <w:r>
+              <w:rPr>
+                <w:rFonts w:ascii="BRH Devanagari Extra" w:hAnsi="BRH Devanagari Extra" w:cs="BRH Devanagari Extra"/>
+                <w:color w:val="000000"/>
+                <w:sz w:val="40"/>
+                <w:szCs w:val="40"/>
+                <w:lang w:bidi="ml-IN"/>
+              </w:rPr>
+              <w:t xml:space="preserve"> | </w:t>
             </w:r>
           </w:p>
           <w:p>
@@ -5727,15 +8745,27 @@
               </w:rPr>
               <w:t>–</w:t>
             </w:r>
-            <w:r>
-              <w:rPr>
-                <w:rFonts w:ascii="BRH Devanagari Extra" w:hAnsi="BRH Devanagari Extra" w:cs="BRH Devanagari Extra"/>
-                <w:color w:val="000000"/>
-                <w:sz w:val="40"/>
-                <w:szCs w:val="40"/>
-                <w:lang w:bidi="ml-IN"/>
-              </w:rPr>
-              <w:t xml:space="preserve">ÌuÉirÉxÉÿqÉç - </w:t>
+            <w:proofErr w:type="spellStart"/>
+            <w:r>
+              <w:rPr>
+                <w:rFonts w:ascii="BRH Devanagari Extra" w:hAnsi="BRH Devanagari Extra" w:cs="BRH Devanagari Extra"/>
+                <w:color w:val="000000"/>
+                <w:sz w:val="40"/>
+                <w:szCs w:val="40"/>
+                <w:lang w:bidi="ml-IN"/>
+              </w:rPr>
+              <w:t>ÌuÉirÉxÉÿqÉç</w:t>
+            </w:r>
+            <w:proofErr w:type="spellEnd"/>
+            <w:r>
+              <w:rPr>
+                <w:rFonts w:ascii="BRH Devanagari Extra" w:hAnsi="BRH Devanagari Extra" w:cs="BRH Devanagari Extra"/>
+                <w:color w:val="000000"/>
+                <w:sz w:val="40"/>
+                <w:szCs w:val="40"/>
+                <w:lang w:bidi="ml-IN"/>
+              </w:rPr>
+              <w:t xml:space="preserve"> - </w:t>
             </w:r>
             <w:r>
               <w:rPr>
@@ -5867,7 +8897,29 @@
                 <w:szCs w:val="40"/>
                 <w:lang w:bidi="ml-IN"/>
               </w:rPr>
-              <w:t xml:space="preserve"> iÉxrÉþ | </w:t>
+              <w:t xml:space="preserve"> </w:t>
+            </w:r>
+            <w:proofErr w:type="spellStart"/>
+            <w:r>
+              <w:rPr>
+                <w:rFonts w:ascii="BRH Devanagari Extra" w:hAnsi="BRH Devanagari Extra" w:cs="BRH Devanagari Extra"/>
+                <w:color w:val="000000"/>
+                <w:sz w:val="40"/>
+                <w:szCs w:val="40"/>
+                <w:lang w:bidi="ml-IN"/>
+              </w:rPr>
+              <w:t>iÉxrÉþ</w:t>
+            </w:r>
+            <w:proofErr w:type="spellEnd"/>
+            <w:r>
+              <w:rPr>
+                <w:rFonts w:ascii="BRH Devanagari Extra" w:hAnsi="BRH Devanagari Extra" w:cs="BRH Devanagari Extra"/>
+                <w:color w:val="000000"/>
+                <w:sz w:val="40"/>
+                <w:szCs w:val="40"/>
+                <w:lang w:bidi="ml-IN"/>
+              </w:rPr>
+              <w:t xml:space="preserve"> | </w:t>
             </w:r>
           </w:p>
           <w:p>
@@ -5942,16 +8994,29 @@
               </w:rPr>
               <w:t>–</w:t>
             </w:r>
-            <w:r>
-              <w:rPr>
-                <w:rFonts w:ascii="BRH Devanagari Extra" w:hAnsi="BRH Devanagari Extra" w:cs="BRH Devanagari Extra"/>
-                <w:color w:val="000000"/>
-                <w:sz w:val="40"/>
-                <w:szCs w:val="40"/>
-                <w:lang w:bidi="ml-IN"/>
-              </w:rPr>
-              <w:t xml:space="preserve">ÌuÉirÉxÉÿqÉç - </w:t>
-            </w:r>
+            <w:proofErr w:type="spellStart"/>
+            <w:r>
+              <w:rPr>
+                <w:rFonts w:ascii="BRH Devanagari Extra" w:hAnsi="BRH Devanagari Extra" w:cs="BRH Devanagari Extra"/>
+                <w:color w:val="000000"/>
+                <w:sz w:val="40"/>
+                <w:szCs w:val="40"/>
+                <w:lang w:bidi="ml-IN"/>
+              </w:rPr>
+              <w:t>ÌuÉirÉxÉÿqÉç</w:t>
+            </w:r>
+            <w:proofErr w:type="spellEnd"/>
+            <w:r>
+              <w:rPr>
+                <w:rFonts w:ascii="BRH Devanagari Extra" w:hAnsi="BRH Devanagari Extra" w:cs="BRH Devanagari Extra"/>
+                <w:color w:val="000000"/>
+                <w:sz w:val="40"/>
+                <w:szCs w:val="40"/>
+                <w:lang w:bidi="ml-IN"/>
+              </w:rPr>
+              <w:t xml:space="preserve"> - </w:t>
+            </w:r>
+            <w:proofErr w:type="spellStart"/>
             <w:r>
               <w:rPr>
                 <w:rFonts w:ascii="BRH Devanagari Extra" w:hAnsi="BRH Devanagari Extra" w:cs="BRH Devanagari Extra"/>
@@ -5961,7 +9026,19 @@
                 <w:highlight w:val="green"/>
                 <w:lang w:bidi="ml-IN"/>
               </w:rPr>
-              <w:t>xmÉ××</w:t>
+              <w:t>xmÉ</w:t>
+            </w:r>
+            <w:proofErr w:type="spellEnd"/>
+            <w:r>
+              <w:rPr>
+                <w:rFonts w:ascii="BRH Devanagari Extra" w:hAnsi="BRH Devanagari Extra" w:cs="BRH Devanagari Extra"/>
+                <w:color w:val="000000"/>
+                <w:sz w:val="40"/>
+                <w:szCs w:val="40"/>
+                <w:highlight w:val="green"/>
+                <w:lang w:bidi="ml-IN"/>
+              </w:rPr>
+              <w:t>××</w:t>
             </w:r>
             <w:r>
               <w:rPr>
@@ -6206,15 +9283,27 @@
               </w:rPr>
               <w:t>–</w:t>
             </w:r>
-            <w:r>
-              <w:rPr>
-                <w:rFonts w:ascii="BRH Devanagari Extra" w:hAnsi="BRH Devanagari Extra" w:cs="BRH Devanagari Extra"/>
-                <w:color w:val="000000"/>
-                <w:sz w:val="40"/>
-                <w:szCs w:val="40"/>
-                <w:lang w:bidi="ml-IN"/>
-              </w:rPr>
-              <w:t>irÉÉþ L</w:t>
+            <w:proofErr w:type="spellStart"/>
+            <w:r>
+              <w:rPr>
+                <w:rFonts w:ascii="BRH Devanagari Extra" w:hAnsi="BRH Devanagari Extra" w:cs="BRH Devanagari Extra"/>
+                <w:color w:val="000000"/>
+                <w:sz w:val="40"/>
+                <w:szCs w:val="40"/>
+                <w:lang w:bidi="ml-IN"/>
+              </w:rPr>
+              <w:t>irÉÉþ</w:t>
+            </w:r>
+            <w:proofErr w:type="spellEnd"/>
+            <w:r>
+              <w:rPr>
+                <w:rFonts w:ascii="BRH Devanagari Extra" w:hAnsi="BRH Devanagari Extra" w:cs="BRH Devanagari Extra"/>
+                <w:color w:val="000000"/>
+                <w:sz w:val="40"/>
+                <w:szCs w:val="40"/>
+                <w:lang w:bidi="ml-IN"/>
+              </w:rPr>
+              <w:t xml:space="preserve"> L</w:t>
             </w:r>
             <w:r>
               <w:rPr>
@@ -6260,6 +9349,7 @@
                 <w:szCs w:val="40"/>
                 <w:lang w:bidi="ml-IN"/>
               </w:rPr>
+              <w:lastRenderedPageBreak/>
               <w:t>qÉ</w:t>
             </w:r>
             <w:r>
@@ -6272,6 +9362,7 @@
               </w:rPr>
               <w:t>–</w:t>
             </w:r>
+            <w:proofErr w:type="spellStart"/>
             <w:r>
               <w:rPr>
                 <w:rFonts w:ascii="BRH Devanagari Extra" w:hAnsi="BRH Devanagari Extra" w:cs="BRH Devanagari Extra"/>
@@ -6293,6 +9384,7 @@
               </w:rPr>
               <w:t>å</w:t>
             </w:r>
+            <w:proofErr w:type="spellEnd"/>
             <w:r>
               <w:rPr>
                 <w:rFonts w:ascii="BRH Malayalam Extra" w:hAnsi="BRH Malayalam Extra" w:cs="BRH Devanagari Extra"/>
@@ -6323,15 +9415,82 @@
               </w:rPr>
               <w:t>–</w:t>
             </w:r>
-            <w:r>
-              <w:rPr>
-                <w:rFonts w:ascii="BRH Devanagari Extra" w:hAnsi="BRH Devanagari Extra" w:cs="BRH Devanagari Extra"/>
-                <w:color w:val="000000"/>
-                <w:sz w:val="40"/>
-                <w:szCs w:val="40"/>
-                <w:lang w:bidi="ml-IN"/>
-              </w:rPr>
-              <w:t>irÉÉþ CÌiÉþ qÉiÉç - S</w:t>
+            <w:proofErr w:type="spellStart"/>
+            <w:r>
+              <w:rPr>
+                <w:rFonts w:ascii="BRH Devanagari Extra" w:hAnsi="BRH Devanagari Extra" w:cs="BRH Devanagari Extra"/>
+                <w:color w:val="000000"/>
+                <w:sz w:val="40"/>
+                <w:szCs w:val="40"/>
+                <w:lang w:bidi="ml-IN"/>
+              </w:rPr>
+              <w:t>irÉÉþ</w:t>
+            </w:r>
+            <w:proofErr w:type="spellEnd"/>
+            <w:r>
+              <w:rPr>
+                <w:rFonts w:ascii="BRH Devanagari Extra" w:hAnsi="BRH Devanagari Extra" w:cs="BRH Devanagari Extra"/>
+                <w:color w:val="000000"/>
+                <w:sz w:val="40"/>
+                <w:szCs w:val="40"/>
+                <w:lang w:bidi="ml-IN"/>
+              </w:rPr>
+              <w:t xml:space="preserve"> </w:t>
+            </w:r>
+            <w:proofErr w:type="spellStart"/>
+            <w:r>
+              <w:rPr>
+                <w:rFonts w:ascii="BRH Devanagari Extra" w:hAnsi="BRH Devanagari Extra" w:cs="BRH Devanagari Extra"/>
+                <w:color w:val="000000"/>
+                <w:sz w:val="40"/>
+                <w:szCs w:val="40"/>
+                <w:lang w:bidi="ml-IN"/>
+              </w:rPr>
+              <w:t>CÌiÉþ</w:t>
+            </w:r>
+            <w:proofErr w:type="spellEnd"/>
+            <w:r>
+              <w:rPr>
+                <w:rFonts w:ascii="BRH Devanagari Extra" w:hAnsi="BRH Devanagari Extra" w:cs="BRH Devanagari Extra"/>
+                <w:color w:val="000000"/>
+                <w:sz w:val="40"/>
+                <w:szCs w:val="40"/>
+                <w:lang w:bidi="ml-IN"/>
+              </w:rPr>
+              <w:t xml:space="preserve"> </w:t>
+            </w:r>
+            <w:proofErr w:type="spellStart"/>
+            <w:r>
+              <w:rPr>
+                <w:rFonts w:ascii="BRH Devanagari Extra" w:hAnsi="BRH Devanagari Extra" w:cs="BRH Devanagari Extra"/>
+                <w:color w:val="000000"/>
+                <w:sz w:val="40"/>
+                <w:szCs w:val="40"/>
+                <w:lang w:bidi="ml-IN"/>
+              </w:rPr>
+              <w:t>qÉiÉç</w:t>
+            </w:r>
+            <w:proofErr w:type="spellEnd"/>
+            <w:r>
+              <w:rPr>
+                <w:rFonts w:ascii="BRH Devanagari Extra" w:hAnsi="BRH Devanagari Extra" w:cs="BRH Devanagari Extra"/>
+                <w:color w:val="000000"/>
+                <w:sz w:val="40"/>
+                <w:szCs w:val="40"/>
+                <w:lang w:bidi="ml-IN"/>
+              </w:rPr>
+              <w:t xml:space="preserve"> - </w:t>
+            </w:r>
+            <w:proofErr w:type="spellStart"/>
+            <w:r>
+              <w:rPr>
+                <w:rFonts w:ascii="BRH Devanagari Extra" w:hAnsi="BRH Devanagari Extra" w:cs="BRH Devanagari Extra"/>
+                <w:color w:val="000000"/>
+                <w:sz w:val="40"/>
+                <w:szCs w:val="40"/>
+                <w:lang w:bidi="ml-IN"/>
+              </w:rPr>
+              <w:t>S</w:t>
             </w:r>
             <w:r>
               <w:rPr>
@@ -6343,6 +9502,7 @@
               </w:rPr>
               <w:t>å</w:t>
             </w:r>
+            <w:proofErr w:type="spellEnd"/>
             <w:r>
               <w:rPr>
                 <w:rFonts w:ascii="BRH Malayalam Extra" w:hAnsi="BRH Malayalam Extra" w:cs="BRH Devanagari Extra"/>
@@ -6373,15 +9533,27 @@
               </w:rPr>
               <w:t>–</w:t>
             </w:r>
-            <w:r>
-              <w:rPr>
-                <w:rFonts w:ascii="BRH Devanagari Extra" w:hAnsi="BRH Devanagari Extra" w:cs="BRH Devanagari Extra"/>
-                <w:color w:val="000000"/>
-                <w:sz w:val="40"/>
-                <w:szCs w:val="40"/>
-                <w:lang w:bidi="ml-IN"/>
-              </w:rPr>
-              <w:t>irÉÉÿÈ |</w:t>
+            <w:proofErr w:type="spellStart"/>
+            <w:r>
+              <w:rPr>
+                <w:rFonts w:ascii="BRH Devanagari Extra" w:hAnsi="BRH Devanagari Extra" w:cs="BRH Devanagari Extra"/>
+                <w:color w:val="000000"/>
+                <w:sz w:val="40"/>
+                <w:szCs w:val="40"/>
+                <w:lang w:bidi="ml-IN"/>
+              </w:rPr>
+              <w:t>irÉÉÿÈ</w:t>
+            </w:r>
+            <w:proofErr w:type="spellEnd"/>
+            <w:r>
+              <w:rPr>
+                <w:rFonts w:ascii="BRH Devanagari Extra" w:hAnsi="BRH Devanagari Extra" w:cs="BRH Devanagari Extra"/>
+                <w:color w:val="000000"/>
+                <w:sz w:val="40"/>
+                <w:szCs w:val="40"/>
+                <w:lang w:bidi="ml-IN"/>
+              </w:rPr>
+              <w:t xml:space="preserve"> |</w:t>
             </w:r>
           </w:p>
         </w:tc>
@@ -6412,6 +9584,7 @@
                 <w:szCs w:val="40"/>
                 <w:lang w:bidi="ml-IN"/>
               </w:rPr>
+              <w:lastRenderedPageBreak/>
               <w:t>qÉ</w:t>
             </w:r>
             <w:r>
@@ -6474,15 +9647,27 @@
               </w:rPr>
               <w:t>–</w:t>
             </w:r>
-            <w:r>
-              <w:rPr>
-                <w:rFonts w:ascii="BRH Devanagari Extra" w:hAnsi="BRH Devanagari Extra" w:cs="BRH Devanagari Extra"/>
-                <w:color w:val="000000"/>
-                <w:sz w:val="40"/>
-                <w:szCs w:val="40"/>
-                <w:lang w:bidi="ml-IN"/>
-              </w:rPr>
-              <w:t>irÉÉþ L</w:t>
+            <w:proofErr w:type="spellStart"/>
+            <w:r>
+              <w:rPr>
+                <w:rFonts w:ascii="BRH Devanagari Extra" w:hAnsi="BRH Devanagari Extra" w:cs="BRH Devanagari Extra"/>
+                <w:color w:val="000000"/>
+                <w:sz w:val="40"/>
+                <w:szCs w:val="40"/>
+                <w:lang w:bidi="ml-IN"/>
+              </w:rPr>
+              <w:t>irÉÉþ</w:t>
+            </w:r>
+            <w:proofErr w:type="spellEnd"/>
+            <w:r>
+              <w:rPr>
+                <w:rFonts w:ascii="BRH Devanagari Extra" w:hAnsi="BRH Devanagari Extra" w:cs="BRH Devanagari Extra"/>
+                <w:color w:val="000000"/>
+                <w:sz w:val="40"/>
+                <w:szCs w:val="40"/>
+                <w:lang w:bidi="ml-IN"/>
+              </w:rPr>
+              <w:t xml:space="preserve"> L</w:t>
             </w:r>
             <w:r>
               <w:rPr>
@@ -6524,6 +9709,7 @@
                 <w:szCs w:val="40"/>
                 <w:lang w:bidi="ml-IN"/>
               </w:rPr>
+              <w:lastRenderedPageBreak/>
               <w:t>qÉ</w:t>
             </w:r>
             <w:r>
@@ -6590,15 +9776,82 @@
               </w:rPr>
               <w:t>–</w:t>
             </w:r>
-            <w:r>
-              <w:rPr>
-                <w:rFonts w:ascii="BRH Devanagari Extra" w:hAnsi="BRH Devanagari Extra" w:cs="BRH Devanagari Extra"/>
-                <w:color w:val="000000"/>
-                <w:sz w:val="40"/>
-                <w:szCs w:val="40"/>
-                <w:lang w:bidi="ml-IN"/>
-              </w:rPr>
-              <w:t>irÉÉþ CÌiÉþ qÉiÉç - S</w:t>
+            <w:proofErr w:type="spellStart"/>
+            <w:r>
+              <w:rPr>
+                <w:rFonts w:ascii="BRH Devanagari Extra" w:hAnsi="BRH Devanagari Extra" w:cs="BRH Devanagari Extra"/>
+                <w:color w:val="000000"/>
+                <w:sz w:val="40"/>
+                <w:szCs w:val="40"/>
+                <w:lang w:bidi="ml-IN"/>
+              </w:rPr>
+              <w:t>irÉÉþ</w:t>
+            </w:r>
+            <w:proofErr w:type="spellEnd"/>
+            <w:r>
+              <w:rPr>
+                <w:rFonts w:ascii="BRH Devanagari Extra" w:hAnsi="BRH Devanagari Extra" w:cs="BRH Devanagari Extra"/>
+                <w:color w:val="000000"/>
+                <w:sz w:val="40"/>
+                <w:szCs w:val="40"/>
+                <w:lang w:bidi="ml-IN"/>
+              </w:rPr>
+              <w:t xml:space="preserve"> </w:t>
+            </w:r>
+            <w:proofErr w:type="spellStart"/>
+            <w:r>
+              <w:rPr>
+                <w:rFonts w:ascii="BRH Devanagari Extra" w:hAnsi="BRH Devanagari Extra" w:cs="BRH Devanagari Extra"/>
+                <w:color w:val="000000"/>
+                <w:sz w:val="40"/>
+                <w:szCs w:val="40"/>
+                <w:lang w:bidi="ml-IN"/>
+              </w:rPr>
+              <w:t>CÌiÉþ</w:t>
+            </w:r>
+            <w:proofErr w:type="spellEnd"/>
+            <w:r>
+              <w:rPr>
+                <w:rFonts w:ascii="BRH Devanagari Extra" w:hAnsi="BRH Devanagari Extra" w:cs="BRH Devanagari Extra"/>
+                <w:color w:val="000000"/>
+                <w:sz w:val="40"/>
+                <w:szCs w:val="40"/>
+                <w:lang w:bidi="ml-IN"/>
+              </w:rPr>
+              <w:t xml:space="preserve"> </w:t>
+            </w:r>
+            <w:proofErr w:type="spellStart"/>
+            <w:r>
+              <w:rPr>
+                <w:rFonts w:ascii="BRH Devanagari Extra" w:hAnsi="BRH Devanagari Extra" w:cs="BRH Devanagari Extra"/>
+                <w:color w:val="000000"/>
+                <w:sz w:val="40"/>
+                <w:szCs w:val="40"/>
+                <w:lang w:bidi="ml-IN"/>
+              </w:rPr>
+              <w:t>qÉiÉç</w:t>
+            </w:r>
+            <w:proofErr w:type="spellEnd"/>
+            <w:r>
+              <w:rPr>
+                <w:rFonts w:ascii="BRH Devanagari Extra" w:hAnsi="BRH Devanagari Extra" w:cs="BRH Devanagari Extra"/>
+                <w:color w:val="000000"/>
+                <w:sz w:val="40"/>
+                <w:szCs w:val="40"/>
+                <w:lang w:bidi="ml-IN"/>
+              </w:rPr>
+              <w:t xml:space="preserve"> - </w:t>
+            </w:r>
+            <w:proofErr w:type="spellStart"/>
+            <w:r>
+              <w:rPr>
+                <w:rFonts w:ascii="BRH Devanagari Extra" w:hAnsi="BRH Devanagari Extra" w:cs="BRH Devanagari Extra"/>
+                <w:color w:val="000000"/>
+                <w:sz w:val="40"/>
+                <w:szCs w:val="40"/>
+                <w:lang w:bidi="ml-IN"/>
+              </w:rPr>
+              <w:t>S</w:t>
             </w:r>
             <w:r>
               <w:rPr>
@@ -6610,6 +9863,7 @@
               </w:rPr>
               <w:t>å</w:t>
             </w:r>
+            <w:proofErr w:type="spellEnd"/>
             <w:r>
               <w:rPr>
                 <w:rFonts w:ascii="BRH Malayalam Extra" w:hAnsi="BRH Malayalam Extra" w:cs="BRH Devanagari Extra"/>
@@ -6640,15 +9894,27 @@
               </w:rPr>
               <w:t>–</w:t>
             </w:r>
-            <w:r>
-              <w:rPr>
-                <w:rFonts w:ascii="BRH Devanagari Extra" w:hAnsi="BRH Devanagari Extra" w:cs="BRH Devanagari Extra"/>
-                <w:color w:val="000000"/>
-                <w:sz w:val="40"/>
-                <w:szCs w:val="40"/>
-                <w:lang w:bidi="ml-IN"/>
-              </w:rPr>
-              <w:t>irÉÉÿÈ |</w:t>
+            <w:proofErr w:type="spellStart"/>
+            <w:r>
+              <w:rPr>
+                <w:rFonts w:ascii="BRH Devanagari Extra" w:hAnsi="BRH Devanagari Extra" w:cs="BRH Devanagari Extra"/>
+                <w:color w:val="000000"/>
+                <w:sz w:val="40"/>
+                <w:szCs w:val="40"/>
+                <w:lang w:bidi="ml-IN"/>
+              </w:rPr>
+              <w:t>irÉÉÿÈ</w:t>
+            </w:r>
+            <w:proofErr w:type="spellEnd"/>
+            <w:r>
+              <w:rPr>
+                <w:rFonts w:ascii="BRH Devanagari Extra" w:hAnsi="BRH Devanagari Extra" w:cs="BRH Devanagari Extra"/>
+                <w:color w:val="000000"/>
+                <w:sz w:val="40"/>
+                <w:szCs w:val="40"/>
+                <w:lang w:bidi="ml-IN"/>
+              </w:rPr>
+              <w:t xml:space="preserve"> |</w:t>
             </w:r>
           </w:p>
         </w:tc>
@@ -6686,6 +9952,7 @@
                 <w:sz w:val="28"/>
                 <w:szCs w:val="32"/>
               </w:rPr>
+              <w:lastRenderedPageBreak/>
               <w:t>T.S.6.4.8.3 – Kramam</w:t>
             </w:r>
           </w:p>
@@ -6778,6 +10045,7 @@
                 <w:lang w:val="en-IN" w:eastAsia="en-IN" w:bidi="ml-IN"/>
               </w:rPr>
             </w:pPr>
+            <w:proofErr w:type="spellStart"/>
             <w:r>
               <w:rPr>
                 <w:rFonts w:ascii="BRH Devanagari Extra" w:hAnsi="BRH Devanagari Extra" w:cs="BRH Devanagari Extra"/>
@@ -6806,7 +10074,18 @@
                 <w:szCs w:val="40"/>
                 <w:lang w:bidi="ml-IN"/>
               </w:rPr>
-              <w:t xml:space="preserve">þ </w:t>
+              <w:t>þ</w:t>
+            </w:r>
+            <w:proofErr w:type="spellEnd"/>
+            <w:r>
+              <w:rPr>
+                <w:rFonts w:ascii="BRH Devanagari Extra" w:hAnsi="BRH Devanagari Extra" w:cs="BRH Devanagari Extra"/>
+                <w:color w:val="000000"/>
+                <w:sz w:val="40"/>
+                <w:szCs w:val="40"/>
+                <w:lang w:bidi="ml-IN"/>
+              </w:rPr>
+              <w:t xml:space="preserve"> </w:t>
             </w:r>
             <w:r>
               <w:rPr>
@@ -6879,6 +10158,7 @@
               </w:rPr>
               <w:t>–</w:t>
             </w:r>
+            <w:proofErr w:type="spellStart"/>
             <w:r>
               <w:rPr>
                 <w:rFonts w:ascii="BRH Devanagari Extra" w:hAnsi="BRH Devanagari Extra" w:cs="BRH Devanagari Extra"/>
@@ -6889,25 +10169,48 @@
               </w:rPr>
               <w:t>iÉÉ</w:t>
             </w:r>
-            <w:r>
-              <w:rPr>
-                <w:rFonts w:ascii="BRH Malayalam Extra" w:hAnsi="BRH Malayalam Extra" w:cs="BRH Devanagari Extra"/>
-                <w:color w:val="000000"/>
-                <w:sz w:val="32"/>
-                <w:szCs w:val="40"/>
-                <w:lang w:bidi="ml-IN"/>
-              </w:rPr>
-              <w:t>–</w:t>
-            </w:r>
-            <w:r>
-              <w:rPr>
-                <w:rFonts w:ascii="BRH Devanagari Extra" w:hAnsi="BRH Devanagari Extra" w:cs="BRH Devanagari Extra"/>
-                <w:color w:val="000000"/>
-                <w:sz w:val="40"/>
-                <w:szCs w:val="40"/>
-                <w:lang w:bidi="ml-IN"/>
-              </w:rPr>
-              <w:t xml:space="preserve"> CÌiÉþ | </w:t>
+            <w:proofErr w:type="spellEnd"/>
+            <w:r>
+              <w:rPr>
+                <w:rFonts w:ascii="BRH Malayalam Extra" w:hAnsi="BRH Malayalam Extra" w:cs="BRH Devanagari Extra"/>
+                <w:color w:val="000000"/>
+                <w:sz w:val="32"/>
+                <w:szCs w:val="40"/>
+                <w:lang w:bidi="ml-IN"/>
+              </w:rPr>
+              <w:t>–</w:t>
+            </w:r>
+            <w:r>
+              <w:rPr>
+                <w:rFonts w:ascii="BRH Devanagari Extra" w:hAnsi="BRH Devanagari Extra" w:cs="BRH Devanagari Extra"/>
+                <w:color w:val="000000"/>
+                <w:sz w:val="40"/>
+                <w:szCs w:val="40"/>
+                <w:lang w:bidi="ml-IN"/>
+              </w:rPr>
+              <w:t xml:space="preserve"> </w:t>
+            </w:r>
+            <w:proofErr w:type="spellStart"/>
+            <w:r>
+              <w:rPr>
+                <w:rFonts w:ascii="BRH Devanagari Extra" w:hAnsi="BRH Devanagari Extra" w:cs="BRH Devanagari Extra"/>
+                <w:color w:val="000000"/>
+                <w:sz w:val="40"/>
+                <w:szCs w:val="40"/>
+                <w:lang w:bidi="ml-IN"/>
+              </w:rPr>
+              <w:t>CÌiÉþ</w:t>
+            </w:r>
+            <w:proofErr w:type="spellEnd"/>
+            <w:r>
+              <w:rPr>
+                <w:rFonts w:ascii="BRH Devanagari Extra" w:hAnsi="BRH Devanagari Extra" w:cs="BRH Devanagari Extra"/>
+                <w:color w:val="000000"/>
+                <w:sz w:val="40"/>
+                <w:szCs w:val="40"/>
+                <w:lang w:bidi="ml-IN"/>
+              </w:rPr>
+              <w:t xml:space="preserve"> | </w:t>
             </w:r>
           </w:p>
         </w:tc>
@@ -6926,6 +10229,7 @@
                 <w:lang w:val="en-IN" w:eastAsia="en-IN" w:bidi="ml-IN"/>
               </w:rPr>
             </w:pPr>
+            <w:proofErr w:type="spellStart"/>
             <w:r>
               <w:rPr>
                 <w:rFonts w:ascii="BRH Devanagari Extra" w:hAnsi="BRH Devanagari Extra" w:cs="BRH Devanagari Extra"/>
@@ -6954,7 +10258,18 @@
                 <w:szCs w:val="40"/>
                 <w:lang w:bidi="ml-IN"/>
               </w:rPr>
-              <w:t xml:space="preserve">þ </w:t>
+              <w:t>þ</w:t>
+            </w:r>
+            <w:proofErr w:type="spellEnd"/>
+            <w:r>
+              <w:rPr>
+                <w:rFonts w:ascii="BRH Devanagari Extra" w:hAnsi="BRH Devanagari Extra" w:cs="BRH Devanagari Extra"/>
+                <w:color w:val="000000"/>
+                <w:sz w:val="40"/>
+                <w:szCs w:val="40"/>
+                <w:lang w:bidi="ml-IN"/>
+              </w:rPr>
+              <w:t xml:space="preserve"> </w:t>
             </w:r>
             <w:r>
               <w:rPr>
@@ -7017,6 +10332,7 @@
               </w:rPr>
               <w:t>–</w:t>
             </w:r>
+            <w:proofErr w:type="spellStart"/>
             <w:r>
               <w:rPr>
                 <w:rFonts w:ascii="BRH Devanagari Extra" w:hAnsi="BRH Devanagari Extra" w:cs="BRH Devanagari Extra"/>
@@ -7027,25 +10343,48 @@
               </w:rPr>
               <w:t>iÉÉ</w:t>
             </w:r>
-            <w:r>
-              <w:rPr>
-                <w:rFonts w:ascii="BRH Malayalam Extra" w:hAnsi="BRH Malayalam Extra" w:cs="BRH Devanagari Extra"/>
-                <w:color w:val="000000"/>
-                <w:sz w:val="32"/>
-                <w:szCs w:val="40"/>
-                <w:lang w:bidi="ml-IN"/>
-              </w:rPr>
-              <w:t>–</w:t>
-            </w:r>
-            <w:r>
-              <w:rPr>
-                <w:rFonts w:ascii="BRH Devanagari Extra" w:hAnsi="BRH Devanagari Extra" w:cs="BRH Devanagari Extra"/>
-                <w:color w:val="000000"/>
-                <w:sz w:val="40"/>
-                <w:szCs w:val="40"/>
-                <w:lang w:bidi="ml-IN"/>
-              </w:rPr>
-              <w:t xml:space="preserve"> CÌiÉþ | </w:t>
+            <w:proofErr w:type="spellEnd"/>
+            <w:r>
+              <w:rPr>
+                <w:rFonts w:ascii="BRH Malayalam Extra" w:hAnsi="BRH Malayalam Extra" w:cs="BRH Devanagari Extra"/>
+                <w:color w:val="000000"/>
+                <w:sz w:val="32"/>
+                <w:szCs w:val="40"/>
+                <w:lang w:bidi="ml-IN"/>
+              </w:rPr>
+              <w:t>–</w:t>
+            </w:r>
+            <w:r>
+              <w:rPr>
+                <w:rFonts w:ascii="BRH Devanagari Extra" w:hAnsi="BRH Devanagari Extra" w:cs="BRH Devanagari Extra"/>
+                <w:color w:val="000000"/>
+                <w:sz w:val="40"/>
+                <w:szCs w:val="40"/>
+                <w:lang w:bidi="ml-IN"/>
+              </w:rPr>
+              <w:t xml:space="preserve"> </w:t>
+            </w:r>
+            <w:proofErr w:type="spellStart"/>
+            <w:r>
+              <w:rPr>
+                <w:rFonts w:ascii="BRH Devanagari Extra" w:hAnsi="BRH Devanagari Extra" w:cs="BRH Devanagari Extra"/>
+                <w:color w:val="000000"/>
+                <w:sz w:val="40"/>
+                <w:szCs w:val="40"/>
+                <w:lang w:bidi="ml-IN"/>
+              </w:rPr>
+              <w:t>CÌiÉþ</w:t>
+            </w:r>
+            <w:proofErr w:type="spellEnd"/>
+            <w:r>
+              <w:rPr>
+                <w:rFonts w:ascii="BRH Devanagari Extra" w:hAnsi="BRH Devanagari Extra" w:cs="BRH Devanagari Extra"/>
+                <w:color w:val="000000"/>
+                <w:sz w:val="40"/>
+                <w:szCs w:val="40"/>
+                <w:lang w:bidi="ml-IN"/>
+              </w:rPr>
+              <w:t xml:space="preserve"> | </w:t>
             </w:r>
           </w:p>
         </w:tc>
@@ -7175,6 +10514,7 @@
                 <w:lang w:val="en-IN" w:eastAsia="en-IN" w:bidi="ml-IN"/>
               </w:rPr>
             </w:pPr>
+            <w:proofErr w:type="spellStart"/>
             <w:r>
               <w:rPr>
                 <w:rFonts w:ascii="BRH Devanagari Extra" w:hAnsi="BRH Devanagari Extra" w:cs="BRH Devanagari Extra"/>
@@ -7196,46 +10536,82 @@
               </w:rPr>
               <w:t>rÉÉ</w:t>
             </w:r>
-            <w:r>
-              <w:rPr>
-                <w:rFonts w:ascii="BRH Devanagari Extra" w:hAnsi="BRH Devanagari Extra" w:cs="BRH Devanagari Extra"/>
-                <w:color w:val="000000"/>
-                <w:sz w:val="40"/>
-                <w:szCs w:val="40"/>
-                <w:lang w:bidi="ml-IN"/>
-              </w:rPr>
-              <w:t xml:space="preserve"> CÌiÉ</w:t>
-            </w:r>
-            <w:r>
-              <w:rPr>
-                <w:rFonts w:ascii="BRH Malayalam Extra" w:hAnsi="BRH Malayalam Extra" w:cs="BRH Devanagari Extra"/>
-                <w:color w:val="000000"/>
-                <w:sz w:val="32"/>
-                <w:szCs w:val="40"/>
-                <w:lang w:bidi="ml-IN"/>
-              </w:rPr>
-              <w:t>–</w:t>
-            </w:r>
-            <w:r>
-              <w:rPr>
-                <w:rFonts w:ascii="BRH Devanagari Extra" w:hAnsi="BRH Devanagari Extra" w:cs="BRH Devanagari Extra"/>
-                <w:color w:val="000000"/>
-                <w:sz w:val="40"/>
-                <w:szCs w:val="40"/>
-                <w:lang w:bidi="ml-IN"/>
-              </w:rPr>
-              <w:t xml:space="preserve"> ÌuÉ-E</w:t>
-            </w:r>
-            <w:r>
-              <w:rPr>
-                <w:rFonts w:ascii="BRH Malayalam Extra" w:hAnsi="BRH Malayalam Extra" w:cs="BRH Devanagari Extra"/>
-                <w:color w:val="000000"/>
-                <w:sz w:val="32"/>
-                <w:szCs w:val="40"/>
-                <w:lang w:bidi="ml-IN"/>
-              </w:rPr>
-              <w:t>–</w:t>
-            </w:r>
+            <w:proofErr w:type="spellEnd"/>
+            <w:r>
+              <w:rPr>
+                <w:rFonts w:ascii="BRH Devanagari Extra" w:hAnsi="BRH Devanagari Extra" w:cs="BRH Devanagari Extra"/>
+                <w:color w:val="000000"/>
+                <w:sz w:val="40"/>
+                <w:szCs w:val="40"/>
+                <w:lang w:bidi="ml-IN"/>
+              </w:rPr>
+              <w:t xml:space="preserve"> </w:t>
+            </w:r>
+            <w:proofErr w:type="spellStart"/>
+            <w:r>
+              <w:rPr>
+                <w:rFonts w:ascii="BRH Devanagari Extra" w:hAnsi="BRH Devanagari Extra" w:cs="BRH Devanagari Extra"/>
+                <w:color w:val="000000"/>
+                <w:sz w:val="40"/>
+                <w:szCs w:val="40"/>
+                <w:lang w:bidi="ml-IN"/>
+              </w:rPr>
+              <w:t>CÌiÉ</w:t>
+            </w:r>
+            <w:proofErr w:type="spellEnd"/>
+            <w:r>
+              <w:rPr>
+                <w:rFonts w:ascii="BRH Malayalam Extra" w:hAnsi="BRH Malayalam Extra" w:cs="BRH Devanagari Extra"/>
+                <w:color w:val="000000"/>
+                <w:sz w:val="32"/>
+                <w:szCs w:val="40"/>
+                <w:lang w:bidi="ml-IN"/>
+              </w:rPr>
+              <w:t>–</w:t>
+            </w:r>
+            <w:r>
+              <w:rPr>
+                <w:rFonts w:ascii="BRH Devanagari Extra" w:hAnsi="BRH Devanagari Extra" w:cs="BRH Devanagari Extra"/>
+                <w:color w:val="000000"/>
+                <w:sz w:val="40"/>
+                <w:szCs w:val="40"/>
+                <w:lang w:bidi="ml-IN"/>
+              </w:rPr>
+              <w:t xml:space="preserve"> </w:t>
+            </w:r>
+            <w:proofErr w:type="spellStart"/>
+            <w:r>
+              <w:rPr>
+                <w:rFonts w:ascii="BRH Devanagari Extra" w:hAnsi="BRH Devanagari Extra" w:cs="BRH Devanagari Extra"/>
+                <w:color w:val="000000"/>
+                <w:sz w:val="40"/>
+                <w:szCs w:val="40"/>
+                <w:lang w:bidi="ml-IN"/>
+              </w:rPr>
+              <w:t>ÌuÉ</w:t>
+            </w:r>
+            <w:proofErr w:type="spellEnd"/>
+            <w:r>
+              <w:rPr>
+                <w:rFonts w:ascii="BRH Devanagari Extra" w:hAnsi="BRH Devanagari Extra" w:cs="BRH Devanagari Extra"/>
+                <w:color w:val="000000"/>
+                <w:sz w:val="40"/>
+                <w:szCs w:val="40"/>
+                <w:lang w:bidi="ml-IN"/>
+              </w:rPr>
+              <w:t>-E</w:t>
+            </w:r>
+            <w:r>
+              <w:rPr>
+                <w:rFonts w:ascii="BRH Malayalam Extra" w:hAnsi="BRH Malayalam Extra" w:cs="BRH Devanagari Extra"/>
+                <w:color w:val="000000"/>
+                <w:sz w:val="32"/>
+                <w:szCs w:val="40"/>
+                <w:lang w:bidi="ml-IN"/>
+              </w:rPr>
+              <w:t>–</w:t>
+            </w:r>
+            <w:proofErr w:type="spellStart"/>
             <w:r>
               <w:rPr>
                 <w:rFonts w:ascii="BRH Devanagari Extra" w:hAnsi="BRH Devanagari Extra" w:cs="BRH Devanagari Extra"/>
@@ -7246,6 +10622,7 @@
               </w:rPr>
               <w:t>wOèrÉæ</w:t>
             </w:r>
+            <w:proofErr w:type="spellEnd"/>
             <w:r>
               <w:rPr>
                 <w:rFonts w:ascii="BRH Malayalam Extra" w:hAnsi="BRH Malayalam Extra" w:cs="BRH Devanagari Extra"/>
@@ -7283,6 +10660,7 @@
                 <w:lang w:val="en-IN" w:eastAsia="en-IN" w:bidi="ml-IN"/>
               </w:rPr>
             </w:pPr>
+            <w:proofErr w:type="spellStart"/>
             <w:r>
               <w:rPr>
                 <w:rFonts w:ascii="BRH Devanagari Extra" w:hAnsi="BRH Devanagari Extra" w:cs="BRH Devanagari Extra"/>
@@ -7304,56 +10682,92 @@
               </w:rPr>
               <w:t>rÉÉ</w:t>
             </w:r>
-            <w:r>
-              <w:rPr>
-                <w:rFonts w:ascii="BRH Malayalam Extra" w:hAnsi="BRH Malayalam Extra" w:cs="BRH Devanagari Extra"/>
-                <w:color w:val="000000"/>
-                <w:sz w:val="32"/>
-                <w:szCs w:val="40"/>
-                <w:lang w:bidi="ml-IN"/>
-              </w:rPr>
-              <w:t>–</w:t>
-            </w:r>
-            <w:r>
-              <w:rPr>
-                <w:rFonts w:ascii="BRH Devanagari Extra" w:hAnsi="BRH Devanagari Extra" w:cs="BRH Devanagari Extra"/>
-                <w:color w:val="000000"/>
-                <w:sz w:val="40"/>
-                <w:szCs w:val="40"/>
-                <w:lang w:bidi="ml-IN"/>
-              </w:rPr>
-              <w:t xml:space="preserve"> CÌiÉ</w:t>
-            </w:r>
-            <w:r>
-              <w:rPr>
-                <w:rFonts w:ascii="BRH Malayalam Extra" w:hAnsi="BRH Malayalam Extra" w:cs="BRH Devanagari Extra"/>
-                <w:color w:val="000000"/>
-                <w:sz w:val="32"/>
-                <w:szCs w:val="40"/>
-                <w:lang w:bidi="ml-IN"/>
-              </w:rPr>
-              <w:t>–</w:t>
-            </w:r>
-            <w:r>
-              <w:rPr>
-                <w:rFonts w:ascii="BRH Devanagari Extra" w:hAnsi="BRH Devanagari Extra" w:cs="BRH Devanagari Extra"/>
-                <w:color w:val="000000"/>
-                <w:sz w:val="40"/>
-                <w:szCs w:val="40"/>
-                <w:lang w:bidi="ml-IN"/>
-              </w:rPr>
-              <w:t xml:space="preserve"> ÌuÉ-E</w:t>
-            </w:r>
-            <w:r>
-              <w:rPr>
-                <w:rFonts w:ascii="BRH Malayalam Extra" w:hAnsi="BRH Malayalam Extra" w:cs="BRH Devanagari Extra"/>
-                <w:color w:val="000000"/>
-                <w:sz w:val="32"/>
-                <w:szCs w:val="40"/>
-                <w:lang w:bidi="ml-IN"/>
-              </w:rPr>
-              <w:t>–</w:t>
-            </w:r>
+            <w:proofErr w:type="spellEnd"/>
+            <w:r>
+              <w:rPr>
+                <w:rFonts w:ascii="BRH Malayalam Extra" w:hAnsi="BRH Malayalam Extra" w:cs="BRH Devanagari Extra"/>
+                <w:color w:val="000000"/>
+                <w:sz w:val="32"/>
+                <w:szCs w:val="40"/>
+                <w:lang w:bidi="ml-IN"/>
+              </w:rPr>
+              <w:t>–</w:t>
+            </w:r>
+            <w:r>
+              <w:rPr>
+                <w:rFonts w:ascii="BRH Devanagari Extra" w:hAnsi="BRH Devanagari Extra" w:cs="BRH Devanagari Extra"/>
+                <w:color w:val="000000"/>
+                <w:sz w:val="40"/>
+                <w:szCs w:val="40"/>
+                <w:lang w:bidi="ml-IN"/>
+              </w:rPr>
+              <w:t xml:space="preserve"> </w:t>
+            </w:r>
+            <w:proofErr w:type="spellStart"/>
+            <w:r>
+              <w:rPr>
+                <w:rFonts w:ascii="BRH Devanagari Extra" w:hAnsi="BRH Devanagari Extra" w:cs="BRH Devanagari Extra"/>
+                <w:color w:val="000000"/>
+                <w:sz w:val="40"/>
+                <w:szCs w:val="40"/>
+                <w:lang w:bidi="ml-IN"/>
+              </w:rPr>
+              <w:t>CÌiÉ</w:t>
+            </w:r>
+            <w:proofErr w:type="spellEnd"/>
+            <w:r>
+              <w:rPr>
+                <w:rFonts w:ascii="BRH Malayalam Extra" w:hAnsi="BRH Malayalam Extra" w:cs="BRH Devanagari Extra"/>
+                <w:color w:val="000000"/>
+                <w:sz w:val="32"/>
+                <w:szCs w:val="40"/>
+                <w:lang w:bidi="ml-IN"/>
+              </w:rPr>
+              <w:t>–</w:t>
+            </w:r>
+            <w:r>
+              <w:rPr>
+                <w:rFonts w:ascii="BRH Devanagari Extra" w:hAnsi="BRH Devanagari Extra" w:cs="BRH Devanagari Extra"/>
+                <w:color w:val="000000"/>
+                <w:sz w:val="40"/>
+                <w:szCs w:val="40"/>
+                <w:lang w:bidi="ml-IN"/>
+              </w:rPr>
+              <w:t xml:space="preserve"> </w:t>
+            </w:r>
+            <w:proofErr w:type="spellStart"/>
+            <w:r>
+              <w:rPr>
+                <w:rFonts w:ascii="BRH Devanagari Extra" w:hAnsi="BRH Devanagari Extra" w:cs="BRH Devanagari Extra"/>
+                <w:color w:val="000000"/>
+                <w:sz w:val="40"/>
+                <w:szCs w:val="40"/>
+                <w:lang w:bidi="ml-IN"/>
+              </w:rPr>
+              <w:t>ÌuÉ</w:t>
+            </w:r>
+            <w:proofErr w:type="spellEnd"/>
+            <w:r>
+              <w:rPr>
+                <w:rFonts w:ascii="BRH Devanagari Extra" w:hAnsi="BRH Devanagari Extra" w:cs="BRH Devanagari Extra"/>
+                <w:color w:val="000000"/>
+                <w:sz w:val="40"/>
+                <w:szCs w:val="40"/>
+                <w:lang w:bidi="ml-IN"/>
+              </w:rPr>
+              <w:t>-E</w:t>
+            </w:r>
+            <w:r>
+              <w:rPr>
+                <w:rFonts w:ascii="BRH Malayalam Extra" w:hAnsi="BRH Malayalam Extra" w:cs="BRH Devanagari Extra"/>
+                <w:color w:val="000000"/>
+                <w:sz w:val="32"/>
+                <w:szCs w:val="40"/>
+                <w:lang w:bidi="ml-IN"/>
+              </w:rPr>
+              <w:t>–</w:t>
+            </w:r>
+            <w:proofErr w:type="spellStart"/>
             <w:r>
               <w:rPr>
                 <w:rFonts w:ascii="BRH Devanagari Extra" w:hAnsi="BRH Devanagari Extra" w:cs="BRH Devanagari Extra"/>
@@ -7364,6 +10778,7 @@
               </w:rPr>
               <w:t>wOèrÉæ</w:t>
             </w:r>
+            <w:proofErr w:type="spellEnd"/>
             <w:r>
               <w:rPr>
                 <w:rFonts w:ascii="BRH Malayalam Extra" w:hAnsi="BRH Malayalam Extra" w:cs="BRH Devanagari Extra"/>
@@ -7549,6 +10964,7 @@
               </w:rPr>
               <w:t>–</w:t>
             </w:r>
+            <w:proofErr w:type="spellStart"/>
             <w:r>
               <w:rPr>
                 <w:rFonts w:ascii="BRH Devanagari Extra" w:hAnsi="BRH Devanagari Extra" w:cs="BRH Devanagari Extra"/>
@@ -7559,6 +10975,7 @@
               </w:rPr>
               <w:t>YlÉÑ</w:t>
             </w:r>
+            <w:proofErr w:type="spellEnd"/>
             <w:r>
               <w:rPr>
                 <w:rFonts w:ascii="BRH Malayalam Extra" w:hAnsi="BRH Malayalam Extra" w:cs="BRH Devanagari Extra"/>
@@ -7609,6 +11026,7 @@
               </w:rPr>
               <w:t>–</w:t>
             </w:r>
+            <w:proofErr w:type="spellStart"/>
             <w:r>
               <w:rPr>
                 <w:rFonts w:ascii="BRH Devanagari Extra" w:hAnsi="BRH Devanagari Extra" w:cs="BRH Devanagari Extra"/>
@@ -7638,7 +11056,18 @@
                 <w:szCs w:val="40"/>
                 <w:lang w:bidi="ml-IN"/>
               </w:rPr>
-              <w:t xml:space="preserve">pÉÌuÉiÉÑqÉç | </w:t>
+              <w:t>pÉÌuÉiÉÑqÉç</w:t>
+            </w:r>
+            <w:proofErr w:type="spellEnd"/>
+            <w:r>
+              <w:rPr>
+                <w:rFonts w:ascii="BRH Devanagari Extra" w:hAnsi="BRH Devanagari Extra" w:cs="BRH Devanagari Extra"/>
+                <w:color w:val="000000"/>
+                <w:sz w:val="40"/>
+                <w:szCs w:val="40"/>
+                <w:lang w:bidi="ml-IN"/>
+              </w:rPr>
+              <w:t xml:space="preserve"> | </w:t>
             </w:r>
           </w:p>
           <w:p>
@@ -7671,6 +11100,7 @@
               </w:rPr>
               <w:t>–</w:t>
             </w:r>
+            <w:proofErr w:type="spellStart"/>
             <w:r>
               <w:rPr>
                 <w:rFonts w:ascii="BRH Devanagari Extra" w:hAnsi="BRH Devanagari Extra" w:cs="BRH Devanagari Extra"/>
@@ -7681,25 +11111,37 @@
               </w:rPr>
               <w:t>ÍpÉpÉþÌuÉiÉÑ</w:t>
             </w:r>
-            <w:r>
-              <w:rPr>
-                <w:rFonts w:ascii="BRH Malayalam Extra" w:hAnsi="BRH Malayalam Extra" w:cs="BRH Devanagari Extra"/>
-                <w:color w:val="000000"/>
-                <w:sz w:val="32"/>
-                <w:szCs w:val="40"/>
-                <w:lang w:bidi="ml-IN"/>
-              </w:rPr>
-              <w:t>–</w:t>
-            </w:r>
-            <w:r>
-              <w:rPr>
-                <w:rFonts w:ascii="BRH Devanagari Extra" w:hAnsi="BRH Devanagari Extra" w:cs="BRH Devanagari Extra"/>
-                <w:color w:val="000000"/>
-                <w:sz w:val="40"/>
-                <w:szCs w:val="40"/>
-                <w:lang w:bidi="ml-IN"/>
-              </w:rPr>
-              <w:t>qÉç iÉ</w:t>
+            <w:proofErr w:type="spellEnd"/>
+            <w:r>
+              <w:rPr>
+                <w:rFonts w:ascii="BRH Malayalam Extra" w:hAnsi="BRH Malayalam Extra" w:cs="BRH Devanagari Extra"/>
+                <w:color w:val="000000"/>
+                <w:sz w:val="32"/>
+                <w:szCs w:val="40"/>
+                <w:lang w:bidi="ml-IN"/>
+              </w:rPr>
+              <w:t>–</w:t>
+            </w:r>
+            <w:r>
+              <w:rPr>
+                <w:rFonts w:ascii="BRH Devanagari Extra" w:hAnsi="BRH Devanagari Extra" w:cs="BRH Devanagari Extra"/>
+                <w:color w:val="000000"/>
+                <w:sz w:val="40"/>
+                <w:szCs w:val="40"/>
+                <w:lang w:bidi="ml-IN"/>
+              </w:rPr>
+              <w:t xml:space="preserve">qÉç </w:t>
+            </w:r>
+            <w:proofErr w:type="spellStart"/>
+            <w:r>
+              <w:rPr>
+                <w:rFonts w:ascii="BRH Devanagari Extra" w:hAnsi="BRH Devanagari Extra" w:cs="BRH Devanagari Extra"/>
+                <w:color w:val="000000"/>
+                <w:sz w:val="40"/>
+                <w:szCs w:val="40"/>
+                <w:lang w:bidi="ml-IN"/>
+              </w:rPr>
+              <w:t>iÉ</w:t>
             </w:r>
             <w:r>
               <w:rPr>
@@ -7711,6 +11153,7 @@
               </w:rPr>
               <w:t>å</w:t>
             </w:r>
+            <w:proofErr w:type="spellEnd"/>
             <w:r>
               <w:rPr>
                 <w:rFonts w:ascii="BRH Devanagari Extra" w:hAnsi="BRH Devanagari Extra" w:cs="BRH Devanagari Extra"/>
@@ -7778,6 +11221,7 @@
               </w:rPr>
               <w:t>–</w:t>
             </w:r>
+            <w:proofErr w:type="spellStart"/>
             <w:r>
               <w:rPr>
                 <w:rFonts w:ascii="BRH Devanagari Extra" w:hAnsi="BRH Devanagari Extra" w:cs="BRH Devanagari Extra"/>
@@ -7788,6 +11232,7 @@
               </w:rPr>
               <w:t>YlÉÑ</w:t>
             </w:r>
+            <w:proofErr w:type="spellEnd"/>
             <w:r>
               <w:rPr>
                 <w:rFonts w:ascii="BRH Malayalam Extra" w:hAnsi="BRH Malayalam Extra" w:cs="BRH Devanagari Extra"/>
@@ -7838,6 +11283,7 @@
               </w:rPr>
               <w:t>–</w:t>
             </w:r>
+            <w:proofErr w:type="spellStart"/>
             <w:r>
               <w:rPr>
                 <w:rFonts w:ascii="BRH Devanagari Extra" w:hAnsi="BRH Devanagari Extra" w:cs="BRH Devanagari Extra"/>
@@ -7867,7 +11313,18 @@
                 <w:szCs w:val="40"/>
                 <w:lang w:bidi="ml-IN"/>
               </w:rPr>
-              <w:t xml:space="preserve">þÌuÉiÉÑqÉç | </w:t>
+              <w:t>þÌuÉiÉÑqÉç</w:t>
+            </w:r>
+            <w:proofErr w:type="spellEnd"/>
+            <w:r>
+              <w:rPr>
+                <w:rFonts w:ascii="BRH Devanagari Extra" w:hAnsi="BRH Devanagari Extra" w:cs="BRH Devanagari Extra"/>
+                <w:color w:val="000000"/>
+                <w:sz w:val="40"/>
+                <w:szCs w:val="40"/>
+                <w:lang w:bidi="ml-IN"/>
+              </w:rPr>
+              <w:t xml:space="preserve"> | </w:t>
             </w:r>
           </w:p>
           <w:p>
@@ -7900,6 +11357,7 @@
               </w:rPr>
               <w:t>–</w:t>
             </w:r>
+            <w:proofErr w:type="spellStart"/>
             <w:r>
               <w:rPr>
                 <w:rFonts w:ascii="BRH Devanagari Extra" w:hAnsi="BRH Devanagari Extra" w:cs="BRH Devanagari Extra"/>
@@ -7910,25 +11368,37 @@
               </w:rPr>
               <w:t>ÍpÉpÉþÌuÉiÉÑ</w:t>
             </w:r>
-            <w:r>
-              <w:rPr>
-                <w:rFonts w:ascii="BRH Malayalam Extra" w:hAnsi="BRH Malayalam Extra" w:cs="BRH Devanagari Extra"/>
-                <w:color w:val="000000"/>
-                <w:sz w:val="32"/>
-                <w:szCs w:val="40"/>
-                <w:lang w:bidi="ml-IN"/>
-              </w:rPr>
-              <w:t>–</w:t>
-            </w:r>
-            <w:r>
-              <w:rPr>
-                <w:rFonts w:ascii="BRH Devanagari Extra" w:hAnsi="BRH Devanagari Extra" w:cs="BRH Devanagari Extra"/>
-                <w:color w:val="000000"/>
-                <w:sz w:val="40"/>
-                <w:szCs w:val="40"/>
-                <w:lang w:bidi="ml-IN"/>
-              </w:rPr>
-              <w:t>qÉç iÉ</w:t>
+            <w:proofErr w:type="spellEnd"/>
+            <w:r>
+              <w:rPr>
+                <w:rFonts w:ascii="BRH Malayalam Extra" w:hAnsi="BRH Malayalam Extra" w:cs="BRH Devanagari Extra"/>
+                <w:color w:val="000000"/>
+                <w:sz w:val="32"/>
+                <w:szCs w:val="40"/>
+                <w:lang w:bidi="ml-IN"/>
+              </w:rPr>
+              <w:t>–</w:t>
+            </w:r>
+            <w:r>
+              <w:rPr>
+                <w:rFonts w:ascii="BRH Devanagari Extra" w:hAnsi="BRH Devanagari Extra" w:cs="BRH Devanagari Extra"/>
+                <w:color w:val="000000"/>
+                <w:sz w:val="40"/>
+                <w:szCs w:val="40"/>
+                <w:lang w:bidi="ml-IN"/>
+              </w:rPr>
+              <w:t xml:space="preserve">qÉç </w:t>
+            </w:r>
+            <w:proofErr w:type="spellStart"/>
+            <w:r>
+              <w:rPr>
+                <w:rFonts w:ascii="BRH Devanagari Extra" w:hAnsi="BRH Devanagari Extra" w:cs="BRH Devanagari Extra"/>
+                <w:color w:val="000000"/>
+                <w:sz w:val="40"/>
+                <w:szCs w:val="40"/>
+                <w:lang w:bidi="ml-IN"/>
+              </w:rPr>
+              <w:t>iÉ</w:t>
             </w:r>
             <w:r>
               <w:rPr>
@@ -7940,6 +11410,7 @@
               </w:rPr>
               <w:t>å</w:t>
             </w:r>
+            <w:proofErr w:type="spellEnd"/>
             <w:r>
               <w:rPr>
                 <w:rFonts w:ascii="BRH Devanagari Extra" w:hAnsi="BRH Devanagari Extra" w:cs="BRH Devanagari Extra"/>
@@ -8079,6 +11550,7 @@
                 <w:lang w:val="en-IN" w:eastAsia="en-IN" w:bidi="ml-IN"/>
               </w:rPr>
             </w:pPr>
+            <w:proofErr w:type="spellStart"/>
             <w:r>
               <w:rPr>
                 <w:rFonts w:ascii="BRH Devanagari Extra" w:hAnsi="BRH Devanagari Extra" w:cs="BRH Devanagari Extra"/>
@@ -8099,6 +11571,7 @@
               </w:rPr>
               <w:t>å</w:t>
             </w:r>
+            <w:proofErr w:type="spellEnd"/>
             <w:r>
               <w:rPr>
                 <w:rFonts w:ascii="BRH Malayalam Extra" w:hAnsi="BRH Malayalam Extra" w:cs="BRH Devanagari Extra"/>
@@ -8129,6 +11602,7 @@
               </w:rPr>
               <w:t>–</w:t>
             </w:r>
+            <w:proofErr w:type="spellStart"/>
             <w:r>
               <w:rPr>
                 <w:rFonts w:ascii="BRH Devanagari Extra" w:hAnsi="BRH Devanagari Extra" w:cs="BRH Devanagari Extra"/>
@@ -8140,6 +11614,7 @@
               </w:rPr>
               <w:t>uÉÉ</w:t>
             </w:r>
+            <w:proofErr w:type="spellEnd"/>
             <w:r>
               <w:rPr>
                 <w:rFonts w:ascii="BRH Devanagari Extra" w:hAnsi="BRH Devanagari Extra" w:cs="BRH Devanagari Extra"/>
@@ -8150,15 +11625,27 @@
               </w:rPr>
               <w:t xml:space="preserve"> </w:t>
             </w:r>
-            <w:r>
-              <w:rPr>
-                <w:rFonts w:ascii="BRH Devanagari Extra" w:hAnsi="BRH Devanagari Extra" w:cs="BRH Devanagari Extra"/>
-                <w:color w:val="000000"/>
-                <w:sz w:val="40"/>
-                <w:szCs w:val="40"/>
-                <w:lang w:bidi="ml-IN"/>
-              </w:rPr>
-              <w:t>lÉÉæ |</w:t>
+            <w:proofErr w:type="spellStart"/>
+            <w:r>
+              <w:rPr>
+                <w:rFonts w:ascii="BRH Devanagari Extra" w:hAnsi="BRH Devanagari Extra" w:cs="BRH Devanagari Extra"/>
+                <w:color w:val="000000"/>
+                <w:sz w:val="40"/>
+                <w:szCs w:val="40"/>
+                <w:lang w:bidi="ml-IN"/>
+              </w:rPr>
+              <w:t>lÉÉæ</w:t>
+            </w:r>
+            <w:proofErr w:type="spellEnd"/>
+            <w:r>
+              <w:rPr>
+                <w:rFonts w:ascii="BRH Devanagari Extra" w:hAnsi="BRH Devanagari Extra" w:cs="BRH Devanagari Extra"/>
+                <w:color w:val="000000"/>
+                <w:sz w:val="40"/>
+                <w:szCs w:val="40"/>
+                <w:lang w:bidi="ml-IN"/>
+              </w:rPr>
+              <w:t xml:space="preserve"> |</w:t>
             </w:r>
           </w:p>
         </w:tc>
@@ -8178,6 +11665,7 @@
                 <w:lang w:val="en-IN" w:eastAsia="en-IN" w:bidi="ml-IN"/>
               </w:rPr>
             </w:pPr>
+            <w:proofErr w:type="spellStart"/>
             <w:r>
               <w:rPr>
                 <w:rFonts w:ascii="BRH Devanagari Extra" w:hAnsi="BRH Devanagari Extra" w:cs="BRH Devanagari Extra"/>
@@ -8198,6 +11686,7 @@
               </w:rPr>
               <w:t>å</w:t>
             </w:r>
+            <w:proofErr w:type="spellEnd"/>
             <w:r>
               <w:rPr>
                 <w:rFonts w:ascii="BRH Malayalam Extra" w:hAnsi="BRH Malayalam Extra" w:cs="BRH Devanagari Extra"/>
@@ -8249,15 +11738,27 @@
               </w:rPr>
               <w:t xml:space="preserve"> </w:t>
             </w:r>
-            <w:r>
-              <w:rPr>
-                <w:rFonts w:ascii="BRH Devanagari Extra" w:hAnsi="BRH Devanagari Extra" w:cs="BRH Devanagari Extra"/>
-                <w:color w:val="000000"/>
-                <w:sz w:val="40"/>
-                <w:szCs w:val="40"/>
-                <w:lang w:bidi="ml-IN"/>
-              </w:rPr>
-              <w:t>lÉÉæ |</w:t>
+            <w:proofErr w:type="spellStart"/>
+            <w:r>
+              <w:rPr>
+                <w:rFonts w:ascii="BRH Devanagari Extra" w:hAnsi="BRH Devanagari Extra" w:cs="BRH Devanagari Extra"/>
+                <w:color w:val="000000"/>
+                <w:sz w:val="40"/>
+                <w:szCs w:val="40"/>
+                <w:lang w:bidi="ml-IN"/>
+              </w:rPr>
+              <w:t>lÉÉæ</w:t>
+            </w:r>
+            <w:proofErr w:type="spellEnd"/>
+            <w:r>
+              <w:rPr>
+                <w:rFonts w:ascii="BRH Devanagari Extra" w:hAnsi="BRH Devanagari Extra" w:cs="BRH Devanagari Extra"/>
+                <w:color w:val="000000"/>
+                <w:sz w:val="40"/>
+                <w:szCs w:val="40"/>
+                <w:lang w:bidi="ml-IN"/>
+              </w:rPr>
+              <w:t xml:space="preserve"> |</w:t>
             </w:r>
           </w:p>
         </w:tc>
@@ -8388,6 +11889,7 @@
                 <w:lang w:val="en-IN" w:eastAsia="en-IN" w:bidi="ml-IN"/>
               </w:rPr>
             </w:pPr>
+            <w:proofErr w:type="spellStart"/>
             <w:r>
               <w:rPr>
                 <w:rFonts w:ascii="BRH Devanagari Extra" w:hAnsi="BRH Devanagari Extra" w:cs="BRH Devanagari Extra"/>
@@ -8398,26 +11900,50 @@
               </w:rPr>
               <w:t>mÉë</w:t>
             </w:r>
-            <w:r>
-              <w:rPr>
-                <w:rFonts w:ascii="BRH Malayalam Extra" w:hAnsi="BRH Malayalam Extra" w:cs="BRH Devanagari Extra"/>
-                <w:color w:val="000000"/>
-                <w:sz w:val="32"/>
-                <w:szCs w:val="40"/>
-                <w:lang w:bidi="ml-IN"/>
-              </w:rPr>
-              <w:t>–</w:t>
-            </w:r>
-            <w:r>
-              <w:rPr>
-                <w:rFonts w:ascii="BRH Devanagari Extra" w:hAnsi="BRH Devanagari Extra" w:cs="BRH Devanagari Extra"/>
-                <w:color w:val="000000"/>
-                <w:sz w:val="40"/>
-                <w:szCs w:val="40"/>
-                <w:lang w:bidi="ml-IN"/>
-              </w:rPr>
-              <w:t xml:space="preserve">eÉÉ CÌiÉþ </w:t>
-            </w:r>
+            <w:proofErr w:type="spellEnd"/>
+            <w:r>
+              <w:rPr>
+                <w:rFonts w:ascii="BRH Malayalam Extra" w:hAnsi="BRH Malayalam Extra" w:cs="BRH Devanagari Extra"/>
+                <w:color w:val="000000"/>
+                <w:sz w:val="32"/>
+                <w:szCs w:val="40"/>
+                <w:lang w:bidi="ml-IN"/>
+              </w:rPr>
+              <w:t>–</w:t>
+            </w:r>
+            <w:r>
+              <w:rPr>
+                <w:rFonts w:ascii="BRH Devanagari Extra" w:hAnsi="BRH Devanagari Extra" w:cs="BRH Devanagari Extra"/>
+                <w:color w:val="000000"/>
+                <w:sz w:val="40"/>
+                <w:szCs w:val="40"/>
+                <w:lang w:bidi="ml-IN"/>
+              </w:rPr>
+              <w:t xml:space="preserve">eÉÉ </w:t>
+            </w:r>
+            <w:proofErr w:type="spellStart"/>
+            <w:r>
+              <w:rPr>
+                <w:rFonts w:ascii="BRH Devanagari Extra" w:hAnsi="BRH Devanagari Extra" w:cs="BRH Devanagari Extra"/>
+                <w:color w:val="000000"/>
+                <w:sz w:val="40"/>
+                <w:szCs w:val="40"/>
+                <w:lang w:bidi="ml-IN"/>
+              </w:rPr>
+              <w:t>CÌiÉþ</w:t>
+            </w:r>
+            <w:proofErr w:type="spellEnd"/>
+            <w:r>
+              <w:rPr>
+                <w:rFonts w:ascii="BRH Devanagari Extra" w:hAnsi="BRH Devanagari Extra" w:cs="BRH Devanagari Extra"/>
+                <w:color w:val="000000"/>
+                <w:sz w:val="40"/>
+                <w:szCs w:val="40"/>
+                <w:lang w:bidi="ml-IN"/>
+              </w:rPr>
+              <w:t xml:space="preserve"> </w:t>
+            </w:r>
+            <w:proofErr w:type="spellStart"/>
             <w:r>
               <w:rPr>
                 <w:rFonts w:ascii="BRH Devanagari Extra" w:hAnsi="BRH Devanagari Extra" w:cs="BRH Devanagari Extra"/>
@@ -8427,7 +11953,19 @@
                 <w:highlight w:val="yellow"/>
                 <w:lang w:bidi="ml-IN"/>
               </w:rPr>
-              <w:t>mÉëeÉÉÈ |</w:t>
+              <w:t>mÉëeÉÉÈ</w:t>
+            </w:r>
+            <w:proofErr w:type="spellEnd"/>
+            <w:r>
+              <w:rPr>
+                <w:rFonts w:ascii="BRH Devanagari Extra" w:hAnsi="BRH Devanagari Extra" w:cs="BRH Devanagari Extra"/>
+                <w:color w:val="000000"/>
+                <w:sz w:val="40"/>
+                <w:szCs w:val="40"/>
+                <w:highlight w:val="yellow"/>
+                <w:lang w:bidi="ml-IN"/>
+              </w:rPr>
+              <w:t xml:space="preserve"> |</w:t>
             </w:r>
           </w:p>
         </w:tc>
@@ -8447,6 +11985,7 @@
                 <w:lang w:val="en-IN" w:eastAsia="en-IN" w:bidi="ml-IN"/>
               </w:rPr>
             </w:pPr>
+            <w:proofErr w:type="spellStart"/>
             <w:r>
               <w:rPr>
                 <w:rFonts w:ascii="BRH Devanagari Extra" w:hAnsi="BRH Devanagari Extra" w:cs="BRH Devanagari Extra"/>
@@ -8457,26 +11996,50 @@
               </w:rPr>
               <w:t>mÉë</w:t>
             </w:r>
-            <w:r>
-              <w:rPr>
-                <w:rFonts w:ascii="BRH Malayalam Extra" w:hAnsi="BRH Malayalam Extra" w:cs="BRH Devanagari Extra"/>
-                <w:color w:val="000000"/>
-                <w:sz w:val="32"/>
-                <w:szCs w:val="40"/>
-                <w:lang w:bidi="ml-IN"/>
-              </w:rPr>
-              <w:t>–</w:t>
-            </w:r>
-            <w:r>
-              <w:rPr>
-                <w:rFonts w:ascii="BRH Devanagari Extra" w:hAnsi="BRH Devanagari Extra" w:cs="BRH Devanagari Extra"/>
-                <w:color w:val="000000"/>
-                <w:sz w:val="40"/>
-                <w:szCs w:val="40"/>
-                <w:lang w:bidi="ml-IN"/>
-              </w:rPr>
-              <w:t xml:space="preserve">eÉÉ CÌiÉþ </w:t>
-            </w:r>
+            <w:proofErr w:type="spellEnd"/>
+            <w:r>
+              <w:rPr>
+                <w:rFonts w:ascii="BRH Malayalam Extra" w:hAnsi="BRH Malayalam Extra" w:cs="BRH Devanagari Extra"/>
+                <w:color w:val="000000"/>
+                <w:sz w:val="32"/>
+                <w:szCs w:val="40"/>
+                <w:lang w:bidi="ml-IN"/>
+              </w:rPr>
+              <w:t>–</w:t>
+            </w:r>
+            <w:r>
+              <w:rPr>
+                <w:rFonts w:ascii="BRH Devanagari Extra" w:hAnsi="BRH Devanagari Extra" w:cs="BRH Devanagari Extra"/>
+                <w:color w:val="000000"/>
+                <w:sz w:val="40"/>
+                <w:szCs w:val="40"/>
+                <w:lang w:bidi="ml-IN"/>
+              </w:rPr>
+              <w:t xml:space="preserve">eÉÉ </w:t>
+            </w:r>
+            <w:proofErr w:type="spellStart"/>
+            <w:r>
+              <w:rPr>
+                <w:rFonts w:ascii="BRH Devanagari Extra" w:hAnsi="BRH Devanagari Extra" w:cs="BRH Devanagari Extra"/>
+                <w:color w:val="000000"/>
+                <w:sz w:val="40"/>
+                <w:szCs w:val="40"/>
+                <w:lang w:bidi="ml-IN"/>
+              </w:rPr>
+              <w:t>CÌiÉþ</w:t>
+            </w:r>
+            <w:proofErr w:type="spellEnd"/>
+            <w:r>
+              <w:rPr>
+                <w:rFonts w:ascii="BRH Devanagari Extra" w:hAnsi="BRH Devanagari Extra" w:cs="BRH Devanagari Extra"/>
+                <w:color w:val="000000"/>
+                <w:sz w:val="40"/>
+                <w:szCs w:val="40"/>
+                <w:lang w:bidi="ml-IN"/>
+              </w:rPr>
+              <w:t xml:space="preserve"> </w:t>
+            </w:r>
+            <w:proofErr w:type="spellStart"/>
             <w:r>
               <w:rPr>
                 <w:rFonts w:ascii="BRH Devanagari Extra" w:hAnsi="BRH Devanagari Extra" w:cs="BRH Devanagari Extra"/>
@@ -8486,7 +12049,43 @@
                 <w:highlight w:val="green"/>
                 <w:lang w:bidi="ml-IN"/>
               </w:rPr>
-              <w:t>mÉë - eÉÉÈ |</w:t>
+              <w:t>mÉë</w:t>
+            </w:r>
+            <w:proofErr w:type="spellEnd"/>
+            <w:r>
+              <w:rPr>
+                <w:rFonts w:ascii="BRH Devanagari Extra" w:hAnsi="BRH Devanagari Extra" w:cs="BRH Devanagari Extra"/>
+                <w:color w:val="000000"/>
+                <w:sz w:val="40"/>
+                <w:szCs w:val="40"/>
+                <w:highlight w:val="green"/>
+                <w:lang w:bidi="ml-IN"/>
+              </w:rPr>
+              <w:t xml:space="preserve"> - </w:t>
+            </w:r>
+            <w:proofErr w:type="spellStart"/>
+            <w:r>
+              <w:rPr>
+                <w:rFonts w:ascii="BRH Devanagari Extra" w:hAnsi="BRH Devanagari Extra" w:cs="BRH Devanagari Extra"/>
+                <w:color w:val="000000"/>
+                <w:sz w:val="40"/>
+                <w:szCs w:val="40"/>
+                <w:highlight w:val="green"/>
+                <w:lang w:bidi="ml-IN"/>
+              </w:rPr>
+              <w:t>eÉÉÈ</w:t>
+            </w:r>
+            <w:proofErr w:type="spellEnd"/>
+            <w:r>
+              <w:rPr>
+                <w:rFonts w:ascii="BRH Devanagari Extra" w:hAnsi="BRH Devanagari Extra" w:cs="BRH Devanagari Extra"/>
+                <w:color w:val="000000"/>
+                <w:sz w:val="40"/>
+                <w:szCs w:val="40"/>
+                <w:highlight w:val="green"/>
+                <w:lang w:bidi="ml-IN"/>
+              </w:rPr>
+              <w:t xml:space="preserve"> |</w:t>
             </w:r>
           </w:p>
         </w:tc>
@@ -8524,7 +12123,6 @@
                 <w:sz w:val="28"/>
                 <w:szCs w:val="32"/>
               </w:rPr>
-              <w:lastRenderedPageBreak/>
               <w:t>T.S.6.4.10.5 – Kramam</w:t>
             </w:r>
           </w:p>
@@ -8613,6 +12211,7 @@
                 <w:szCs w:val="40"/>
               </w:rPr>
             </w:pPr>
+            <w:proofErr w:type="spellStart"/>
             <w:r>
               <w:rPr>
                 <w:rFonts w:ascii="BRH Devanagari Extra" w:hAnsi="BRH Devanagari Extra" w:cs="BRH Devanagari Extra"/>
@@ -8624,6 +12223,7 @@
               </w:rPr>
               <w:t>lÉÉ</w:t>
             </w:r>
+            <w:proofErr w:type="spellEnd"/>
             <w:r>
               <w:rPr>
                 <w:rFonts w:ascii="BRH Malayalam Extra" w:hAnsi="BRH Malayalam Extra" w:cs="BRH Devanagari Extra"/>
@@ -8643,7 +12243,40 @@
                 <w:szCs w:val="40"/>
                 <w:lang w:bidi="ml-IN"/>
               </w:rPr>
-              <w:t xml:space="preserve">±Éÿ | </w:t>
+              <w:t>±</w:t>
+            </w:r>
+            <w:proofErr w:type="spellStart"/>
+            <w:r>
+              <w:rPr>
+                <w:rFonts w:ascii="BRH Devanagari Extra" w:hAnsi="BRH Devanagari Extra" w:cs="BRH Devanagari Extra"/>
+                <w:color w:val="000000"/>
+                <w:sz w:val="40"/>
+                <w:szCs w:val="40"/>
+                <w:lang w:bidi="ml-IN"/>
+              </w:rPr>
+              <w:t>Éÿ</w:t>
+            </w:r>
+            <w:proofErr w:type="spellEnd"/>
+            <w:r>
+              <w:rPr>
+                <w:rFonts w:ascii="BRH Devanagari Extra" w:hAnsi="BRH Devanagari Extra" w:cs="BRH Devanagari Extra"/>
+                <w:color w:val="000000"/>
+                <w:sz w:val="40"/>
+                <w:szCs w:val="40"/>
+                <w:lang w:bidi="ml-IN"/>
+              </w:rPr>
+              <w:t xml:space="preserve"> </w:t>
+            </w:r>
+            <w:proofErr w:type="gramStart"/>
+            <w:r>
+              <w:rPr>
+                <w:rFonts w:ascii="BRH Devanagari Extra" w:hAnsi="BRH Devanagari Extra" w:cs="BRH Devanagari Extra"/>
+                <w:color w:val="000000"/>
+                <w:sz w:val="40"/>
+                <w:szCs w:val="40"/>
+                <w:lang w:bidi="ml-IN"/>
+              </w:rPr>
+              <w:t xml:space="preserve">| </w:t>
             </w:r>
             <w:r>
               <w:rPr>
@@ -8653,7 +12286,18 @@
                 <w:szCs w:val="40"/>
                 <w:lang w:val="en-IN" w:eastAsia="en-IN" w:bidi="ml-IN"/>
               </w:rPr>
-              <w:t xml:space="preserve"> | </w:t>
+              <w:t xml:space="preserve"> |</w:t>
+            </w:r>
+            <w:proofErr w:type="gramEnd"/>
+            <w:r>
+              <w:rPr>
+                <w:rFonts w:ascii="BRH Malayalam Extra" w:eastAsia="Times New Roman" w:hAnsi="BRH Malayalam Extra" w:cs="BRH Malayalam Extra"/>
+                <w:color w:val="000000"/>
+                <w:sz w:val="40"/>
+                <w:szCs w:val="40"/>
+                <w:lang w:val="en-IN" w:eastAsia="en-IN" w:bidi="ml-IN"/>
+              </w:rPr>
+              <w:t xml:space="preserve"> </w:t>
             </w:r>
             <w:r>
               <w:rPr>
@@ -8684,18 +12328,53 @@
                 <w:szCs w:val="40"/>
                 <w:lang w:bidi="ml-IN"/>
               </w:rPr>
-              <w:t>±Éÿ mÉë</w:t>
-            </w:r>
-            <w:r>
-              <w:rPr>
-                <w:rFonts w:ascii="BRH Malayalam Extra" w:hAnsi="BRH Malayalam Extra" w:cs="BRH Devanagari Extra"/>
-                <w:color w:val="000000"/>
-                <w:sz w:val="32"/>
-                <w:szCs w:val="40"/>
-                <w:lang w:bidi="ml-IN"/>
-              </w:rPr>
-              <w:t>–</w:t>
-            </w:r>
+              <w:t>±</w:t>
+            </w:r>
+            <w:proofErr w:type="spellStart"/>
+            <w:r>
+              <w:rPr>
+                <w:rFonts w:ascii="BRH Devanagari Extra" w:hAnsi="BRH Devanagari Extra" w:cs="BRH Devanagari Extra"/>
+                <w:color w:val="000000"/>
+                <w:sz w:val="40"/>
+                <w:szCs w:val="40"/>
+                <w:lang w:bidi="ml-IN"/>
+              </w:rPr>
+              <w:t>Éÿ</w:t>
+            </w:r>
+            <w:proofErr w:type="spellEnd"/>
+            <w:r>
+              <w:rPr>
+                <w:rFonts w:ascii="BRH Devanagari Extra" w:hAnsi="BRH Devanagari Extra" w:cs="BRH Devanagari Extra"/>
+                <w:color w:val="000000"/>
+                <w:sz w:val="40"/>
+                <w:szCs w:val="40"/>
+                <w:lang w:bidi="ml-IN"/>
+              </w:rPr>
+              <w:t xml:space="preserve"> </w:t>
+            </w:r>
+            <w:proofErr w:type="spellStart"/>
+            <w:r>
+              <w:rPr>
+                <w:rFonts w:ascii="BRH Devanagari Extra" w:hAnsi="BRH Devanagari Extra" w:cs="BRH Devanagari Extra"/>
+                <w:color w:val="000000"/>
+                <w:sz w:val="40"/>
+                <w:szCs w:val="40"/>
+                <w:lang w:bidi="ml-IN"/>
+              </w:rPr>
+              <w:t>mÉë</w:t>
+            </w:r>
+            <w:proofErr w:type="spellEnd"/>
+            <w:r>
+              <w:rPr>
+                <w:rFonts w:ascii="BRH Malayalam Extra" w:hAnsi="BRH Malayalam Extra" w:cs="BRH Devanagari Extra"/>
+                <w:color w:val="000000"/>
+                <w:sz w:val="32"/>
+                <w:szCs w:val="40"/>
+                <w:lang w:bidi="ml-IN"/>
+              </w:rPr>
+              <w:t>–</w:t>
+            </w:r>
+            <w:proofErr w:type="spellStart"/>
             <w:r>
               <w:rPr>
                 <w:rFonts w:ascii="BRH Devanagari Extra" w:hAnsi="BRH Devanagari Extra" w:cs="BRH Devanagari Extra"/>
@@ -8724,7 +12403,18 @@
                 <w:szCs w:val="40"/>
                 <w:lang w:bidi="ml-IN"/>
               </w:rPr>
-              <w:t>È |</w:t>
+              <w:t>È</w:t>
+            </w:r>
+            <w:proofErr w:type="spellEnd"/>
+            <w:r>
+              <w:rPr>
+                <w:rFonts w:ascii="BRH Devanagari Extra" w:hAnsi="BRH Devanagari Extra" w:cs="BRH Devanagari Extra"/>
+                <w:color w:val="000000"/>
+                <w:sz w:val="40"/>
+                <w:szCs w:val="40"/>
+                <w:lang w:bidi="ml-IN"/>
+              </w:rPr>
+              <w:t xml:space="preserve"> |</w:t>
             </w:r>
           </w:p>
         </w:tc>
@@ -8742,6 +12432,7 @@
                 <w:szCs w:val="40"/>
               </w:rPr>
             </w:pPr>
+            <w:proofErr w:type="spellStart"/>
             <w:r>
               <w:rPr>
                 <w:rFonts w:ascii="BRH Devanagari Extra" w:hAnsi="BRH Devanagari Extra" w:cs="BRH Devanagari Extra"/>
@@ -8761,7 +12452,29 @@
                 <w:szCs w:val="40"/>
                 <w:lang w:bidi="ml-IN"/>
               </w:rPr>
-              <w:t xml:space="preserve">±Éÿ | </w:t>
+              <w:t>±Éÿ</w:t>
+            </w:r>
+            <w:proofErr w:type="spellEnd"/>
+            <w:r>
+              <w:rPr>
+                <w:rFonts w:ascii="BRH Devanagari Extra" w:hAnsi="BRH Devanagari Extra" w:cs="BRH Devanagari Extra"/>
+                <w:color w:val="000000"/>
+                <w:sz w:val="40"/>
+                <w:szCs w:val="40"/>
+                <w:lang w:bidi="ml-IN"/>
+              </w:rPr>
+              <w:t xml:space="preserve"> </w:t>
+            </w:r>
+            <w:proofErr w:type="gramStart"/>
+            <w:r>
+              <w:rPr>
+                <w:rFonts w:ascii="BRH Devanagari Extra" w:hAnsi="BRH Devanagari Extra" w:cs="BRH Devanagari Extra"/>
+                <w:color w:val="000000"/>
+                <w:sz w:val="40"/>
+                <w:szCs w:val="40"/>
+                <w:lang w:bidi="ml-IN"/>
+              </w:rPr>
+              <w:t xml:space="preserve">| </w:t>
             </w:r>
             <w:r>
               <w:rPr>
@@ -8771,7 +12484,18 @@
                 <w:szCs w:val="40"/>
                 <w:lang w:val="en-IN" w:eastAsia="en-IN" w:bidi="ml-IN"/>
               </w:rPr>
-              <w:t xml:space="preserve"> | </w:t>
+              <w:t xml:space="preserve"> |</w:t>
+            </w:r>
+            <w:proofErr w:type="gramEnd"/>
+            <w:r>
+              <w:rPr>
+                <w:rFonts w:ascii="BRH Malayalam Extra" w:eastAsia="Times New Roman" w:hAnsi="BRH Malayalam Extra" w:cs="BRH Malayalam Extra"/>
+                <w:color w:val="000000"/>
+                <w:sz w:val="40"/>
+                <w:szCs w:val="40"/>
+                <w:lang w:val="en-IN" w:eastAsia="en-IN" w:bidi="ml-IN"/>
+              </w:rPr>
+              <w:t xml:space="preserve"> </w:t>
             </w:r>
             <w:r>
               <w:rPr>
@@ -8795,6 +12519,7 @@
               </w:rPr>
               <w:t>–</w:t>
             </w:r>
+            <w:proofErr w:type="spellStart"/>
             <w:r>
               <w:rPr>
                 <w:rFonts w:ascii="BRH Devanagari Extra" w:hAnsi="BRH Devanagari Extra" w:cs="BRH Devanagari Extra"/>
@@ -8814,18 +12539,42 @@
                 <w:szCs w:val="40"/>
                 <w:lang w:bidi="ml-IN"/>
               </w:rPr>
-              <w:t>±Éÿ mÉë</w:t>
-            </w:r>
-            <w:r>
-              <w:rPr>
-                <w:rFonts w:ascii="BRH Malayalam Extra" w:hAnsi="BRH Malayalam Extra" w:cs="BRH Devanagari Extra"/>
-                <w:color w:val="000000"/>
-                <w:sz w:val="32"/>
-                <w:szCs w:val="40"/>
-                <w:lang w:bidi="ml-IN"/>
-              </w:rPr>
-              <w:t>–</w:t>
-            </w:r>
+              <w:t>±Éÿ</w:t>
+            </w:r>
+            <w:proofErr w:type="spellEnd"/>
+            <w:r>
+              <w:rPr>
+                <w:rFonts w:ascii="BRH Devanagari Extra" w:hAnsi="BRH Devanagari Extra" w:cs="BRH Devanagari Extra"/>
+                <w:color w:val="000000"/>
+                <w:sz w:val="40"/>
+                <w:szCs w:val="40"/>
+                <w:lang w:bidi="ml-IN"/>
+              </w:rPr>
+              <w:t xml:space="preserve"> </w:t>
+            </w:r>
+            <w:proofErr w:type="spellStart"/>
+            <w:r>
+              <w:rPr>
+                <w:rFonts w:ascii="BRH Devanagari Extra" w:hAnsi="BRH Devanagari Extra" w:cs="BRH Devanagari Extra"/>
+                <w:color w:val="000000"/>
+                <w:sz w:val="40"/>
+                <w:szCs w:val="40"/>
+                <w:lang w:bidi="ml-IN"/>
+              </w:rPr>
+              <w:t>mÉë</w:t>
+            </w:r>
+            <w:proofErr w:type="spellEnd"/>
+            <w:r>
+              <w:rPr>
+                <w:rFonts w:ascii="BRH Malayalam Extra" w:hAnsi="BRH Malayalam Extra" w:cs="BRH Devanagari Extra"/>
+                <w:color w:val="000000"/>
+                <w:sz w:val="32"/>
+                <w:szCs w:val="40"/>
+                <w:lang w:bidi="ml-IN"/>
+              </w:rPr>
+              <w:t>–</w:t>
+            </w:r>
+            <w:proofErr w:type="spellStart"/>
             <w:r>
               <w:rPr>
                 <w:rFonts w:ascii="BRH Devanagari Extra" w:hAnsi="BRH Devanagari Extra" w:cs="BRH Devanagari Extra"/>
@@ -8854,7 +12603,18 @@
                 <w:szCs w:val="40"/>
                 <w:lang w:bidi="ml-IN"/>
               </w:rPr>
-              <w:t>È |</w:t>
+              <w:t>È</w:t>
+            </w:r>
+            <w:proofErr w:type="spellEnd"/>
+            <w:r>
+              <w:rPr>
+                <w:rFonts w:ascii="BRH Devanagari Extra" w:hAnsi="BRH Devanagari Extra" w:cs="BRH Devanagari Extra"/>
+                <w:color w:val="000000"/>
+                <w:sz w:val="40"/>
+                <w:szCs w:val="40"/>
+                <w:lang w:bidi="ml-IN"/>
+              </w:rPr>
+              <w:t xml:space="preserve"> |</w:t>
             </w:r>
           </w:p>
         </w:tc>
@@ -8985,6 +12745,7 @@
                 <w:lang w:val="en-IN" w:eastAsia="en-IN" w:bidi="ml-IN"/>
               </w:rPr>
             </w:pPr>
+            <w:proofErr w:type="spellStart"/>
             <w:r>
               <w:rPr>
                 <w:rFonts w:ascii="BRH Devanagari Extra" w:hAnsi="BRH Devanagari Extra" w:cs="BRH Devanagari Extra"/>
@@ -9014,7 +12775,62 @@
                 <w:szCs w:val="40"/>
                 <w:lang w:bidi="ml-IN"/>
               </w:rPr>
-              <w:t>þxÉÑUÉÈ | AxÉÑþUÉ AMÑüuÉïiÉ |</w:t>
+              <w:t>þxÉÑUÉÈ</w:t>
+            </w:r>
+            <w:proofErr w:type="spellEnd"/>
+            <w:r>
+              <w:rPr>
+                <w:rFonts w:ascii="BRH Devanagari Extra" w:hAnsi="BRH Devanagari Extra" w:cs="BRH Devanagari Extra"/>
+                <w:color w:val="000000"/>
+                <w:sz w:val="40"/>
+                <w:szCs w:val="40"/>
+                <w:lang w:bidi="ml-IN"/>
+              </w:rPr>
+              <w:t xml:space="preserve"> | </w:t>
+            </w:r>
+            <w:proofErr w:type="spellStart"/>
+            <w:r>
+              <w:rPr>
+                <w:rFonts w:ascii="BRH Devanagari Extra" w:hAnsi="BRH Devanagari Extra" w:cs="BRH Devanagari Extra"/>
+                <w:color w:val="000000"/>
+                <w:sz w:val="40"/>
+                <w:szCs w:val="40"/>
+                <w:lang w:bidi="ml-IN"/>
+              </w:rPr>
+              <w:t>AxÉÑþUÉ</w:t>
+            </w:r>
+            <w:proofErr w:type="spellEnd"/>
+            <w:r>
+              <w:rPr>
+                <w:rFonts w:ascii="BRH Devanagari Extra" w:hAnsi="BRH Devanagari Extra" w:cs="BRH Devanagari Extra"/>
+                <w:color w:val="000000"/>
+                <w:sz w:val="40"/>
+                <w:szCs w:val="40"/>
+                <w:lang w:bidi="ml-IN"/>
+              </w:rPr>
+              <w:t xml:space="preserve"> </w:t>
+            </w:r>
+            <w:proofErr w:type="spellStart"/>
+            <w:r>
+              <w:rPr>
+                <w:rFonts w:ascii="BRH Devanagari Extra" w:hAnsi="BRH Devanagari Extra" w:cs="BRH Devanagari Extra"/>
+                <w:color w:val="000000"/>
+                <w:sz w:val="40"/>
+                <w:szCs w:val="40"/>
+                <w:lang w:bidi="ml-IN"/>
+              </w:rPr>
+              <w:t>AMÑüuÉïiÉ</w:t>
+            </w:r>
+            <w:proofErr w:type="spellEnd"/>
+            <w:r>
+              <w:rPr>
+                <w:rFonts w:ascii="BRH Devanagari Extra" w:hAnsi="BRH Devanagari Extra" w:cs="BRH Devanagari Extra"/>
+                <w:color w:val="000000"/>
+                <w:sz w:val="40"/>
+                <w:szCs w:val="40"/>
+                <w:lang w:bidi="ml-IN"/>
+              </w:rPr>
+              <w:t xml:space="preserve"> |</w:t>
             </w:r>
           </w:p>
         </w:tc>
@@ -9034,6 +12850,7 @@
                 <w:lang w:val="en-IN" w:eastAsia="en-IN" w:bidi="ml-IN"/>
               </w:rPr>
             </w:pPr>
+            <w:proofErr w:type="spellStart"/>
             <w:r>
               <w:rPr>
                 <w:rFonts w:ascii="BRH Devanagari Extra" w:hAnsi="BRH Devanagari Extra" w:cs="BRH Devanagari Extra"/>
@@ -9073,7 +12890,62 @@
                 <w:szCs w:val="40"/>
                 <w:lang w:bidi="ml-IN"/>
               </w:rPr>
-              <w:t>È | AxÉÑþUÉ AMÑüuÉïiÉ |</w:t>
+              <w:t>È</w:t>
+            </w:r>
+            <w:proofErr w:type="spellEnd"/>
+            <w:r>
+              <w:rPr>
+                <w:rFonts w:ascii="BRH Devanagari Extra" w:hAnsi="BRH Devanagari Extra" w:cs="BRH Devanagari Extra"/>
+                <w:color w:val="000000"/>
+                <w:sz w:val="40"/>
+                <w:szCs w:val="40"/>
+                <w:lang w:bidi="ml-IN"/>
+              </w:rPr>
+              <w:t xml:space="preserve"> | </w:t>
+            </w:r>
+            <w:proofErr w:type="spellStart"/>
+            <w:r>
+              <w:rPr>
+                <w:rFonts w:ascii="BRH Devanagari Extra" w:hAnsi="BRH Devanagari Extra" w:cs="BRH Devanagari Extra"/>
+                <w:color w:val="000000"/>
+                <w:sz w:val="40"/>
+                <w:szCs w:val="40"/>
+                <w:lang w:bidi="ml-IN"/>
+              </w:rPr>
+              <w:t>AxÉÑþUÉ</w:t>
+            </w:r>
+            <w:proofErr w:type="spellEnd"/>
+            <w:r>
+              <w:rPr>
+                <w:rFonts w:ascii="BRH Devanagari Extra" w:hAnsi="BRH Devanagari Extra" w:cs="BRH Devanagari Extra"/>
+                <w:color w:val="000000"/>
+                <w:sz w:val="40"/>
+                <w:szCs w:val="40"/>
+                <w:lang w:bidi="ml-IN"/>
+              </w:rPr>
+              <w:t xml:space="preserve"> </w:t>
+            </w:r>
+            <w:proofErr w:type="spellStart"/>
+            <w:r>
+              <w:rPr>
+                <w:rFonts w:ascii="BRH Devanagari Extra" w:hAnsi="BRH Devanagari Extra" w:cs="BRH Devanagari Extra"/>
+                <w:color w:val="000000"/>
+                <w:sz w:val="40"/>
+                <w:szCs w:val="40"/>
+                <w:lang w:bidi="ml-IN"/>
+              </w:rPr>
+              <w:t>AMÑüuÉïiÉ</w:t>
+            </w:r>
+            <w:proofErr w:type="spellEnd"/>
+            <w:r>
+              <w:rPr>
+                <w:rFonts w:ascii="BRH Devanagari Extra" w:hAnsi="BRH Devanagari Extra" w:cs="BRH Devanagari Extra"/>
+                <w:color w:val="000000"/>
+                <w:sz w:val="40"/>
+                <w:szCs w:val="40"/>
+                <w:lang w:bidi="ml-IN"/>
+              </w:rPr>
+              <w:t xml:space="preserve"> |</w:t>
             </w:r>
           </w:p>
         </w:tc>
@@ -9107,7 +12979,30 @@
           <w:szCs w:val="40"/>
           <w:lang w:val="en-IN" w:eastAsia="en-IN"/>
         </w:rPr>
-        <w:t xml:space="preserve">"zlÉ" </w:t>
+        <w:lastRenderedPageBreak/>
+        <w:t>"</w:t>
+      </w:r>
+      <w:proofErr w:type="spellStart"/>
+      <w:r>
+        <w:rPr>
+          <w:rFonts w:ascii="BRH Devanagari" w:hAnsi="BRH Devanagari" w:cs="BRH Devanagari"/>
+          <w:color w:val="000000"/>
+          <w:sz w:val="40"/>
+          <w:szCs w:val="40"/>
+          <w:lang w:val="en-IN" w:eastAsia="en-IN"/>
+        </w:rPr>
+        <w:t>zlÉ</w:t>
+      </w:r>
+      <w:proofErr w:type="spellEnd"/>
+      <w:r>
+        <w:rPr>
+          <w:rFonts w:ascii="BRH Devanagari" w:hAnsi="BRH Devanagari" w:cs="BRH Devanagari"/>
+          <w:color w:val="000000"/>
+          <w:sz w:val="40"/>
+          <w:szCs w:val="40"/>
+          <w:lang w:val="en-IN" w:eastAsia="en-IN"/>
+        </w:rPr>
+        <w:t xml:space="preserve">" </w:t>
       </w:r>
       <w:r>
         <w:rPr>
@@ -9115,7 +13010,16 @@
           <w:bCs/>
           <w:sz w:val="32"/>
         </w:rPr>
-        <w:t>replaced with</w:t>
+        <w:t xml:space="preserve">replaced </w:t>
+      </w:r>
+      <w:proofErr w:type="gramStart"/>
+      <w:r>
+        <w:rPr>
+          <w:b/>
+          <w:bCs/>
+          <w:sz w:val="32"/>
+        </w:rPr>
+        <w:t>with</w:t>
       </w:r>
       <w:r>
         <w:rPr>
@@ -9137,6 +13041,8 @@
         </w:rPr>
         <w:t>"</w:t>
       </w:r>
+      <w:proofErr w:type="spellStart"/>
+      <w:proofErr w:type="gramEnd"/>
       <w:r>
         <w:rPr>
           <w:rFonts w:ascii="BRH Devanagari" w:hAnsi="BRH Devanagari" w:cs="BRH Devanagari"/>
@@ -9148,6 +13054,7 @@
         </w:rPr>
         <w:t>zgÉ</w:t>
       </w:r>
+      <w:proofErr w:type="spellEnd"/>
       <w:r>
         <w:rPr>
           <w:rFonts w:ascii="BRH Devanagari" w:hAnsi="BRH Devanagari" w:cs="BRH Devanagari"/>
@@ -9660,14 +13567,21 @@
         <w:bCs/>
       </w:rPr>
       <w:tab/>
-      <w:t xml:space="preserve">              v</w:t>
+      <w:t xml:space="preserve">             </w:t>
     </w:r>
     <w:r>
       <w:rPr>
         <w:b/>
         <w:bCs/>
       </w:rPr>
-      <w:t>edavms@gmail.com</w:t>
+      <w:t>www.vedavms.in</w:t>
+    </w:r>
+    <w:r>
+      <w:rPr>
+        <w:b/>
+        <w:bCs/>
+      </w:rPr>
+      <w:t xml:space="preserve">               </w:t>
     </w:r>
     <w:r>
       <w:rPr>
@@ -10558,6 +14472,29 @@
       <w:lang w:val="en-US" w:eastAsia="en-US"/>
     </w:rPr>
   </w:style>
+  <w:style w:type="character" w:styleId="Hyperlink">
+    <w:name w:val="Hyperlink"/>
+    <w:basedOn w:val="DefaultParagraphFont"/>
+    <w:uiPriority w:val="99"/>
+    <w:unhideWhenUsed/>
+    <w:rsid w:val="00BB757B"/>
+    <w:rPr>
+      <w:color w:val="0563C1" w:themeColor="hyperlink"/>
+      <w:u w:val="single"/>
+    </w:rPr>
+  </w:style>
+  <w:style w:type="character" w:styleId="UnresolvedMention">
+    <w:name w:val="Unresolved Mention"/>
+    <w:basedOn w:val="DefaultParagraphFont"/>
+    <w:uiPriority w:val="99"/>
+    <w:semiHidden/>
+    <w:unhideWhenUsed/>
+    <w:rsid w:val="00BB757B"/>
+    <w:rPr>
+      <w:color w:val="605E5C"/>
+      <w:shd w:val="clear" w:color="auto" w:fill="E1DFDD"/>
+    </w:rPr>
+  </w:style>
 </w:styles>
 </file>
 

--- a/TS-Kramam/TS-6.4/TS 6.4 Sanskrit Krama Paatam Corrections.docx
+++ b/TS-Kramam/TS-6.4/TS 6.4 Sanskrit Krama Paatam Corrections.docx
@@ -1082,7 +1082,7 @@
       </w:tr>
       <w:tr>
         <w:trPr>
-          <w:trHeight w:val="2523"/>
+          <w:trHeight w:val="1538"/>
         </w:trPr>
         <w:tc>
           <w:tcPr>
@@ -1113,25 +1113,7 @@
                 <w:sz w:val="28"/>
                 <w:szCs w:val="32"/>
               </w:rPr>
-              <w:t>T.S.6.4.</w:t>
-            </w:r>
-            <w:r>
-              <w:rPr>
-                <w:rFonts w:cs="Arial"/>
-                <w:b/>
-                <w:sz w:val="28"/>
-                <w:szCs w:val="32"/>
-              </w:rPr>
-              <w:t>8.1</w:t>
-            </w:r>
-            <w:r>
-              <w:rPr>
-                <w:rFonts w:cs="Arial"/>
-                <w:b/>
-                <w:sz w:val="28"/>
-                <w:szCs w:val="32"/>
-              </w:rPr>
-              <w:t xml:space="preserve"> – Kramam</w:t>
+              <w:t>T.S.6.4.8.1 – Kramam</w:t>
             </w:r>
           </w:p>
           <w:p>
@@ -1161,17 +1143,7 @@
                 <w:szCs w:val="32"/>
                 <w:lang w:val="en-IN"/>
               </w:rPr>
-              <w:t>Krama Vaakyam No.–</w:t>
-            </w:r>
-            <w:r>
-              <w:rPr>
-                <w:rFonts w:cs="Arial"/>
-                <w:b/>
-                <w:sz w:val="28"/>
-                <w:szCs w:val="32"/>
-                <w:lang w:val="en-IN"/>
-              </w:rPr>
-              <w:t>30,31</w:t>
+              <w:t>Krama Vaakyam No.–30,31</w:t>
             </w:r>
           </w:p>
           <w:p>
@@ -1249,47 +1221,23 @@
               <w:spacing w:before="0" w:line="240" w:lineRule="auto"/>
               <w:rPr>
                 <w:rFonts w:ascii="BRH Devanagari Extra" w:hAnsi="BRH Devanagari Extra" w:cs="BRH Devanagari Extra"/>
-                <w:color w:val="000000"/>
-                <w:sz w:val="40"/>
-                <w:szCs w:val="40"/>
-                <w:lang w:val="it-IT" w:bidi="ml-IN"/>
-              </w:rPr>
-            </w:pPr>
-            <w:proofErr w:type="spellStart"/>
-            <w:r>
-              <w:rPr>
-                <w:rFonts w:ascii="BRH Devanagari Extra" w:hAnsi="BRH Devanagari Extra" w:cs="BRH Devanagari Extra"/>
-                <w:color w:val="000000"/>
-                <w:sz w:val="40"/>
-                <w:szCs w:val="40"/>
-                <w:lang w:bidi="ml-IN"/>
-              </w:rPr>
-              <w:t>xÉÉ</w:t>
-            </w:r>
-            <w:r>
-              <w:rPr>
-                <w:rFonts w:ascii="BRH Devanagari Extra" w:hAnsi="BRH Devanagari Extra" w:cs="BRH Devanagari Extra"/>
-                <w:color w:val="000000"/>
-                <w:sz w:val="40"/>
-                <w:szCs w:val="40"/>
-                <w:lang w:bidi="ml-IN"/>
-              </w:rPr>
-              <w:t>å</w:t>
-            </w:r>
-            <w:r>
-              <w:rPr>
-                <w:rFonts w:ascii="BRH Devanagari Extra" w:hAnsi="BRH Devanagari Extra" w:cs="BRH Devanagari Extra"/>
-                <w:color w:val="000000"/>
-                <w:sz w:val="40"/>
-                <w:szCs w:val="40"/>
-                <w:lang w:bidi="ml-IN"/>
-              </w:rPr>
-              <w:t>qÉ</w:t>
-            </w:r>
-            <w:r>
-              <w:rPr>
-                <w:rFonts w:ascii="BRH Devanagari Extra" w:hAnsi="BRH Devanagari Extra" w:cs="BRH Devanagari Extra"/>
-                <w:color w:val="000000"/>
+                <w:sz w:val="40"/>
+                <w:szCs w:val="40"/>
+                <w:lang w:bidi="ml-IN"/>
+              </w:rPr>
+            </w:pPr>
+            <w:r>
+              <w:rPr>
+                <w:rFonts w:ascii="BRH Devanagari Extra" w:hAnsi="BRH Devanagari Extra" w:cs="BRH Devanagari Extra"/>
+                <w:sz w:val="40"/>
+                <w:szCs w:val="40"/>
+                <w:lang w:bidi="ml-IN"/>
+              </w:rPr>
+              <w:t>xÉÉåqÉ</w:t>
+            </w:r>
+            <w:r>
+              <w:rPr>
+                <w:rFonts w:ascii="BRH Devanagari Extra" w:hAnsi="BRH Devanagari Extra" w:cs="BRH Devanagari Extra"/>
                 <w:sz w:val="36"/>
                 <w:szCs w:val="40"/>
                 <w:lang w:bidi="ml-IN"/>
@@ -1299,39 +1247,15 @@
             <w:r>
               <w:rPr>
                 <w:rFonts w:ascii="BRH Devanagari Extra" w:hAnsi="BRH Devanagari Extra" w:cs="BRH Devanagari Extra"/>
-                <w:color w:val="000000"/>
-                <w:sz w:val="40"/>
-                <w:szCs w:val="40"/>
-                <w:lang w:bidi="ml-IN"/>
-              </w:rPr>
-              <w:t>þ</w:t>
-            </w:r>
-            <w:proofErr w:type="spellEnd"/>
-            <w:r>
-              <w:rPr>
-                <w:rFonts w:ascii="BRH Devanagari Extra" w:hAnsi="BRH Devanagari Extra" w:cs="BRH Devanagari Extra"/>
-                <w:color w:val="000000"/>
-                <w:sz w:val="40"/>
-                <w:szCs w:val="40"/>
-                <w:lang w:bidi="ml-IN"/>
-              </w:rPr>
-              <w:t xml:space="preserve"> ´</w:t>
-            </w:r>
-            <w:proofErr w:type="spellStart"/>
-            <w:r>
-              <w:rPr>
-                <w:rFonts w:ascii="BRH Devanagari Extra" w:hAnsi="BRH Devanagari Extra" w:cs="BRH Devanagari Extra"/>
-                <w:color w:val="000000"/>
-                <w:sz w:val="40"/>
-                <w:szCs w:val="40"/>
-                <w:lang w:bidi="ml-IN"/>
-              </w:rPr>
-              <w:t>ÉÏ</w:t>
-            </w:r>
-            <w:r>
-              <w:rPr>
-                <w:rFonts w:ascii="BRH Devanagari Extra" w:hAnsi="BRH Devanagari Extra" w:cs="BRH Devanagari Extra"/>
-                <w:color w:val="000000"/>
+                <w:sz w:val="40"/>
+                <w:szCs w:val="40"/>
+                <w:lang w:bidi="ml-IN"/>
+              </w:rPr>
+              <w:t>þ ´ÉÏ</w:t>
+            </w:r>
+            <w:r>
+              <w:rPr>
+                <w:rFonts w:ascii="BRH Devanagari Extra" w:hAnsi="BRH Devanagari Extra" w:cs="BRH Devanagari Extra"/>
                 <w:sz w:val="40"/>
                 <w:szCs w:val="40"/>
                 <w:highlight w:val="yellow"/>
@@ -1339,11 +1263,9 @@
               </w:rPr>
               <w:t>hÉÉlÉç</w:t>
             </w:r>
-            <w:proofErr w:type="spellEnd"/>
-            <w:r>
-              <w:rPr>
-                <w:rFonts w:ascii="BRH Devanagari Extra" w:hAnsi="BRH Devanagari Extra" w:cs="BRH Devanagari Extra"/>
-                <w:color w:val="000000"/>
+            <w:r>
+              <w:rPr>
+                <w:rFonts w:ascii="BRH Devanagari Extra" w:hAnsi="BRH Devanagari Extra" w:cs="BRH Devanagari Extra"/>
                 <w:sz w:val="40"/>
                 <w:szCs w:val="40"/>
                 <w:lang w:bidi="ml-IN"/>
@@ -1353,7 +1275,6 @@
             <w:r>
               <w:rPr>
                 <w:rFonts w:ascii="BRH Malayalam Extra" w:hAnsi="BRH Malayalam Extra" w:cs="BRH Devanagari Extra"/>
-                <w:color w:val="000000"/>
                 <w:sz w:val="32"/>
                 <w:szCs w:val="40"/>
                 <w:highlight w:val="yellow"/>
@@ -1361,11 +1282,9 @@
               </w:rPr>
               <w:t>–</w:t>
             </w:r>
-            <w:proofErr w:type="spellStart"/>
-            <w:r>
-              <w:rPr>
-                <w:rFonts w:ascii="BRH Devanagari Extra" w:hAnsi="BRH Devanagari Extra" w:cs="BRH Devanagari Extra"/>
-                <w:color w:val="000000"/>
+            <w:r>
+              <w:rPr>
+                <w:rFonts w:ascii="BRH Devanagari Extra" w:hAnsi="BRH Devanagari Extra" w:cs="BRH Devanagari Extra"/>
                 <w:sz w:val="40"/>
                 <w:szCs w:val="40"/>
                 <w:highlight w:val="yellow"/>
@@ -1373,11 +1292,9 @@
               </w:rPr>
               <w:t>hÉÉ</w:t>
             </w:r>
-            <w:proofErr w:type="spellEnd"/>
-            <w:r>
-              <w:rPr>
-                <w:rFonts w:ascii="BRH Malayalam Extra" w:hAnsi="BRH Malayalam Extra" w:cs="BRH Devanagari Extra"/>
-                <w:color w:val="000000"/>
+            <w:r>
+              <w:rPr>
+                <w:rFonts w:ascii="BRH Malayalam Extra" w:hAnsi="BRH Malayalam Extra" w:cs="BRH Devanagari Extra"/>
                 <w:sz w:val="32"/>
                 <w:szCs w:val="40"/>
                 <w:highlight w:val="yellow"/>
@@ -1385,11 +1302,9 @@
               </w:rPr>
               <w:t>–</w:t>
             </w:r>
-            <w:proofErr w:type="spellStart"/>
-            <w:r>
-              <w:rPr>
-                <w:rFonts w:ascii="BRH Devanagari Extra" w:hAnsi="BRH Devanagari Extra" w:cs="BRH Devanagari Extra"/>
-                <w:color w:val="000000"/>
+            <w:r>
+              <w:rPr>
+                <w:rFonts w:ascii="BRH Devanagari Extra" w:hAnsi="BRH Devanagari Extra" w:cs="BRH Devanagari Extra"/>
                 <w:sz w:val="40"/>
                 <w:szCs w:val="40"/>
                 <w:highlight w:val="yellow"/>
@@ -1400,23 +1315,11 @@
             <w:r>
               <w:rPr>
                 <w:rFonts w:ascii="BRH Devanagari Extra" w:hAnsi="BRH Devanagari Extra" w:cs="BRH Devanagari Extra"/>
-                <w:color w:val="000000"/>
-                <w:sz w:val="40"/>
-                <w:szCs w:val="40"/>
-                <w:lang w:bidi="ml-IN"/>
-              </w:rPr>
-              <w:t>ÌiÉþ</w:t>
-            </w:r>
-            <w:proofErr w:type="spellEnd"/>
-            <w:r>
-              <w:rPr>
-                <w:rFonts w:ascii="BRH Devanagari Extra" w:hAnsi="BRH Devanagari Extra" w:cs="BRH Devanagari Extra"/>
-                <w:color w:val="000000"/>
-                <w:sz w:val="40"/>
-                <w:szCs w:val="40"/>
-                <w:lang w:bidi="ml-IN"/>
-              </w:rPr>
-              <w:t xml:space="preserve"> |</w:t>
+                <w:sz w:val="40"/>
+                <w:szCs w:val="40"/>
+                <w:lang w:bidi="ml-IN"/>
+              </w:rPr>
+              <w:t>ÌiÉþ |</w:t>
             </w:r>
           </w:p>
         </w:tc>
@@ -1429,47 +1332,23 @@
               <w:spacing w:before="0" w:line="240" w:lineRule="auto"/>
               <w:rPr>
                 <w:rFonts w:ascii="BRH Devanagari Extra" w:hAnsi="BRH Devanagari Extra" w:cs="BRH Devanagari Extra"/>
-                <w:color w:val="000000"/>
-                <w:sz w:val="40"/>
-                <w:szCs w:val="40"/>
-                <w:lang w:bidi="ml-IN"/>
-              </w:rPr>
-            </w:pPr>
-            <w:proofErr w:type="spellStart"/>
-            <w:r>
-              <w:rPr>
-                <w:rFonts w:ascii="BRH Devanagari Extra" w:hAnsi="BRH Devanagari Extra" w:cs="BRH Devanagari Extra"/>
-                <w:color w:val="000000"/>
-                <w:sz w:val="40"/>
-                <w:szCs w:val="40"/>
-                <w:lang w:bidi="ml-IN"/>
-              </w:rPr>
-              <w:t>xÉÉ</w:t>
-            </w:r>
-            <w:r>
-              <w:rPr>
-                <w:rFonts w:ascii="BRH Devanagari Extra" w:hAnsi="BRH Devanagari Extra" w:cs="BRH Devanagari Extra"/>
-                <w:color w:val="000000"/>
-                <w:sz w:val="40"/>
-                <w:szCs w:val="40"/>
-                <w:lang w:bidi="ml-IN"/>
-              </w:rPr>
-              <w:t>å</w:t>
-            </w:r>
-            <w:r>
-              <w:rPr>
-                <w:rFonts w:ascii="BRH Devanagari Extra" w:hAnsi="BRH Devanagari Extra" w:cs="BRH Devanagari Extra"/>
-                <w:color w:val="000000"/>
-                <w:sz w:val="40"/>
-                <w:szCs w:val="40"/>
-                <w:lang w:bidi="ml-IN"/>
-              </w:rPr>
-              <w:t>qÉ</w:t>
-            </w:r>
-            <w:r>
-              <w:rPr>
-                <w:rFonts w:ascii="BRH Devanagari Extra" w:hAnsi="BRH Devanagari Extra" w:cs="BRH Devanagari Extra"/>
-                <w:color w:val="000000"/>
+                <w:sz w:val="40"/>
+                <w:szCs w:val="40"/>
+                <w:lang w:bidi="ml-IN"/>
+              </w:rPr>
+            </w:pPr>
+            <w:r>
+              <w:rPr>
+                <w:rFonts w:ascii="BRH Devanagari Extra" w:hAnsi="BRH Devanagari Extra" w:cs="BRH Devanagari Extra"/>
+                <w:sz w:val="40"/>
+                <w:szCs w:val="40"/>
+                <w:lang w:bidi="ml-IN"/>
+              </w:rPr>
+              <w:t>xÉÉåqÉ</w:t>
+            </w:r>
+            <w:r>
+              <w:rPr>
+                <w:rFonts w:ascii="BRH Devanagari Extra" w:hAnsi="BRH Devanagari Extra" w:cs="BRH Devanagari Extra"/>
                 <w:sz w:val="36"/>
                 <w:szCs w:val="40"/>
                 <w:lang w:bidi="ml-IN"/>
@@ -1479,51 +1358,44 @@
             <w:r>
               <w:rPr>
                 <w:rFonts w:ascii="BRH Devanagari Extra" w:hAnsi="BRH Devanagari Extra" w:cs="BRH Devanagari Extra"/>
-                <w:color w:val="000000"/>
-                <w:sz w:val="40"/>
-                <w:szCs w:val="40"/>
-                <w:lang w:bidi="ml-IN"/>
-              </w:rPr>
-              <w:t>þ</w:t>
-            </w:r>
-            <w:proofErr w:type="spellEnd"/>
-            <w:r>
-              <w:rPr>
-                <w:rFonts w:ascii="BRH Devanagari Extra" w:hAnsi="BRH Devanagari Extra" w:cs="BRH Devanagari Extra"/>
-                <w:color w:val="000000"/>
-                <w:sz w:val="40"/>
-                <w:szCs w:val="40"/>
-                <w:lang w:bidi="ml-IN"/>
-              </w:rPr>
-              <w:t xml:space="preserve"> ´</w:t>
-            </w:r>
-            <w:proofErr w:type="spellStart"/>
-            <w:r>
-              <w:rPr>
-                <w:rFonts w:ascii="BRH Devanagari Extra" w:hAnsi="BRH Devanagari Extra" w:cs="BRH Devanagari Extra"/>
-                <w:color w:val="000000"/>
-                <w:sz w:val="40"/>
-                <w:szCs w:val="40"/>
-                <w:lang w:bidi="ml-IN"/>
-              </w:rPr>
-              <w:t>ÉÏ</w:t>
-            </w:r>
-            <w:r>
-              <w:rPr>
-                <w:rFonts w:ascii="BRH Devanagari Extra" w:hAnsi="BRH Devanagari Extra" w:cs="BRH Devanagari Extra"/>
-                <w:color w:val="000000"/>
-                <w:sz w:val="40"/>
-                <w:szCs w:val="40"/>
-                <w:highlight w:val="yellow"/>
-                <w:lang w:bidi="ml-IN"/>
-              </w:rPr>
-              <w:t>hÉÉlÉç</w:t>
-            </w:r>
-            <w:proofErr w:type="spellEnd"/>
-            <w:r>
-              <w:rPr>
-                <w:rFonts w:ascii="BRH Devanagari Extra" w:hAnsi="BRH Devanagari Extra" w:cs="BRH Devanagari Extra"/>
-                <w:color w:val="000000"/>
+                <w:sz w:val="40"/>
+                <w:szCs w:val="40"/>
+                <w:lang w:bidi="ml-IN"/>
+              </w:rPr>
+              <w:t>þ ´ÉÏ</w:t>
+            </w:r>
+            <w:r>
+              <w:rPr>
+                <w:rFonts w:ascii="BRH Devanagari Extra" w:hAnsi="BRH Devanagari Extra" w:cs="BRH Devanagari Extra"/>
+                <w:sz w:val="40"/>
+                <w:szCs w:val="40"/>
+                <w:highlight w:val="green"/>
+                <w:lang w:bidi="ml-IN"/>
+              </w:rPr>
+              <w:t>hÉ</w:t>
+            </w:r>
+            <w:r>
+              <w:rPr>
+                <w:rFonts w:ascii="BRH Devanagari Extra" w:hAnsi="BRH Devanagari Extra" w:cs="BRH Devanagari Extra"/>
+                <w:sz w:val="40"/>
+                <w:szCs w:val="40"/>
+                <w:highlight w:val="green"/>
+              </w:rPr>
+              <w:t>³</w:t>
+            </w:r>
+            <w:r>
+              <w:rPr>
+                <w:rFonts w:ascii="BRH Devanagari Extra" w:hAnsi="BRH Devanagari Extra" w:cs="BRH Devanagari Extra"/>
+                <w:sz w:val="40"/>
+                <w:szCs w:val="40"/>
+                <w:highlight w:val="green"/>
+                <w:lang w:bidi="ml-IN"/>
+              </w:rPr>
+              <w:t>Éç</w:t>
+            </w:r>
+            <w:r>
+              <w:rPr>
+                <w:rFonts w:ascii="BRH Devanagari Extra" w:hAnsi="BRH Devanagari Extra" w:cs="BRH Devanagari Extra"/>
                 <w:sz w:val="40"/>
                 <w:szCs w:val="40"/>
                 <w:lang w:bidi="ml-IN"/>
@@ -1533,288 +1405,77 @@
             <w:r>
               <w:rPr>
                 <w:rFonts w:ascii="BRH Malayalam Extra" w:hAnsi="BRH Malayalam Extra" w:cs="BRH Devanagari Extra"/>
-                <w:color w:val="000000"/>
-                <w:sz w:val="32"/>
-                <w:szCs w:val="40"/>
-                <w:lang w:bidi="ml-IN"/>
-              </w:rPr>
-              <w:t>–</w:t>
-            </w:r>
-            <w:proofErr w:type="spellStart"/>
-            <w:r>
-              <w:rPr>
-                <w:rFonts w:ascii="BRH Devanagari Extra" w:hAnsi="BRH Devanagari Extra" w:cs="BRH Devanagari Extra"/>
-                <w:color w:val="000000"/>
-                <w:sz w:val="40"/>
-                <w:szCs w:val="40"/>
+                <w:sz w:val="32"/>
+                <w:szCs w:val="40"/>
+                <w:highlight w:val="green"/>
+                <w:lang w:bidi="ml-IN"/>
+              </w:rPr>
+              <w:t>–</w:t>
+            </w:r>
+            <w:r>
+              <w:rPr>
+                <w:rFonts w:ascii="BRH Devanagari Extra" w:hAnsi="BRH Devanagari Extra" w:cs="BRH Devanagari Extra"/>
+                <w:sz w:val="40"/>
+                <w:szCs w:val="40"/>
+                <w:highlight w:val="green"/>
                 <w:lang w:bidi="ml-IN"/>
               </w:rPr>
               <w:t>hÉ</w:t>
             </w:r>
             <w:r>
               <w:rPr>
-                <w:rFonts w:ascii="BRH Devanagari Extra" w:hAnsi="BRH Devanagari Extra" w:cs="BRH Devanagari Extra"/>
-                <w:color w:val="000000"/>
-                <w:sz w:val="40"/>
-                <w:szCs w:val="40"/>
-                <w:highlight w:val="yellow"/>
+                <w:rFonts w:ascii="BRH Malayalam Extra" w:hAnsi="BRH Malayalam Extra" w:cs="BRH Devanagari Extra"/>
+                <w:sz w:val="32"/>
+                <w:szCs w:val="40"/>
+                <w:highlight w:val="green"/>
+                <w:lang w:bidi="ml-IN"/>
+              </w:rPr>
+              <w:t>–</w:t>
+            </w:r>
+            <w:r>
+              <w:rPr>
+                <w:rFonts w:ascii="BRH Devanagari Extra" w:hAnsi="BRH Devanagari Extra" w:cs="BRH Devanagari Extra"/>
+                <w:sz w:val="40"/>
+                <w:szCs w:val="40"/>
+                <w:highlight w:val="green"/>
+                <w:lang w:bidi="ml-IN"/>
+              </w:rPr>
+              <w:t>Ì</w:t>
+            </w:r>
+            <w:r>
+              <w:rPr>
+                <w:rFonts w:ascii="BRH Devanagari Extra" w:hAnsi="BRH Devanagari Extra" w:cs="BRH Devanagari Extra"/>
+                <w:sz w:val="40"/>
+                <w:szCs w:val="40"/>
+                <w:highlight w:val="green"/>
+              </w:rPr>
+              <w:t>³</w:t>
+            </w:r>
+            <w:r>
+              <w:rPr>
+                <w:rFonts w:ascii="BRH Devanagari Extra" w:hAnsi="BRH Devanagari Extra" w:cs="BRH Devanagari Extra"/>
+                <w:sz w:val="40"/>
+                <w:szCs w:val="40"/>
+                <w:highlight w:val="green"/>
                 <w:lang w:bidi="ml-IN"/>
               </w:rPr>
               <w:t>É</w:t>
             </w:r>
-            <w:proofErr w:type="spellEnd"/>
-            <w:r>
-              <w:rPr>
-                <w:rFonts w:ascii="BRH Malayalam Extra" w:hAnsi="BRH Malayalam Extra" w:cs="BRH Devanagari Extra"/>
-                <w:color w:val="000000"/>
-                <w:sz w:val="32"/>
-                <w:szCs w:val="40"/>
-                <w:highlight w:val="yellow"/>
-                <w:lang w:bidi="ml-IN"/>
-              </w:rPr>
-              <w:t>–</w:t>
-            </w:r>
-            <w:proofErr w:type="spellStart"/>
-            <w:r>
-              <w:rPr>
-                <w:rFonts w:ascii="BRH Devanagari Extra" w:hAnsi="BRH Devanagari Extra" w:cs="BRH Devanagari Extra"/>
-                <w:color w:val="000000"/>
-                <w:sz w:val="40"/>
-                <w:szCs w:val="40"/>
-                <w:highlight w:val="yellow"/>
-                <w:lang w:bidi="ml-IN"/>
-              </w:rPr>
-              <w:t>ÌlÉ</w:t>
-            </w:r>
-            <w:r>
-              <w:rPr>
-                <w:rFonts w:ascii="BRH Devanagari Extra" w:hAnsi="BRH Devanagari Extra" w:cs="BRH Devanagari Extra"/>
-                <w:color w:val="000000"/>
-                <w:sz w:val="40"/>
-                <w:szCs w:val="40"/>
-                <w:lang w:bidi="ml-IN"/>
-              </w:rPr>
-              <w:t>ÌiÉþ</w:t>
-            </w:r>
-            <w:proofErr w:type="spellEnd"/>
-            <w:r>
-              <w:rPr>
-                <w:rFonts w:ascii="BRH Devanagari Extra" w:hAnsi="BRH Devanagari Extra" w:cs="BRH Devanagari Extra"/>
-                <w:color w:val="000000"/>
-                <w:sz w:val="40"/>
-                <w:szCs w:val="40"/>
-                <w:lang w:bidi="ml-IN"/>
-              </w:rPr>
-              <w:t xml:space="preserve"> |</w:t>
-            </w:r>
-          </w:p>
-          <w:p>
-            <w:pPr>
-              <w:spacing w:before="0" w:line="240" w:lineRule="auto"/>
-              <w:rPr>
-                <w:rFonts w:ascii="BRH Devanagari Extra" w:hAnsi="BRH Devanagari Extra" w:cs="BRH Devanagari Extra"/>
-                <w:color w:val="000000"/>
-                <w:sz w:val="40"/>
-                <w:szCs w:val="40"/>
-                <w:lang w:val="it-IT" w:bidi="ml-IN"/>
-              </w:rPr>
-            </w:pPr>
-            <w:r>
-              <w:rPr>
-                <w:rFonts w:ascii="Latha" w:hAnsi="Latha" w:cs="Latha"/>
-                <w:sz w:val="28"/>
-                <w:szCs w:val="28"/>
-                <w:cs/>
-                <w:lang w:bidi="ta-IN"/>
-              </w:rPr>
-              <w:t>ஸோம</w:t>
-            </w:r>
-            <w:r>
-              <w:rPr>
-                <w:rFonts w:ascii="BRH Devanagari Extra" w:hAnsi="BRH Devanagari Extra" w:cs="Latha"/>
-                <w:b/>
-                <w:sz w:val="36"/>
-                <w:szCs w:val="28"/>
-                <w:lang w:bidi="ta-IN"/>
-              </w:rPr>
-              <w:t>ò</w:t>
-            </w:r>
-            <w:r>
-              <w:rPr>
-                <w:rFonts w:ascii="BRH Tamil Tab Extra" w:hAnsi="BRH Tamil Tab Extra" w:cs="Latha"/>
-                <w:b/>
-                <w:sz w:val="36"/>
-                <w:szCs w:val="28"/>
-                <w:lang w:bidi="ta-IN"/>
-              </w:rPr>
-              <w:t>†</w:t>
-            </w:r>
-            <w:r>
-              <w:rPr>
-                <w:rFonts w:ascii="Latha" w:hAnsi="Latha" w:cs="Latha"/>
-                <w:sz w:val="28"/>
-                <w:szCs w:val="28"/>
-                <w:lang w:bidi="ta-IN"/>
-              </w:rPr>
-              <w:t xml:space="preserve"> </w:t>
-            </w:r>
-            <w:r>
-              <w:rPr>
-                <w:rFonts w:ascii="Latha" w:hAnsi="Latha" w:cs="Latha"/>
-                <w:sz w:val="28"/>
-                <w:szCs w:val="28"/>
-                <w:cs/>
-                <w:lang w:bidi="ta-IN"/>
-              </w:rPr>
-              <w:t>ஶ்ரீ</w:t>
-            </w:r>
-            <w:r>
-              <w:rPr>
-                <w:rFonts w:ascii="Latha" w:hAnsi="Latha" w:cs="Latha"/>
-                <w:sz w:val="28"/>
-                <w:szCs w:val="28"/>
-                <w:highlight w:val="green"/>
-                <w:cs/>
-                <w:lang w:bidi="ta-IN"/>
-              </w:rPr>
-              <w:t>ணன்ன்</w:t>
-            </w:r>
-            <w:r>
-              <w:rPr>
-                <w:rFonts w:ascii="Latha" w:hAnsi="Latha" w:cs="Latha"/>
-                <w:sz w:val="28"/>
-                <w:szCs w:val="28"/>
-                <w:lang w:bidi="ta-IN"/>
-              </w:rPr>
-              <w:t xml:space="preserve"> | </w:t>
-            </w:r>
-            <w:r>
-              <w:rPr>
-                <w:rFonts w:ascii="Latha" w:hAnsi="Latha" w:cs="Latha"/>
-                <w:sz w:val="28"/>
-                <w:szCs w:val="28"/>
-                <w:lang w:bidi="ta-IN"/>
-              </w:rPr>
-              <w:br/>
-            </w:r>
-            <w:r>
-              <w:rPr>
-                <w:rFonts w:ascii="Latha" w:hAnsi="Latha" w:cs="Latha"/>
-                <w:sz w:val="28"/>
-                <w:szCs w:val="28"/>
-                <w:cs/>
-                <w:lang w:bidi="ta-IN"/>
-                <w14:ligatures w14:val="standardContextual"/>
-              </w:rPr>
-              <w:t>ஸ்ரீ</w:t>
-            </w:r>
-            <w:r>
-              <w:rPr>
-                <w:rFonts w:ascii="BRH Tamil Tab Extra" w:hAnsi="BRH Tamil Tab Extra" w:cs="Latha"/>
-                <w:b/>
-                <w:bCs/>
-                <w:sz w:val="28"/>
-                <w:szCs w:val="28"/>
-                <w:lang w:bidi="ta-IN"/>
-                <w14:ligatures w14:val="standardContextual"/>
-              </w:rPr>
-              <w:t>…</w:t>
-            </w:r>
-            <w:r>
-              <w:rPr>
-                <w:rFonts w:ascii="Latha" w:hAnsi="Latha" w:cs="Latha"/>
-                <w:sz w:val="28"/>
-                <w:szCs w:val="28"/>
-                <w:highlight w:val="green"/>
-                <w:cs/>
-                <w:lang w:bidi="ta-IN"/>
-                <w14:ligatures w14:val="standardContextual"/>
-              </w:rPr>
-              <w:t>ண</w:t>
-            </w:r>
-            <w:r>
-              <w:rPr>
-                <w:rFonts w:ascii="BRH Tamil Tab Extra" w:hAnsi="BRH Tamil Tab Extra" w:cs="Latha"/>
-                <w:b/>
-                <w:bCs/>
-                <w:sz w:val="28"/>
-                <w:szCs w:val="28"/>
-                <w:highlight w:val="green"/>
-                <w:lang w:bidi="ta-IN"/>
-                <w14:ligatures w14:val="standardContextual"/>
-              </w:rPr>
-              <w:t>…</w:t>
-            </w:r>
-            <w:r>
-              <w:rPr>
-                <w:rFonts w:ascii="Latha" w:hAnsi="Latha" w:cs="Latha"/>
-                <w:sz w:val="28"/>
-                <w:szCs w:val="28"/>
-                <w:highlight w:val="green"/>
-                <w:cs/>
-                <w:lang w:bidi="ta-IN"/>
-                <w14:ligatures w14:val="standardContextual"/>
-              </w:rPr>
-              <w:t>ன்</w:t>
-            </w:r>
-            <w:r>
-              <w:rPr>
-                <w:rFonts w:ascii="Latha" w:hAnsi="Latha" w:cs="Latha"/>
-                <w:sz w:val="28"/>
-                <w:szCs w:val="28"/>
-                <w:highlight w:val="green"/>
-                <w:lang w:bidi="ta-IN"/>
-                <w14:ligatures w14:val="standardContextual"/>
-              </w:rPr>
-              <w:t>-</w:t>
-            </w:r>
-            <w:r>
-              <w:rPr>
-                <w:rFonts w:ascii="Latha" w:hAnsi="Latha" w:cs="Latha"/>
-                <w:sz w:val="28"/>
-                <w:szCs w:val="28"/>
-                <w:highlight w:val="green"/>
-                <w:cs/>
-                <w:lang w:bidi="ta-IN"/>
-                <w14:ligatures w14:val="standardContextual"/>
-              </w:rPr>
-              <w:t>னி</w:t>
-            </w:r>
-            <w:r>
-              <w:rPr>
-                <w:rFonts w:ascii="Latha" w:hAnsi="Latha" w:cs="Latha"/>
-                <w:sz w:val="28"/>
-                <w:szCs w:val="28"/>
-                <w:cs/>
-                <w:lang w:bidi="ta-IN"/>
-              </w:rPr>
-              <w:t>தி</w:t>
-            </w:r>
-            <w:r>
-              <w:rPr>
-                <w:rFonts w:ascii="BRH Tamil Tab Extra" w:hAnsi="BRH Tamil Tab Extra" w:cs="Latha"/>
-                <w:b/>
-                <w:sz w:val="36"/>
-                <w:szCs w:val="28"/>
-                <w:lang w:bidi="ta-IN"/>
-              </w:rPr>
-              <w:t>†</w:t>
-            </w:r>
-            <w:r>
-              <w:rPr>
-                <w:rFonts w:ascii="Latha" w:hAnsi="Latha" w:cs="Latha"/>
-                <w:sz w:val="28"/>
-                <w:szCs w:val="28"/>
-                <w:lang w:bidi="ta-IN"/>
-              </w:rPr>
-              <w:t xml:space="preserve"> |</w:t>
+            <w:r>
+              <w:rPr>
+                <w:rFonts w:ascii="BRH Devanagari Extra" w:hAnsi="BRH Devanagari Extra" w:cs="BRH Devanagari Extra"/>
+                <w:sz w:val="40"/>
+                <w:szCs w:val="40"/>
+                <w:lang w:bidi="ml-IN"/>
+              </w:rPr>
+              <w:t>ÌiÉþ |</w:t>
             </w:r>
           </w:p>
         </w:tc>
       </w:tr>
       <w:tr>
         <w:trPr>
-          <w:trHeight w:val="2523"/>
+          <w:trHeight w:val="1833"/>
         </w:trPr>
         <w:tc>
           <w:tcPr>
@@ -1845,7 +1506,6 @@
                 <w:sz w:val="28"/>
                 <w:szCs w:val="32"/>
               </w:rPr>
-              <w:lastRenderedPageBreak/>
               <w:t>T.S.6.4.</w:t>
             </w:r>
             <w:r>
@@ -2052,7 +1712,6 @@
               </w:rPr>
               <w:t>–</w:t>
             </w:r>
-            <w:proofErr w:type="spellStart"/>
             <w:r>
               <w:rPr>
                 <w:rFonts w:ascii="BRH Devanagari Extra" w:hAnsi="BRH Devanagari Extra" w:cs="BRH Devanagari Extra"/>
@@ -2063,175 +1722,56 @@
               </w:rPr>
               <w:t>hÉÉaÉëÉ</w:t>
             </w:r>
-            <w:proofErr w:type="spellEnd"/>
-            <w:r>
-              <w:rPr>
-                <w:rFonts w:ascii="BRH Malayalam Extra" w:hAnsi="BRH Malayalam Extra" w:cs="BRH Devanagari Extra"/>
-                <w:color w:val="000000"/>
-                <w:sz w:val="32"/>
-                <w:szCs w:val="40"/>
-                <w:lang w:bidi="ml-IN"/>
-              </w:rPr>
-              <w:t>–</w:t>
-            </w:r>
-            <w:r>
-              <w:rPr>
-                <w:rFonts w:ascii="BRH Devanagari Extra" w:hAnsi="BRH Devanagari Extra" w:cs="BRH Devanagari Extra"/>
-                <w:color w:val="000000"/>
-                <w:sz w:val="40"/>
-                <w:szCs w:val="40"/>
-                <w:lang w:bidi="ml-IN"/>
-              </w:rPr>
-              <w:t xml:space="preserve"> </w:t>
-            </w:r>
-            <w:proofErr w:type="spellStart"/>
-            <w:r>
-              <w:rPr>
-                <w:rFonts w:ascii="BRH Devanagari Extra" w:hAnsi="BRH Devanagari Extra" w:cs="BRH Devanagari Extra"/>
-                <w:color w:val="000000"/>
-                <w:sz w:val="40"/>
-                <w:szCs w:val="40"/>
-                <w:highlight w:val="green"/>
-                <w:lang w:bidi="ml-IN"/>
-              </w:rPr>
-              <w:t>aÉëWûÉÿÈ</w:t>
-            </w:r>
-            <w:proofErr w:type="spellEnd"/>
-            <w:r>
-              <w:rPr>
-                <w:rFonts w:ascii="BRH Devanagari Extra" w:hAnsi="BRH Devanagari Extra" w:cs="BRH Devanagari Extra"/>
-                <w:color w:val="000000"/>
-                <w:sz w:val="40"/>
-                <w:szCs w:val="40"/>
-                <w:lang w:bidi="ml-IN"/>
-              </w:rPr>
-              <w:t xml:space="preserve"> | AÉ</w:t>
-            </w:r>
-            <w:r>
-              <w:rPr>
-                <w:rFonts w:ascii="BRH Malayalam Extra" w:hAnsi="BRH Malayalam Extra" w:cs="BRH Devanagari Extra"/>
-                <w:color w:val="000000"/>
-                <w:sz w:val="32"/>
-                <w:szCs w:val="40"/>
-                <w:lang w:bidi="ml-IN"/>
-              </w:rPr>
-              <w:t>–</w:t>
-            </w:r>
-            <w:r>
-              <w:rPr>
-                <w:rFonts w:ascii="BRH Devanagari Extra" w:hAnsi="BRH Devanagari Extra" w:cs="BRH Devanagari Extra"/>
-                <w:color w:val="000000"/>
-                <w:sz w:val="40"/>
-                <w:szCs w:val="40"/>
-                <w:lang w:bidi="ml-IN"/>
-              </w:rPr>
-              <w:t>aÉë</w:t>
-            </w:r>
-            <w:r>
-              <w:rPr>
-                <w:rFonts w:ascii="BRH Malayalam Extra" w:hAnsi="BRH Malayalam Extra" w:cs="BRH Devanagari Extra"/>
-                <w:color w:val="000000"/>
-                <w:sz w:val="32"/>
-                <w:szCs w:val="40"/>
-                <w:lang w:bidi="ml-IN"/>
-              </w:rPr>
-              <w:t>–</w:t>
-            </w:r>
-            <w:r>
-              <w:rPr>
-                <w:rFonts w:ascii="BRH Devanagari Extra" w:hAnsi="BRH Devanagari Extra" w:cs="BRH Devanagari Extra"/>
-                <w:color w:val="000000"/>
-                <w:sz w:val="40"/>
-                <w:szCs w:val="40"/>
-                <w:lang w:bidi="ml-IN"/>
-              </w:rPr>
-              <w:t>rÉ</w:t>
-            </w:r>
-            <w:r>
-              <w:rPr>
-                <w:rFonts w:ascii="BRH Malayalam Extra" w:hAnsi="BRH Malayalam Extra" w:cs="BRH Devanagari Extra"/>
-                <w:color w:val="000000"/>
-                <w:sz w:val="32"/>
-                <w:szCs w:val="40"/>
-                <w:lang w:bidi="ml-IN"/>
-              </w:rPr>
-              <w:t>–</w:t>
-            </w:r>
-            <w:proofErr w:type="spellStart"/>
-            <w:r>
-              <w:rPr>
-                <w:rFonts w:ascii="BRH Devanagari Extra" w:hAnsi="BRH Devanagari Extra" w:cs="BRH Devanagari Extra"/>
-                <w:color w:val="000000"/>
-                <w:sz w:val="40"/>
-                <w:szCs w:val="40"/>
-                <w:lang w:bidi="ml-IN"/>
-              </w:rPr>
-              <w:t>hÉÉaÉëÉ</w:t>
-            </w:r>
-            <w:proofErr w:type="spellEnd"/>
-            <w:r>
-              <w:rPr>
-                <w:rFonts w:ascii="BRH Malayalam Extra" w:hAnsi="BRH Malayalam Extra" w:cs="BRH Devanagari Extra"/>
-                <w:color w:val="000000"/>
-                <w:sz w:val="32"/>
-                <w:szCs w:val="40"/>
-                <w:lang w:bidi="ml-IN"/>
-              </w:rPr>
-              <w:t>–</w:t>
-            </w:r>
-            <w:r>
-              <w:rPr>
-                <w:rFonts w:ascii="BRH Devanagari Extra" w:hAnsi="BRH Devanagari Extra" w:cs="BRH Devanagari Extra"/>
-                <w:color w:val="000000"/>
-                <w:sz w:val="40"/>
-                <w:szCs w:val="40"/>
-                <w:lang w:bidi="ml-IN"/>
-              </w:rPr>
-              <w:t xml:space="preserve"> </w:t>
-            </w:r>
-            <w:proofErr w:type="spellStart"/>
-            <w:r>
-              <w:rPr>
-                <w:rFonts w:ascii="BRH Devanagari Extra" w:hAnsi="BRH Devanagari Extra" w:cs="BRH Devanagari Extra"/>
-                <w:color w:val="000000"/>
-                <w:sz w:val="40"/>
-                <w:szCs w:val="40"/>
-                <w:lang w:bidi="ml-IN"/>
-              </w:rPr>
-              <w:t>CirÉÉÿaÉërÉ</w:t>
-            </w:r>
-            <w:proofErr w:type="spellEnd"/>
-            <w:r>
-              <w:rPr>
-                <w:rFonts w:ascii="BRH Malayalam Extra" w:hAnsi="BRH Malayalam Extra" w:cs="BRH Devanagari Extra"/>
-                <w:color w:val="000000"/>
-                <w:sz w:val="32"/>
-                <w:szCs w:val="40"/>
-                <w:lang w:bidi="ml-IN"/>
-              </w:rPr>
-              <w:t>–</w:t>
-            </w:r>
-            <w:r>
-              <w:rPr>
-                <w:rFonts w:ascii="BRH Devanagari Extra" w:hAnsi="BRH Devanagari Extra" w:cs="BRH Devanagari Extra"/>
-                <w:color w:val="000000"/>
-                <w:sz w:val="40"/>
-                <w:szCs w:val="40"/>
-                <w:lang w:bidi="ml-IN"/>
-              </w:rPr>
-              <w:t>hÉ - A</w:t>
-            </w:r>
-            <w:r>
-              <w:rPr>
-                <w:rFonts w:ascii="BRH Malayalam Extra" w:hAnsi="BRH Malayalam Extra" w:cs="BRH Devanagari Extra"/>
-                <w:color w:val="000000"/>
-                <w:sz w:val="32"/>
-                <w:szCs w:val="40"/>
-                <w:lang w:bidi="ml-IN"/>
-              </w:rPr>
-              <w:t>–</w:t>
-            </w:r>
-            <w:proofErr w:type="spellStart"/>
+            <w:r>
+              <w:rPr>
+                <w:rFonts w:ascii="BRH Malayalam Extra" w:hAnsi="BRH Malayalam Extra" w:cs="BRH Devanagari Extra"/>
+                <w:color w:val="000000"/>
+                <w:sz w:val="32"/>
+                <w:szCs w:val="40"/>
+                <w:lang w:bidi="ml-IN"/>
+              </w:rPr>
+              <w:t>–</w:t>
+            </w:r>
+            <w:r>
+              <w:rPr>
+                <w:rFonts w:ascii="BRH Devanagari Extra" w:hAnsi="BRH Devanagari Extra" w:cs="BRH Devanagari Extra"/>
+                <w:color w:val="000000"/>
+                <w:sz w:val="40"/>
+                <w:szCs w:val="40"/>
+                <w:lang w:bidi="ml-IN"/>
+              </w:rPr>
+              <w:t xml:space="preserve"> CirÉÉÿaÉërÉ</w:t>
+            </w:r>
+            <w:r>
+              <w:rPr>
+                <w:rFonts w:ascii="BRH Malayalam Extra" w:hAnsi="BRH Malayalam Extra" w:cs="BRH Devanagari Extra"/>
+                <w:color w:val="000000"/>
+                <w:sz w:val="32"/>
+                <w:szCs w:val="40"/>
+                <w:lang w:bidi="ml-IN"/>
+              </w:rPr>
+              <w:t>–</w:t>
+            </w:r>
+            <w:r>
+              <w:rPr>
+                <w:rFonts w:ascii="BRH Devanagari Extra" w:hAnsi="BRH Devanagari Extra" w:cs="BRH Devanagari Extra"/>
+                <w:color w:val="000000"/>
+                <w:sz w:val="40"/>
+                <w:szCs w:val="40"/>
+                <w:lang w:bidi="ml-IN"/>
+              </w:rPr>
+              <w:t>hÉ-A</w:t>
+            </w:r>
+            <w:r>
+              <w:rPr>
+                <w:rFonts w:ascii="BRH Malayalam Extra" w:hAnsi="BRH Malayalam Extra" w:cs="BRH Devanagari Extra"/>
+                <w:color w:val="000000"/>
+                <w:sz w:val="32"/>
+                <w:szCs w:val="40"/>
+                <w:lang w:bidi="ml-IN"/>
+              </w:rPr>
+              <w:t>–</w:t>
+            </w:r>
             <w:r>
               <w:rPr>
                 <w:rFonts w:ascii="BRH Devanagari Extra" w:hAnsi="BRH Devanagari Extra" w:cs="BRH Devanagari Extra"/>
@@ -2242,7 +1782,6 @@
               </w:rPr>
               <w:t>aÉëÉ</w:t>
             </w:r>
-            <w:proofErr w:type="spellEnd"/>
             <w:r>
               <w:rPr>
                 <w:rFonts w:ascii="BRH Malayalam Extra" w:hAnsi="BRH Malayalam Extra" w:cs="BRH Devanagari Extra"/>
@@ -2273,7 +1812,6 @@
               </w:rPr>
               <w:br/>
             </w:r>
-            <w:proofErr w:type="spellStart"/>
             <w:r>
               <w:rPr>
                 <w:rFonts w:ascii="BRH Devanagari Extra" w:hAnsi="BRH Devanagari Extra" w:cs="BRH Devanagari Extra"/>
@@ -2285,7 +1823,6 @@
               </w:rPr>
               <w:t>aÉ×WûÉþ</w:t>
             </w:r>
-            <w:proofErr w:type="spellEnd"/>
             <w:r>
               <w:rPr>
                 <w:rFonts w:ascii="BRH Devanagari Extra" w:hAnsi="BRH Devanagari Extra" w:cs="BRH Devanagari Extra"/>
@@ -2344,11 +1881,7 @@
           </w:tcPr>
           <w:p>
             <w:pPr>
-              <w:widowControl w:val="0"/>
-              <w:autoSpaceDE w:val="0"/>
-              <w:autoSpaceDN w:val="0"/>
-              <w:adjustRightInd w:val="0"/>
-              <w:spacing w:line="252" w:lineRule="auto"/>
+              <w:spacing w:before="0" w:line="240" w:lineRule="auto"/>
               <w:rPr>
                 <w:rFonts w:ascii="BRH Devanagari Extra" w:hAnsi="BRH Devanagari Extra" w:cs="BRH Devanagari Extra"/>
                 <w:color w:val="000000"/>
@@ -2417,7 +1950,6 @@
               </w:rPr>
               <w:t>–</w:t>
             </w:r>
-            <w:proofErr w:type="spellStart"/>
             <w:r>
               <w:rPr>
                 <w:rFonts w:ascii="BRH Devanagari Extra" w:hAnsi="BRH Devanagari Extra" w:cs="BRH Devanagari Extra"/>
@@ -2428,165 +1960,26 @@
               </w:rPr>
               <w:t>hÉÉaÉëÉ</w:t>
             </w:r>
-            <w:proofErr w:type="spellEnd"/>
-            <w:r>
-              <w:rPr>
-                <w:rFonts w:ascii="BRH Malayalam Extra" w:hAnsi="BRH Malayalam Extra" w:cs="BRH Devanagari Extra"/>
-                <w:color w:val="000000"/>
-                <w:sz w:val="32"/>
-                <w:szCs w:val="40"/>
-                <w:lang w:bidi="ml-IN"/>
-              </w:rPr>
-              <w:t>–</w:t>
-            </w:r>
-            <w:r>
-              <w:rPr>
-                <w:rFonts w:ascii="BRH Devanagari Extra" w:hAnsi="BRH Devanagari Extra" w:cs="BRH Devanagari Extra"/>
-                <w:color w:val="000000"/>
-                <w:sz w:val="40"/>
-                <w:szCs w:val="40"/>
-                <w:lang w:bidi="ml-IN"/>
-              </w:rPr>
-              <w:t xml:space="preserve"> </w:t>
-            </w:r>
-            <w:proofErr w:type="spellStart"/>
-            <w:r>
-              <w:rPr>
-                <w:rFonts w:ascii="BRH Devanagari Extra" w:hAnsi="BRH Devanagari Extra" w:cs="BRH Devanagari Extra"/>
-                <w:color w:val="000000"/>
-                <w:sz w:val="40"/>
-                <w:szCs w:val="40"/>
-                <w:lang w:bidi="ml-IN"/>
-              </w:rPr>
-              <w:t>aÉëWûÉÿÈ</w:t>
-            </w:r>
-            <w:proofErr w:type="spellEnd"/>
-            <w:r>
-              <w:rPr>
-                <w:rFonts w:ascii="BRH Devanagari Extra" w:hAnsi="BRH Devanagari Extra" w:cs="BRH Devanagari Extra"/>
-                <w:color w:val="000000"/>
-                <w:sz w:val="40"/>
-                <w:szCs w:val="40"/>
-                <w:lang w:bidi="ml-IN"/>
-              </w:rPr>
-              <w:t xml:space="preserve"> | </w:t>
-            </w:r>
-          </w:p>
-          <w:p>
-            <w:pPr>
-              <w:spacing w:before="0" w:line="240" w:lineRule="auto"/>
-              <w:rPr>
-                <w:rFonts w:ascii="BRH Devanagari Extra" w:hAnsi="BRH Devanagari Extra" w:cs="BRH Devanagari Extra"/>
-                <w:color w:val="000000"/>
-                <w:sz w:val="40"/>
-                <w:szCs w:val="40"/>
-                <w:lang w:bidi="ml-IN"/>
-              </w:rPr>
-            </w:pPr>
-            <w:r>
-              <w:rPr>
-                <w:rFonts w:ascii="BRH Devanagari Extra" w:hAnsi="BRH Devanagari Extra" w:cs="BRH Devanagari Extra"/>
-                <w:color w:val="000000"/>
-                <w:sz w:val="40"/>
-                <w:szCs w:val="40"/>
-                <w:lang w:bidi="ml-IN"/>
-              </w:rPr>
-              <w:t>AÉ</w:t>
-            </w:r>
-            <w:r>
-              <w:rPr>
-                <w:rFonts w:ascii="BRH Malayalam Extra" w:hAnsi="BRH Malayalam Extra" w:cs="BRH Devanagari Extra"/>
-                <w:color w:val="000000"/>
-                <w:sz w:val="32"/>
-                <w:szCs w:val="40"/>
-                <w:lang w:bidi="ml-IN"/>
-              </w:rPr>
-              <w:t>–</w:t>
-            </w:r>
-            <w:r>
-              <w:rPr>
-                <w:rFonts w:ascii="BRH Devanagari Extra" w:hAnsi="BRH Devanagari Extra" w:cs="BRH Devanagari Extra"/>
-                <w:color w:val="000000"/>
-                <w:sz w:val="40"/>
-                <w:szCs w:val="40"/>
-                <w:lang w:bidi="ml-IN"/>
-              </w:rPr>
-              <w:t>aÉë</w:t>
-            </w:r>
-            <w:r>
-              <w:rPr>
-                <w:rFonts w:ascii="BRH Malayalam Extra" w:hAnsi="BRH Malayalam Extra" w:cs="BRH Devanagari Extra"/>
-                <w:color w:val="000000"/>
-                <w:sz w:val="32"/>
-                <w:szCs w:val="40"/>
-                <w:lang w:bidi="ml-IN"/>
-              </w:rPr>
-              <w:t>–</w:t>
-            </w:r>
-            <w:r>
-              <w:rPr>
-                <w:rFonts w:ascii="BRH Devanagari Extra" w:hAnsi="BRH Devanagari Extra" w:cs="BRH Devanagari Extra"/>
-                <w:color w:val="000000"/>
-                <w:sz w:val="40"/>
-                <w:szCs w:val="40"/>
-                <w:lang w:bidi="ml-IN"/>
-              </w:rPr>
-              <w:t>rÉ</w:t>
-            </w:r>
-            <w:r>
-              <w:rPr>
-                <w:rFonts w:ascii="BRH Malayalam Extra" w:hAnsi="BRH Malayalam Extra" w:cs="BRH Devanagari Extra"/>
-                <w:color w:val="000000"/>
-                <w:sz w:val="32"/>
-                <w:szCs w:val="40"/>
-                <w:lang w:bidi="ml-IN"/>
-              </w:rPr>
-              <w:t>–</w:t>
-            </w:r>
-            <w:proofErr w:type="spellStart"/>
-            <w:r>
-              <w:rPr>
-                <w:rFonts w:ascii="BRH Devanagari Extra" w:hAnsi="BRH Devanagari Extra" w:cs="BRH Devanagari Extra"/>
-                <w:color w:val="000000"/>
-                <w:sz w:val="40"/>
-                <w:szCs w:val="40"/>
-                <w:lang w:bidi="ml-IN"/>
-              </w:rPr>
-              <w:t>hÉÉaÉëÉ</w:t>
-            </w:r>
-            <w:proofErr w:type="spellEnd"/>
-            <w:r>
-              <w:rPr>
-                <w:rFonts w:ascii="BRH Malayalam Extra" w:hAnsi="BRH Malayalam Extra" w:cs="BRH Devanagari Extra"/>
-                <w:color w:val="000000"/>
-                <w:sz w:val="32"/>
-                <w:szCs w:val="40"/>
-                <w:lang w:bidi="ml-IN"/>
-              </w:rPr>
-              <w:t>–</w:t>
-            </w:r>
-            <w:r>
-              <w:rPr>
-                <w:rFonts w:ascii="BRH Devanagari Extra" w:hAnsi="BRH Devanagari Extra" w:cs="BRH Devanagari Extra"/>
-                <w:color w:val="000000"/>
-                <w:sz w:val="40"/>
-                <w:szCs w:val="40"/>
-                <w:lang w:bidi="ml-IN"/>
-              </w:rPr>
-              <w:t xml:space="preserve"> </w:t>
-            </w:r>
-            <w:proofErr w:type="spellStart"/>
-            <w:r>
-              <w:rPr>
-                <w:rFonts w:ascii="BRH Devanagari Extra" w:hAnsi="BRH Devanagari Extra" w:cs="BRH Devanagari Extra"/>
-                <w:color w:val="000000"/>
-                <w:sz w:val="40"/>
-                <w:szCs w:val="40"/>
-                <w:lang w:bidi="ml-IN"/>
-              </w:rPr>
-              <w:t>CirÉÉÿaÉërÉ</w:t>
-            </w:r>
-            <w:proofErr w:type="spellEnd"/>
+            <w:r>
+              <w:rPr>
+                <w:rFonts w:ascii="BRH Malayalam Extra" w:hAnsi="BRH Malayalam Extra" w:cs="BRH Devanagari Extra"/>
+                <w:color w:val="000000"/>
+                <w:sz w:val="32"/>
+                <w:szCs w:val="40"/>
+                <w:lang w:bidi="ml-IN"/>
+              </w:rPr>
+              <w:t>–</w:t>
+            </w:r>
+            <w:r>
+              <w:rPr>
+                <w:rFonts w:ascii="BRH Devanagari Extra" w:hAnsi="BRH Devanagari Extra" w:cs="BRH Devanagari Extra"/>
+                <w:color w:val="000000"/>
+                <w:sz w:val="40"/>
+                <w:szCs w:val="40"/>
+                <w:lang w:bidi="ml-IN"/>
+              </w:rPr>
+              <w:t xml:space="preserve"> CirÉÉÿaÉërÉ</w:t>
+            </w:r>
             <w:r>
               <w:rPr>
                 <w:rFonts w:ascii="BRH Malayalam Extra" w:hAnsi="BRH Malayalam Extra" w:cs="BRH Devanagari Extra"/>
@@ -2617,7 +2010,6 @@
               </w:rPr>
               <w:t>–</w:t>
             </w:r>
-            <w:proofErr w:type="spellStart"/>
             <w:r>
               <w:rPr>
                 <w:rFonts w:ascii="BRH Devanagari Extra" w:hAnsi="BRH Devanagari Extra" w:cs="BRH Devanagari Extra"/>
@@ -2628,7 +2020,6 @@
               </w:rPr>
               <w:t>aÉëÉ</w:t>
             </w:r>
-            <w:proofErr w:type="spellEnd"/>
             <w:r>
               <w:rPr>
                 <w:rFonts w:ascii="BRH Malayalam Extra" w:hAnsi="BRH Malayalam Extra" w:cs="BRH Devanagari Extra"/>
@@ -2649,7 +2040,6 @@
               </w:rPr>
               <w:t xml:space="preserve">È | </w:t>
             </w:r>
-            <w:proofErr w:type="spellStart"/>
             <w:r>
               <w:rPr>
                 <w:rFonts w:ascii="BRH Devanagari Extra" w:hAnsi="BRH Devanagari Extra" w:cs="BRH Devanagari Extra"/>
@@ -2661,7 +2051,6 @@
               </w:rPr>
               <w:t>aÉëWûÉþ</w:t>
             </w:r>
-            <w:proofErr w:type="spellEnd"/>
             <w:r>
               <w:rPr>
                 <w:rFonts w:ascii="BRH Devanagari Extra" w:hAnsi="BRH Devanagari Extra" w:cs="BRH Devanagari Extra"/>
@@ -2748,6 +2137,7 @@
                 <w:sz w:val="28"/>
                 <w:szCs w:val="32"/>
               </w:rPr>
+              <w:lastRenderedPageBreak/>
               <w:t>T.S.6.4.</w:t>
             </w:r>
             <w:r>
@@ -2821,28 +2211,37 @@
                 <w:rFonts w:cs="Arial"/>
                 <w:b/>
                 <w:sz w:val="28"/>
+                <w:szCs w:val="32"/>
+              </w:rPr>
+            </w:pPr>
+            <w:r>
+              <w:rPr>
+                <w:rFonts w:cs="Arial"/>
+                <w:b/>
+                <w:sz w:val="28"/>
+                <w:szCs w:val="32"/>
+                <w:lang w:val="it-IT"/>
+              </w:rPr>
+              <w:t>Panchaati No</w:t>
+            </w:r>
+            <w:r>
+              <w:rPr>
+                <w:rFonts w:cs="Arial"/>
+                <w:b/>
+                <w:szCs w:val="32"/>
+                <w:lang w:val="it-IT"/>
+              </w:rPr>
+              <w:t>. –</w:t>
+            </w:r>
+            <w:r>
+              <w:rPr>
+                <w:rFonts w:cs="Arial"/>
+                <w:b/>
+                <w:sz w:val="28"/>
                 <w:szCs w:val="28"/>
                 <w:lang w:val="it-IT"/>
               </w:rPr>
-            </w:pPr>
-            <w:r>
-              <w:rPr>
-                <w:rFonts w:cs="Arial"/>
-                <w:b/>
-                <w:sz w:val="28"/>
-                <w:szCs w:val="32"/>
-                <w:lang w:val="it-IT"/>
-              </w:rPr>
-              <w:t>Panchaati No</w:t>
-            </w:r>
-            <w:r>
-              <w:rPr>
-                <w:rFonts w:cs="Arial"/>
-                <w:b/>
-                <w:szCs w:val="32"/>
-                <w:lang w:val="it-IT"/>
-              </w:rPr>
-              <w:t>. –</w:t>
+              <w:t xml:space="preserve"> 4</w:t>
             </w:r>
             <w:r>
               <w:rPr>
@@ -2852,37 +2251,8 @@
                 <w:szCs w:val="28"/>
                 <w:lang w:val="it-IT"/>
               </w:rPr>
-              <w:t xml:space="preserve"> 4</w:t>
-            </w:r>
-            <w:r>
-              <w:rPr>
-                <w:rFonts w:cs="Arial"/>
-                <w:b/>
-                <w:sz w:val="28"/>
-                <w:szCs w:val="28"/>
-                <w:lang w:val="it-IT"/>
-              </w:rPr>
               <w:t>9</w:t>
             </w:r>
-          </w:p>
-          <w:p>
-            <w:pPr>
-              <w:widowControl w:val="0"/>
-              <w:tabs>
-                <w:tab w:val="left" w:pos="993"/>
-              </w:tabs>
-              <w:autoSpaceDE w:val="0"/>
-              <w:autoSpaceDN w:val="0"/>
-              <w:adjustRightInd w:val="0"/>
-              <w:spacing w:before="0" w:line="252" w:lineRule="auto"/>
-              <w:ind w:right="297"/>
-              <w:rPr>
-                <w:rFonts w:cs="Arial"/>
-                <w:b/>
-                <w:sz w:val="28"/>
-                <w:szCs w:val="32"/>
-              </w:rPr>
-            </w:pPr>
           </w:p>
         </w:tc>
         <w:tc>
@@ -2904,7 +2274,6 @@
                 <w:lang w:bidi="ml-IN"/>
               </w:rPr>
             </w:pPr>
-            <w:proofErr w:type="spellStart"/>
             <w:r>
               <w:rPr>
                 <w:rFonts w:ascii="BRH Devanagari Extra" w:hAnsi="BRH Devanagari Extra" w:cs="BRH Devanagari Extra"/>
@@ -2915,62 +2284,26 @@
               </w:rPr>
               <w:t>iÉÔ</w:t>
             </w:r>
-            <w:proofErr w:type="spellEnd"/>
-            <w:r>
-              <w:rPr>
-                <w:rFonts w:ascii="BRH Malayalam Extra" w:hAnsi="BRH Malayalam Extra" w:cs="BRH Devanagari Extra"/>
-                <w:color w:val="000000"/>
-                <w:sz w:val="32"/>
-                <w:szCs w:val="40"/>
-                <w:lang w:bidi="ml-IN"/>
-              </w:rPr>
-              <w:t>–</w:t>
-            </w:r>
-            <w:proofErr w:type="spellStart"/>
-            <w:r>
-              <w:rPr>
-                <w:rFonts w:ascii="BRH Devanagari Extra" w:hAnsi="BRH Devanagari Extra" w:cs="BRH Devanagari Extra"/>
-                <w:color w:val="000000"/>
-                <w:sz w:val="40"/>
-                <w:szCs w:val="40"/>
-                <w:lang w:bidi="ml-IN"/>
-              </w:rPr>
-              <w:t>whÉÏqÉç</w:t>
-            </w:r>
-            <w:proofErr w:type="spellEnd"/>
-            <w:r>
-              <w:rPr>
-                <w:rFonts w:ascii="BRH Devanagari Extra" w:hAnsi="BRH Devanagari Extra" w:cs="BRH Devanagari Extra"/>
-                <w:color w:val="000000"/>
-                <w:sz w:val="40"/>
-                <w:szCs w:val="40"/>
-                <w:lang w:bidi="ml-IN"/>
-              </w:rPr>
-              <w:t xml:space="preserve"> </w:t>
-            </w:r>
-            <w:proofErr w:type="spellStart"/>
-            <w:r>
-              <w:rPr>
-                <w:rFonts w:ascii="BRH Devanagari Extra" w:hAnsi="BRH Devanagari Extra" w:cs="BRH Devanagari Extra"/>
-                <w:color w:val="000000"/>
-                <w:sz w:val="40"/>
-                <w:szCs w:val="40"/>
-                <w:lang w:bidi="ml-IN"/>
-              </w:rPr>
-              <w:t>aÉëWûÉlÉçþ</w:t>
-            </w:r>
-            <w:proofErr w:type="spellEnd"/>
-            <w:r>
-              <w:rPr>
-                <w:rFonts w:ascii="BRH Devanagari Extra" w:hAnsi="BRH Devanagari Extra" w:cs="BRH Devanagari Extra"/>
-                <w:color w:val="000000"/>
-                <w:sz w:val="40"/>
-                <w:szCs w:val="40"/>
-                <w:lang w:bidi="ml-IN"/>
-              </w:rPr>
-              <w:t xml:space="preserve"> | </w:t>
-            </w:r>
-            <w:proofErr w:type="spellStart"/>
+            <w:r>
+              <w:rPr>
+                <w:rFonts w:ascii="BRH Malayalam Extra" w:hAnsi="BRH Malayalam Extra" w:cs="BRH Devanagari Extra"/>
+                <w:color w:val="000000"/>
+                <w:sz w:val="32"/>
+                <w:szCs w:val="40"/>
+                <w:lang w:bidi="ml-IN"/>
+              </w:rPr>
+              <w:t>–</w:t>
+            </w:r>
+            <w:r>
+              <w:rPr>
+                <w:rFonts w:ascii="BRH Devanagari Extra" w:hAnsi="BRH Devanagari Extra" w:cs="BRH Devanagari Extra"/>
+                <w:color w:val="000000"/>
+                <w:sz w:val="40"/>
+                <w:szCs w:val="40"/>
+                <w:lang w:bidi="ml-IN"/>
+              </w:rPr>
+              <w:t xml:space="preserve">whÉÏqÉç aÉëWûÉlÉçþ | </w:t>
+            </w:r>
             <w:r>
               <w:rPr>
                 <w:rFonts w:ascii="BRH Devanagari Extra" w:hAnsi="BRH Devanagari Extra" w:cs="BRH Devanagari Extra"/>
@@ -2990,40 +2323,7 @@
                 <w:szCs w:val="40"/>
                 <w:lang w:bidi="ml-IN"/>
               </w:rPr>
-              <w:t>ÉþlÉaÉ</w:t>
-            </w:r>
-            <w:proofErr w:type="spellEnd"/>
-            <w:r>
-              <w:rPr>
-                <w:rFonts w:ascii="BRH Devanagari Extra" w:hAnsi="BRH Devanagari Extra" w:cs="BRH Devanagari Extra"/>
-                <w:color w:val="000000"/>
-                <w:sz w:val="40"/>
-                <w:szCs w:val="40"/>
-                <w:lang w:bidi="ml-IN"/>
-              </w:rPr>
-              <w:t>×º</w:t>
-            </w:r>
-            <w:proofErr w:type="spellStart"/>
-            <w:r>
-              <w:rPr>
-                <w:rFonts w:ascii="BRH Devanagari Extra" w:hAnsi="BRH Devanagari Extra" w:cs="BRH Devanagari Extra"/>
-                <w:color w:val="000000"/>
-                <w:sz w:val="40"/>
-                <w:szCs w:val="40"/>
-                <w:lang w:bidi="ml-IN"/>
-              </w:rPr>
-              <w:t>ûiÉ</w:t>
-            </w:r>
-            <w:proofErr w:type="spellEnd"/>
-            <w:r>
-              <w:rPr>
-                <w:rFonts w:ascii="BRH Devanagari Extra" w:hAnsi="BRH Devanagari Extra" w:cs="BRH Devanagari Extra"/>
-                <w:color w:val="000000"/>
-                <w:sz w:val="40"/>
-                <w:szCs w:val="40"/>
-                <w:lang w:bidi="ml-IN"/>
-              </w:rPr>
-              <w:t xml:space="preserve"> |</w:t>
+              <w:t>ÉþlÉaÉ×ºûiÉ |</w:t>
             </w:r>
           </w:p>
         </w:tc>
@@ -3046,7 +2346,6 @@
                 <w:lang w:bidi="ml-IN"/>
               </w:rPr>
             </w:pPr>
-            <w:proofErr w:type="spellStart"/>
             <w:r>
               <w:rPr>
                 <w:rFonts w:ascii="BRH Devanagari Extra" w:hAnsi="BRH Devanagari Extra" w:cs="BRH Devanagari Extra"/>
@@ -3057,62 +2356,26 @@
               </w:rPr>
               <w:t>iÉÔ</w:t>
             </w:r>
-            <w:proofErr w:type="spellEnd"/>
-            <w:r>
-              <w:rPr>
-                <w:rFonts w:ascii="BRH Malayalam Extra" w:hAnsi="BRH Malayalam Extra" w:cs="BRH Devanagari Extra"/>
-                <w:color w:val="000000"/>
-                <w:sz w:val="32"/>
-                <w:szCs w:val="40"/>
-                <w:lang w:bidi="ml-IN"/>
-              </w:rPr>
-              <w:t>–</w:t>
-            </w:r>
-            <w:proofErr w:type="spellStart"/>
-            <w:r>
-              <w:rPr>
-                <w:rFonts w:ascii="BRH Devanagari Extra" w:hAnsi="BRH Devanagari Extra" w:cs="BRH Devanagari Extra"/>
-                <w:color w:val="000000"/>
-                <w:sz w:val="40"/>
-                <w:szCs w:val="40"/>
-                <w:lang w:bidi="ml-IN"/>
-              </w:rPr>
-              <w:t>whÉÏqÉç</w:t>
-            </w:r>
-            <w:proofErr w:type="spellEnd"/>
-            <w:r>
-              <w:rPr>
-                <w:rFonts w:ascii="BRH Devanagari Extra" w:hAnsi="BRH Devanagari Extra" w:cs="BRH Devanagari Extra"/>
-                <w:color w:val="000000"/>
-                <w:sz w:val="40"/>
-                <w:szCs w:val="40"/>
-                <w:lang w:bidi="ml-IN"/>
-              </w:rPr>
-              <w:t xml:space="preserve"> </w:t>
-            </w:r>
-            <w:proofErr w:type="spellStart"/>
-            <w:r>
-              <w:rPr>
-                <w:rFonts w:ascii="BRH Devanagari Extra" w:hAnsi="BRH Devanagari Extra" w:cs="BRH Devanagari Extra"/>
-                <w:color w:val="000000"/>
-                <w:sz w:val="40"/>
-                <w:szCs w:val="40"/>
-                <w:lang w:bidi="ml-IN"/>
-              </w:rPr>
-              <w:t>aÉëWûÉlÉçþ</w:t>
-            </w:r>
-            <w:proofErr w:type="spellEnd"/>
-            <w:r>
-              <w:rPr>
-                <w:rFonts w:ascii="BRH Devanagari Extra" w:hAnsi="BRH Devanagari Extra" w:cs="BRH Devanagari Extra"/>
-                <w:color w:val="000000"/>
-                <w:sz w:val="40"/>
-                <w:szCs w:val="40"/>
-                <w:lang w:bidi="ml-IN"/>
-              </w:rPr>
-              <w:t xml:space="preserve"> | </w:t>
-            </w:r>
-            <w:proofErr w:type="spellStart"/>
+            <w:r>
+              <w:rPr>
+                <w:rFonts w:ascii="BRH Malayalam Extra" w:hAnsi="BRH Malayalam Extra" w:cs="BRH Devanagari Extra"/>
+                <w:color w:val="000000"/>
+                <w:sz w:val="32"/>
+                <w:szCs w:val="40"/>
+                <w:lang w:bidi="ml-IN"/>
+              </w:rPr>
+              <w:t>–</w:t>
+            </w:r>
+            <w:r>
+              <w:rPr>
+                <w:rFonts w:ascii="BRH Devanagari Extra" w:hAnsi="BRH Devanagari Extra" w:cs="BRH Devanagari Extra"/>
+                <w:color w:val="000000"/>
+                <w:sz w:val="40"/>
+                <w:szCs w:val="40"/>
+                <w:lang w:bidi="ml-IN"/>
+              </w:rPr>
+              <w:t xml:space="preserve">whÉÏqÉç aÉëWûÉlÉçþ | </w:t>
+            </w:r>
             <w:r>
               <w:rPr>
                 <w:rFonts w:ascii="BRH Devanagari Extra" w:hAnsi="BRH Devanagari Extra" w:cs="BRH Devanagari Extra"/>
@@ -3132,40 +2395,7 @@
                 <w:szCs w:val="40"/>
                 <w:lang w:bidi="ml-IN"/>
               </w:rPr>
-              <w:t>lÉaÉ</w:t>
-            </w:r>
-            <w:proofErr w:type="spellEnd"/>
-            <w:r>
-              <w:rPr>
-                <w:rFonts w:ascii="BRH Devanagari Extra" w:hAnsi="BRH Devanagari Extra" w:cs="BRH Devanagari Extra"/>
-                <w:color w:val="000000"/>
-                <w:sz w:val="40"/>
-                <w:szCs w:val="40"/>
-                <w:lang w:bidi="ml-IN"/>
-              </w:rPr>
-              <w:t>×º</w:t>
-            </w:r>
-            <w:proofErr w:type="spellStart"/>
-            <w:r>
-              <w:rPr>
-                <w:rFonts w:ascii="BRH Devanagari Extra" w:hAnsi="BRH Devanagari Extra" w:cs="BRH Devanagari Extra"/>
-                <w:color w:val="000000"/>
-                <w:sz w:val="40"/>
-                <w:szCs w:val="40"/>
-                <w:lang w:bidi="ml-IN"/>
-              </w:rPr>
-              <w:t>ûiÉ</w:t>
-            </w:r>
-            <w:proofErr w:type="spellEnd"/>
-            <w:r>
-              <w:rPr>
-                <w:rFonts w:ascii="BRH Devanagari Extra" w:hAnsi="BRH Devanagari Extra" w:cs="BRH Devanagari Extra"/>
-                <w:color w:val="000000"/>
-                <w:sz w:val="40"/>
-                <w:szCs w:val="40"/>
-                <w:lang w:bidi="ml-IN"/>
-              </w:rPr>
-              <w:t xml:space="preserve"> |</w:t>
+              <w:t>lÉaÉ×ºûiÉ |</w:t>
             </w:r>
           </w:p>
         </w:tc>
@@ -3632,7 +2862,6 @@
               </w:rPr>
               <w:t>–</w:t>
             </w:r>
-            <w:proofErr w:type="spellStart"/>
             <w:r>
               <w:rPr>
                 <w:rFonts w:ascii="BRH Devanagari Extra" w:hAnsi="BRH Devanagari Extra" w:cs="BRH Devanagari Extra"/>
@@ -3662,18 +2891,16 @@
               </w:rPr>
               <w:t>ÉÑ</w:t>
             </w:r>
-            <w:proofErr w:type="spellEnd"/>
-            <w:r>
-              <w:rPr>
-                <w:rFonts w:ascii="BRH Malayalam Extra" w:hAnsi="BRH Malayalam Extra" w:cs="BRH Devanagari Extra"/>
-                <w:color w:val="000000"/>
-                <w:sz w:val="32"/>
-                <w:szCs w:val="40"/>
-                <w:lang w:bidi="ml-IN"/>
-              </w:rPr>
-              <w:t>–</w:t>
-            </w:r>
-            <w:proofErr w:type="spellStart"/>
+            <w:r>
+              <w:rPr>
+                <w:rFonts w:ascii="BRH Malayalam Extra" w:hAnsi="BRH Malayalam Extra" w:cs="BRH Devanagari Extra"/>
+                <w:color w:val="000000"/>
+                <w:sz w:val="32"/>
+                <w:szCs w:val="40"/>
+                <w:lang w:bidi="ml-IN"/>
+              </w:rPr>
+              <w:t>–</w:t>
+            </w:r>
             <w:r>
               <w:rPr>
                 <w:rFonts w:ascii="BRH Devanagari Extra" w:hAnsi="BRH Devanagari Extra" w:cs="BRH Devanagari Extra"/>
@@ -3684,38 +2911,25 @@
               </w:rPr>
               <w:t>uÉÏ</w:t>
             </w:r>
-            <w:proofErr w:type="spellEnd"/>
-            <w:r>
-              <w:rPr>
-                <w:rFonts w:ascii="BRH Malayalam Extra" w:hAnsi="BRH Malayalam Extra" w:cs="BRH Devanagari Extra"/>
-                <w:color w:val="000000"/>
-                <w:sz w:val="32"/>
-                <w:szCs w:val="40"/>
-                <w:lang w:bidi="ml-IN"/>
-              </w:rPr>
-              <w:t>–</w:t>
-            </w:r>
-            <w:proofErr w:type="spellStart"/>
-            <w:r>
-              <w:rPr>
-                <w:rFonts w:ascii="BRH Devanagari Extra" w:hAnsi="BRH Devanagari Extra" w:cs="BRH Devanagari Extra"/>
-                <w:color w:val="000000"/>
-                <w:sz w:val="40"/>
-                <w:szCs w:val="40"/>
-                <w:lang w:bidi="ml-IN"/>
-              </w:rPr>
-              <w:t>iÉÉlkÉÈ</w:t>
-            </w:r>
-            <w:proofErr w:type="spellEnd"/>
-            <w:r>
-              <w:rPr>
-                <w:rFonts w:ascii="BRH Devanagari Extra" w:hAnsi="BRH Devanagari Extra" w:cs="BRH Devanagari Extra"/>
-                <w:color w:val="000000"/>
-                <w:sz w:val="40"/>
-                <w:szCs w:val="40"/>
-                <w:lang w:bidi="ml-IN"/>
-              </w:rPr>
-              <w:t xml:space="preserve"> | </w:t>
+            <w:r>
+              <w:rPr>
+                <w:rFonts w:ascii="BRH Malayalam Extra" w:hAnsi="BRH Malayalam Extra" w:cs="BRH Devanagari Extra"/>
+                <w:color w:val="000000"/>
+                <w:sz w:val="32"/>
+                <w:szCs w:val="40"/>
+                <w:lang w:bidi="ml-IN"/>
+              </w:rPr>
+              <w:t>–</w:t>
+            </w:r>
+            <w:r>
+              <w:rPr>
+                <w:rFonts w:ascii="BRH Devanagari Extra" w:hAnsi="BRH Devanagari Extra" w:cs="BRH Devanagari Extra"/>
+                <w:color w:val="000000"/>
+                <w:sz w:val="40"/>
+                <w:szCs w:val="40"/>
+                <w:lang w:bidi="ml-IN"/>
+              </w:rPr>
+              <w:t xml:space="preserve">iÉÉlkÉÈ | </w:t>
             </w:r>
           </w:p>
           <w:p>
@@ -3728,7 +2942,6 @@
                 <w:szCs w:val="40"/>
               </w:rPr>
             </w:pPr>
-            <w:proofErr w:type="spellStart"/>
             <w:r>
               <w:rPr>
                 <w:rFonts w:ascii="BRH Devanagari Extra" w:hAnsi="BRH Devanagari Extra" w:cs="BRH Devanagari Extra"/>
@@ -3750,38 +2963,25 @@
               </w:rPr>
               <w:t>lkÉÉåÿÅSèkuÉ</w:t>
             </w:r>
-            <w:proofErr w:type="spellEnd"/>
-            <w:r>
-              <w:rPr>
-                <w:rFonts w:ascii="BRH Malayalam Extra" w:hAnsi="BRH Malayalam Extra" w:cs="BRH Devanagari Extra"/>
-                <w:color w:val="000000"/>
-                <w:sz w:val="32"/>
-                <w:szCs w:val="40"/>
-                <w:lang w:bidi="ml-IN"/>
-              </w:rPr>
-              <w:t>–</w:t>
-            </w:r>
-            <w:proofErr w:type="spellStart"/>
-            <w:r>
-              <w:rPr>
-                <w:rFonts w:ascii="BRH Devanagari Extra" w:hAnsi="BRH Devanagari Extra" w:cs="BRH Devanagari Extra"/>
-                <w:color w:val="000000"/>
-                <w:sz w:val="40"/>
-                <w:szCs w:val="40"/>
-                <w:lang w:bidi="ml-IN"/>
-              </w:rPr>
-              <w:t>rÉÑïÈ</w:t>
-            </w:r>
-            <w:proofErr w:type="spellEnd"/>
-            <w:r>
-              <w:rPr>
-                <w:rFonts w:ascii="BRH Devanagari Extra" w:hAnsi="BRH Devanagari Extra" w:cs="BRH Devanagari Extra"/>
-                <w:color w:val="000000"/>
-                <w:sz w:val="40"/>
-                <w:szCs w:val="40"/>
-                <w:lang w:bidi="ml-IN"/>
-              </w:rPr>
-              <w:t xml:space="preserve"> |</w:t>
+            <w:r>
+              <w:rPr>
+                <w:rFonts w:ascii="BRH Malayalam Extra" w:hAnsi="BRH Malayalam Extra" w:cs="BRH Devanagari Extra"/>
+                <w:color w:val="000000"/>
+                <w:sz w:val="32"/>
+                <w:szCs w:val="40"/>
+                <w:lang w:bidi="ml-IN"/>
+              </w:rPr>
+              <w:t>–</w:t>
+            </w:r>
+            <w:r>
+              <w:rPr>
+                <w:rFonts w:ascii="BRH Devanagari Extra" w:hAnsi="BRH Devanagari Extra" w:cs="BRH Devanagari Extra"/>
+                <w:color w:val="000000"/>
+                <w:sz w:val="40"/>
+                <w:szCs w:val="40"/>
+                <w:lang w:bidi="ml-IN"/>
+              </w:rPr>
+              <w:t>rÉÑïÈ |</w:t>
             </w:r>
           </w:p>
         </w:tc>
@@ -3820,7 +3020,6 @@
               </w:rPr>
               <w:t>–</w:t>
             </w:r>
-            <w:proofErr w:type="spellStart"/>
             <w:r>
               <w:rPr>
                 <w:rFonts w:ascii="BRH Devanagari Extra" w:hAnsi="BRH Devanagari Extra" w:cs="BRH Devanagari Extra"/>
@@ -3850,18 +3049,16 @@
               </w:rPr>
               <w:t>ÉÑ</w:t>
             </w:r>
-            <w:proofErr w:type="spellEnd"/>
-            <w:r>
-              <w:rPr>
-                <w:rFonts w:ascii="BRH Malayalam Extra" w:hAnsi="BRH Malayalam Extra" w:cs="BRH Devanagari Extra"/>
-                <w:color w:val="000000"/>
-                <w:sz w:val="32"/>
-                <w:szCs w:val="40"/>
-                <w:lang w:bidi="ml-IN"/>
-              </w:rPr>
-              <w:t>–</w:t>
-            </w:r>
-            <w:proofErr w:type="spellStart"/>
+            <w:r>
+              <w:rPr>
+                <w:rFonts w:ascii="BRH Malayalam Extra" w:hAnsi="BRH Malayalam Extra" w:cs="BRH Devanagari Extra"/>
+                <w:color w:val="000000"/>
+                <w:sz w:val="32"/>
+                <w:szCs w:val="40"/>
+                <w:lang w:bidi="ml-IN"/>
+              </w:rPr>
+              <w:t>–</w:t>
+            </w:r>
             <w:r>
               <w:rPr>
                 <w:rFonts w:ascii="BRH Devanagari Extra" w:hAnsi="BRH Devanagari Extra" w:cs="BRH Devanagari Extra"/>
@@ -3872,38 +3069,25 @@
               </w:rPr>
               <w:t>uÉÏ</w:t>
             </w:r>
-            <w:proofErr w:type="spellEnd"/>
-            <w:r>
-              <w:rPr>
-                <w:rFonts w:ascii="BRH Malayalam Extra" w:hAnsi="BRH Malayalam Extra" w:cs="BRH Devanagari Extra"/>
-                <w:color w:val="000000"/>
-                <w:sz w:val="32"/>
-                <w:szCs w:val="40"/>
-                <w:lang w:bidi="ml-IN"/>
-              </w:rPr>
-              <w:t>–</w:t>
-            </w:r>
-            <w:proofErr w:type="spellStart"/>
-            <w:r>
-              <w:rPr>
-                <w:rFonts w:ascii="BRH Devanagari Extra" w:hAnsi="BRH Devanagari Extra" w:cs="BRH Devanagari Extra"/>
-                <w:color w:val="000000"/>
-                <w:sz w:val="40"/>
-                <w:szCs w:val="40"/>
-                <w:lang w:bidi="ml-IN"/>
-              </w:rPr>
-              <w:t>iÉÉlkÉÈ</w:t>
-            </w:r>
-            <w:proofErr w:type="spellEnd"/>
-            <w:r>
-              <w:rPr>
-                <w:rFonts w:ascii="BRH Devanagari Extra" w:hAnsi="BRH Devanagari Extra" w:cs="BRH Devanagari Extra"/>
-                <w:color w:val="000000"/>
-                <w:sz w:val="40"/>
-                <w:szCs w:val="40"/>
-                <w:lang w:bidi="ml-IN"/>
-              </w:rPr>
-              <w:t xml:space="preserve"> | </w:t>
+            <w:r>
+              <w:rPr>
+                <w:rFonts w:ascii="BRH Malayalam Extra" w:hAnsi="BRH Malayalam Extra" w:cs="BRH Devanagari Extra"/>
+                <w:color w:val="000000"/>
+                <w:sz w:val="32"/>
+                <w:szCs w:val="40"/>
+                <w:lang w:bidi="ml-IN"/>
+              </w:rPr>
+              <w:t>–</w:t>
+            </w:r>
+            <w:r>
+              <w:rPr>
+                <w:rFonts w:ascii="BRH Devanagari Extra" w:hAnsi="BRH Devanagari Extra" w:cs="BRH Devanagari Extra"/>
+                <w:color w:val="000000"/>
+                <w:sz w:val="40"/>
+                <w:szCs w:val="40"/>
+                <w:lang w:bidi="ml-IN"/>
+              </w:rPr>
+              <w:t xml:space="preserve">iÉÉlkÉÈ | </w:t>
             </w:r>
           </w:p>
           <w:p>
@@ -3938,7 +3122,6 @@
               </w:rPr>
               <w:t>–</w:t>
             </w:r>
-            <w:proofErr w:type="spellStart"/>
             <w:r>
               <w:rPr>
                 <w:rFonts w:ascii="BRH Devanagari Extra" w:hAnsi="BRH Devanagari Extra" w:cs="BRH Devanagari Extra"/>
@@ -3949,38 +3132,25 @@
               </w:rPr>
               <w:t>lkÉÉåÿÅSèkuÉ</w:t>
             </w:r>
-            <w:proofErr w:type="spellEnd"/>
-            <w:r>
-              <w:rPr>
-                <w:rFonts w:ascii="BRH Malayalam Extra" w:hAnsi="BRH Malayalam Extra" w:cs="BRH Devanagari Extra"/>
-                <w:color w:val="000000"/>
-                <w:sz w:val="32"/>
-                <w:szCs w:val="40"/>
-                <w:lang w:bidi="ml-IN"/>
-              </w:rPr>
-              <w:t>–</w:t>
-            </w:r>
-            <w:proofErr w:type="spellStart"/>
-            <w:r>
-              <w:rPr>
-                <w:rFonts w:ascii="BRH Devanagari Extra" w:hAnsi="BRH Devanagari Extra" w:cs="BRH Devanagari Extra"/>
-                <w:color w:val="000000"/>
-                <w:sz w:val="40"/>
-                <w:szCs w:val="40"/>
-                <w:lang w:bidi="ml-IN"/>
-              </w:rPr>
-              <w:t>rÉÑïÈ</w:t>
-            </w:r>
-            <w:proofErr w:type="spellEnd"/>
-            <w:r>
-              <w:rPr>
-                <w:rFonts w:ascii="BRH Devanagari Extra" w:hAnsi="BRH Devanagari Extra" w:cs="BRH Devanagari Extra"/>
-                <w:color w:val="000000"/>
-                <w:sz w:val="40"/>
-                <w:szCs w:val="40"/>
-                <w:lang w:bidi="ml-IN"/>
-              </w:rPr>
-              <w:t xml:space="preserve"> |</w:t>
+            <w:r>
+              <w:rPr>
+                <w:rFonts w:ascii="BRH Malayalam Extra" w:hAnsi="BRH Malayalam Extra" w:cs="BRH Devanagari Extra"/>
+                <w:color w:val="000000"/>
+                <w:sz w:val="32"/>
+                <w:szCs w:val="40"/>
+                <w:lang w:bidi="ml-IN"/>
+              </w:rPr>
+              <w:t>–</w:t>
+            </w:r>
+            <w:r>
+              <w:rPr>
+                <w:rFonts w:ascii="BRH Devanagari Extra" w:hAnsi="BRH Devanagari Extra" w:cs="BRH Devanagari Extra"/>
+                <w:color w:val="000000"/>
+                <w:sz w:val="40"/>
+                <w:szCs w:val="40"/>
+                <w:lang w:bidi="ml-IN"/>
+              </w:rPr>
+              <w:t>rÉÑïÈ |</w:t>
             </w:r>
           </w:p>
         </w:tc>
@@ -4032,7 +3202,6 @@
           <w:szCs w:val="32"/>
           <w:u w:val="single"/>
         </w:rPr>
-        <w:lastRenderedPageBreak/>
         <w:t xml:space="preserve">TS </w:t>
       </w:r>
       <w:r>
@@ -4290,6 +3459,7 @@
                 <w:sz w:val="28"/>
                 <w:szCs w:val="32"/>
               </w:rPr>
+              <w:lastRenderedPageBreak/>
               <w:t>T.S.6.</w:t>
             </w:r>
             <w:r>
@@ -4466,7 +3636,6 @@
               </w:rPr>
               <w:t>–</w:t>
             </w:r>
-            <w:proofErr w:type="spellStart"/>
             <w:r>
               <w:rPr>
                 <w:rFonts w:ascii="BRH Devanagari Extra" w:hAnsi="BRH Devanagari Extra" w:cs="BRH Devanagari Extra"/>
@@ -4477,38 +3646,25 @@
               </w:rPr>
               <w:t>ÌuÉ</w:t>
             </w:r>
-            <w:proofErr w:type="spellEnd"/>
-            <w:r>
-              <w:rPr>
-                <w:rFonts w:ascii="BRH Malayalam Extra" w:hAnsi="BRH Malayalam Extra" w:cs="BRH Devanagari Extra"/>
-                <w:color w:val="000000"/>
-                <w:sz w:val="32"/>
-                <w:szCs w:val="40"/>
-                <w:lang w:bidi="ml-IN"/>
-              </w:rPr>
-              <w:t>–</w:t>
-            </w:r>
-            <w:proofErr w:type="spellStart"/>
-            <w:r>
-              <w:rPr>
-                <w:rFonts w:ascii="BRH Devanagari Extra" w:hAnsi="BRH Devanagari Extra" w:cs="BRH Devanagari Extra"/>
-                <w:color w:val="000000"/>
-                <w:sz w:val="40"/>
-                <w:szCs w:val="40"/>
-                <w:lang w:bidi="ml-IN"/>
-              </w:rPr>
-              <w:t>iÉ×mÉëþxÉÔiÉÈ</w:t>
-            </w:r>
-            <w:proofErr w:type="spellEnd"/>
-            <w:r>
-              <w:rPr>
-                <w:rFonts w:ascii="BRH Devanagari Extra" w:hAnsi="BRH Devanagari Extra" w:cs="BRH Devanagari Extra"/>
-                <w:color w:val="000000"/>
-                <w:sz w:val="40"/>
-                <w:szCs w:val="40"/>
-                <w:lang w:bidi="ml-IN"/>
-              </w:rPr>
-              <w:t xml:space="preserve"> | </w:t>
+            <w:r>
+              <w:rPr>
+                <w:rFonts w:ascii="BRH Malayalam Extra" w:hAnsi="BRH Malayalam Extra" w:cs="BRH Devanagari Extra"/>
+                <w:color w:val="000000"/>
+                <w:sz w:val="32"/>
+                <w:szCs w:val="40"/>
+                <w:lang w:bidi="ml-IN"/>
+              </w:rPr>
+              <w:t>–</w:t>
+            </w:r>
+            <w:r>
+              <w:rPr>
+                <w:rFonts w:ascii="BRH Devanagari Extra" w:hAnsi="BRH Devanagari Extra" w:cs="BRH Devanagari Extra"/>
+                <w:color w:val="000000"/>
+                <w:sz w:val="40"/>
+                <w:szCs w:val="40"/>
+                <w:lang w:bidi="ml-IN"/>
+              </w:rPr>
+              <w:t xml:space="preserve">iÉ×mÉëþxÉÔiÉÈ | </w:t>
             </w:r>
           </w:p>
           <w:p>
@@ -4541,7 +3697,6 @@
               </w:rPr>
               <w:t>–</w:t>
             </w:r>
-            <w:proofErr w:type="spellStart"/>
             <w:r>
               <w:rPr>
                 <w:rFonts w:ascii="BRH Devanagari Extra" w:hAnsi="BRH Devanagari Extra" w:cs="BRH Devanagari Extra"/>
@@ -4552,7 +3707,6 @@
               </w:rPr>
               <w:t>ÌuÉ</w:t>
             </w:r>
-            <w:proofErr w:type="spellEnd"/>
             <w:r>
               <w:rPr>
                 <w:rFonts w:ascii="BRH Malayalam Extra" w:hAnsi="BRH Malayalam Extra" w:cs="BRH Devanagari Extra"/>
@@ -4595,27 +3749,15 @@
               </w:rPr>
               <w:t>–</w:t>
             </w:r>
-            <w:proofErr w:type="spellStart"/>
-            <w:r>
-              <w:rPr>
-                <w:rFonts w:ascii="BRH Devanagari Extra" w:hAnsi="BRH Devanagari Extra" w:cs="BRH Devanagari Extra"/>
-                <w:color w:val="000000"/>
-                <w:sz w:val="40"/>
-                <w:szCs w:val="40"/>
-                <w:lang w:bidi="ml-IN"/>
-              </w:rPr>
-              <w:t>mÉëþxÉÔiÉ</w:t>
-            </w:r>
-            <w:proofErr w:type="spellEnd"/>
-            <w:r>
-              <w:rPr>
-                <w:rFonts w:ascii="BRH Devanagari Extra" w:hAnsi="BRH Devanagari Extra" w:cs="BRH Devanagari Extra"/>
-                <w:color w:val="000000"/>
-                <w:sz w:val="40"/>
-                <w:szCs w:val="40"/>
-                <w:lang w:bidi="ml-IN"/>
-              </w:rPr>
-              <w:t xml:space="preserve"> L</w:t>
+            <w:r>
+              <w:rPr>
+                <w:rFonts w:ascii="BRH Devanagari Extra" w:hAnsi="BRH Devanagari Extra" w:cs="BRH Devanagari Extra"/>
+                <w:color w:val="000000"/>
+                <w:sz w:val="40"/>
+                <w:szCs w:val="40"/>
+                <w:lang w:bidi="ml-IN"/>
+              </w:rPr>
+              <w:t>mÉëþxÉÔiÉ L</w:t>
             </w:r>
             <w:r>
               <w:rPr>
@@ -4714,7 +3856,6 @@
               </w:rPr>
               <w:t>–</w:t>
             </w:r>
-            <w:proofErr w:type="spellStart"/>
             <w:r>
               <w:rPr>
                 <w:rFonts w:ascii="BRH Devanagari Extra" w:hAnsi="BRH Devanagari Extra" w:cs="BRH Devanagari Extra"/>
@@ -4725,38 +3866,25 @@
               </w:rPr>
               <w:t>ÌuÉ</w:t>
             </w:r>
-            <w:proofErr w:type="spellEnd"/>
-            <w:r>
-              <w:rPr>
-                <w:rFonts w:ascii="BRH Malayalam Extra" w:hAnsi="BRH Malayalam Extra" w:cs="BRH Devanagari Extra"/>
-                <w:color w:val="000000"/>
-                <w:sz w:val="32"/>
-                <w:szCs w:val="40"/>
-                <w:lang w:bidi="ml-IN"/>
-              </w:rPr>
-              <w:t>–</w:t>
-            </w:r>
-            <w:proofErr w:type="spellStart"/>
-            <w:r>
-              <w:rPr>
-                <w:rFonts w:ascii="BRH Devanagari Extra" w:hAnsi="BRH Devanagari Extra" w:cs="BRH Devanagari Extra"/>
-                <w:color w:val="000000"/>
-                <w:sz w:val="40"/>
-                <w:szCs w:val="40"/>
-                <w:lang w:bidi="ml-IN"/>
-              </w:rPr>
-              <w:t>iÉ×mÉëþxÉÔiÉÈ</w:t>
-            </w:r>
-            <w:proofErr w:type="spellEnd"/>
-            <w:r>
-              <w:rPr>
-                <w:rFonts w:ascii="BRH Devanagari Extra" w:hAnsi="BRH Devanagari Extra" w:cs="BRH Devanagari Extra"/>
-                <w:color w:val="000000"/>
-                <w:sz w:val="40"/>
-                <w:szCs w:val="40"/>
-                <w:lang w:bidi="ml-IN"/>
-              </w:rPr>
-              <w:t xml:space="preserve"> | </w:t>
+            <w:r>
+              <w:rPr>
+                <w:rFonts w:ascii="BRH Malayalam Extra" w:hAnsi="BRH Malayalam Extra" w:cs="BRH Devanagari Extra"/>
+                <w:color w:val="000000"/>
+                <w:sz w:val="32"/>
+                <w:szCs w:val="40"/>
+                <w:lang w:bidi="ml-IN"/>
+              </w:rPr>
+              <w:t>–</w:t>
+            </w:r>
+            <w:r>
+              <w:rPr>
+                <w:rFonts w:ascii="BRH Devanagari Extra" w:hAnsi="BRH Devanagari Extra" w:cs="BRH Devanagari Extra"/>
+                <w:color w:val="000000"/>
+                <w:sz w:val="40"/>
+                <w:szCs w:val="40"/>
+                <w:lang w:bidi="ml-IN"/>
+              </w:rPr>
+              <w:t xml:space="preserve">iÉ×mÉëþxÉÔiÉÈ | </w:t>
             </w:r>
           </w:p>
           <w:p>
@@ -4789,7 +3917,6 @@
               </w:rPr>
               <w:t>–</w:t>
             </w:r>
-            <w:proofErr w:type="spellStart"/>
             <w:r>
               <w:rPr>
                 <w:rFonts w:ascii="BRH Devanagari Extra" w:hAnsi="BRH Devanagari Extra" w:cs="BRH Devanagari Extra"/>
@@ -4800,18 +3927,16 @@
               </w:rPr>
               <w:t>ÌuÉ</w:t>
             </w:r>
-            <w:proofErr w:type="spellEnd"/>
-            <w:r>
-              <w:rPr>
-                <w:rFonts w:ascii="BRH Malayalam Extra" w:hAnsi="BRH Malayalam Extra" w:cs="BRH Devanagari Extra"/>
-                <w:color w:val="000000"/>
-                <w:sz w:val="32"/>
-                <w:szCs w:val="40"/>
-                <w:lang w:bidi="ml-IN"/>
-              </w:rPr>
-              <w:t>–</w:t>
-            </w:r>
-            <w:proofErr w:type="spellStart"/>
+            <w:r>
+              <w:rPr>
+                <w:rFonts w:ascii="BRH Malayalam Extra" w:hAnsi="BRH Malayalam Extra" w:cs="BRH Devanagari Extra"/>
+                <w:color w:val="000000"/>
+                <w:sz w:val="32"/>
+                <w:szCs w:val="40"/>
+                <w:lang w:bidi="ml-IN"/>
+              </w:rPr>
+              <w:t>–</w:t>
+            </w:r>
             <w:r>
               <w:rPr>
                 <w:rFonts w:ascii="BRH Devanagari Extra" w:hAnsi="BRH Devanagari Extra" w:cs="BRH Devanagari Extra"/>
@@ -4831,18 +3956,7 @@
                 <w:szCs w:val="40"/>
                 <w:lang w:bidi="ml-IN"/>
               </w:rPr>
-              <w:t>×mÉëþxÉÔiÉ</w:t>
-            </w:r>
-            <w:proofErr w:type="spellEnd"/>
-            <w:r>
-              <w:rPr>
-                <w:rFonts w:ascii="BRH Devanagari Extra" w:hAnsi="BRH Devanagari Extra" w:cs="BRH Devanagari Extra"/>
-                <w:color w:val="000000"/>
-                <w:sz w:val="40"/>
-                <w:szCs w:val="40"/>
-                <w:lang w:bidi="ml-IN"/>
-              </w:rPr>
-              <w:t xml:space="preserve"> L</w:t>
+              <w:t>×mÉëþxÉÔiÉ L</w:t>
             </w:r>
             <w:r>
               <w:rPr>
@@ -4996,7 +4110,6 @@
                 <w:lang w:val="en-IN" w:eastAsia="en-IN" w:bidi="ml-IN"/>
               </w:rPr>
             </w:pPr>
-            <w:proofErr w:type="spellStart"/>
             <w:r>
               <w:rPr>
                 <w:rFonts w:ascii="BRH Devanagari Extra" w:hAnsi="BRH Devanagari Extra" w:cs="BRH Devanagari Extra"/>
@@ -5007,18 +4120,16 @@
               </w:rPr>
               <w:t>mÉë</w:t>
             </w:r>
-            <w:proofErr w:type="spellEnd"/>
-            <w:r>
-              <w:rPr>
-                <w:rFonts w:ascii="BRH Malayalam Extra" w:hAnsi="BRH Malayalam Extra" w:cs="BRH Devanagari Extra"/>
-                <w:color w:val="000000"/>
-                <w:sz w:val="32"/>
-                <w:szCs w:val="40"/>
-                <w:lang w:bidi="ml-IN"/>
-              </w:rPr>
-              <w:t>–</w:t>
-            </w:r>
-            <w:proofErr w:type="spellStart"/>
+            <w:r>
+              <w:rPr>
+                <w:rFonts w:ascii="BRH Malayalam Extra" w:hAnsi="BRH Malayalam Extra" w:cs="BRH Devanagari Extra"/>
+                <w:color w:val="000000"/>
+                <w:sz w:val="32"/>
+                <w:szCs w:val="40"/>
+                <w:lang w:bidi="ml-IN"/>
+              </w:rPr>
+              <w:t>–</w:t>
+            </w:r>
             <w:r>
               <w:rPr>
                 <w:rFonts w:ascii="BRH Devanagari Extra" w:hAnsi="BRH Devanagari Extra" w:cs="BRH Devanagari Extra"/>
@@ -5040,81 +4151,25 @@
               </w:rPr>
               <w:t>rÉliÉ</w:t>
             </w:r>
-            <w:proofErr w:type="spellEnd"/>
-            <w:r>
-              <w:rPr>
-                <w:rFonts w:ascii="BRH Malayalam Extra" w:hAnsi="BRH Malayalam Extra" w:cs="BRH Devanagari Extra"/>
-                <w:color w:val="000000"/>
-                <w:sz w:val="32"/>
-                <w:szCs w:val="40"/>
-                <w:lang w:bidi="ml-IN"/>
-              </w:rPr>
-              <w:t>–</w:t>
-            </w:r>
-            <w:r>
-              <w:rPr>
-                <w:rFonts w:ascii="BRH Devanagari Extra" w:hAnsi="BRH Devanagari Extra" w:cs="BRH Devanagari Extra"/>
-                <w:color w:val="000000"/>
-                <w:sz w:val="40"/>
-                <w:szCs w:val="40"/>
-                <w:lang w:bidi="ml-IN"/>
-              </w:rPr>
-              <w:t xml:space="preserve"> </w:t>
-            </w:r>
-            <w:proofErr w:type="spellStart"/>
-            <w:r>
-              <w:rPr>
-                <w:rFonts w:ascii="BRH Devanagari Extra" w:hAnsi="BRH Devanagari Extra" w:cs="BRH Devanagari Extra"/>
-                <w:color w:val="000000"/>
-                <w:sz w:val="40"/>
-                <w:szCs w:val="40"/>
-                <w:lang w:bidi="ml-IN"/>
-              </w:rPr>
-              <w:t>CÌiÉþ</w:t>
-            </w:r>
-            <w:proofErr w:type="spellEnd"/>
-            <w:r>
-              <w:rPr>
-                <w:rFonts w:ascii="BRH Devanagari Extra" w:hAnsi="BRH Devanagari Extra" w:cs="BRH Devanagari Extra"/>
-                <w:color w:val="000000"/>
-                <w:sz w:val="40"/>
-                <w:szCs w:val="40"/>
-                <w:lang w:bidi="ml-IN"/>
-              </w:rPr>
-              <w:t xml:space="preserve"> </w:t>
-            </w:r>
-            <w:proofErr w:type="spellStart"/>
-            <w:r>
-              <w:rPr>
-                <w:rFonts w:ascii="BRH Devanagari Extra" w:hAnsi="BRH Devanagari Extra" w:cs="BRH Devanagari Extra"/>
-                <w:color w:val="000000"/>
-                <w:sz w:val="40"/>
-                <w:szCs w:val="40"/>
-                <w:lang w:bidi="ml-IN"/>
-              </w:rPr>
-              <w:t>mÉë</w:t>
-            </w:r>
-            <w:proofErr w:type="spellEnd"/>
-            <w:r>
-              <w:rPr>
-                <w:rFonts w:ascii="BRH Devanagari Extra" w:hAnsi="BRH Devanagari Extra" w:cs="BRH Devanagari Extra"/>
-                <w:color w:val="000000"/>
-                <w:sz w:val="40"/>
-                <w:szCs w:val="40"/>
-                <w:lang w:bidi="ml-IN"/>
-              </w:rPr>
-              <w:t xml:space="preserve"> - </w:t>
-            </w:r>
-            <w:proofErr w:type="spellStart"/>
-            <w:r>
-              <w:rPr>
-                <w:rFonts w:ascii="BRH Devanagari Extra" w:hAnsi="BRH Devanagari Extra" w:cs="BRH Devanagari Extra"/>
-                <w:color w:val="000000"/>
-                <w:sz w:val="40"/>
-                <w:szCs w:val="40"/>
-                <w:lang w:bidi="ml-IN"/>
-              </w:rPr>
-              <w:t>eÉÉrÉþliÉ</w:t>
+            <w:r>
+              <w:rPr>
+                <w:rFonts w:ascii="BRH Malayalam Extra" w:hAnsi="BRH Malayalam Extra" w:cs="BRH Devanagari Extra"/>
+                <w:color w:val="000000"/>
+                <w:sz w:val="32"/>
+                <w:szCs w:val="40"/>
+                <w:lang w:bidi="ml-IN"/>
+              </w:rPr>
+              <w:t>–</w:t>
+            </w:r>
+            <w:r>
+              <w:rPr>
+                <w:rFonts w:ascii="BRH Devanagari Extra" w:hAnsi="BRH Devanagari Extra" w:cs="BRH Devanagari Extra"/>
+                <w:color w:val="000000"/>
+                <w:sz w:val="40"/>
+                <w:szCs w:val="40"/>
+                <w:lang w:bidi="ml-IN"/>
+              </w:rPr>
+              <w:t xml:space="preserve"> CÌiÉþ mÉë - eÉÉrÉþliÉ</w:t>
             </w:r>
             <w:r>
               <w:rPr>
@@ -5126,7 +4181,6 @@
               </w:rPr>
               <w:t>å</w:t>
             </w:r>
-            <w:proofErr w:type="spellEnd"/>
             <w:r>
               <w:rPr>
                 <w:rFonts w:ascii="BRH Devanagari Extra" w:hAnsi="BRH Devanagari Extra" w:cs="BRH Devanagari Extra"/>
@@ -5158,7 +4212,6 @@
                 <w:lang w:val="en-IN" w:eastAsia="en-IN" w:bidi="ml-IN"/>
               </w:rPr>
             </w:pPr>
-            <w:proofErr w:type="spellStart"/>
             <w:r>
               <w:rPr>
                 <w:rFonts w:ascii="BRH Devanagari Extra" w:hAnsi="BRH Devanagari Extra" w:cs="BRH Devanagari Extra"/>
@@ -5169,18 +4222,16 @@
               </w:rPr>
               <w:t>mÉë</w:t>
             </w:r>
-            <w:proofErr w:type="spellEnd"/>
-            <w:r>
-              <w:rPr>
-                <w:rFonts w:ascii="BRH Malayalam Extra" w:hAnsi="BRH Malayalam Extra" w:cs="BRH Devanagari Extra"/>
-                <w:color w:val="000000"/>
-                <w:sz w:val="32"/>
-                <w:szCs w:val="40"/>
-                <w:lang w:bidi="ml-IN"/>
-              </w:rPr>
-              <w:t>–</w:t>
-            </w:r>
-            <w:proofErr w:type="spellStart"/>
+            <w:r>
+              <w:rPr>
+                <w:rFonts w:ascii="BRH Malayalam Extra" w:hAnsi="BRH Malayalam Extra" w:cs="BRH Devanagari Extra"/>
+                <w:color w:val="000000"/>
+                <w:sz w:val="32"/>
+                <w:szCs w:val="40"/>
+                <w:lang w:bidi="ml-IN"/>
+              </w:rPr>
+              <w:t>–</w:t>
+            </w:r>
             <w:r>
               <w:rPr>
                 <w:rFonts w:ascii="BRH Devanagari Extra" w:hAnsi="BRH Devanagari Extra" w:cs="BRH Devanagari Extra"/>
@@ -5212,81 +4263,25 @@
               </w:rPr>
               <w:t>þliÉ</w:t>
             </w:r>
-            <w:proofErr w:type="spellEnd"/>
-            <w:r>
-              <w:rPr>
-                <w:rFonts w:ascii="BRH Malayalam Extra" w:hAnsi="BRH Malayalam Extra" w:cs="BRH Devanagari Extra"/>
-                <w:color w:val="000000"/>
-                <w:sz w:val="32"/>
-                <w:szCs w:val="40"/>
-                <w:lang w:bidi="ml-IN"/>
-              </w:rPr>
-              <w:t>–</w:t>
-            </w:r>
-            <w:r>
-              <w:rPr>
-                <w:rFonts w:ascii="BRH Devanagari Extra" w:hAnsi="BRH Devanagari Extra" w:cs="BRH Devanagari Extra"/>
-                <w:color w:val="000000"/>
-                <w:sz w:val="40"/>
-                <w:szCs w:val="40"/>
-                <w:lang w:bidi="ml-IN"/>
-              </w:rPr>
-              <w:t xml:space="preserve"> </w:t>
-            </w:r>
-            <w:proofErr w:type="spellStart"/>
-            <w:r>
-              <w:rPr>
-                <w:rFonts w:ascii="BRH Devanagari Extra" w:hAnsi="BRH Devanagari Extra" w:cs="BRH Devanagari Extra"/>
-                <w:color w:val="000000"/>
-                <w:sz w:val="40"/>
-                <w:szCs w:val="40"/>
-                <w:lang w:bidi="ml-IN"/>
-              </w:rPr>
-              <w:t>CÌiÉþ</w:t>
-            </w:r>
-            <w:proofErr w:type="spellEnd"/>
-            <w:r>
-              <w:rPr>
-                <w:rFonts w:ascii="BRH Devanagari Extra" w:hAnsi="BRH Devanagari Extra" w:cs="BRH Devanagari Extra"/>
-                <w:color w:val="000000"/>
-                <w:sz w:val="40"/>
-                <w:szCs w:val="40"/>
-                <w:lang w:bidi="ml-IN"/>
-              </w:rPr>
-              <w:t xml:space="preserve"> </w:t>
-            </w:r>
-            <w:proofErr w:type="spellStart"/>
-            <w:r>
-              <w:rPr>
-                <w:rFonts w:ascii="BRH Devanagari Extra" w:hAnsi="BRH Devanagari Extra" w:cs="BRH Devanagari Extra"/>
-                <w:color w:val="000000"/>
-                <w:sz w:val="40"/>
-                <w:szCs w:val="40"/>
-                <w:lang w:bidi="ml-IN"/>
-              </w:rPr>
-              <w:t>mÉë</w:t>
-            </w:r>
-            <w:proofErr w:type="spellEnd"/>
-            <w:r>
-              <w:rPr>
-                <w:rFonts w:ascii="BRH Devanagari Extra" w:hAnsi="BRH Devanagari Extra" w:cs="BRH Devanagari Extra"/>
-                <w:color w:val="000000"/>
-                <w:sz w:val="40"/>
-                <w:szCs w:val="40"/>
-                <w:lang w:bidi="ml-IN"/>
-              </w:rPr>
-              <w:t xml:space="preserve"> - </w:t>
-            </w:r>
-            <w:proofErr w:type="spellStart"/>
-            <w:r>
-              <w:rPr>
-                <w:rFonts w:ascii="BRH Devanagari Extra" w:hAnsi="BRH Devanagari Extra" w:cs="BRH Devanagari Extra"/>
-                <w:color w:val="000000"/>
-                <w:sz w:val="40"/>
-                <w:szCs w:val="40"/>
-                <w:lang w:bidi="ml-IN"/>
-              </w:rPr>
-              <w:t>eÉÉrÉþliÉ</w:t>
+            <w:r>
+              <w:rPr>
+                <w:rFonts w:ascii="BRH Malayalam Extra" w:hAnsi="BRH Malayalam Extra" w:cs="BRH Devanagari Extra"/>
+                <w:color w:val="000000"/>
+                <w:sz w:val="32"/>
+                <w:szCs w:val="40"/>
+                <w:lang w:bidi="ml-IN"/>
+              </w:rPr>
+              <w:t>–</w:t>
+            </w:r>
+            <w:r>
+              <w:rPr>
+                <w:rFonts w:ascii="BRH Devanagari Extra" w:hAnsi="BRH Devanagari Extra" w:cs="BRH Devanagari Extra"/>
+                <w:color w:val="000000"/>
+                <w:sz w:val="40"/>
+                <w:szCs w:val="40"/>
+                <w:lang w:bidi="ml-IN"/>
+              </w:rPr>
+              <w:t xml:space="preserve"> CÌiÉþ mÉë - eÉÉrÉþliÉ</w:t>
             </w:r>
             <w:r>
               <w:rPr>
@@ -5298,7 +4293,6 @@
               </w:rPr>
               <w:t>å</w:t>
             </w:r>
-            <w:proofErr w:type="spellEnd"/>
             <w:r>
               <w:rPr>
                 <w:rFonts w:ascii="BRH Devanagari Extra" w:hAnsi="BRH Devanagari Extra" w:cs="BRH Devanagari Extra"/>
@@ -5452,7 +4446,6 @@
                 <w:lang w:val="en-IN" w:eastAsia="en-IN" w:bidi="ml-IN"/>
               </w:rPr>
             </w:pPr>
-            <w:proofErr w:type="spellStart"/>
             <w:r>
               <w:rPr>
                 <w:rFonts w:ascii="BRH Devanagari Extra" w:hAnsi="BRH Devanagari Extra" w:cs="BRH Devanagari Extra"/>
@@ -5463,60 +4456,36 @@
               </w:rPr>
               <w:t>AlÉÉþUokÉ</w:t>
             </w:r>
-            <w:proofErr w:type="spellEnd"/>
-            <w:r>
-              <w:rPr>
-                <w:rFonts w:ascii="BRH Malayalam Extra" w:hAnsi="BRH Malayalam Extra" w:cs="BRH Devanagari Extra"/>
-                <w:color w:val="000000"/>
-                <w:sz w:val="32"/>
-                <w:szCs w:val="40"/>
-                <w:lang w:bidi="ml-IN"/>
-              </w:rPr>
-              <w:t>–</w:t>
-            </w:r>
-            <w:r>
-              <w:rPr>
-                <w:rFonts w:ascii="BRH Devanagari Extra" w:hAnsi="BRH Devanagari Extra" w:cs="BRH Devanagari Extra"/>
-                <w:color w:val="000000"/>
-                <w:sz w:val="40"/>
-                <w:szCs w:val="40"/>
-                <w:lang w:bidi="ml-IN"/>
-              </w:rPr>
-              <w:t xml:space="preserve"> </w:t>
-            </w:r>
-            <w:proofErr w:type="spellStart"/>
-            <w:r>
-              <w:rPr>
-                <w:rFonts w:ascii="BRH Devanagari Extra" w:hAnsi="BRH Devanagari Extra" w:cs="BRH Devanagari Extra"/>
-                <w:color w:val="000000"/>
-                <w:sz w:val="40"/>
-                <w:szCs w:val="40"/>
-                <w:lang w:bidi="ml-IN"/>
-              </w:rPr>
-              <w:t>CirÉlÉÉÿ</w:t>
-            </w:r>
-            <w:proofErr w:type="spellEnd"/>
-            <w:r>
-              <w:rPr>
-                <w:rFonts w:ascii="BRH Devanagari Extra" w:hAnsi="BRH Devanagari Extra" w:cs="BRH Devanagari Extra"/>
-                <w:color w:val="000000"/>
-                <w:sz w:val="40"/>
-                <w:szCs w:val="40"/>
-                <w:lang w:bidi="ml-IN"/>
-              </w:rPr>
-              <w:t xml:space="preserve"> - U</w:t>
-            </w:r>
-            <w:r>
-              <w:rPr>
-                <w:rFonts w:ascii="BRH Malayalam Extra" w:hAnsi="BRH Malayalam Extra" w:cs="BRH Devanagari Extra"/>
-                <w:color w:val="000000"/>
-                <w:sz w:val="32"/>
-                <w:szCs w:val="40"/>
-                <w:lang w:bidi="ml-IN"/>
-              </w:rPr>
-              <w:t>–</w:t>
-            </w:r>
-            <w:proofErr w:type="spellStart"/>
+            <w:r>
+              <w:rPr>
+                <w:rFonts w:ascii="BRH Malayalam Extra" w:hAnsi="BRH Malayalam Extra" w:cs="BRH Devanagari Extra"/>
+                <w:color w:val="000000"/>
+                <w:sz w:val="32"/>
+                <w:szCs w:val="40"/>
+                <w:lang w:bidi="ml-IN"/>
+              </w:rPr>
+              <w:t>–</w:t>
+            </w:r>
+            <w:r>
+              <w:rPr>
+                <w:rFonts w:ascii="BRH Devanagari Extra" w:hAnsi="BRH Devanagari Extra" w:cs="BRH Devanagari Extra"/>
+                <w:color w:val="000000"/>
+                <w:sz w:val="40"/>
+                <w:szCs w:val="40"/>
+                <w:lang w:bidi="ml-IN"/>
+              </w:rPr>
+              <w:t xml:space="preserve"> CirÉlÉÉÿ - U</w:t>
+            </w:r>
+            <w:r>
+              <w:rPr>
+                <w:rFonts w:ascii="BRH Malayalam Extra" w:hAnsi="BRH Malayalam Extra" w:cs="BRH Devanagari Extra"/>
+                <w:color w:val="000000"/>
+                <w:sz w:val="32"/>
+                <w:szCs w:val="40"/>
+                <w:lang w:bidi="ml-IN"/>
+              </w:rPr>
+              <w:t>–</w:t>
+            </w:r>
             <w:r>
               <w:rPr>
                 <w:rFonts w:ascii="BRH Devanagari Extra" w:hAnsi="BRH Devanagari Extra" w:cs="BRH Devanagari Extra"/>
@@ -5528,7 +4497,6 @@
               </w:rPr>
               <w:t>ojÉ</w:t>
             </w:r>
-            <w:proofErr w:type="spellEnd"/>
             <w:r>
               <w:rPr>
                 <w:rFonts w:ascii="BRH Malayalam Extra" w:hAnsi="BRH Malayalam Extra" w:cs="BRH Devanagari Extra"/>
@@ -5571,7 +4539,6 @@
                 <w:lang w:val="en-IN" w:eastAsia="en-IN" w:bidi="ml-IN"/>
               </w:rPr>
             </w:pPr>
-            <w:proofErr w:type="spellStart"/>
             <w:r>
               <w:rPr>
                 <w:rFonts w:ascii="BRH Devanagari Extra" w:hAnsi="BRH Devanagari Extra" w:cs="BRH Devanagari Extra"/>
@@ -5582,48 +4549,25 @@
               </w:rPr>
               <w:t>AlÉÉþUokÉ</w:t>
             </w:r>
-            <w:proofErr w:type="spellEnd"/>
-            <w:r>
-              <w:rPr>
-                <w:rFonts w:ascii="BRH Malayalam Extra" w:hAnsi="BRH Malayalam Extra" w:cs="BRH Devanagari Extra"/>
-                <w:color w:val="000000"/>
-                <w:sz w:val="32"/>
-                <w:szCs w:val="40"/>
-                <w:lang w:bidi="ml-IN"/>
-              </w:rPr>
-              <w:t>–</w:t>
-            </w:r>
-            <w:r>
-              <w:rPr>
-                <w:rFonts w:ascii="BRH Devanagari Extra" w:hAnsi="BRH Devanagari Extra" w:cs="BRH Devanagari Extra"/>
-                <w:color w:val="000000"/>
-                <w:sz w:val="40"/>
-                <w:szCs w:val="40"/>
-                <w:lang w:bidi="ml-IN"/>
-              </w:rPr>
-              <w:t xml:space="preserve"> </w:t>
-            </w:r>
-            <w:proofErr w:type="spellStart"/>
-            <w:r>
-              <w:rPr>
-                <w:rFonts w:ascii="BRH Devanagari Extra" w:hAnsi="BRH Devanagari Extra" w:cs="BRH Devanagari Extra"/>
-                <w:color w:val="000000"/>
-                <w:sz w:val="40"/>
-                <w:szCs w:val="40"/>
-                <w:lang w:bidi="ml-IN"/>
-              </w:rPr>
-              <w:t>CirÉlÉÉÿ</w:t>
-            </w:r>
-            <w:proofErr w:type="spellEnd"/>
-            <w:r>
-              <w:rPr>
-                <w:rFonts w:ascii="BRH Devanagari Extra" w:hAnsi="BRH Devanagari Extra" w:cs="BRH Devanagari Extra"/>
-                <w:color w:val="000000"/>
-                <w:sz w:val="40"/>
-                <w:szCs w:val="40"/>
-                <w:lang w:bidi="ml-IN"/>
-              </w:rPr>
-              <w:t xml:space="preserve"> - U</w:t>
+            <w:r>
+              <w:rPr>
+                <w:rFonts w:ascii="BRH Malayalam Extra" w:hAnsi="BRH Malayalam Extra" w:cs="BRH Devanagari Extra"/>
+                <w:color w:val="000000"/>
+                <w:sz w:val="32"/>
+                <w:szCs w:val="40"/>
+                <w:lang w:bidi="ml-IN"/>
+              </w:rPr>
+              <w:t>–</w:t>
+            </w:r>
+            <w:r>
+              <w:rPr>
+                <w:rFonts w:ascii="BRH Devanagari Extra" w:hAnsi="BRH Devanagari Extra" w:cs="BRH Devanagari Extra"/>
+                <w:color w:val="000000"/>
+                <w:sz w:val="40"/>
+                <w:szCs w:val="40"/>
+                <w:lang w:bidi="ml-IN"/>
+              </w:rPr>
+              <w:t xml:space="preserve"> CirÉlÉÉÿ - U</w:t>
             </w:r>
             <w:r>
               <w:rPr>
@@ -5636,7 +4580,6 @@
               </w:rPr>
               <w:t>–</w:t>
             </w:r>
-            <w:proofErr w:type="spellStart"/>
             <w:r>
               <w:rPr>
                 <w:rFonts w:ascii="BRH Devanagari Extra" w:hAnsi="BRH Devanagari Extra" w:cs="BRH Devanagari Extra"/>
@@ -5648,7 +4591,6 @@
               </w:rPr>
               <w:t>okÉ</w:t>
             </w:r>
-            <w:proofErr w:type="spellEnd"/>
             <w:r>
               <w:rPr>
                 <w:rFonts w:ascii="BRH Malayalam Extra" w:hAnsi="BRH Malayalam Extra" w:cs="BRH Devanagari Extra"/>
@@ -5825,7 +4767,6 @@
               </w:rPr>
               <w:t>–</w:t>
             </w:r>
-            <w:proofErr w:type="spellStart"/>
             <w:r>
               <w:rPr>
                 <w:rFonts w:ascii="BRH Devanagari Extra" w:hAnsi="BRH Devanagari Extra" w:cs="BRH Devanagari Extra"/>
@@ -5837,7 +4778,6 @@
               </w:rPr>
               <w:t>xrÉ</w:t>
             </w:r>
-            <w:proofErr w:type="spellEnd"/>
             <w:r>
               <w:rPr>
                 <w:rFonts w:ascii="BRH Devanagari Extra" w:hAnsi="BRH Devanagari Extra" w:cs="BRH Devanagari Extra"/>
@@ -5886,29 +4826,7 @@
                 <w:szCs w:val="40"/>
                 <w:lang w:bidi="ml-IN"/>
               </w:rPr>
-              <w:t xml:space="preserve">¥ÉÈ </w:t>
-            </w:r>
-            <w:proofErr w:type="spellStart"/>
-            <w:r>
-              <w:rPr>
-                <w:rFonts w:ascii="BRH Devanagari Extra" w:hAnsi="BRH Devanagari Extra" w:cs="BRH Devanagari Extra"/>
-                <w:color w:val="000000"/>
-                <w:sz w:val="40"/>
-                <w:szCs w:val="40"/>
-                <w:lang w:bidi="ml-IN"/>
-              </w:rPr>
-              <w:t>xrÉÉÿiÉç</w:t>
-            </w:r>
-            <w:proofErr w:type="spellEnd"/>
-            <w:r>
-              <w:rPr>
-                <w:rFonts w:ascii="BRH Devanagari Extra" w:hAnsi="BRH Devanagari Extra" w:cs="BRH Devanagari Extra"/>
-                <w:color w:val="000000"/>
-                <w:sz w:val="40"/>
-                <w:szCs w:val="40"/>
-                <w:lang w:bidi="ml-IN"/>
-              </w:rPr>
-              <w:t xml:space="preserve"> |</w:t>
+              <w:t>¥ÉÈ xrÉÉÿiÉç |</w:t>
             </w:r>
           </w:p>
         </w:tc>
@@ -5950,7 +4868,6 @@
               </w:rPr>
               <w:t>–</w:t>
             </w:r>
-            <w:proofErr w:type="spellStart"/>
             <w:r>
               <w:rPr>
                 <w:rFonts w:ascii="BRH Devanagari Extra" w:hAnsi="BRH Devanagari Extra" w:cs="BRH Devanagari Extra"/>
@@ -5962,7 +4879,6 @@
               </w:rPr>
               <w:t>xrÉ</w:t>
             </w:r>
-            <w:proofErr w:type="spellEnd"/>
             <w:r>
               <w:rPr>
                 <w:rFonts w:ascii="BRH Malayalam Extra" w:hAnsi="BRH Malayalam Extra" w:cs="BRH Devanagari Extra"/>
@@ -6021,29 +4937,7 @@
                 <w:szCs w:val="40"/>
                 <w:lang w:bidi="ml-IN"/>
               </w:rPr>
-              <w:t xml:space="preserve">¥ÉÈ </w:t>
-            </w:r>
-            <w:proofErr w:type="spellStart"/>
-            <w:r>
-              <w:rPr>
-                <w:rFonts w:ascii="BRH Devanagari Extra" w:hAnsi="BRH Devanagari Extra" w:cs="BRH Devanagari Extra"/>
-                <w:color w:val="000000"/>
-                <w:sz w:val="40"/>
-                <w:szCs w:val="40"/>
-                <w:lang w:bidi="ml-IN"/>
-              </w:rPr>
-              <w:t>xrÉÉÿiÉç</w:t>
-            </w:r>
-            <w:proofErr w:type="spellEnd"/>
-            <w:r>
-              <w:rPr>
-                <w:rFonts w:ascii="BRH Devanagari Extra" w:hAnsi="BRH Devanagari Extra" w:cs="BRH Devanagari Extra"/>
-                <w:color w:val="000000"/>
-                <w:sz w:val="40"/>
-                <w:szCs w:val="40"/>
-                <w:lang w:bidi="ml-IN"/>
-              </w:rPr>
-              <w:t xml:space="preserve"> |</w:t>
+              <w:t>¥ÉÈ xrÉÉÿiÉç |</w:t>
             </w:r>
           </w:p>
         </w:tc>
@@ -6189,7 +5083,6 @@
               </w:rPr>
               <w:t>–</w:t>
             </w:r>
-            <w:proofErr w:type="spellStart"/>
             <w:r>
               <w:rPr>
                 <w:rFonts w:ascii="BRH Devanagari Extra" w:hAnsi="BRH Devanagari Extra" w:cs="BRH Devanagari Extra"/>
@@ -6218,42 +5111,8 @@
                 <w:szCs w:val="40"/>
                 <w:lang w:bidi="ml-IN"/>
               </w:rPr>
-              <w:t>þ</w:t>
-            </w:r>
-            <w:proofErr w:type="spellEnd"/>
-            <w:r>
-              <w:rPr>
-                <w:rFonts w:ascii="BRH Devanagari Extra" w:hAnsi="BRH Devanagari Extra" w:cs="BRH Devanagari Extra"/>
-                <w:color w:val="000000"/>
-                <w:sz w:val="40"/>
-                <w:szCs w:val="40"/>
-                <w:lang w:bidi="ml-IN"/>
-              </w:rPr>
-              <w:t xml:space="preserve"> </w:t>
-            </w:r>
-            <w:proofErr w:type="spellStart"/>
-            <w:r>
-              <w:rPr>
-                <w:rFonts w:ascii="BRH Devanagari Extra" w:hAnsi="BRH Devanagari Extra" w:cs="BRH Devanagari Extra"/>
-                <w:color w:val="000000"/>
-                <w:sz w:val="40"/>
-                <w:szCs w:val="40"/>
-                <w:lang w:bidi="ml-IN"/>
-              </w:rPr>
-              <w:t>AxiÉÑ</w:t>
-            </w:r>
-            <w:proofErr w:type="spellEnd"/>
-            <w:r>
-              <w:rPr>
-                <w:rFonts w:ascii="BRH Devanagari Extra" w:hAnsi="BRH Devanagari Extra" w:cs="BRH Devanagari Extra"/>
-                <w:color w:val="000000"/>
-                <w:sz w:val="40"/>
-                <w:szCs w:val="40"/>
-                <w:lang w:bidi="ml-IN"/>
-              </w:rPr>
-              <w:t xml:space="preserve"> | </w:t>
-            </w:r>
-            <w:proofErr w:type="spellStart"/>
+              <w:t xml:space="preserve">þ AxiÉÑ | </w:t>
+            </w:r>
             <w:r>
               <w:rPr>
                 <w:rFonts w:ascii="BRH Devanagari Extra" w:hAnsi="BRH Devanagari Extra" w:cs="BRH Devanagari Extra"/>
@@ -6275,48 +5134,25 @@
               </w:rPr>
               <w:t>xiÉÑ</w:t>
             </w:r>
-            <w:proofErr w:type="spellEnd"/>
-            <w:r>
-              <w:rPr>
-                <w:rFonts w:ascii="BRH Malayalam Extra" w:hAnsi="BRH Malayalam Extra" w:cs="BRH Devanagari Extra"/>
-                <w:color w:val="000000"/>
-                <w:sz w:val="32"/>
-                <w:szCs w:val="40"/>
-                <w:lang w:bidi="ml-IN"/>
-              </w:rPr>
-              <w:t>–</w:t>
-            </w:r>
-            <w:r>
-              <w:rPr>
-                <w:rFonts w:ascii="BRH Devanagari Extra" w:hAnsi="BRH Devanagari Extra" w:cs="BRH Devanagari Extra"/>
-                <w:color w:val="000000"/>
-                <w:sz w:val="40"/>
-                <w:szCs w:val="40"/>
-                <w:lang w:bidi="ml-IN"/>
-              </w:rPr>
-              <w:t xml:space="preserve"> </w:t>
-            </w:r>
-            <w:proofErr w:type="spellStart"/>
-            <w:r>
-              <w:rPr>
-                <w:rFonts w:ascii="BRH Devanagari Extra" w:hAnsi="BRH Devanagari Extra" w:cs="BRH Devanagari Extra"/>
-                <w:color w:val="000000"/>
-                <w:sz w:val="40"/>
-                <w:szCs w:val="40"/>
-                <w:lang w:bidi="ml-IN"/>
-              </w:rPr>
-              <w:t>xÉÔrÉïþÈ</w:t>
-            </w:r>
-            <w:proofErr w:type="spellEnd"/>
-            <w:r>
-              <w:rPr>
-                <w:rFonts w:ascii="BRH Devanagari Extra" w:hAnsi="BRH Devanagari Extra" w:cs="BRH Devanagari Extra"/>
-                <w:color w:val="000000"/>
-                <w:sz w:val="40"/>
-                <w:szCs w:val="40"/>
-                <w:lang w:bidi="ml-IN"/>
-              </w:rPr>
-              <w:t xml:space="preserve"> |</w:t>
+            <w:r>
+              <w:rPr>
+                <w:rFonts w:ascii="BRH Malayalam Extra" w:hAnsi="BRH Malayalam Extra" w:cs="BRH Devanagari Extra"/>
+                <w:color w:val="000000"/>
+                <w:sz w:val="32"/>
+                <w:szCs w:val="40"/>
+                <w:lang w:bidi="ml-IN"/>
+              </w:rPr>
+              <w:t>–</w:t>
+            </w:r>
+            <w:r>
+              <w:rPr>
+                <w:rFonts w:ascii="BRH Devanagari Extra" w:hAnsi="BRH Devanagari Extra" w:cs="BRH Devanagari Extra"/>
+                <w:color w:val="000000"/>
+                <w:sz w:val="40"/>
+                <w:szCs w:val="40"/>
+                <w:lang w:bidi="ml-IN"/>
+              </w:rPr>
+              <w:t xml:space="preserve"> xÉÔrÉïþÈ |</w:t>
             </w:r>
           </w:p>
         </w:tc>
@@ -6358,7 +5194,6 @@
               </w:rPr>
               <w:t>–</w:t>
             </w:r>
-            <w:proofErr w:type="spellStart"/>
             <w:r>
               <w:rPr>
                 <w:rFonts w:ascii="BRH Devanagari Extra" w:hAnsi="BRH Devanagari Extra" w:cs="BRH Devanagari Extra"/>
@@ -6387,40 +5222,7 @@
                 <w:szCs w:val="40"/>
                 <w:lang w:bidi="ml-IN"/>
               </w:rPr>
-              <w:t>þ</w:t>
-            </w:r>
-            <w:proofErr w:type="spellEnd"/>
-            <w:r>
-              <w:rPr>
-                <w:rFonts w:ascii="BRH Devanagari Extra" w:hAnsi="BRH Devanagari Extra" w:cs="BRH Devanagari Extra"/>
-                <w:color w:val="000000"/>
-                <w:sz w:val="40"/>
-                <w:szCs w:val="40"/>
-                <w:lang w:bidi="ml-IN"/>
-              </w:rPr>
-              <w:t xml:space="preserve"> </w:t>
-            </w:r>
-            <w:proofErr w:type="spellStart"/>
-            <w:r>
-              <w:rPr>
-                <w:rFonts w:ascii="BRH Devanagari Extra" w:hAnsi="BRH Devanagari Extra" w:cs="BRH Devanagari Extra"/>
-                <w:color w:val="000000"/>
-                <w:sz w:val="40"/>
-                <w:szCs w:val="40"/>
-                <w:lang w:bidi="ml-IN"/>
-              </w:rPr>
-              <w:t>AxiÉÑ</w:t>
-            </w:r>
-            <w:proofErr w:type="spellEnd"/>
-            <w:r>
-              <w:rPr>
-                <w:rFonts w:ascii="BRH Devanagari Extra" w:hAnsi="BRH Devanagari Extra" w:cs="BRH Devanagari Extra"/>
-                <w:color w:val="000000"/>
-                <w:sz w:val="40"/>
-                <w:szCs w:val="40"/>
-                <w:lang w:bidi="ml-IN"/>
-              </w:rPr>
-              <w:t xml:space="preserve"> | </w:t>
+              <w:t xml:space="preserve">þ AxiÉÑ | </w:t>
             </w:r>
             <w:r>
               <w:rPr>
@@ -6443,7 +5245,6 @@
               </w:rPr>
               <w:t>–</w:t>
             </w:r>
-            <w:proofErr w:type="spellStart"/>
             <w:r>
               <w:rPr>
                 <w:rFonts w:ascii="BRH Devanagari Extra" w:hAnsi="BRH Devanagari Extra" w:cs="BRH Devanagari Extra"/>
@@ -6454,48 +5255,25 @@
               </w:rPr>
               <w:t>xiÉÑ</w:t>
             </w:r>
-            <w:proofErr w:type="spellEnd"/>
-            <w:r>
-              <w:rPr>
-                <w:rFonts w:ascii="BRH Malayalam Extra" w:hAnsi="BRH Malayalam Extra" w:cs="BRH Devanagari Extra"/>
-                <w:color w:val="000000"/>
-                <w:sz w:val="32"/>
-                <w:szCs w:val="40"/>
-                <w:lang w:bidi="ml-IN"/>
-              </w:rPr>
-              <w:t>–</w:t>
-            </w:r>
-            <w:r>
-              <w:rPr>
-                <w:rFonts w:ascii="BRH Devanagari Extra" w:hAnsi="BRH Devanagari Extra" w:cs="BRH Devanagari Extra"/>
-                <w:color w:val="000000"/>
-                <w:sz w:val="40"/>
-                <w:szCs w:val="40"/>
-                <w:lang w:bidi="ml-IN"/>
-              </w:rPr>
-              <w:t xml:space="preserve"> </w:t>
-            </w:r>
-            <w:proofErr w:type="spellStart"/>
-            <w:r>
-              <w:rPr>
-                <w:rFonts w:ascii="BRH Devanagari Extra" w:hAnsi="BRH Devanagari Extra" w:cs="BRH Devanagari Extra"/>
-                <w:color w:val="000000"/>
-                <w:sz w:val="40"/>
-                <w:szCs w:val="40"/>
-                <w:lang w:bidi="ml-IN"/>
-              </w:rPr>
-              <w:t>xÉÔrÉïþÈ</w:t>
-            </w:r>
-            <w:proofErr w:type="spellEnd"/>
-            <w:r>
-              <w:rPr>
-                <w:rFonts w:ascii="BRH Devanagari Extra" w:hAnsi="BRH Devanagari Extra" w:cs="BRH Devanagari Extra"/>
-                <w:color w:val="000000"/>
-                <w:sz w:val="40"/>
-                <w:szCs w:val="40"/>
-                <w:lang w:bidi="ml-IN"/>
-              </w:rPr>
-              <w:t xml:space="preserve"> |</w:t>
+            <w:r>
+              <w:rPr>
+                <w:rFonts w:ascii="BRH Malayalam Extra" w:hAnsi="BRH Malayalam Extra" w:cs="BRH Devanagari Extra"/>
+                <w:color w:val="000000"/>
+                <w:sz w:val="32"/>
+                <w:szCs w:val="40"/>
+                <w:lang w:bidi="ml-IN"/>
+              </w:rPr>
+              <w:t>–</w:t>
+            </w:r>
+            <w:r>
+              <w:rPr>
+                <w:rFonts w:ascii="BRH Devanagari Extra" w:hAnsi="BRH Devanagari Extra" w:cs="BRH Devanagari Extra"/>
+                <w:color w:val="000000"/>
+                <w:sz w:val="40"/>
+                <w:szCs w:val="40"/>
+                <w:lang w:bidi="ml-IN"/>
+              </w:rPr>
+              <w:t xml:space="preserve"> xÉÔrÉïþÈ |</w:t>
             </w:r>
           </w:p>
         </w:tc>
@@ -6533,7 +5311,6 @@
                 <w:sz w:val="28"/>
                 <w:szCs w:val="32"/>
               </w:rPr>
-              <w:lastRenderedPageBreak/>
               <w:t>T.S.6.4.2.6 – Kramam</w:t>
             </w:r>
           </w:p>
@@ -6630,49 +5407,15 @@
                 <w:lang w:bidi="ml-IN"/>
               </w:rPr>
             </w:pPr>
-            <w:proofErr w:type="spellStart"/>
-            <w:r>
-              <w:rPr>
-                <w:rFonts w:ascii="BRH Devanagari Extra" w:hAnsi="BRH Devanagari Extra" w:cs="BRH Devanagari Extra"/>
-                <w:color w:val="000000"/>
-                <w:sz w:val="40"/>
-                <w:szCs w:val="40"/>
-                <w:lang w:bidi="ml-IN"/>
-              </w:rPr>
-              <w:t>rÉSè</w:t>
-            </w:r>
-            <w:proofErr w:type="spellEnd"/>
-            <w:r>
-              <w:rPr>
-                <w:rFonts w:ascii="BRH Devanagari Extra" w:hAnsi="BRH Devanagari Extra" w:cs="BRH Devanagari Extra"/>
-                <w:color w:val="000000"/>
-                <w:sz w:val="40"/>
-                <w:szCs w:val="40"/>
-                <w:lang w:bidi="ml-IN"/>
-              </w:rPr>
-              <w:t xml:space="preserve"> </w:t>
-            </w:r>
-            <w:proofErr w:type="spellStart"/>
-            <w:r>
-              <w:rPr>
-                <w:rFonts w:ascii="BRH Devanagari Extra" w:hAnsi="BRH Devanagari Extra" w:cs="BRH Devanagari Extra"/>
-                <w:color w:val="000000"/>
-                <w:sz w:val="40"/>
-                <w:szCs w:val="40"/>
-                <w:lang w:bidi="ml-IN"/>
-              </w:rPr>
-              <w:t>uÉWûþliÉÏlÉÉqÉç</w:t>
-            </w:r>
-            <w:proofErr w:type="spellEnd"/>
-            <w:r>
-              <w:rPr>
-                <w:rFonts w:ascii="BRH Devanagari Extra" w:hAnsi="BRH Devanagari Extra" w:cs="BRH Devanagari Extra"/>
-                <w:color w:val="000000"/>
-                <w:sz w:val="40"/>
-                <w:szCs w:val="40"/>
-                <w:lang w:bidi="ml-IN"/>
-              </w:rPr>
-              <w:t xml:space="preserve"> | </w:t>
+            <w:r>
+              <w:rPr>
+                <w:rFonts w:ascii="BRH Devanagari Extra" w:hAnsi="BRH Devanagari Extra" w:cs="BRH Devanagari Extra"/>
+                <w:color w:val="000000"/>
+                <w:sz w:val="40"/>
+                <w:szCs w:val="40"/>
+                <w:lang w:bidi="ml-IN"/>
+              </w:rPr>
+              <w:t xml:space="preserve">rÉSè uÉWûþliÉÏlÉÉqÉç | </w:t>
             </w:r>
           </w:p>
           <w:p>
@@ -6690,7 +5433,6 @@
                 <w:lang w:val="en-IN" w:eastAsia="en-IN" w:bidi="ml-IN"/>
               </w:rPr>
             </w:pPr>
-            <w:proofErr w:type="spellStart"/>
             <w:r>
               <w:rPr>
                 <w:rFonts w:ascii="BRH Devanagari Extra" w:hAnsi="BRH Devanagari Extra" w:cs="BRH Devanagari Extra"/>
@@ -6720,60 +5462,27 @@
                 <w:szCs w:val="40"/>
                 <w:lang w:bidi="ml-IN"/>
               </w:rPr>
-              <w:t>ÉÉqÉç</w:t>
-            </w:r>
-            <w:proofErr w:type="spellEnd"/>
-            <w:r>
-              <w:rPr>
-                <w:rFonts w:ascii="BRH Devanagari Extra" w:hAnsi="BRH Devanagari Extra" w:cs="BRH Devanagari Extra"/>
-                <w:color w:val="000000"/>
-                <w:sz w:val="40"/>
-                <w:szCs w:val="40"/>
-                <w:lang w:bidi="ml-IN"/>
-              </w:rPr>
-              <w:t xml:space="preserve"> aÉ×</w:t>
-            </w:r>
-            <w:r>
-              <w:rPr>
-                <w:rFonts w:ascii="BRH Malayalam Extra" w:hAnsi="BRH Malayalam Extra" w:cs="BRH Devanagari Extra"/>
-                <w:color w:val="000000"/>
-                <w:sz w:val="32"/>
-                <w:szCs w:val="40"/>
-                <w:lang w:bidi="ml-IN"/>
-              </w:rPr>
-              <w:t>–</w:t>
-            </w:r>
-            <w:r>
-              <w:rPr>
-                <w:rFonts w:ascii="BRH Devanagari Extra" w:hAnsi="BRH Devanagari Extra" w:cs="BRH Devanagari Extra"/>
-                <w:color w:val="000000"/>
-                <w:sz w:val="40"/>
-                <w:szCs w:val="40"/>
-                <w:lang w:bidi="ml-IN"/>
-              </w:rPr>
-              <w:t>º</w:t>
-            </w:r>
-            <w:proofErr w:type="spellStart"/>
-            <w:r>
-              <w:rPr>
-                <w:rFonts w:ascii="BRH Devanagari Extra" w:hAnsi="BRH Devanagari Extra" w:cs="BRH Devanagari Extra"/>
-                <w:color w:val="000000"/>
-                <w:sz w:val="40"/>
-                <w:szCs w:val="40"/>
-                <w:lang w:bidi="ml-IN"/>
-              </w:rPr>
-              <w:t>ûÉÌiÉþ</w:t>
-            </w:r>
-            <w:proofErr w:type="spellEnd"/>
-            <w:r>
-              <w:rPr>
-                <w:rFonts w:ascii="BRH Devanagari Extra" w:hAnsi="BRH Devanagari Extra" w:cs="BRH Devanagari Extra"/>
-                <w:color w:val="000000"/>
-                <w:sz w:val="40"/>
-                <w:szCs w:val="40"/>
-                <w:lang w:bidi="ml-IN"/>
-              </w:rPr>
-              <w:t xml:space="preserve"> |</w:t>
+              <w:t>ÉÉqÉç aÉ×</w:t>
+            </w:r>
+            <w:r>
+              <w:rPr>
+                <w:rFonts w:ascii="BRH Malayalam Extra" w:hAnsi="BRH Malayalam Extra" w:cs="BRH Devanagari Extra"/>
+                <w:color w:val="000000"/>
+                <w:sz w:val="32"/>
+                <w:szCs w:val="40"/>
+                <w:lang w:bidi="ml-IN"/>
+              </w:rPr>
+              <w:t>–</w:t>
+            </w:r>
+            <w:r>
+              <w:rPr>
+                <w:rFonts w:ascii="BRH Devanagari Extra" w:hAnsi="BRH Devanagari Extra" w:cs="BRH Devanagari Extra"/>
+                <w:color w:val="000000"/>
+                <w:sz w:val="40"/>
+                <w:szCs w:val="40"/>
+                <w:lang w:bidi="ml-IN"/>
+              </w:rPr>
+              <w:t>ºûÉÌiÉþ |</w:t>
             </w:r>
           </w:p>
         </w:tc>
@@ -6796,49 +5505,15 @@
                 <w:lang w:bidi="ml-IN"/>
               </w:rPr>
             </w:pPr>
-            <w:proofErr w:type="spellStart"/>
-            <w:r>
-              <w:rPr>
-                <w:rFonts w:ascii="BRH Devanagari Extra" w:hAnsi="BRH Devanagari Extra" w:cs="BRH Devanagari Extra"/>
-                <w:color w:val="000000"/>
-                <w:sz w:val="40"/>
-                <w:szCs w:val="40"/>
-                <w:lang w:bidi="ml-IN"/>
-              </w:rPr>
-              <w:t>rÉSè</w:t>
-            </w:r>
-            <w:proofErr w:type="spellEnd"/>
-            <w:r>
-              <w:rPr>
-                <w:rFonts w:ascii="BRH Devanagari Extra" w:hAnsi="BRH Devanagari Extra" w:cs="BRH Devanagari Extra"/>
-                <w:color w:val="000000"/>
-                <w:sz w:val="40"/>
-                <w:szCs w:val="40"/>
-                <w:lang w:bidi="ml-IN"/>
-              </w:rPr>
-              <w:t xml:space="preserve"> </w:t>
-            </w:r>
-            <w:proofErr w:type="spellStart"/>
-            <w:r>
-              <w:rPr>
-                <w:rFonts w:ascii="BRH Devanagari Extra" w:hAnsi="BRH Devanagari Extra" w:cs="BRH Devanagari Extra"/>
-                <w:color w:val="000000"/>
-                <w:sz w:val="40"/>
-                <w:szCs w:val="40"/>
-                <w:lang w:bidi="ml-IN"/>
-              </w:rPr>
-              <w:t>uÉWûþliÉÏlÉÉqÉç</w:t>
-            </w:r>
-            <w:proofErr w:type="spellEnd"/>
-            <w:r>
-              <w:rPr>
-                <w:rFonts w:ascii="BRH Devanagari Extra" w:hAnsi="BRH Devanagari Extra" w:cs="BRH Devanagari Extra"/>
-                <w:color w:val="000000"/>
-                <w:sz w:val="40"/>
-                <w:szCs w:val="40"/>
-                <w:lang w:bidi="ml-IN"/>
-              </w:rPr>
-              <w:t xml:space="preserve"> | </w:t>
+            <w:r>
+              <w:rPr>
+                <w:rFonts w:ascii="BRH Devanagari Extra" w:hAnsi="BRH Devanagari Extra" w:cs="BRH Devanagari Extra"/>
+                <w:color w:val="000000"/>
+                <w:sz w:val="40"/>
+                <w:szCs w:val="40"/>
+                <w:lang w:bidi="ml-IN"/>
+              </w:rPr>
+              <w:t xml:space="preserve">rÉSè uÉWûþliÉÏlÉÉqÉç | </w:t>
             </w:r>
           </w:p>
           <w:p>
@@ -6856,7 +5531,6 @@
                 <w:lang w:val="en-IN" w:eastAsia="en-IN" w:bidi="ml-IN"/>
               </w:rPr>
             </w:pPr>
-            <w:proofErr w:type="spellStart"/>
             <w:r>
               <w:rPr>
                 <w:rFonts w:ascii="BRH Devanagari Extra" w:hAnsi="BRH Devanagari Extra" w:cs="BRH Devanagari Extra"/>
@@ -6886,60 +5560,27 @@
                 <w:szCs w:val="40"/>
                 <w:lang w:bidi="ml-IN"/>
               </w:rPr>
-              <w:t>lÉÉqÉç</w:t>
-            </w:r>
-            <w:proofErr w:type="spellEnd"/>
-            <w:r>
-              <w:rPr>
-                <w:rFonts w:ascii="BRH Devanagari Extra" w:hAnsi="BRH Devanagari Extra" w:cs="BRH Devanagari Extra"/>
-                <w:color w:val="000000"/>
-                <w:sz w:val="40"/>
-                <w:szCs w:val="40"/>
-                <w:lang w:bidi="ml-IN"/>
-              </w:rPr>
-              <w:t xml:space="preserve"> aÉ×</w:t>
-            </w:r>
-            <w:r>
-              <w:rPr>
-                <w:rFonts w:ascii="BRH Malayalam Extra" w:hAnsi="BRH Malayalam Extra" w:cs="BRH Devanagari Extra"/>
-                <w:color w:val="000000"/>
-                <w:sz w:val="32"/>
-                <w:szCs w:val="40"/>
-                <w:lang w:bidi="ml-IN"/>
-              </w:rPr>
-              <w:t>–</w:t>
-            </w:r>
-            <w:r>
-              <w:rPr>
-                <w:rFonts w:ascii="BRH Devanagari Extra" w:hAnsi="BRH Devanagari Extra" w:cs="BRH Devanagari Extra"/>
-                <w:color w:val="000000"/>
-                <w:sz w:val="40"/>
-                <w:szCs w:val="40"/>
-                <w:lang w:bidi="ml-IN"/>
-              </w:rPr>
-              <w:t>º</w:t>
-            </w:r>
-            <w:proofErr w:type="spellStart"/>
-            <w:r>
-              <w:rPr>
-                <w:rFonts w:ascii="BRH Devanagari Extra" w:hAnsi="BRH Devanagari Extra" w:cs="BRH Devanagari Extra"/>
-                <w:color w:val="000000"/>
-                <w:sz w:val="40"/>
-                <w:szCs w:val="40"/>
-                <w:lang w:bidi="ml-IN"/>
-              </w:rPr>
-              <w:t>ûÉÌiÉþ</w:t>
-            </w:r>
-            <w:proofErr w:type="spellEnd"/>
-            <w:r>
-              <w:rPr>
-                <w:rFonts w:ascii="BRH Devanagari Extra" w:hAnsi="BRH Devanagari Extra" w:cs="BRH Devanagari Extra"/>
-                <w:color w:val="000000"/>
-                <w:sz w:val="40"/>
-                <w:szCs w:val="40"/>
-                <w:lang w:bidi="ml-IN"/>
-              </w:rPr>
-              <w:t xml:space="preserve"> |</w:t>
+              <w:t>lÉÉqÉç aÉ×</w:t>
+            </w:r>
+            <w:r>
+              <w:rPr>
+                <w:rFonts w:ascii="BRH Malayalam Extra" w:hAnsi="BRH Malayalam Extra" w:cs="BRH Devanagari Extra"/>
+                <w:color w:val="000000"/>
+                <w:sz w:val="32"/>
+                <w:szCs w:val="40"/>
+                <w:lang w:bidi="ml-IN"/>
+              </w:rPr>
+              <w:t>–</w:t>
+            </w:r>
+            <w:r>
+              <w:rPr>
+                <w:rFonts w:ascii="BRH Devanagari Extra" w:hAnsi="BRH Devanagari Extra" w:cs="BRH Devanagari Extra"/>
+                <w:color w:val="000000"/>
+                <w:sz w:val="40"/>
+                <w:szCs w:val="40"/>
+                <w:lang w:bidi="ml-IN"/>
+              </w:rPr>
+              <w:t>ºûÉÌiÉþ |</w:t>
             </w:r>
           </w:p>
         </w:tc>
@@ -6977,6 +5618,7 @@
                 <w:sz w:val="28"/>
                 <w:szCs w:val="32"/>
               </w:rPr>
+              <w:lastRenderedPageBreak/>
               <w:t>T.S.6.4.3.4 – Kramam</w:t>
             </w:r>
           </w:p>
@@ -7073,7 +5715,6 @@
                 <w:lang w:bidi="ml-IN"/>
               </w:rPr>
             </w:pPr>
-            <w:proofErr w:type="spellStart"/>
             <w:r>
               <w:rPr>
                 <w:rFonts w:ascii="BRH Devanagari Extra" w:hAnsi="BRH Devanagari Extra" w:cs="BRH Devanagari Extra"/>
@@ -7095,7 +5736,6 @@
               </w:rPr>
               <w:t>þS</w:t>
             </w:r>
-            <w:proofErr w:type="spellEnd"/>
             <w:r>
               <w:rPr>
                 <w:rFonts w:ascii="BRH Malayalam Extra" w:hAnsi="BRH Malayalam Extra" w:cs="BRH Devanagari Extra"/>
@@ -7118,7 +5758,6 @@
               </w:rPr>
               <w:t>±</w:t>
             </w:r>
-            <w:proofErr w:type="spellStart"/>
             <w:r>
               <w:rPr>
                 <w:rFonts w:ascii="BRH Devanagari Extra" w:hAnsi="BRH Devanagari Extra" w:cs="BRH Devanagari Extra"/>
@@ -7138,18 +5777,7 @@
                 <w:szCs w:val="40"/>
                 <w:lang w:bidi="ml-IN"/>
               </w:rPr>
-              <w:t>qÉÉþlÉÉÈ</w:t>
-            </w:r>
-            <w:proofErr w:type="spellEnd"/>
-            <w:r>
-              <w:rPr>
-                <w:rFonts w:ascii="BRH Devanagari Extra" w:hAnsi="BRH Devanagari Extra" w:cs="BRH Devanagari Extra"/>
-                <w:color w:val="000000"/>
-                <w:sz w:val="40"/>
-                <w:szCs w:val="40"/>
-                <w:lang w:bidi="ml-IN"/>
-              </w:rPr>
-              <w:t xml:space="preserve"> | </w:t>
+              <w:t xml:space="preserve">qÉÉþlÉÉÈ | </w:t>
             </w:r>
           </w:p>
           <w:p>
@@ -7195,73 +5823,27 @@
                 <w:szCs w:val="40"/>
                 <w:lang w:bidi="ml-IN"/>
               </w:rPr>
-              <w:t>±</w:t>
-            </w:r>
-            <w:proofErr w:type="spellStart"/>
-            <w:r>
-              <w:rPr>
-                <w:rFonts w:ascii="BRH Devanagari Extra" w:hAnsi="BRH Devanagari Extra" w:cs="BRH Devanagari Extra"/>
-                <w:color w:val="000000"/>
-                <w:sz w:val="40"/>
-                <w:szCs w:val="40"/>
-                <w:lang w:bidi="ml-IN"/>
-              </w:rPr>
-              <w:t>qÉÉþlÉÉÈ</w:t>
-            </w:r>
-            <w:proofErr w:type="spellEnd"/>
-            <w:r>
-              <w:rPr>
-                <w:rFonts w:ascii="BRH Devanagari Extra" w:hAnsi="BRH Devanagari Extra" w:cs="BRH Devanagari Extra"/>
-                <w:color w:val="000000"/>
-                <w:sz w:val="40"/>
-                <w:szCs w:val="40"/>
-                <w:lang w:bidi="ml-IN"/>
-              </w:rPr>
-              <w:t xml:space="preserve"> </w:t>
-            </w:r>
-            <w:proofErr w:type="spellStart"/>
-            <w:r>
-              <w:rPr>
-                <w:rFonts w:ascii="BRH Devanagari Extra" w:hAnsi="BRH Devanagari Extra" w:cs="BRH Devanagari Extra"/>
-                <w:color w:val="000000"/>
-                <w:sz w:val="40"/>
-                <w:szCs w:val="40"/>
-                <w:lang w:bidi="ml-IN"/>
-              </w:rPr>
-              <w:t>mÉÏ</w:t>
-            </w:r>
-            <w:proofErr w:type="spellEnd"/>
-            <w:r>
-              <w:rPr>
-                <w:rFonts w:ascii="BRH Malayalam Extra" w:hAnsi="BRH Malayalam Extra" w:cs="BRH Devanagari Extra"/>
-                <w:color w:val="000000"/>
-                <w:sz w:val="32"/>
-                <w:szCs w:val="40"/>
-                <w:lang w:bidi="ml-IN"/>
-              </w:rPr>
-              <w:t>–</w:t>
-            </w:r>
-            <w:proofErr w:type="spellStart"/>
-            <w:r>
-              <w:rPr>
-                <w:rFonts w:ascii="BRH Devanagari Extra" w:hAnsi="BRH Devanagari Extra" w:cs="BRH Devanagari Extra"/>
-                <w:color w:val="000000"/>
-                <w:sz w:val="40"/>
-                <w:szCs w:val="40"/>
-                <w:lang w:bidi="ml-IN"/>
-              </w:rPr>
-              <w:t>rÉqÉÉþlÉÉÈ</w:t>
-            </w:r>
-            <w:proofErr w:type="spellEnd"/>
-            <w:r>
-              <w:rPr>
-                <w:rFonts w:ascii="BRH Devanagari Extra" w:hAnsi="BRH Devanagari Extra" w:cs="BRH Devanagari Extra"/>
-                <w:color w:val="000000"/>
-                <w:sz w:val="40"/>
-                <w:szCs w:val="40"/>
-                <w:lang w:bidi="ml-IN"/>
-              </w:rPr>
-              <w:t xml:space="preserve"> |</w:t>
+              <w:t>±qÉÉþlÉÉÈ mÉÏ</w:t>
+            </w:r>
+            <w:r>
+              <w:rPr>
+                <w:rFonts w:ascii="BRH Malayalam Extra" w:hAnsi="BRH Malayalam Extra" w:cs="BRH Devanagari Extra"/>
+                <w:color w:val="000000"/>
+                <w:sz w:val="32"/>
+                <w:szCs w:val="40"/>
+                <w:lang w:bidi="ml-IN"/>
+              </w:rPr>
+              <w:t>–</w:t>
+            </w:r>
+            <w:r>
+              <w:rPr>
+                <w:rFonts w:ascii="BRH Devanagari Extra" w:hAnsi="BRH Devanagari Extra" w:cs="BRH Devanagari Extra"/>
+                <w:color w:val="000000"/>
+                <w:sz w:val="40"/>
+                <w:szCs w:val="40"/>
+                <w:lang w:bidi="ml-IN"/>
+              </w:rPr>
+              <w:t>rÉqÉÉþlÉÉÈ |</w:t>
             </w:r>
           </w:p>
         </w:tc>
@@ -7284,7 +5866,6 @@
                 <w:lang w:bidi="ml-IN"/>
               </w:rPr>
             </w:pPr>
-            <w:proofErr w:type="spellStart"/>
             <w:r>
               <w:rPr>
                 <w:rFonts w:ascii="BRH Devanagari Extra" w:hAnsi="BRH Devanagari Extra" w:cs="BRH Devanagari Extra"/>
@@ -7306,7 +5887,6 @@
               </w:rPr>
               <w:t>þS</w:t>
             </w:r>
-            <w:proofErr w:type="spellEnd"/>
             <w:r>
               <w:rPr>
                 <w:rFonts w:ascii="BRH Malayalam Extra" w:hAnsi="BRH Malayalam Extra" w:cs="BRH Devanagari Extra"/>
@@ -7329,27 +5909,15 @@
               </w:rPr>
               <w:t>±</w:t>
             </w:r>
-            <w:proofErr w:type="spellStart"/>
-            <w:r>
-              <w:rPr>
-                <w:rFonts w:ascii="BRH Devanagari Extra" w:hAnsi="BRH Devanagari Extra" w:cs="BRH Devanagari Extra"/>
-                <w:color w:val="000000"/>
-                <w:sz w:val="40"/>
-                <w:szCs w:val="40"/>
-                <w:lang w:bidi="ml-IN"/>
-              </w:rPr>
-              <w:t>qÉÉþlÉÉÈ</w:t>
-            </w:r>
-            <w:proofErr w:type="spellEnd"/>
-            <w:r>
-              <w:rPr>
-                <w:rFonts w:ascii="BRH Devanagari Extra" w:hAnsi="BRH Devanagari Extra" w:cs="BRH Devanagari Extra"/>
-                <w:color w:val="000000"/>
-                <w:sz w:val="40"/>
-                <w:szCs w:val="40"/>
-                <w:lang w:bidi="ml-IN"/>
-              </w:rPr>
-              <w:t xml:space="preserve"> | </w:t>
+            <w:r>
+              <w:rPr>
+                <w:rFonts w:ascii="BRH Devanagari Extra" w:hAnsi="BRH Devanagari Extra" w:cs="BRH Devanagari Extra"/>
+                <w:color w:val="000000"/>
+                <w:sz w:val="40"/>
+                <w:szCs w:val="40"/>
+                <w:lang w:bidi="ml-IN"/>
+              </w:rPr>
+              <w:t xml:space="preserve">qÉÉþlÉÉÈ | </w:t>
             </w:r>
           </w:p>
           <w:p>
@@ -7395,73 +5963,27 @@
                 <w:szCs w:val="40"/>
                 <w:lang w:bidi="ml-IN"/>
               </w:rPr>
-              <w:t>±</w:t>
-            </w:r>
-            <w:proofErr w:type="spellStart"/>
-            <w:r>
-              <w:rPr>
-                <w:rFonts w:ascii="BRH Devanagari Extra" w:hAnsi="BRH Devanagari Extra" w:cs="BRH Devanagari Extra"/>
-                <w:color w:val="000000"/>
-                <w:sz w:val="40"/>
-                <w:szCs w:val="40"/>
-                <w:lang w:bidi="ml-IN"/>
-              </w:rPr>
-              <w:t>qÉÉþlÉÉÈ</w:t>
-            </w:r>
-            <w:proofErr w:type="spellEnd"/>
-            <w:r>
-              <w:rPr>
-                <w:rFonts w:ascii="BRH Devanagari Extra" w:hAnsi="BRH Devanagari Extra" w:cs="BRH Devanagari Extra"/>
-                <w:color w:val="000000"/>
-                <w:sz w:val="40"/>
-                <w:szCs w:val="40"/>
-                <w:lang w:bidi="ml-IN"/>
-              </w:rPr>
-              <w:t xml:space="preserve"> </w:t>
-            </w:r>
-            <w:proofErr w:type="spellStart"/>
-            <w:r>
-              <w:rPr>
-                <w:rFonts w:ascii="BRH Devanagari Extra" w:hAnsi="BRH Devanagari Extra" w:cs="BRH Devanagari Extra"/>
-                <w:color w:val="000000"/>
-                <w:sz w:val="40"/>
-                <w:szCs w:val="40"/>
-                <w:lang w:bidi="ml-IN"/>
-              </w:rPr>
-              <w:t>mÉÏ</w:t>
-            </w:r>
-            <w:proofErr w:type="spellEnd"/>
-            <w:r>
-              <w:rPr>
-                <w:rFonts w:ascii="BRH Malayalam Extra" w:hAnsi="BRH Malayalam Extra" w:cs="BRH Devanagari Extra"/>
-                <w:color w:val="000000"/>
-                <w:sz w:val="32"/>
-                <w:szCs w:val="40"/>
-                <w:lang w:bidi="ml-IN"/>
-              </w:rPr>
-              <w:t>–</w:t>
-            </w:r>
-            <w:proofErr w:type="spellStart"/>
-            <w:r>
-              <w:rPr>
-                <w:rFonts w:ascii="BRH Devanagari Extra" w:hAnsi="BRH Devanagari Extra" w:cs="BRH Devanagari Extra"/>
-                <w:color w:val="000000"/>
-                <w:sz w:val="40"/>
-                <w:szCs w:val="40"/>
-                <w:lang w:bidi="ml-IN"/>
-              </w:rPr>
-              <w:t>rÉqÉÉþlÉÉÈ</w:t>
-            </w:r>
-            <w:proofErr w:type="spellEnd"/>
-            <w:r>
-              <w:rPr>
-                <w:rFonts w:ascii="BRH Devanagari Extra" w:hAnsi="BRH Devanagari Extra" w:cs="BRH Devanagari Extra"/>
-                <w:color w:val="000000"/>
-                <w:sz w:val="40"/>
-                <w:szCs w:val="40"/>
-                <w:lang w:bidi="ml-IN"/>
-              </w:rPr>
-              <w:t xml:space="preserve"> |</w:t>
+              <w:t>±qÉÉþlÉÉÈ mÉÏ</w:t>
+            </w:r>
+            <w:r>
+              <w:rPr>
+                <w:rFonts w:ascii="BRH Malayalam Extra" w:hAnsi="BRH Malayalam Extra" w:cs="BRH Devanagari Extra"/>
+                <w:color w:val="000000"/>
+                <w:sz w:val="32"/>
+                <w:szCs w:val="40"/>
+                <w:lang w:bidi="ml-IN"/>
+              </w:rPr>
+              <w:t>–</w:t>
+            </w:r>
+            <w:r>
+              <w:rPr>
+                <w:rFonts w:ascii="BRH Devanagari Extra" w:hAnsi="BRH Devanagari Extra" w:cs="BRH Devanagari Extra"/>
+                <w:color w:val="000000"/>
+                <w:sz w:val="40"/>
+                <w:szCs w:val="40"/>
+                <w:lang w:bidi="ml-IN"/>
+              </w:rPr>
+              <w:t>rÉqÉÉþlÉÉÈ |</w:t>
             </w:r>
           </w:p>
         </w:tc>
@@ -7615,7 +6137,6 @@
               </w:rPr>
               <w:t>–</w:t>
             </w:r>
-            <w:proofErr w:type="spellStart"/>
             <w:r>
               <w:rPr>
                 <w:rFonts w:ascii="BRH Devanagari Extra" w:hAnsi="BRH Devanagari Extra" w:cs="BRH Devanagari Extra"/>
@@ -7626,60 +6147,25 @@
               </w:rPr>
               <w:t>SèkuÉ</w:t>
             </w:r>
-            <w:proofErr w:type="spellEnd"/>
-            <w:r>
-              <w:rPr>
-                <w:rFonts w:ascii="BRH Malayalam Extra" w:hAnsi="BRH Malayalam Extra" w:cs="BRH Devanagari Extra"/>
-                <w:color w:val="000000"/>
-                <w:sz w:val="32"/>
-                <w:szCs w:val="40"/>
-                <w:lang w:bidi="ml-IN"/>
-              </w:rPr>
-              <w:t>–</w:t>
-            </w:r>
-            <w:proofErr w:type="spellStart"/>
-            <w:r>
-              <w:rPr>
-                <w:rFonts w:ascii="BRH Devanagari Extra" w:hAnsi="BRH Devanagari Extra" w:cs="BRH Devanagari Extra"/>
-                <w:color w:val="000000"/>
-                <w:sz w:val="40"/>
-                <w:szCs w:val="40"/>
-                <w:lang w:bidi="ml-IN"/>
-              </w:rPr>
-              <w:t>rÉÔï</w:t>
-            </w:r>
-            <w:proofErr w:type="spellEnd"/>
-            <w:r>
-              <w:rPr>
-                <w:rFonts w:ascii="BRH Devanagari Extra" w:hAnsi="BRH Devanagari Extra" w:cs="BRH Devanagari Extra"/>
-                <w:color w:val="000000"/>
-                <w:sz w:val="40"/>
-                <w:szCs w:val="40"/>
-                <w:lang w:bidi="ml-IN"/>
-              </w:rPr>
-              <w:t xml:space="preserve"> </w:t>
-            </w:r>
-            <w:proofErr w:type="spellStart"/>
-            <w:r>
-              <w:rPr>
-                <w:rFonts w:ascii="BRH Devanagari Extra" w:hAnsi="BRH Devanagari Extra" w:cs="BRH Devanagari Extra"/>
-                <w:color w:val="000000"/>
-                <w:sz w:val="40"/>
-                <w:szCs w:val="40"/>
-                <w:lang w:bidi="ml-IN"/>
-              </w:rPr>
-              <w:t>AÉxiÉÉÿqÉç</w:t>
-            </w:r>
-            <w:proofErr w:type="spellEnd"/>
-            <w:r>
-              <w:rPr>
-                <w:rFonts w:ascii="BRH Devanagari Extra" w:hAnsi="BRH Devanagari Extra" w:cs="BRH Devanagari Extra"/>
-                <w:color w:val="000000"/>
-                <w:sz w:val="40"/>
-                <w:szCs w:val="40"/>
-                <w:lang w:bidi="ml-IN"/>
-              </w:rPr>
-              <w:t xml:space="preserve"> | </w:t>
+            <w:r>
+              <w:rPr>
+                <w:rFonts w:ascii="BRH Malayalam Extra" w:hAnsi="BRH Malayalam Extra" w:cs="BRH Devanagari Extra"/>
+                <w:color w:val="000000"/>
+                <w:sz w:val="32"/>
+                <w:szCs w:val="40"/>
+                <w:lang w:bidi="ml-IN"/>
+              </w:rPr>
+              <w:t>–</w:t>
+            </w:r>
+            <w:r>
+              <w:rPr>
+                <w:rFonts w:ascii="BRH Devanagari Extra" w:hAnsi="BRH Devanagari Extra" w:cs="BRH Devanagari Extra"/>
+                <w:color w:val="000000"/>
+                <w:sz w:val="40"/>
+                <w:szCs w:val="40"/>
+                <w:lang w:bidi="ml-IN"/>
+              </w:rPr>
+              <w:t xml:space="preserve">rÉÔï AÉxiÉÉÿqÉç | </w:t>
             </w:r>
           </w:p>
           <w:p>
@@ -7717,7 +6203,6 @@
               </w:rPr>
               <w:t>–</w:t>
             </w:r>
-            <w:proofErr w:type="spellStart"/>
             <w:r>
               <w:rPr>
                 <w:rFonts w:ascii="BRH Devanagari Extra" w:hAnsi="BRH Devanagari Extra" w:cs="BRH Devanagari Extra"/>
@@ -7728,38 +6213,25 @@
               </w:rPr>
               <w:t>SèkuÉ</w:t>
             </w:r>
-            <w:proofErr w:type="spellEnd"/>
-            <w:r>
-              <w:rPr>
-                <w:rFonts w:ascii="BRH Malayalam Extra" w:hAnsi="BRH Malayalam Extra" w:cs="BRH Devanagari Extra"/>
-                <w:color w:val="000000"/>
-                <w:sz w:val="32"/>
-                <w:szCs w:val="40"/>
-                <w:lang w:bidi="ml-IN"/>
-              </w:rPr>
-              <w:t>–</w:t>
-            </w:r>
-            <w:proofErr w:type="spellStart"/>
-            <w:r>
-              <w:rPr>
-                <w:rFonts w:ascii="BRH Devanagari Extra" w:hAnsi="BRH Devanagari Extra" w:cs="BRH Devanagari Extra"/>
-                <w:color w:val="000000"/>
-                <w:sz w:val="40"/>
-                <w:szCs w:val="40"/>
-                <w:lang w:bidi="ml-IN"/>
-              </w:rPr>
-              <w:t>rÉÔï</w:t>
-            </w:r>
-            <w:proofErr w:type="spellEnd"/>
-            <w:r>
-              <w:rPr>
-                <w:rFonts w:ascii="BRH Devanagari Extra" w:hAnsi="BRH Devanagari Extra" w:cs="BRH Devanagari Extra"/>
-                <w:color w:val="000000"/>
-                <w:sz w:val="40"/>
-                <w:szCs w:val="40"/>
-                <w:lang w:bidi="ml-IN"/>
-              </w:rPr>
-              <w:t xml:space="preserve"> CirÉþ</w:t>
+            <w:r>
+              <w:rPr>
+                <w:rFonts w:ascii="BRH Malayalam Extra" w:hAnsi="BRH Malayalam Extra" w:cs="BRH Devanagari Extra"/>
+                <w:color w:val="000000"/>
+                <w:sz w:val="32"/>
+                <w:szCs w:val="40"/>
+                <w:lang w:bidi="ml-IN"/>
+              </w:rPr>
+              <w:t>–</w:t>
+            </w:r>
+            <w:r>
+              <w:rPr>
+                <w:rFonts w:ascii="BRH Devanagari Extra" w:hAnsi="BRH Devanagari Extra" w:cs="BRH Devanagari Extra"/>
+                <w:color w:val="000000"/>
+                <w:sz w:val="40"/>
+                <w:szCs w:val="40"/>
+                <w:lang w:bidi="ml-IN"/>
+              </w:rPr>
+              <w:t>rÉÔï CirÉþ</w:t>
             </w:r>
             <w:r>
               <w:rPr>
@@ -7782,27 +6254,15 @@
               </w:rPr>
               <w:t>–</w:t>
             </w:r>
-            <w:proofErr w:type="spellStart"/>
-            <w:r>
-              <w:rPr>
-                <w:rFonts w:ascii="BRH Devanagari Extra" w:hAnsi="BRH Devanagari Extra" w:cs="BRH Devanagari Extra"/>
-                <w:color w:val="000000"/>
-                <w:sz w:val="40"/>
-                <w:szCs w:val="40"/>
-                <w:lang w:bidi="ml-IN"/>
-              </w:rPr>
-              <w:t>rÉÔï</w:t>
-            </w:r>
-            <w:proofErr w:type="spellEnd"/>
-            <w:r>
-              <w:rPr>
-                <w:rFonts w:ascii="BRH Devanagari Extra" w:hAnsi="BRH Devanagari Extra" w:cs="BRH Devanagari Extra"/>
-                <w:color w:val="000000"/>
-                <w:sz w:val="40"/>
-                <w:szCs w:val="40"/>
-                <w:lang w:bidi="ml-IN"/>
-              </w:rPr>
-              <w:t xml:space="preserve"> |</w:t>
+            <w:r>
+              <w:rPr>
+                <w:rFonts w:ascii="BRH Devanagari Extra" w:hAnsi="BRH Devanagari Extra" w:cs="BRH Devanagari Extra"/>
+                <w:color w:val="000000"/>
+                <w:sz w:val="40"/>
+                <w:szCs w:val="40"/>
+                <w:lang w:bidi="ml-IN"/>
+              </w:rPr>
+              <w:t>rÉÔï |</w:t>
             </w:r>
           </w:p>
         </w:tc>
@@ -7845,7 +6305,6 @@
               </w:rPr>
               <w:t>–</w:t>
             </w:r>
-            <w:proofErr w:type="spellStart"/>
             <w:r>
               <w:rPr>
                 <w:rFonts w:ascii="BRH Devanagari Extra" w:hAnsi="BRH Devanagari Extra" w:cs="BRH Devanagari Extra"/>
@@ -7856,60 +6315,25 @@
               </w:rPr>
               <w:t>SèkuÉ</w:t>
             </w:r>
-            <w:proofErr w:type="spellEnd"/>
-            <w:r>
-              <w:rPr>
-                <w:rFonts w:ascii="BRH Malayalam Extra" w:hAnsi="BRH Malayalam Extra" w:cs="BRH Devanagari Extra"/>
-                <w:color w:val="000000"/>
-                <w:sz w:val="32"/>
-                <w:szCs w:val="40"/>
-                <w:lang w:bidi="ml-IN"/>
-              </w:rPr>
-              <w:t>–</w:t>
-            </w:r>
-            <w:proofErr w:type="spellStart"/>
-            <w:r>
-              <w:rPr>
-                <w:rFonts w:ascii="BRH Devanagari Extra" w:hAnsi="BRH Devanagari Extra" w:cs="BRH Devanagari Extra"/>
-                <w:color w:val="000000"/>
-                <w:sz w:val="40"/>
-                <w:szCs w:val="40"/>
-                <w:lang w:bidi="ml-IN"/>
-              </w:rPr>
-              <w:t>rÉÔï</w:t>
-            </w:r>
-            <w:proofErr w:type="spellEnd"/>
-            <w:r>
-              <w:rPr>
-                <w:rFonts w:ascii="BRH Devanagari Extra" w:hAnsi="BRH Devanagari Extra" w:cs="BRH Devanagari Extra"/>
-                <w:color w:val="000000"/>
-                <w:sz w:val="40"/>
-                <w:szCs w:val="40"/>
-                <w:lang w:bidi="ml-IN"/>
-              </w:rPr>
-              <w:t xml:space="preserve"> </w:t>
-            </w:r>
-            <w:proofErr w:type="spellStart"/>
-            <w:r>
-              <w:rPr>
-                <w:rFonts w:ascii="BRH Devanagari Extra" w:hAnsi="BRH Devanagari Extra" w:cs="BRH Devanagari Extra"/>
-                <w:color w:val="000000"/>
-                <w:sz w:val="40"/>
-                <w:szCs w:val="40"/>
-                <w:lang w:bidi="ml-IN"/>
-              </w:rPr>
-              <w:t>AÉxiÉÉÿqÉç</w:t>
-            </w:r>
-            <w:proofErr w:type="spellEnd"/>
-            <w:r>
-              <w:rPr>
-                <w:rFonts w:ascii="BRH Devanagari Extra" w:hAnsi="BRH Devanagari Extra" w:cs="BRH Devanagari Extra"/>
-                <w:color w:val="000000"/>
-                <w:sz w:val="40"/>
-                <w:szCs w:val="40"/>
-                <w:lang w:bidi="ml-IN"/>
-              </w:rPr>
-              <w:t xml:space="preserve"> | </w:t>
+            <w:r>
+              <w:rPr>
+                <w:rFonts w:ascii="BRH Malayalam Extra" w:hAnsi="BRH Malayalam Extra" w:cs="BRH Devanagari Extra"/>
+                <w:color w:val="000000"/>
+                <w:sz w:val="32"/>
+                <w:szCs w:val="40"/>
+                <w:lang w:bidi="ml-IN"/>
+              </w:rPr>
+              <w:t>–</w:t>
+            </w:r>
+            <w:r>
+              <w:rPr>
+                <w:rFonts w:ascii="BRH Devanagari Extra" w:hAnsi="BRH Devanagari Extra" w:cs="BRH Devanagari Extra"/>
+                <w:color w:val="000000"/>
+                <w:sz w:val="40"/>
+                <w:szCs w:val="40"/>
+                <w:lang w:bidi="ml-IN"/>
+              </w:rPr>
+              <w:t xml:space="preserve">rÉÔï AÉxiÉÉÿqÉç | </w:t>
             </w:r>
           </w:p>
           <w:p>
@@ -7947,7 +6371,6 @@
               </w:rPr>
               <w:t>–</w:t>
             </w:r>
-            <w:proofErr w:type="spellStart"/>
             <w:r>
               <w:rPr>
                 <w:rFonts w:ascii="BRH Devanagari Extra" w:hAnsi="BRH Devanagari Extra" w:cs="BRH Devanagari Extra"/>
@@ -7958,49 +6381,25 @@
               </w:rPr>
               <w:t>SèkuÉ</w:t>
             </w:r>
-            <w:proofErr w:type="spellEnd"/>
-            <w:r>
-              <w:rPr>
-                <w:rFonts w:ascii="BRH Malayalam Extra" w:hAnsi="BRH Malayalam Extra" w:cs="BRH Devanagari Extra"/>
-                <w:color w:val="000000"/>
-                <w:sz w:val="32"/>
-                <w:szCs w:val="40"/>
-                <w:lang w:bidi="ml-IN"/>
-              </w:rPr>
-              <w:t>–</w:t>
-            </w:r>
-            <w:proofErr w:type="spellStart"/>
-            <w:r>
-              <w:rPr>
-                <w:rFonts w:ascii="BRH Devanagari Extra" w:hAnsi="BRH Devanagari Extra" w:cs="BRH Devanagari Extra"/>
-                <w:color w:val="000000"/>
-                <w:sz w:val="40"/>
-                <w:szCs w:val="40"/>
-                <w:lang w:bidi="ml-IN"/>
-              </w:rPr>
-              <w:t>rÉÔï</w:t>
-            </w:r>
-            <w:proofErr w:type="spellEnd"/>
-            <w:r>
-              <w:rPr>
-                <w:rFonts w:ascii="BRH Devanagari Extra" w:hAnsi="BRH Devanagari Extra" w:cs="BRH Devanagari Extra"/>
-                <w:color w:val="000000"/>
-                <w:sz w:val="40"/>
-                <w:szCs w:val="40"/>
-                <w:lang w:bidi="ml-IN"/>
-              </w:rPr>
-              <w:t xml:space="preserve"> </w:t>
-            </w:r>
-            <w:proofErr w:type="spellStart"/>
-            <w:r>
-              <w:rPr>
-                <w:rFonts w:ascii="BRH Devanagari Extra" w:hAnsi="BRH Devanagari Extra" w:cs="BRH Devanagari Extra"/>
-                <w:color w:val="000000"/>
-                <w:sz w:val="40"/>
-                <w:szCs w:val="40"/>
-                <w:lang w:bidi="ml-IN"/>
-              </w:rPr>
-              <w:t>CirÉ</w:t>
+            <w:r>
+              <w:rPr>
+                <w:rFonts w:ascii="BRH Malayalam Extra" w:hAnsi="BRH Malayalam Extra" w:cs="BRH Devanagari Extra"/>
+                <w:color w:val="000000"/>
+                <w:sz w:val="32"/>
+                <w:szCs w:val="40"/>
+                <w:lang w:bidi="ml-IN"/>
+              </w:rPr>
+              <w:t>–</w:t>
+            </w:r>
+            <w:r>
+              <w:rPr>
+                <w:rFonts w:ascii="BRH Devanagari Extra" w:hAnsi="BRH Devanagari Extra" w:cs="BRH Devanagari Extra"/>
+                <w:color w:val="000000"/>
+                <w:sz w:val="40"/>
+                <w:szCs w:val="40"/>
+                <w:lang w:bidi="ml-IN"/>
+              </w:rPr>
+              <w:t>rÉÔï CirÉ</w:t>
             </w:r>
             <w:r>
               <w:rPr>
@@ -8013,38 +6412,25 @@
               </w:rPr>
               <w:t>SèkuÉ</w:t>
             </w:r>
-            <w:proofErr w:type="spellEnd"/>
-            <w:r>
-              <w:rPr>
-                <w:rFonts w:ascii="BRH Malayalam Extra" w:hAnsi="BRH Malayalam Extra" w:cs="BRH Devanagari Extra"/>
-                <w:color w:val="000000"/>
-                <w:sz w:val="32"/>
-                <w:szCs w:val="40"/>
-                <w:lang w:bidi="ml-IN"/>
-              </w:rPr>
-              <w:t>–</w:t>
-            </w:r>
-            <w:proofErr w:type="spellStart"/>
-            <w:r>
-              <w:rPr>
-                <w:rFonts w:ascii="BRH Devanagari Extra" w:hAnsi="BRH Devanagari Extra" w:cs="BRH Devanagari Extra"/>
-                <w:color w:val="000000"/>
-                <w:sz w:val="40"/>
-                <w:szCs w:val="40"/>
-                <w:lang w:bidi="ml-IN"/>
-              </w:rPr>
-              <w:t>rÉÔï</w:t>
-            </w:r>
-            <w:proofErr w:type="spellEnd"/>
-            <w:r>
-              <w:rPr>
-                <w:rFonts w:ascii="BRH Devanagari Extra" w:hAnsi="BRH Devanagari Extra" w:cs="BRH Devanagari Extra"/>
-                <w:color w:val="000000"/>
-                <w:sz w:val="40"/>
-                <w:szCs w:val="40"/>
-                <w:lang w:bidi="ml-IN"/>
-              </w:rPr>
-              <w:t xml:space="preserve"> |</w:t>
+            <w:r>
+              <w:rPr>
+                <w:rFonts w:ascii="BRH Malayalam Extra" w:hAnsi="BRH Malayalam Extra" w:cs="BRH Devanagari Extra"/>
+                <w:color w:val="000000"/>
+                <w:sz w:val="32"/>
+                <w:szCs w:val="40"/>
+                <w:lang w:bidi="ml-IN"/>
+              </w:rPr>
+              <w:t>–</w:t>
+            </w:r>
+            <w:r>
+              <w:rPr>
+                <w:rFonts w:ascii="BRH Devanagari Extra" w:hAnsi="BRH Devanagari Extra" w:cs="BRH Devanagari Extra"/>
+                <w:color w:val="000000"/>
+                <w:sz w:val="40"/>
+                <w:szCs w:val="40"/>
+                <w:lang w:bidi="ml-IN"/>
+              </w:rPr>
+              <w:t>rÉÔï |</w:t>
             </w:r>
           </w:p>
         </w:tc>
@@ -8195,49 +6581,15 @@
               </w:rPr>
               <w:t>–</w:t>
             </w:r>
-            <w:proofErr w:type="spellStart"/>
-            <w:r>
-              <w:rPr>
-                <w:rFonts w:ascii="BRH Devanagari Extra" w:hAnsi="BRH Devanagari Extra" w:cs="BRH Devanagari Extra"/>
-                <w:color w:val="000000"/>
-                <w:sz w:val="40"/>
-                <w:szCs w:val="40"/>
-                <w:lang w:bidi="ml-IN"/>
-              </w:rPr>
-              <w:t>ÎXç£üÈ</w:t>
-            </w:r>
-            <w:proofErr w:type="spellEnd"/>
-            <w:r>
-              <w:rPr>
-                <w:rFonts w:ascii="BRH Devanagari Extra" w:hAnsi="BRH Devanagari Extra" w:cs="BRH Devanagari Extra"/>
-                <w:color w:val="000000"/>
-                <w:sz w:val="40"/>
-                <w:szCs w:val="40"/>
-                <w:lang w:bidi="ml-IN"/>
-              </w:rPr>
-              <w:t xml:space="preserve"> </w:t>
-            </w:r>
-            <w:proofErr w:type="spellStart"/>
-            <w:r>
-              <w:rPr>
-                <w:rFonts w:ascii="BRH Devanagari Extra" w:hAnsi="BRH Devanagari Extra" w:cs="BRH Devanagari Extra"/>
-                <w:color w:val="000000"/>
-                <w:sz w:val="40"/>
-                <w:szCs w:val="40"/>
-                <w:lang w:bidi="ml-IN"/>
-              </w:rPr>
-              <w:t>mÉÉXç£üþÈ</w:t>
-            </w:r>
-            <w:proofErr w:type="spellEnd"/>
-            <w:r>
-              <w:rPr>
-                <w:rFonts w:ascii="BRH Devanagari Extra" w:hAnsi="BRH Devanagari Extra" w:cs="BRH Devanagari Extra"/>
-                <w:color w:val="000000"/>
-                <w:sz w:val="40"/>
-                <w:szCs w:val="40"/>
-                <w:lang w:bidi="ml-IN"/>
-              </w:rPr>
-              <w:t xml:space="preserve"> | </w:t>
+            <w:r>
+              <w:rPr>
+                <w:rFonts w:ascii="BRH Devanagari Extra" w:hAnsi="BRH Devanagari Extra" w:cs="BRH Devanagari Extra"/>
+                <w:color w:val="000000"/>
+                <w:sz w:val="40"/>
+                <w:szCs w:val="40"/>
+                <w:lang w:bidi="ml-IN"/>
+              </w:rPr>
+              <w:t xml:space="preserve">ÎXç£üÈ mÉÉXç£üþÈ | </w:t>
             </w:r>
           </w:p>
           <w:p>
@@ -8254,7 +6606,6 @@
                 <w:szCs w:val="40"/>
               </w:rPr>
             </w:pPr>
-            <w:proofErr w:type="spellStart"/>
             <w:r>
               <w:rPr>
                 <w:rFonts w:ascii="BRH Devanagari Extra" w:hAnsi="BRH Devanagari Extra" w:cs="BRH Devanagari Extra"/>
@@ -8266,7 +6617,6 @@
               </w:rPr>
               <w:t>mÉÉ</w:t>
             </w:r>
-            <w:proofErr w:type="spellEnd"/>
             <w:r>
               <w:rPr>
                 <w:rFonts w:ascii="BRH Malayalam Extra" w:hAnsi="BRH Malayalam Extra" w:cs="BRH Devanagari Extra"/>
@@ -8278,7 +6628,6 @@
               </w:rPr>
               <w:t>–</w:t>
             </w:r>
-            <w:proofErr w:type="spellStart"/>
             <w:r>
               <w:rPr>
                 <w:rFonts w:ascii="BRH Devanagari Extra" w:hAnsi="BRH Devanagari Extra" w:cs="BRH Devanagari Extra"/>
@@ -8290,7 +6639,6 @@
               </w:rPr>
               <w:t>Xç£üÉå</w:t>
             </w:r>
-            <w:proofErr w:type="spellEnd"/>
             <w:r>
               <w:rPr>
                 <w:rFonts w:ascii="BRH Devanagari Extra" w:hAnsi="BRH Devanagari Extra" w:cs="BRH Devanagari Extra"/>
@@ -8362,49 +6710,15 @@
               </w:rPr>
               <w:t>–</w:t>
             </w:r>
-            <w:proofErr w:type="spellStart"/>
-            <w:r>
-              <w:rPr>
-                <w:rFonts w:ascii="BRH Devanagari Extra" w:hAnsi="BRH Devanagari Extra" w:cs="BRH Devanagari Extra"/>
-                <w:color w:val="000000"/>
-                <w:sz w:val="40"/>
-                <w:szCs w:val="40"/>
-                <w:lang w:bidi="ml-IN"/>
-              </w:rPr>
-              <w:t>ÎXç£üÈ</w:t>
-            </w:r>
-            <w:proofErr w:type="spellEnd"/>
-            <w:r>
-              <w:rPr>
-                <w:rFonts w:ascii="BRH Devanagari Extra" w:hAnsi="BRH Devanagari Extra" w:cs="BRH Devanagari Extra"/>
-                <w:color w:val="000000"/>
-                <w:sz w:val="40"/>
-                <w:szCs w:val="40"/>
-                <w:lang w:bidi="ml-IN"/>
-              </w:rPr>
-              <w:t xml:space="preserve"> </w:t>
-            </w:r>
-            <w:proofErr w:type="spellStart"/>
-            <w:r>
-              <w:rPr>
-                <w:rFonts w:ascii="BRH Devanagari Extra" w:hAnsi="BRH Devanagari Extra" w:cs="BRH Devanagari Extra"/>
-                <w:color w:val="000000"/>
-                <w:sz w:val="40"/>
-                <w:szCs w:val="40"/>
-                <w:lang w:bidi="ml-IN"/>
-              </w:rPr>
-              <w:t>mÉÉXç£üþÈ</w:t>
-            </w:r>
-            <w:proofErr w:type="spellEnd"/>
-            <w:r>
-              <w:rPr>
-                <w:rFonts w:ascii="BRH Devanagari Extra" w:hAnsi="BRH Devanagari Extra" w:cs="BRH Devanagari Extra"/>
-                <w:color w:val="000000"/>
-                <w:sz w:val="40"/>
-                <w:szCs w:val="40"/>
-                <w:lang w:bidi="ml-IN"/>
-              </w:rPr>
-              <w:t xml:space="preserve"> | </w:t>
+            <w:r>
+              <w:rPr>
+                <w:rFonts w:ascii="BRH Devanagari Extra" w:hAnsi="BRH Devanagari Extra" w:cs="BRH Devanagari Extra"/>
+                <w:color w:val="000000"/>
+                <w:sz w:val="40"/>
+                <w:szCs w:val="40"/>
+                <w:lang w:bidi="ml-IN"/>
+              </w:rPr>
+              <w:t xml:space="preserve">ÎXç£üÈ mÉÉXç£üþÈ | </w:t>
             </w:r>
           </w:p>
           <w:p>
@@ -8421,7 +6735,6 @@
                 <w:szCs w:val="40"/>
               </w:rPr>
             </w:pPr>
-            <w:proofErr w:type="spellStart"/>
             <w:r>
               <w:rPr>
                 <w:rFonts w:ascii="BRH Devanagari Extra" w:hAnsi="BRH Devanagari Extra" w:cs="BRH Devanagari Extra"/>
@@ -8433,7 +6746,6 @@
               </w:rPr>
               <w:t>mÉÉXç£üÉåþ</w:t>
             </w:r>
-            <w:proofErr w:type="spellEnd"/>
             <w:r>
               <w:rPr>
                 <w:rFonts w:ascii="BRH Devanagari Extra" w:hAnsi="BRH Devanagari Extra" w:cs="BRH Devanagari Extra"/>
@@ -8644,29 +6956,7 @@
                 <w:szCs w:val="40"/>
                 <w:lang w:bidi="ml-IN"/>
               </w:rPr>
-              <w:t xml:space="preserve"> </w:t>
-            </w:r>
-            <w:proofErr w:type="spellStart"/>
-            <w:r>
-              <w:rPr>
-                <w:rFonts w:ascii="BRH Devanagari Extra" w:hAnsi="BRH Devanagari Extra" w:cs="BRH Devanagari Extra"/>
-                <w:color w:val="000000"/>
-                <w:sz w:val="40"/>
-                <w:szCs w:val="40"/>
-                <w:lang w:bidi="ml-IN"/>
-              </w:rPr>
-              <w:t>iÉxrÉþ</w:t>
-            </w:r>
-            <w:proofErr w:type="spellEnd"/>
-            <w:r>
-              <w:rPr>
-                <w:rFonts w:ascii="BRH Devanagari Extra" w:hAnsi="BRH Devanagari Extra" w:cs="BRH Devanagari Extra"/>
-                <w:color w:val="000000"/>
-                <w:sz w:val="40"/>
-                <w:szCs w:val="40"/>
-                <w:lang w:bidi="ml-IN"/>
-              </w:rPr>
-              <w:t xml:space="preserve"> | </w:t>
+              <w:t xml:space="preserve"> iÉxrÉþ | </w:t>
             </w:r>
           </w:p>
           <w:p>
@@ -8745,27 +7035,15 @@
               </w:rPr>
               <w:t>–</w:t>
             </w:r>
-            <w:proofErr w:type="spellStart"/>
-            <w:r>
-              <w:rPr>
-                <w:rFonts w:ascii="BRH Devanagari Extra" w:hAnsi="BRH Devanagari Extra" w:cs="BRH Devanagari Extra"/>
-                <w:color w:val="000000"/>
-                <w:sz w:val="40"/>
-                <w:szCs w:val="40"/>
-                <w:lang w:bidi="ml-IN"/>
-              </w:rPr>
-              <w:t>ÌuÉirÉxÉÿqÉç</w:t>
-            </w:r>
-            <w:proofErr w:type="spellEnd"/>
-            <w:r>
-              <w:rPr>
-                <w:rFonts w:ascii="BRH Devanagari Extra" w:hAnsi="BRH Devanagari Extra" w:cs="BRH Devanagari Extra"/>
-                <w:color w:val="000000"/>
-                <w:sz w:val="40"/>
-                <w:szCs w:val="40"/>
-                <w:lang w:bidi="ml-IN"/>
-              </w:rPr>
-              <w:t xml:space="preserve"> - </w:t>
+            <w:r>
+              <w:rPr>
+                <w:rFonts w:ascii="BRH Devanagari Extra" w:hAnsi="BRH Devanagari Extra" w:cs="BRH Devanagari Extra"/>
+                <w:color w:val="000000"/>
+                <w:sz w:val="40"/>
+                <w:szCs w:val="40"/>
+                <w:lang w:bidi="ml-IN"/>
+              </w:rPr>
+              <w:t xml:space="preserve">ÌuÉirÉxÉÿqÉç - </w:t>
             </w:r>
             <w:r>
               <w:rPr>
@@ -8897,29 +7175,7 @@
                 <w:szCs w:val="40"/>
                 <w:lang w:bidi="ml-IN"/>
               </w:rPr>
-              <w:t xml:space="preserve"> </w:t>
-            </w:r>
-            <w:proofErr w:type="spellStart"/>
-            <w:r>
-              <w:rPr>
-                <w:rFonts w:ascii="BRH Devanagari Extra" w:hAnsi="BRH Devanagari Extra" w:cs="BRH Devanagari Extra"/>
-                <w:color w:val="000000"/>
-                <w:sz w:val="40"/>
-                <w:szCs w:val="40"/>
-                <w:lang w:bidi="ml-IN"/>
-              </w:rPr>
-              <w:t>iÉxrÉþ</w:t>
-            </w:r>
-            <w:proofErr w:type="spellEnd"/>
-            <w:r>
-              <w:rPr>
-                <w:rFonts w:ascii="BRH Devanagari Extra" w:hAnsi="BRH Devanagari Extra" w:cs="BRH Devanagari Extra"/>
-                <w:color w:val="000000"/>
-                <w:sz w:val="40"/>
-                <w:szCs w:val="40"/>
-                <w:lang w:bidi="ml-IN"/>
-              </w:rPr>
-              <w:t xml:space="preserve"> | </w:t>
+              <w:t xml:space="preserve"> iÉxrÉþ | </w:t>
             </w:r>
           </w:p>
           <w:p>
@@ -8994,29 +7250,16 @@
               </w:rPr>
               <w:t>–</w:t>
             </w:r>
-            <w:proofErr w:type="spellStart"/>
-            <w:r>
-              <w:rPr>
-                <w:rFonts w:ascii="BRH Devanagari Extra" w:hAnsi="BRH Devanagari Extra" w:cs="BRH Devanagari Extra"/>
-                <w:color w:val="000000"/>
-                <w:sz w:val="40"/>
-                <w:szCs w:val="40"/>
-                <w:lang w:bidi="ml-IN"/>
-              </w:rPr>
-              <w:t>ÌuÉirÉxÉÿqÉç</w:t>
-            </w:r>
-            <w:proofErr w:type="spellEnd"/>
-            <w:r>
-              <w:rPr>
-                <w:rFonts w:ascii="BRH Devanagari Extra" w:hAnsi="BRH Devanagari Extra" w:cs="BRH Devanagari Extra"/>
-                <w:color w:val="000000"/>
-                <w:sz w:val="40"/>
-                <w:szCs w:val="40"/>
-                <w:lang w:bidi="ml-IN"/>
-              </w:rPr>
-              <w:t xml:space="preserve"> - </w:t>
-            </w:r>
-            <w:proofErr w:type="spellStart"/>
+            <w:r>
+              <w:rPr>
+                <w:rFonts w:ascii="BRH Devanagari Extra" w:hAnsi="BRH Devanagari Extra" w:cs="BRH Devanagari Extra"/>
+                <w:color w:val="000000"/>
+                <w:sz w:val="40"/>
+                <w:szCs w:val="40"/>
+                <w:lang w:bidi="ml-IN"/>
+              </w:rPr>
+              <w:t xml:space="preserve">ÌuÉirÉxÉÿqÉç - </w:t>
+            </w:r>
             <w:r>
               <w:rPr>
                 <w:rFonts w:ascii="BRH Devanagari Extra" w:hAnsi="BRH Devanagari Extra" w:cs="BRH Devanagari Extra"/>
@@ -9026,19 +7269,7 @@
                 <w:highlight w:val="green"/>
                 <w:lang w:bidi="ml-IN"/>
               </w:rPr>
-              <w:t>xmÉ</w:t>
-            </w:r>
-            <w:proofErr w:type="spellEnd"/>
-            <w:r>
-              <w:rPr>
-                <w:rFonts w:ascii="BRH Devanagari Extra" w:hAnsi="BRH Devanagari Extra" w:cs="BRH Devanagari Extra"/>
-                <w:color w:val="000000"/>
-                <w:sz w:val="40"/>
-                <w:szCs w:val="40"/>
-                <w:highlight w:val="green"/>
-                <w:lang w:bidi="ml-IN"/>
-              </w:rPr>
-              <w:t>××</w:t>
+              <w:t>xmÉ××</w:t>
             </w:r>
             <w:r>
               <w:rPr>
@@ -9283,27 +7514,15 @@
               </w:rPr>
               <w:t>–</w:t>
             </w:r>
-            <w:proofErr w:type="spellStart"/>
-            <w:r>
-              <w:rPr>
-                <w:rFonts w:ascii="BRH Devanagari Extra" w:hAnsi="BRH Devanagari Extra" w:cs="BRH Devanagari Extra"/>
-                <w:color w:val="000000"/>
-                <w:sz w:val="40"/>
-                <w:szCs w:val="40"/>
-                <w:lang w:bidi="ml-IN"/>
-              </w:rPr>
-              <w:t>irÉÉþ</w:t>
-            </w:r>
-            <w:proofErr w:type="spellEnd"/>
-            <w:r>
-              <w:rPr>
-                <w:rFonts w:ascii="BRH Devanagari Extra" w:hAnsi="BRH Devanagari Extra" w:cs="BRH Devanagari Extra"/>
-                <w:color w:val="000000"/>
-                <w:sz w:val="40"/>
-                <w:szCs w:val="40"/>
-                <w:lang w:bidi="ml-IN"/>
-              </w:rPr>
-              <w:t xml:space="preserve"> L</w:t>
+            <w:r>
+              <w:rPr>
+                <w:rFonts w:ascii="BRH Devanagari Extra" w:hAnsi="BRH Devanagari Extra" w:cs="BRH Devanagari Extra"/>
+                <w:color w:val="000000"/>
+                <w:sz w:val="40"/>
+                <w:szCs w:val="40"/>
+                <w:lang w:bidi="ml-IN"/>
+              </w:rPr>
+              <w:t>irÉÉþ L</w:t>
             </w:r>
             <w:r>
               <w:rPr>
@@ -9349,7 +7568,6 @@
                 <w:szCs w:val="40"/>
                 <w:lang w:bidi="ml-IN"/>
               </w:rPr>
-              <w:lastRenderedPageBreak/>
               <w:t>qÉ</w:t>
             </w:r>
             <w:r>
@@ -9362,7 +7580,6 @@
               </w:rPr>
               <w:t>–</w:t>
             </w:r>
-            <w:proofErr w:type="spellStart"/>
             <w:r>
               <w:rPr>
                 <w:rFonts w:ascii="BRH Devanagari Extra" w:hAnsi="BRH Devanagari Extra" w:cs="BRH Devanagari Extra"/>
@@ -9384,7 +7601,6 @@
               </w:rPr>
               <w:t>å</w:t>
             </w:r>
-            <w:proofErr w:type="spellEnd"/>
             <w:r>
               <w:rPr>
                 <w:rFonts w:ascii="BRH Malayalam Extra" w:hAnsi="BRH Malayalam Extra" w:cs="BRH Devanagari Extra"/>
@@ -9415,82 +7631,15 @@
               </w:rPr>
               <w:t>–</w:t>
             </w:r>
-            <w:proofErr w:type="spellStart"/>
-            <w:r>
-              <w:rPr>
-                <w:rFonts w:ascii="BRH Devanagari Extra" w:hAnsi="BRH Devanagari Extra" w:cs="BRH Devanagari Extra"/>
-                <w:color w:val="000000"/>
-                <w:sz w:val="40"/>
-                <w:szCs w:val="40"/>
-                <w:lang w:bidi="ml-IN"/>
-              </w:rPr>
-              <w:t>irÉÉþ</w:t>
-            </w:r>
-            <w:proofErr w:type="spellEnd"/>
-            <w:r>
-              <w:rPr>
-                <w:rFonts w:ascii="BRH Devanagari Extra" w:hAnsi="BRH Devanagari Extra" w:cs="BRH Devanagari Extra"/>
-                <w:color w:val="000000"/>
-                <w:sz w:val="40"/>
-                <w:szCs w:val="40"/>
-                <w:lang w:bidi="ml-IN"/>
-              </w:rPr>
-              <w:t xml:space="preserve"> </w:t>
-            </w:r>
-            <w:proofErr w:type="spellStart"/>
-            <w:r>
-              <w:rPr>
-                <w:rFonts w:ascii="BRH Devanagari Extra" w:hAnsi="BRH Devanagari Extra" w:cs="BRH Devanagari Extra"/>
-                <w:color w:val="000000"/>
-                <w:sz w:val="40"/>
-                <w:szCs w:val="40"/>
-                <w:lang w:bidi="ml-IN"/>
-              </w:rPr>
-              <w:t>CÌiÉþ</w:t>
-            </w:r>
-            <w:proofErr w:type="spellEnd"/>
-            <w:r>
-              <w:rPr>
-                <w:rFonts w:ascii="BRH Devanagari Extra" w:hAnsi="BRH Devanagari Extra" w:cs="BRH Devanagari Extra"/>
-                <w:color w:val="000000"/>
-                <w:sz w:val="40"/>
-                <w:szCs w:val="40"/>
-                <w:lang w:bidi="ml-IN"/>
-              </w:rPr>
-              <w:t xml:space="preserve"> </w:t>
-            </w:r>
-            <w:proofErr w:type="spellStart"/>
-            <w:r>
-              <w:rPr>
-                <w:rFonts w:ascii="BRH Devanagari Extra" w:hAnsi="BRH Devanagari Extra" w:cs="BRH Devanagari Extra"/>
-                <w:color w:val="000000"/>
-                <w:sz w:val="40"/>
-                <w:szCs w:val="40"/>
-                <w:lang w:bidi="ml-IN"/>
-              </w:rPr>
-              <w:t>qÉiÉç</w:t>
-            </w:r>
-            <w:proofErr w:type="spellEnd"/>
-            <w:r>
-              <w:rPr>
-                <w:rFonts w:ascii="BRH Devanagari Extra" w:hAnsi="BRH Devanagari Extra" w:cs="BRH Devanagari Extra"/>
-                <w:color w:val="000000"/>
-                <w:sz w:val="40"/>
-                <w:szCs w:val="40"/>
-                <w:lang w:bidi="ml-IN"/>
-              </w:rPr>
-              <w:t xml:space="preserve"> - </w:t>
-            </w:r>
-            <w:proofErr w:type="spellStart"/>
-            <w:r>
-              <w:rPr>
-                <w:rFonts w:ascii="BRH Devanagari Extra" w:hAnsi="BRH Devanagari Extra" w:cs="BRH Devanagari Extra"/>
-                <w:color w:val="000000"/>
-                <w:sz w:val="40"/>
-                <w:szCs w:val="40"/>
-                <w:lang w:bidi="ml-IN"/>
-              </w:rPr>
-              <w:t>S</w:t>
+            <w:r>
+              <w:rPr>
+                <w:rFonts w:ascii="BRH Devanagari Extra" w:hAnsi="BRH Devanagari Extra" w:cs="BRH Devanagari Extra"/>
+                <w:color w:val="000000"/>
+                <w:sz w:val="40"/>
+                <w:szCs w:val="40"/>
+                <w:lang w:bidi="ml-IN"/>
+              </w:rPr>
+              <w:t>irÉÉþ CÌiÉþ qÉiÉç - S</w:t>
             </w:r>
             <w:r>
               <w:rPr>
@@ -9502,7 +7651,6 @@
               </w:rPr>
               <w:t>å</w:t>
             </w:r>
-            <w:proofErr w:type="spellEnd"/>
             <w:r>
               <w:rPr>
                 <w:rFonts w:ascii="BRH Malayalam Extra" w:hAnsi="BRH Malayalam Extra" w:cs="BRH Devanagari Extra"/>
@@ -9533,27 +7681,15 @@
               </w:rPr>
               <w:t>–</w:t>
             </w:r>
-            <w:proofErr w:type="spellStart"/>
-            <w:r>
-              <w:rPr>
-                <w:rFonts w:ascii="BRH Devanagari Extra" w:hAnsi="BRH Devanagari Extra" w:cs="BRH Devanagari Extra"/>
-                <w:color w:val="000000"/>
-                <w:sz w:val="40"/>
-                <w:szCs w:val="40"/>
-                <w:lang w:bidi="ml-IN"/>
-              </w:rPr>
-              <w:t>irÉÉÿÈ</w:t>
-            </w:r>
-            <w:proofErr w:type="spellEnd"/>
-            <w:r>
-              <w:rPr>
-                <w:rFonts w:ascii="BRH Devanagari Extra" w:hAnsi="BRH Devanagari Extra" w:cs="BRH Devanagari Extra"/>
-                <w:color w:val="000000"/>
-                <w:sz w:val="40"/>
-                <w:szCs w:val="40"/>
-                <w:lang w:bidi="ml-IN"/>
-              </w:rPr>
-              <w:t xml:space="preserve"> |</w:t>
+            <w:r>
+              <w:rPr>
+                <w:rFonts w:ascii="BRH Devanagari Extra" w:hAnsi="BRH Devanagari Extra" w:cs="BRH Devanagari Extra"/>
+                <w:color w:val="000000"/>
+                <w:sz w:val="40"/>
+                <w:szCs w:val="40"/>
+                <w:lang w:bidi="ml-IN"/>
+              </w:rPr>
+              <w:t>irÉÉÿÈ |</w:t>
             </w:r>
           </w:p>
         </w:tc>
@@ -9584,7 +7720,6 @@
                 <w:szCs w:val="40"/>
                 <w:lang w:bidi="ml-IN"/>
               </w:rPr>
-              <w:lastRenderedPageBreak/>
               <w:t>qÉ</w:t>
             </w:r>
             <w:r>
@@ -9647,27 +7782,15 @@
               </w:rPr>
               <w:t>–</w:t>
             </w:r>
-            <w:proofErr w:type="spellStart"/>
-            <w:r>
-              <w:rPr>
-                <w:rFonts w:ascii="BRH Devanagari Extra" w:hAnsi="BRH Devanagari Extra" w:cs="BRH Devanagari Extra"/>
-                <w:color w:val="000000"/>
-                <w:sz w:val="40"/>
-                <w:szCs w:val="40"/>
-                <w:lang w:bidi="ml-IN"/>
-              </w:rPr>
-              <w:t>irÉÉþ</w:t>
-            </w:r>
-            <w:proofErr w:type="spellEnd"/>
-            <w:r>
-              <w:rPr>
-                <w:rFonts w:ascii="BRH Devanagari Extra" w:hAnsi="BRH Devanagari Extra" w:cs="BRH Devanagari Extra"/>
-                <w:color w:val="000000"/>
-                <w:sz w:val="40"/>
-                <w:szCs w:val="40"/>
-                <w:lang w:bidi="ml-IN"/>
-              </w:rPr>
-              <w:t xml:space="preserve"> L</w:t>
+            <w:r>
+              <w:rPr>
+                <w:rFonts w:ascii="BRH Devanagari Extra" w:hAnsi="BRH Devanagari Extra" w:cs="BRH Devanagari Extra"/>
+                <w:color w:val="000000"/>
+                <w:sz w:val="40"/>
+                <w:szCs w:val="40"/>
+                <w:lang w:bidi="ml-IN"/>
+              </w:rPr>
+              <w:t>irÉÉþ L</w:t>
             </w:r>
             <w:r>
               <w:rPr>
@@ -9709,7 +7832,6 @@
                 <w:szCs w:val="40"/>
                 <w:lang w:bidi="ml-IN"/>
               </w:rPr>
-              <w:lastRenderedPageBreak/>
               <w:t>qÉ</w:t>
             </w:r>
             <w:r>
@@ -9776,82 +7898,15 @@
               </w:rPr>
               <w:t>–</w:t>
             </w:r>
-            <w:proofErr w:type="spellStart"/>
-            <w:r>
-              <w:rPr>
-                <w:rFonts w:ascii="BRH Devanagari Extra" w:hAnsi="BRH Devanagari Extra" w:cs="BRH Devanagari Extra"/>
-                <w:color w:val="000000"/>
-                <w:sz w:val="40"/>
-                <w:szCs w:val="40"/>
-                <w:lang w:bidi="ml-IN"/>
-              </w:rPr>
-              <w:t>irÉÉþ</w:t>
-            </w:r>
-            <w:proofErr w:type="spellEnd"/>
-            <w:r>
-              <w:rPr>
-                <w:rFonts w:ascii="BRH Devanagari Extra" w:hAnsi="BRH Devanagari Extra" w:cs="BRH Devanagari Extra"/>
-                <w:color w:val="000000"/>
-                <w:sz w:val="40"/>
-                <w:szCs w:val="40"/>
-                <w:lang w:bidi="ml-IN"/>
-              </w:rPr>
-              <w:t xml:space="preserve"> </w:t>
-            </w:r>
-            <w:proofErr w:type="spellStart"/>
-            <w:r>
-              <w:rPr>
-                <w:rFonts w:ascii="BRH Devanagari Extra" w:hAnsi="BRH Devanagari Extra" w:cs="BRH Devanagari Extra"/>
-                <w:color w:val="000000"/>
-                <w:sz w:val="40"/>
-                <w:szCs w:val="40"/>
-                <w:lang w:bidi="ml-IN"/>
-              </w:rPr>
-              <w:t>CÌiÉþ</w:t>
-            </w:r>
-            <w:proofErr w:type="spellEnd"/>
-            <w:r>
-              <w:rPr>
-                <w:rFonts w:ascii="BRH Devanagari Extra" w:hAnsi="BRH Devanagari Extra" w:cs="BRH Devanagari Extra"/>
-                <w:color w:val="000000"/>
-                <w:sz w:val="40"/>
-                <w:szCs w:val="40"/>
-                <w:lang w:bidi="ml-IN"/>
-              </w:rPr>
-              <w:t xml:space="preserve"> </w:t>
-            </w:r>
-            <w:proofErr w:type="spellStart"/>
-            <w:r>
-              <w:rPr>
-                <w:rFonts w:ascii="BRH Devanagari Extra" w:hAnsi="BRH Devanagari Extra" w:cs="BRH Devanagari Extra"/>
-                <w:color w:val="000000"/>
-                <w:sz w:val="40"/>
-                <w:szCs w:val="40"/>
-                <w:lang w:bidi="ml-IN"/>
-              </w:rPr>
-              <w:t>qÉiÉç</w:t>
-            </w:r>
-            <w:proofErr w:type="spellEnd"/>
-            <w:r>
-              <w:rPr>
-                <w:rFonts w:ascii="BRH Devanagari Extra" w:hAnsi="BRH Devanagari Extra" w:cs="BRH Devanagari Extra"/>
-                <w:color w:val="000000"/>
-                <w:sz w:val="40"/>
-                <w:szCs w:val="40"/>
-                <w:lang w:bidi="ml-IN"/>
-              </w:rPr>
-              <w:t xml:space="preserve"> - </w:t>
-            </w:r>
-            <w:proofErr w:type="spellStart"/>
-            <w:r>
-              <w:rPr>
-                <w:rFonts w:ascii="BRH Devanagari Extra" w:hAnsi="BRH Devanagari Extra" w:cs="BRH Devanagari Extra"/>
-                <w:color w:val="000000"/>
-                <w:sz w:val="40"/>
-                <w:szCs w:val="40"/>
-                <w:lang w:bidi="ml-IN"/>
-              </w:rPr>
-              <w:t>S</w:t>
+            <w:r>
+              <w:rPr>
+                <w:rFonts w:ascii="BRH Devanagari Extra" w:hAnsi="BRH Devanagari Extra" w:cs="BRH Devanagari Extra"/>
+                <w:color w:val="000000"/>
+                <w:sz w:val="40"/>
+                <w:szCs w:val="40"/>
+                <w:lang w:bidi="ml-IN"/>
+              </w:rPr>
+              <w:t>irÉÉþ CÌiÉþ qÉiÉç - S</w:t>
             </w:r>
             <w:r>
               <w:rPr>
@@ -9863,7 +7918,6 @@
               </w:rPr>
               <w:t>å</w:t>
             </w:r>
-            <w:proofErr w:type="spellEnd"/>
             <w:r>
               <w:rPr>
                 <w:rFonts w:ascii="BRH Malayalam Extra" w:hAnsi="BRH Malayalam Extra" w:cs="BRH Devanagari Extra"/>
@@ -9894,27 +7948,15 @@
               </w:rPr>
               <w:t>–</w:t>
             </w:r>
-            <w:proofErr w:type="spellStart"/>
-            <w:r>
-              <w:rPr>
-                <w:rFonts w:ascii="BRH Devanagari Extra" w:hAnsi="BRH Devanagari Extra" w:cs="BRH Devanagari Extra"/>
-                <w:color w:val="000000"/>
-                <w:sz w:val="40"/>
-                <w:szCs w:val="40"/>
-                <w:lang w:bidi="ml-IN"/>
-              </w:rPr>
-              <w:t>irÉÉÿÈ</w:t>
-            </w:r>
-            <w:proofErr w:type="spellEnd"/>
-            <w:r>
-              <w:rPr>
-                <w:rFonts w:ascii="BRH Devanagari Extra" w:hAnsi="BRH Devanagari Extra" w:cs="BRH Devanagari Extra"/>
-                <w:color w:val="000000"/>
-                <w:sz w:val="40"/>
-                <w:szCs w:val="40"/>
-                <w:lang w:bidi="ml-IN"/>
-              </w:rPr>
-              <w:t xml:space="preserve"> |</w:t>
+            <w:r>
+              <w:rPr>
+                <w:rFonts w:ascii="BRH Devanagari Extra" w:hAnsi="BRH Devanagari Extra" w:cs="BRH Devanagari Extra"/>
+                <w:color w:val="000000"/>
+                <w:sz w:val="40"/>
+                <w:szCs w:val="40"/>
+                <w:lang w:bidi="ml-IN"/>
+              </w:rPr>
+              <w:t>irÉÉÿÈ |</w:t>
             </w:r>
           </w:p>
         </w:tc>
@@ -9952,7 +7994,6 @@
                 <w:sz w:val="28"/>
                 <w:szCs w:val="32"/>
               </w:rPr>
-              <w:lastRenderedPageBreak/>
               <w:t>T.S.6.4.8.3 – Kramam</w:t>
             </w:r>
           </w:p>
@@ -10045,7 +8086,6 @@
                 <w:lang w:val="en-IN" w:eastAsia="en-IN" w:bidi="ml-IN"/>
               </w:rPr>
             </w:pPr>
-            <w:proofErr w:type="spellStart"/>
             <w:r>
               <w:rPr>
                 <w:rFonts w:ascii="BRH Devanagari Extra" w:hAnsi="BRH Devanagari Extra" w:cs="BRH Devanagari Extra"/>
@@ -10074,18 +8114,7 @@
                 <w:szCs w:val="40"/>
                 <w:lang w:bidi="ml-IN"/>
               </w:rPr>
-              <w:t>þ</w:t>
-            </w:r>
-            <w:proofErr w:type="spellEnd"/>
-            <w:r>
-              <w:rPr>
-                <w:rFonts w:ascii="BRH Devanagari Extra" w:hAnsi="BRH Devanagari Extra" w:cs="BRH Devanagari Extra"/>
-                <w:color w:val="000000"/>
-                <w:sz w:val="40"/>
-                <w:szCs w:val="40"/>
-                <w:lang w:bidi="ml-IN"/>
-              </w:rPr>
-              <w:t xml:space="preserve"> </w:t>
+              <w:t xml:space="preserve">þ </w:t>
             </w:r>
             <w:r>
               <w:rPr>
@@ -10158,7 +8187,6 @@
               </w:rPr>
               <w:t>–</w:t>
             </w:r>
-            <w:proofErr w:type="spellStart"/>
             <w:r>
               <w:rPr>
                 <w:rFonts w:ascii="BRH Devanagari Extra" w:hAnsi="BRH Devanagari Extra" w:cs="BRH Devanagari Extra"/>
@@ -10169,48 +8197,25 @@
               </w:rPr>
               <w:t>iÉÉ</w:t>
             </w:r>
-            <w:proofErr w:type="spellEnd"/>
-            <w:r>
-              <w:rPr>
-                <w:rFonts w:ascii="BRH Malayalam Extra" w:hAnsi="BRH Malayalam Extra" w:cs="BRH Devanagari Extra"/>
-                <w:color w:val="000000"/>
-                <w:sz w:val="32"/>
-                <w:szCs w:val="40"/>
-                <w:lang w:bidi="ml-IN"/>
-              </w:rPr>
-              <w:t>–</w:t>
-            </w:r>
-            <w:r>
-              <w:rPr>
-                <w:rFonts w:ascii="BRH Devanagari Extra" w:hAnsi="BRH Devanagari Extra" w:cs="BRH Devanagari Extra"/>
-                <w:color w:val="000000"/>
-                <w:sz w:val="40"/>
-                <w:szCs w:val="40"/>
-                <w:lang w:bidi="ml-IN"/>
-              </w:rPr>
-              <w:t xml:space="preserve"> </w:t>
-            </w:r>
-            <w:proofErr w:type="spellStart"/>
-            <w:r>
-              <w:rPr>
-                <w:rFonts w:ascii="BRH Devanagari Extra" w:hAnsi="BRH Devanagari Extra" w:cs="BRH Devanagari Extra"/>
-                <w:color w:val="000000"/>
-                <w:sz w:val="40"/>
-                <w:szCs w:val="40"/>
-                <w:lang w:bidi="ml-IN"/>
-              </w:rPr>
-              <w:t>CÌiÉþ</w:t>
-            </w:r>
-            <w:proofErr w:type="spellEnd"/>
-            <w:r>
-              <w:rPr>
-                <w:rFonts w:ascii="BRH Devanagari Extra" w:hAnsi="BRH Devanagari Extra" w:cs="BRH Devanagari Extra"/>
-                <w:color w:val="000000"/>
-                <w:sz w:val="40"/>
-                <w:szCs w:val="40"/>
-                <w:lang w:bidi="ml-IN"/>
-              </w:rPr>
-              <w:t xml:space="preserve"> | </w:t>
+            <w:r>
+              <w:rPr>
+                <w:rFonts w:ascii="BRH Malayalam Extra" w:hAnsi="BRH Malayalam Extra" w:cs="BRH Devanagari Extra"/>
+                <w:color w:val="000000"/>
+                <w:sz w:val="32"/>
+                <w:szCs w:val="40"/>
+                <w:lang w:bidi="ml-IN"/>
+              </w:rPr>
+              <w:t>–</w:t>
+            </w:r>
+            <w:r>
+              <w:rPr>
+                <w:rFonts w:ascii="BRH Devanagari Extra" w:hAnsi="BRH Devanagari Extra" w:cs="BRH Devanagari Extra"/>
+                <w:color w:val="000000"/>
+                <w:sz w:val="40"/>
+                <w:szCs w:val="40"/>
+                <w:lang w:bidi="ml-IN"/>
+              </w:rPr>
+              <w:t xml:space="preserve"> CÌiÉþ | </w:t>
             </w:r>
           </w:p>
         </w:tc>
@@ -10229,7 +8234,6 @@
                 <w:lang w:val="en-IN" w:eastAsia="en-IN" w:bidi="ml-IN"/>
               </w:rPr>
             </w:pPr>
-            <w:proofErr w:type="spellStart"/>
             <w:r>
               <w:rPr>
                 <w:rFonts w:ascii="BRH Devanagari Extra" w:hAnsi="BRH Devanagari Extra" w:cs="BRH Devanagari Extra"/>
@@ -10258,18 +8262,7 @@
                 <w:szCs w:val="40"/>
                 <w:lang w:bidi="ml-IN"/>
               </w:rPr>
-              <w:t>þ</w:t>
-            </w:r>
-            <w:proofErr w:type="spellEnd"/>
-            <w:r>
-              <w:rPr>
-                <w:rFonts w:ascii="BRH Devanagari Extra" w:hAnsi="BRH Devanagari Extra" w:cs="BRH Devanagari Extra"/>
-                <w:color w:val="000000"/>
-                <w:sz w:val="40"/>
-                <w:szCs w:val="40"/>
-                <w:lang w:bidi="ml-IN"/>
-              </w:rPr>
-              <w:t xml:space="preserve"> </w:t>
+              <w:t xml:space="preserve">þ </w:t>
             </w:r>
             <w:r>
               <w:rPr>
@@ -10332,7 +8325,6 @@
               </w:rPr>
               <w:t>–</w:t>
             </w:r>
-            <w:proofErr w:type="spellStart"/>
             <w:r>
               <w:rPr>
                 <w:rFonts w:ascii="BRH Devanagari Extra" w:hAnsi="BRH Devanagari Extra" w:cs="BRH Devanagari Extra"/>
@@ -10343,48 +8335,25 @@
               </w:rPr>
               <w:t>iÉÉ</w:t>
             </w:r>
-            <w:proofErr w:type="spellEnd"/>
-            <w:r>
-              <w:rPr>
-                <w:rFonts w:ascii="BRH Malayalam Extra" w:hAnsi="BRH Malayalam Extra" w:cs="BRH Devanagari Extra"/>
-                <w:color w:val="000000"/>
-                <w:sz w:val="32"/>
-                <w:szCs w:val="40"/>
-                <w:lang w:bidi="ml-IN"/>
-              </w:rPr>
-              <w:t>–</w:t>
-            </w:r>
-            <w:r>
-              <w:rPr>
-                <w:rFonts w:ascii="BRH Devanagari Extra" w:hAnsi="BRH Devanagari Extra" w:cs="BRH Devanagari Extra"/>
-                <w:color w:val="000000"/>
-                <w:sz w:val="40"/>
-                <w:szCs w:val="40"/>
-                <w:lang w:bidi="ml-IN"/>
-              </w:rPr>
-              <w:t xml:space="preserve"> </w:t>
-            </w:r>
-            <w:proofErr w:type="spellStart"/>
-            <w:r>
-              <w:rPr>
-                <w:rFonts w:ascii="BRH Devanagari Extra" w:hAnsi="BRH Devanagari Extra" w:cs="BRH Devanagari Extra"/>
-                <w:color w:val="000000"/>
-                <w:sz w:val="40"/>
-                <w:szCs w:val="40"/>
-                <w:lang w:bidi="ml-IN"/>
-              </w:rPr>
-              <w:t>CÌiÉþ</w:t>
-            </w:r>
-            <w:proofErr w:type="spellEnd"/>
-            <w:r>
-              <w:rPr>
-                <w:rFonts w:ascii="BRH Devanagari Extra" w:hAnsi="BRH Devanagari Extra" w:cs="BRH Devanagari Extra"/>
-                <w:color w:val="000000"/>
-                <w:sz w:val="40"/>
-                <w:szCs w:val="40"/>
-                <w:lang w:bidi="ml-IN"/>
-              </w:rPr>
-              <w:t xml:space="preserve"> | </w:t>
+            <w:r>
+              <w:rPr>
+                <w:rFonts w:ascii="BRH Malayalam Extra" w:hAnsi="BRH Malayalam Extra" w:cs="BRH Devanagari Extra"/>
+                <w:color w:val="000000"/>
+                <w:sz w:val="32"/>
+                <w:szCs w:val="40"/>
+                <w:lang w:bidi="ml-IN"/>
+              </w:rPr>
+              <w:t>–</w:t>
+            </w:r>
+            <w:r>
+              <w:rPr>
+                <w:rFonts w:ascii="BRH Devanagari Extra" w:hAnsi="BRH Devanagari Extra" w:cs="BRH Devanagari Extra"/>
+                <w:color w:val="000000"/>
+                <w:sz w:val="40"/>
+                <w:szCs w:val="40"/>
+                <w:lang w:bidi="ml-IN"/>
+              </w:rPr>
+              <w:t xml:space="preserve"> CÌiÉþ | </w:t>
             </w:r>
           </w:p>
         </w:tc>
@@ -10422,6 +8391,7 @@
                 <w:sz w:val="28"/>
                 <w:szCs w:val="32"/>
               </w:rPr>
+              <w:lastRenderedPageBreak/>
               <w:t>T.S.6.4.8.3 – Kramam</w:t>
             </w:r>
           </w:p>
@@ -10514,7 +8484,6 @@
                 <w:lang w:val="en-IN" w:eastAsia="en-IN" w:bidi="ml-IN"/>
               </w:rPr>
             </w:pPr>
-            <w:proofErr w:type="spellStart"/>
             <w:r>
               <w:rPr>
                 <w:rFonts w:ascii="BRH Devanagari Extra" w:hAnsi="BRH Devanagari Extra" w:cs="BRH Devanagari Extra"/>
@@ -10536,82 +8505,46 @@
               </w:rPr>
               <w:t>rÉÉ</w:t>
             </w:r>
-            <w:proofErr w:type="spellEnd"/>
-            <w:r>
-              <w:rPr>
-                <w:rFonts w:ascii="BRH Devanagari Extra" w:hAnsi="BRH Devanagari Extra" w:cs="BRH Devanagari Extra"/>
-                <w:color w:val="000000"/>
-                <w:sz w:val="40"/>
-                <w:szCs w:val="40"/>
-                <w:lang w:bidi="ml-IN"/>
-              </w:rPr>
-              <w:t xml:space="preserve"> </w:t>
-            </w:r>
-            <w:proofErr w:type="spellStart"/>
-            <w:r>
-              <w:rPr>
-                <w:rFonts w:ascii="BRH Devanagari Extra" w:hAnsi="BRH Devanagari Extra" w:cs="BRH Devanagari Extra"/>
-                <w:color w:val="000000"/>
-                <w:sz w:val="40"/>
-                <w:szCs w:val="40"/>
-                <w:lang w:bidi="ml-IN"/>
-              </w:rPr>
-              <w:t>CÌiÉ</w:t>
-            </w:r>
-            <w:proofErr w:type="spellEnd"/>
-            <w:r>
-              <w:rPr>
-                <w:rFonts w:ascii="BRH Malayalam Extra" w:hAnsi="BRH Malayalam Extra" w:cs="BRH Devanagari Extra"/>
-                <w:color w:val="000000"/>
-                <w:sz w:val="32"/>
-                <w:szCs w:val="40"/>
-                <w:lang w:bidi="ml-IN"/>
-              </w:rPr>
-              <w:t>–</w:t>
-            </w:r>
-            <w:r>
-              <w:rPr>
-                <w:rFonts w:ascii="BRH Devanagari Extra" w:hAnsi="BRH Devanagari Extra" w:cs="BRH Devanagari Extra"/>
-                <w:color w:val="000000"/>
-                <w:sz w:val="40"/>
-                <w:szCs w:val="40"/>
-                <w:lang w:bidi="ml-IN"/>
-              </w:rPr>
-              <w:t xml:space="preserve"> </w:t>
-            </w:r>
-            <w:proofErr w:type="spellStart"/>
-            <w:r>
-              <w:rPr>
-                <w:rFonts w:ascii="BRH Devanagari Extra" w:hAnsi="BRH Devanagari Extra" w:cs="BRH Devanagari Extra"/>
-                <w:color w:val="000000"/>
-                <w:sz w:val="40"/>
-                <w:szCs w:val="40"/>
-                <w:lang w:bidi="ml-IN"/>
-              </w:rPr>
-              <w:t>ÌuÉ</w:t>
-            </w:r>
-            <w:proofErr w:type="spellEnd"/>
-            <w:r>
-              <w:rPr>
-                <w:rFonts w:ascii="BRH Devanagari Extra" w:hAnsi="BRH Devanagari Extra" w:cs="BRH Devanagari Extra"/>
-                <w:color w:val="000000"/>
-                <w:sz w:val="40"/>
-                <w:szCs w:val="40"/>
-                <w:lang w:bidi="ml-IN"/>
-              </w:rPr>
-              <w:t>-E</w:t>
-            </w:r>
-            <w:r>
-              <w:rPr>
-                <w:rFonts w:ascii="BRH Malayalam Extra" w:hAnsi="BRH Malayalam Extra" w:cs="BRH Devanagari Extra"/>
-                <w:color w:val="000000"/>
-                <w:sz w:val="32"/>
-                <w:szCs w:val="40"/>
-                <w:lang w:bidi="ml-IN"/>
-              </w:rPr>
-              <w:t>–</w:t>
-            </w:r>
-            <w:proofErr w:type="spellStart"/>
+            <w:r>
+              <w:rPr>
+                <w:rFonts w:ascii="BRH Devanagari Extra" w:hAnsi="BRH Devanagari Extra" w:cs="BRH Devanagari Extra"/>
+                <w:color w:val="000000"/>
+                <w:sz w:val="40"/>
+                <w:szCs w:val="40"/>
+                <w:lang w:bidi="ml-IN"/>
+              </w:rPr>
+              <w:t xml:space="preserve"> CÌiÉ</w:t>
+            </w:r>
+            <w:r>
+              <w:rPr>
+                <w:rFonts w:ascii="BRH Malayalam Extra" w:hAnsi="BRH Malayalam Extra" w:cs="BRH Devanagari Extra"/>
+                <w:color w:val="000000"/>
+                <w:sz w:val="32"/>
+                <w:szCs w:val="40"/>
+                <w:lang w:bidi="ml-IN"/>
+              </w:rPr>
+              <w:t>–</w:t>
+            </w:r>
+            <w:r>
+              <w:rPr>
+                <w:rFonts w:ascii="BRH Devanagari Extra" w:hAnsi="BRH Devanagari Extra" w:cs="BRH Devanagari Extra"/>
+                <w:color w:val="000000"/>
+                <w:sz w:val="40"/>
+                <w:szCs w:val="40"/>
+                <w:lang w:bidi="ml-IN"/>
+              </w:rPr>
+              <w:t xml:space="preserve"> ÌuÉ-E</w:t>
+            </w:r>
+            <w:r>
+              <w:rPr>
+                <w:rFonts w:ascii="BRH Malayalam Extra" w:hAnsi="BRH Malayalam Extra" w:cs="BRH Devanagari Extra"/>
+                <w:color w:val="000000"/>
+                <w:sz w:val="32"/>
+                <w:szCs w:val="40"/>
+                <w:lang w:bidi="ml-IN"/>
+              </w:rPr>
+              <w:t>–</w:t>
+            </w:r>
             <w:r>
               <w:rPr>
                 <w:rFonts w:ascii="BRH Devanagari Extra" w:hAnsi="BRH Devanagari Extra" w:cs="BRH Devanagari Extra"/>
@@ -10622,7 +8555,6 @@
               </w:rPr>
               <w:t>wOèrÉæ</w:t>
             </w:r>
-            <w:proofErr w:type="spellEnd"/>
             <w:r>
               <w:rPr>
                 <w:rFonts w:ascii="BRH Malayalam Extra" w:hAnsi="BRH Malayalam Extra" w:cs="BRH Devanagari Extra"/>
@@ -10660,7 +8592,6 @@
                 <w:lang w:val="en-IN" w:eastAsia="en-IN" w:bidi="ml-IN"/>
               </w:rPr>
             </w:pPr>
-            <w:proofErr w:type="spellStart"/>
             <w:r>
               <w:rPr>
                 <w:rFonts w:ascii="BRH Devanagari Extra" w:hAnsi="BRH Devanagari Extra" w:cs="BRH Devanagari Extra"/>
@@ -10682,92 +8613,56 @@
               </w:rPr>
               <w:t>rÉÉ</w:t>
             </w:r>
-            <w:proofErr w:type="spellEnd"/>
-            <w:r>
-              <w:rPr>
-                <w:rFonts w:ascii="BRH Malayalam Extra" w:hAnsi="BRH Malayalam Extra" w:cs="BRH Devanagari Extra"/>
-                <w:color w:val="000000"/>
-                <w:sz w:val="32"/>
-                <w:szCs w:val="40"/>
-                <w:lang w:bidi="ml-IN"/>
-              </w:rPr>
-              <w:t>–</w:t>
-            </w:r>
-            <w:r>
-              <w:rPr>
-                <w:rFonts w:ascii="BRH Devanagari Extra" w:hAnsi="BRH Devanagari Extra" w:cs="BRH Devanagari Extra"/>
-                <w:color w:val="000000"/>
-                <w:sz w:val="40"/>
-                <w:szCs w:val="40"/>
-                <w:lang w:bidi="ml-IN"/>
-              </w:rPr>
-              <w:t xml:space="preserve"> </w:t>
-            </w:r>
-            <w:proofErr w:type="spellStart"/>
-            <w:r>
-              <w:rPr>
-                <w:rFonts w:ascii="BRH Devanagari Extra" w:hAnsi="BRH Devanagari Extra" w:cs="BRH Devanagari Extra"/>
-                <w:color w:val="000000"/>
-                <w:sz w:val="40"/>
-                <w:szCs w:val="40"/>
-                <w:lang w:bidi="ml-IN"/>
-              </w:rPr>
-              <w:t>CÌiÉ</w:t>
-            </w:r>
-            <w:proofErr w:type="spellEnd"/>
-            <w:r>
-              <w:rPr>
-                <w:rFonts w:ascii="BRH Malayalam Extra" w:hAnsi="BRH Malayalam Extra" w:cs="BRH Devanagari Extra"/>
-                <w:color w:val="000000"/>
-                <w:sz w:val="32"/>
-                <w:szCs w:val="40"/>
-                <w:lang w:bidi="ml-IN"/>
-              </w:rPr>
-              <w:t>–</w:t>
-            </w:r>
-            <w:r>
-              <w:rPr>
-                <w:rFonts w:ascii="BRH Devanagari Extra" w:hAnsi="BRH Devanagari Extra" w:cs="BRH Devanagari Extra"/>
-                <w:color w:val="000000"/>
-                <w:sz w:val="40"/>
-                <w:szCs w:val="40"/>
-                <w:lang w:bidi="ml-IN"/>
-              </w:rPr>
-              <w:t xml:space="preserve"> </w:t>
-            </w:r>
-            <w:proofErr w:type="spellStart"/>
-            <w:r>
-              <w:rPr>
-                <w:rFonts w:ascii="BRH Devanagari Extra" w:hAnsi="BRH Devanagari Extra" w:cs="BRH Devanagari Extra"/>
-                <w:color w:val="000000"/>
-                <w:sz w:val="40"/>
-                <w:szCs w:val="40"/>
-                <w:lang w:bidi="ml-IN"/>
-              </w:rPr>
-              <w:t>ÌuÉ</w:t>
-            </w:r>
-            <w:proofErr w:type="spellEnd"/>
-            <w:r>
-              <w:rPr>
-                <w:rFonts w:ascii="BRH Devanagari Extra" w:hAnsi="BRH Devanagari Extra" w:cs="BRH Devanagari Extra"/>
-                <w:color w:val="000000"/>
-                <w:sz w:val="40"/>
-                <w:szCs w:val="40"/>
-                <w:lang w:bidi="ml-IN"/>
-              </w:rPr>
-              <w:t>-E</w:t>
-            </w:r>
-            <w:r>
-              <w:rPr>
-                <w:rFonts w:ascii="BRH Malayalam Extra" w:hAnsi="BRH Malayalam Extra" w:cs="BRH Devanagari Extra"/>
-                <w:color w:val="000000"/>
-                <w:sz w:val="32"/>
-                <w:szCs w:val="40"/>
-                <w:lang w:bidi="ml-IN"/>
-              </w:rPr>
-              <w:t>–</w:t>
-            </w:r>
-            <w:proofErr w:type="spellStart"/>
+            <w:r>
+              <w:rPr>
+                <w:rFonts w:ascii="BRH Malayalam Extra" w:hAnsi="BRH Malayalam Extra" w:cs="BRH Devanagari Extra"/>
+                <w:color w:val="000000"/>
+                <w:sz w:val="32"/>
+                <w:szCs w:val="40"/>
+                <w:lang w:bidi="ml-IN"/>
+              </w:rPr>
+              <w:t>–</w:t>
+            </w:r>
+            <w:r>
+              <w:rPr>
+                <w:rFonts w:ascii="BRH Devanagari Extra" w:hAnsi="BRH Devanagari Extra" w:cs="BRH Devanagari Extra"/>
+                <w:color w:val="000000"/>
+                <w:sz w:val="40"/>
+                <w:szCs w:val="40"/>
+                <w:lang w:bidi="ml-IN"/>
+              </w:rPr>
+              <w:t xml:space="preserve"> CÌiÉ</w:t>
+            </w:r>
+            <w:r>
+              <w:rPr>
+                <w:rFonts w:ascii="BRH Malayalam Extra" w:hAnsi="BRH Malayalam Extra" w:cs="BRH Devanagari Extra"/>
+                <w:color w:val="000000"/>
+                <w:sz w:val="32"/>
+                <w:szCs w:val="40"/>
+                <w:lang w:bidi="ml-IN"/>
+              </w:rPr>
+              <w:t>–</w:t>
+            </w:r>
+            <w:r>
+              <w:rPr>
+                <w:rFonts w:ascii="BRH Devanagari Extra" w:hAnsi="BRH Devanagari Extra" w:cs="BRH Devanagari Extra"/>
+                <w:color w:val="000000"/>
+                <w:sz w:val="40"/>
+                <w:szCs w:val="40"/>
+                <w:lang w:bidi="ml-IN"/>
+              </w:rPr>
+              <w:t xml:space="preserve"> ÌuÉ-E</w:t>
+            </w:r>
+            <w:r>
+              <w:rPr>
+                <w:rFonts w:ascii="BRH Malayalam Extra" w:hAnsi="BRH Malayalam Extra" w:cs="BRH Devanagari Extra"/>
+                <w:color w:val="000000"/>
+                <w:sz w:val="32"/>
+                <w:szCs w:val="40"/>
+                <w:lang w:bidi="ml-IN"/>
+              </w:rPr>
+              <w:t>–</w:t>
+            </w:r>
             <w:r>
               <w:rPr>
                 <w:rFonts w:ascii="BRH Devanagari Extra" w:hAnsi="BRH Devanagari Extra" w:cs="BRH Devanagari Extra"/>
@@ -10778,7 +8673,6 @@
               </w:rPr>
               <w:t>wOèrÉæ</w:t>
             </w:r>
-            <w:proofErr w:type="spellEnd"/>
             <w:r>
               <w:rPr>
                 <w:rFonts w:ascii="BRH Malayalam Extra" w:hAnsi="BRH Malayalam Extra" w:cs="BRH Devanagari Extra"/>
@@ -10964,7 +8858,6 @@
               </w:rPr>
               <w:t>–</w:t>
             </w:r>
-            <w:proofErr w:type="spellStart"/>
             <w:r>
               <w:rPr>
                 <w:rFonts w:ascii="BRH Devanagari Extra" w:hAnsi="BRH Devanagari Extra" w:cs="BRH Devanagari Extra"/>
@@ -10975,7 +8868,6 @@
               </w:rPr>
               <w:t>YlÉÑ</w:t>
             </w:r>
-            <w:proofErr w:type="spellEnd"/>
             <w:r>
               <w:rPr>
                 <w:rFonts w:ascii="BRH Malayalam Extra" w:hAnsi="BRH Malayalam Extra" w:cs="BRH Devanagari Extra"/>
@@ -11026,7 +8918,6 @@
               </w:rPr>
               <w:t>–</w:t>
             </w:r>
-            <w:proofErr w:type="spellStart"/>
             <w:r>
               <w:rPr>
                 <w:rFonts w:ascii="BRH Devanagari Extra" w:hAnsi="BRH Devanagari Extra" w:cs="BRH Devanagari Extra"/>
@@ -11056,18 +8947,7 @@
                 <w:szCs w:val="40"/>
                 <w:lang w:bidi="ml-IN"/>
               </w:rPr>
-              <w:t>pÉÌuÉiÉÑqÉç</w:t>
-            </w:r>
-            <w:proofErr w:type="spellEnd"/>
-            <w:r>
-              <w:rPr>
-                <w:rFonts w:ascii="BRH Devanagari Extra" w:hAnsi="BRH Devanagari Extra" w:cs="BRH Devanagari Extra"/>
-                <w:color w:val="000000"/>
-                <w:sz w:val="40"/>
-                <w:szCs w:val="40"/>
-                <w:lang w:bidi="ml-IN"/>
-              </w:rPr>
-              <w:t xml:space="preserve"> | </w:t>
+              <w:t xml:space="preserve">pÉÌuÉiÉÑqÉç | </w:t>
             </w:r>
           </w:p>
           <w:p>
@@ -11100,7 +8980,6 @@
               </w:rPr>
               <w:t>–</w:t>
             </w:r>
-            <w:proofErr w:type="spellStart"/>
             <w:r>
               <w:rPr>
                 <w:rFonts w:ascii="BRH Devanagari Extra" w:hAnsi="BRH Devanagari Extra" w:cs="BRH Devanagari Extra"/>
@@ -11111,37 +8990,25 @@
               </w:rPr>
               <w:t>ÍpÉpÉþÌuÉiÉÑ</w:t>
             </w:r>
-            <w:proofErr w:type="spellEnd"/>
-            <w:r>
-              <w:rPr>
-                <w:rFonts w:ascii="BRH Malayalam Extra" w:hAnsi="BRH Malayalam Extra" w:cs="BRH Devanagari Extra"/>
-                <w:color w:val="000000"/>
-                <w:sz w:val="32"/>
-                <w:szCs w:val="40"/>
-                <w:lang w:bidi="ml-IN"/>
-              </w:rPr>
-              <w:t>–</w:t>
-            </w:r>
-            <w:r>
-              <w:rPr>
-                <w:rFonts w:ascii="BRH Devanagari Extra" w:hAnsi="BRH Devanagari Extra" w:cs="BRH Devanagari Extra"/>
-                <w:color w:val="000000"/>
-                <w:sz w:val="40"/>
-                <w:szCs w:val="40"/>
-                <w:lang w:bidi="ml-IN"/>
-              </w:rPr>
-              <w:t xml:space="preserve">qÉç </w:t>
-            </w:r>
-            <w:proofErr w:type="spellStart"/>
-            <w:r>
-              <w:rPr>
-                <w:rFonts w:ascii="BRH Devanagari Extra" w:hAnsi="BRH Devanagari Extra" w:cs="BRH Devanagari Extra"/>
-                <w:color w:val="000000"/>
-                <w:sz w:val="40"/>
-                <w:szCs w:val="40"/>
-                <w:lang w:bidi="ml-IN"/>
-              </w:rPr>
-              <w:t>iÉ</w:t>
+            <w:r>
+              <w:rPr>
+                <w:rFonts w:ascii="BRH Malayalam Extra" w:hAnsi="BRH Malayalam Extra" w:cs="BRH Devanagari Extra"/>
+                <w:color w:val="000000"/>
+                <w:sz w:val="32"/>
+                <w:szCs w:val="40"/>
+                <w:lang w:bidi="ml-IN"/>
+              </w:rPr>
+              <w:t>–</w:t>
+            </w:r>
+            <w:r>
+              <w:rPr>
+                <w:rFonts w:ascii="BRH Devanagari Extra" w:hAnsi="BRH Devanagari Extra" w:cs="BRH Devanagari Extra"/>
+                <w:color w:val="000000"/>
+                <w:sz w:val="40"/>
+                <w:szCs w:val="40"/>
+                <w:lang w:bidi="ml-IN"/>
+              </w:rPr>
+              <w:t>qÉç iÉ</w:t>
             </w:r>
             <w:r>
               <w:rPr>
@@ -11153,7 +9020,6 @@
               </w:rPr>
               <w:t>å</w:t>
             </w:r>
-            <w:proofErr w:type="spellEnd"/>
             <w:r>
               <w:rPr>
                 <w:rFonts w:ascii="BRH Devanagari Extra" w:hAnsi="BRH Devanagari Extra" w:cs="BRH Devanagari Extra"/>
@@ -11221,7 +9087,6 @@
               </w:rPr>
               <w:t>–</w:t>
             </w:r>
-            <w:proofErr w:type="spellStart"/>
             <w:r>
               <w:rPr>
                 <w:rFonts w:ascii="BRH Devanagari Extra" w:hAnsi="BRH Devanagari Extra" w:cs="BRH Devanagari Extra"/>
@@ -11232,7 +9097,6 @@
               </w:rPr>
               <w:t>YlÉÑ</w:t>
             </w:r>
-            <w:proofErr w:type="spellEnd"/>
             <w:r>
               <w:rPr>
                 <w:rFonts w:ascii="BRH Malayalam Extra" w:hAnsi="BRH Malayalam Extra" w:cs="BRH Devanagari Extra"/>
@@ -11283,7 +9147,6 @@
               </w:rPr>
               <w:t>–</w:t>
             </w:r>
-            <w:proofErr w:type="spellStart"/>
             <w:r>
               <w:rPr>
                 <w:rFonts w:ascii="BRH Devanagari Extra" w:hAnsi="BRH Devanagari Extra" w:cs="BRH Devanagari Extra"/>
@@ -11313,18 +9176,7 @@
                 <w:szCs w:val="40"/>
                 <w:lang w:bidi="ml-IN"/>
               </w:rPr>
-              <w:t>þÌuÉiÉÑqÉç</w:t>
-            </w:r>
-            <w:proofErr w:type="spellEnd"/>
-            <w:r>
-              <w:rPr>
-                <w:rFonts w:ascii="BRH Devanagari Extra" w:hAnsi="BRH Devanagari Extra" w:cs="BRH Devanagari Extra"/>
-                <w:color w:val="000000"/>
-                <w:sz w:val="40"/>
-                <w:szCs w:val="40"/>
-                <w:lang w:bidi="ml-IN"/>
-              </w:rPr>
-              <w:t xml:space="preserve"> | </w:t>
+              <w:t xml:space="preserve">þÌuÉiÉÑqÉç | </w:t>
             </w:r>
           </w:p>
           <w:p>
@@ -11357,7 +9209,6 @@
               </w:rPr>
               <w:t>–</w:t>
             </w:r>
-            <w:proofErr w:type="spellStart"/>
             <w:r>
               <w:rPr>
                 <w:rFonts w:ascii="BRH Devanagari Extra" w:hAnsi="BRH Devanagari Extra" w:cs="BRH Devanagari Extra"/>
@@ -11368,37 +9219,25 @@
               </w:rPr>
               <w:t>ÍpÉpÉþÌuÉiÉÑ</w:t>
             </w:r>
-            <w:proofErr w:type="spellEnd"/>
-            <w:r>
-              <w:rPr>
-                <w:rFonts w:ascii="BRH Malayalam Extra" w:hAnsi="BRH Malayalam Extra" w:cs="BRH Devanagari Extra"/>
-                <w:color w:val="000000"/>
-                <w:sz w:val="32"/>
-                <w:szCs w:val="40"/>
-                <w:lang w:bidi="ml-IN"/>
-              </w:rPr>
-              <w:t>–</w:t>
-            </w:r>
-            <w:r>
-              <w:rPr>
-                <w:rFonts w:ascii="BRH Devanagari Extra" w:hAnsi="BRH Devanagari Extra" w:cs="BRH Devanagari Extra"/>
-                <w:color w:val="000000"/>
-                <w:sz w:val="40"/>
-                <w:szCs w:val="40"/>
-                <w:lang w:bidi="ml-IN"/>
-              </w:rPr>
-              <w:t xml:space="preserve">qÉç </w:t>
-            </w:r>
-            <w:proofErr w:type="spellStart"/>
-            <w:r>
-              <w:rPr>
-                <w:rFonts w:ascii="BRH Devanagari Extra" w:hAnsi="BRH Devanagari Extra" w:cs="BRH Devanagari Extra"/>
-                <w:color w:val="000000"/>
-                <w:sz w:val="40"/>
-                <w:szCs w:val="40"/>
-                <w:lang w:bidi="ml-IN"/>
-              </w:rPr>
-              <w:t>iÉ</w:t>
+            <w:r>
+              <w:rPr>
+                <w:rFonts w:ascii="BRH Malayalam Extra" w:hAnsi="BRH Malayalam Extra" w:cs="BRH Devanagari Extra"/>
+                <w:color w:val="000000"/>
+                <w:sz w:val="32"/>
+                <w:szCs w:val="40"/>
+                <w:lang w:bidi="ml-IN"/>
+              </w:rPr>
+              <w:t>–</w:t>
+            </w:r>
+            <w:r>
+              <w:rPr>
+                <w:rFonts w:ascii="BRH Devanagari Extra" w:hAnsi="BRH Devanagari Extra" w:cs="BRH Devanagari Extra"/>
+                <w:color w:val="000000"/>
+                <w:sz w:val="40"/>
+                <w:szCs w:val="40"/>
+                <w:lang w:bidi="ml-IN"/>
+              </w:rPr>
+              <w:t>qÉç iÉ</w:t>
             </w:r>
             <w:r>
               <w:rPr>
@@ -11410,7 +9249,6 @@
               </w:rPr>
               <w:t>å</w:t>
             </w:r>
-            <w:proofErr w:type="spellEnd"/>
             <w:r>
               <w:rPr>
                 <w:rFonts w:ascii="BRH Devanagari Extra" w:hAnsi="BRH Devanagari Extra" w:cs="BRH Devanagari Extra"/>
@@ -11550,7 +9388,6 @@
                 <w:lang w:val="en-IN" w:eastAsia="en-IN" w:bidi="ml-IN"/>
               </w:rPr>
             </w:pPr>
-            <w:proofErr w:type="spellStart"/>
             <w:r>
               <w:rPr>
                 <w:rFonts w:ascii="BRH Devanagari Extra" w:hAnsi="BRH Devanagari Extra" w:cs="BRH Devanagari Extra"/>
@@ -11571,7 +9408,6 @@
               </w:rPr>
               <w:t>å</w:t>
             </w:r>
-            <w:proofErr w:type="spellEnd"/>
             <w:r>
               <w:rPr>
                 <w:rFonts w:ascii="BRH Malayalam Extra" w:hAnsi="BRH Malayalam Extra" w:cs="BRH Devanagari Extra"/>
@@ -11602,7 +9438,6 @@
               </w:rPr>
               <w:t>–</w:t>
             </w:r>
-            <w:proofErr w:type="spellStart"/>
             <w:r>
               <w:rPr>
                 <w:rFonts w:ascii="BRH Devanagari Extra" w:hAnsi="BRH Devanagari Extra" w:cs="BRH Devanagari Extra"/>
@@ -11614,7 +9449,6 @@
               </w:rPr>
               <w:t>uÉÉ</w:t>
             </w:r>
-            <w:proofErr w:type="spellEnd"/>
             <w:r>
               <w:rPr>
                 <w:rFonts w:ascii="BRH Devanagari Extra" w:hAnsi="BRH Devanagari Extra" w:cs="BRH Devanagari Extra"/>
@@ -11625,27 +9459,15 @@
               </w:rPr>
               <w:t xml:space="preserve"> </w:t>
             </w:r>
-            <w:proofErr w:type="spellStart"/>
-            <w:r>
-              <w:rPr>
-                <w:rFonts w:ascii="BRH Devanagari Extra" w:hAnsi="BRH Devanagari Extra" w:cs="BRH Devanagari Extra"/>
-                <w:color w:val="000000"/>
-                <w:sz w:val="40"/>
-                <w:szCs w:val="40"/>
-                <w:lang w:bidi="ml-IN"/>
-              </w:rPr>
-              <w:t>lÉÉæ</w:t>
-            </w:r>
-            <w:proofErr w:type="spellEnd"/>
-            <w:r>
-              <w:rPr>
-                <w:rFonts w:ascii="BRH Devanagari Extra" w:hAnsi="BRH Devanagari Extra" w:cs="BRH Devanagari Extra"/>
-                <w:color w:val="000000"/>
-                <w:sz w:val="40"/>
-                <w:szCs w:val="40"/>
-                <w:lang w:bidi="ml-IN"/>
-              </w:rPr>
-              <w:t xml:space="preserve"> |</w:t>
+            <w:r>
+              <w:rPr>
+                <w:rFonts w:ascii="BRH Devanagari Extra" w:hAnsi="BRH Devanagari Extra" w:cs="BRH Devanagari Extra"/>
+                <w:color w:val="000000"/>
+                <w:sz w:val="40"/>
+                <w:szCs w:val="40"/>
+                <w:lang w:bidi="ml-IN"/>
+              </w:rPr>
+              <w:t>lÉÉæ |</w:t>
             </w:r>
           </w:p>
         </w:tc>
@@ -11665,7 +9487,6 @@
                 <w:lang w:val="en-IN" w:eastAsia="en-IN" w:bidi="ml-IN"/>
               </w:rPr>
             </w:pPr>
-            <w:proofErr w:type="spellStart"/>
             <w:r>
               <w:rPr>
                 <w:rFonts w:ascii="BRH Devanagari Extra" w:hAnsi="BRH Devanagari Extra" w:cs="BRH Devanagari Extra"/>
@@ -11686,7 +9507,6 @@
               </w:rPr>
               <w:t>å</w:t>
             </w:r>
-            <w:proofErr w:type="spellEnd"/>
             <w:r>
               <w:rPr>
                 <w:rFonts w:ascii="BRH Malayalam Extra" w:hAnsi="BRH Malayalam Extra" w:cs="BRH Devanagari Extra"/>
@@ -11738,27 +9558,15 @@
               </w:rPr>
               <w:t xml:space="preserve"> </w:t>
             </w:r>
-            <w:proofErr w:type="spellStart"/>
-            <w:r>
-              <w:rPr>
-                <w:rFonts w:ascii="BRH Devanagari Extra" w:hAnsi="BRH Devanagari Extra" w:cs="BRH Devanagari Extra"/>
-                <w:color w:val="000000"/>
-                <w:sz w:val="40"/>
-                <w:szCs w:val="40"/>
-                <w:lang w:bidi="ml-IN"/>
-              </w:rPr>
-              <w:t>lÉÉæ</w:t>
-            </w:r>
-            <w:proofErr w:type="spellEnd"/>
-            <w:r>
-              <w:rPr>
-                <w:rFonts w:ascii="BRH Devanagari Extra" w:hAnsi="BRH Devanagari Extra" w:cs="BRH Devanagari Extra"/>
-                <w:color w:val="000000"/>
-                <w:sz w:val="40"/>
-                <w:szCs w:val="40"/>
-                <w:lang w:bidi="ml-IN"/>
-              </w:rPr>
-              <w:t xml:space="preserve"> |</w:t>
+            <w:r>
+              <w:rPr>
+                <w:rFonts w:ascii="BRH Devanagari Extra" w:hAnsi="BRH Devanagari Extra" w:cs="BRH Devanagari Extra"/>
+                <w:color w:val="000000"/>
+                <w:sz w:val="40"/>
+                <w:szCs w:val="40"/>
+                <w:lang w:bidi="ml-IN"/>
+              </w:rPr>
+              <w:t>lÉÉæ |</w:t>
             </w:r>
           </w:p>
         </w:tc>
@@ -11889,7 +9697,6 @@
                 <w:lang w:val="en-IN" w:eastAsia="en-IN" w:bidi="ml-IN"/>
               </w:rPr>
             </w:pPr>
-            <w:proofErr w:type="spellStart"/>
             <w:r>
               <w:rPr>
                 <w:rFonts w:ascii="BRH Devanagari Extra" w:hAnsi="BRH Devanagari Extra" w:cs="BRH Devanagari Extra"/>
@@ -11900,50 +9707,26 @@
               </w:rPr>
               <w:t>mÉë</w:t>
             </w:r>
-            <w:proofErr w:type="spellEnd"/>
-            <w:r>
-              <w:rPr>
-                <w:rFonts w:ascii="BRH Malayalam Extra" w:hAnsi="BRH Malayalam Extra" w:cs="BRH Devanagari Extra"/>
-                <w:color w:val="000000"/>
-                <w:sz w:val="32"/>
-                <w:szCs w:val="40"/>
-                <w:lang w:bidi="ml-IN"/>
-              </w:rPr>
-              <w:t>–</w:t>
-            </w:r>
-            <w:r>
-              <w:rPr>
-                <w:rFonts w:ascii="BRH Devanagari Extra" w:hAnsi="BRH Devanagari Extra" w:cs="BRH Devanagari Extra"/>
-                <w:color w:val="000000"/>
-                <w:sz w:val="40"/>
-                <w:szCs w:val="40"/>
-                <w:lang w:bidi="ml-IN"/>
-              </w:rPr>
-              <w:t xml:space="preserve">eÉÉ </w:t>
-            </w:r>
-            <w:proofErr w:type="spellStart"/>
-            <w:r>
-              <w:rPr>
-                <w:rFonts w:ascii="BRH Devanagari Extra" w:hAnsi="BRH Devanagari Extra" w:cs="BRH Devanagari Extra"/>
-                <w:color w:val="000000"/>
-                <w:sz w:val="40"/>
-                <w:szCs w:val="40"/>
-                <w:lang w:bidi="ml-IN"/>
-              </w:rPr>
-              <w:t>CÌiÉþ</w:t>
-            </w:r>
-            <w:proofErr w:type="spellEnd"/>
-            <w:r>
-              <w:rPr>
-                <w:rFonts w:ascii="BRH Devanagari Extra" w:hAnsi="BRH Devanagari Extra" w:cs="BRH Devanagari Extra"/>
-                <w:color w:val="000000"/>
-                <w:sz w:val="40"/>
-                <w:szCs w:val="40"/>
-                <w:lang w:bidi="ml-IN"/>
-              </w:rPr>
-              <w:t xml:space="preserve"> </w:t>
-            </w:r>
-            <w:proofErr w:type="spellStart"/>
+            <w:r>
+              <w:rPr>
+                <w:rFonts w:ascii="BRH Malayalam Extra" w:hAnsi="BRH Malayalam Extra" w:cs="BRH Devanagari Extra"/>
+                <w:color w:val="000000"/>
+                <w:sz w:val="32"/>
+                <w:szCs w:val="40"/>
+                <w:lang w:bidi="ml-IN"/>
+              </w:rPr>
+              <w:t>–</w:t>
+            </w:r>
+            <w:r>
+              <w:rPr>
+                <w:rFonts w:ascii="BRH Devanagari Extra" w:hAnsi="BRH Devanagari Extra" w:cs="BRH Devanagari Extra"/>
+                <w:color w:val="000000"/>
+                <w:sz w:val="40"/>
+                <w:szCs w:val="40"/>
+                <w:lang w:bidi="ml-IN"/>
+              </w:rPr>
+              <w:t xml:space="preserve">eÉÉ CÌiÉþ </w:t>
+            </w:r>
             <w:r>
               <w:rPr>
                 <w:rFonts w:ascii="BRH Devanagari Extra" w:hAnsi="BRH Devanagari Extra" w:cs="BRH Devanagari Extra"/>
@@ -11953,19 +9736,7 @@
                 <w:highlight w:val="yellow"/>
                 <w:lang w:bidi="ml-IN"/>
               </w:rPr>
-              <w:t>mÉëeÉÉÈ</w:t>
-            </w:r>
-            <w:proofErr w:type="spellEnd"/>
-            <w:r>
-              <w:rPr>
-                <w:rFonts w:ascii="BRH Devanagari Extra" w:hAnsi="BRH Devanagari Extra" w:cs="BRH Devanagari Extra"/>
-                <w:color w:val="000000"/>
-                <w:sz w:val="40"/>
-                <w:szCs w:val="40"/>
-                <w:highlight w:val="yellow"/>
-                <w:lang w:bidi="ml-IN"/>
-              </w:rPr>
-              <w:t xml:space="preserve"> |</w:t>
+              <w:t>mÉëeÉÉÈ |</w:t>
             </w:r>
           </w:p>
         </w:tc>
@@ -11985,7 +9756,6 @@
                 <w:lang w:val="en-IN" w:eastAsia="en-IN" w:bidi="ml-IN"/>
               </w:rPr>
             </w:pPr>
-            <w:proofErr w:type="spellStart"/>
             <w:r>
               <w:rPr>
                 <w:rFonts w:ascii="BRH Devanagari Extra" w:hAnsi="BRH Devanagari Extra" w:cs="BRH Devanagari Extra"/>
@@ -11996,50 +9766,26 @@
               </w:rPr>
               <w:t>mÉë</w:t>
             </w:r>
-            <w:proofErr w:type="spellEnd"/>
-            <w:r>
-              <w:rPr>
-                <w:rFonts w:ascii="BRH Malayalam Extra" w:hAnsi="BRH Malayalam Extra" w:cs="BRH Devanagari Extra"/>
-                <w:color w:val="000000"/>
-                <w:sz w:val="32"/>
-                <w:szCs w:val="40"/>
-                <w:lang w:bidi="ml-IN"/>
-              </w:rPr>
-              <w:t>–</w:t>
-            </w:r>
-            <w:r>
-              <w:rPr>
-                <w:rFonts w:ascii="BRH Devanagari Extra" w:hAnsi="BRH Devanagari Extra" w:cs="BRH Devanagari Extra"/>
-                <w:color w:val="000000"/>
-                <w:sz w:val="40"/>
-                <w:szCs w:val="40"/>
-                <w:lang w:bidi="ml-IN"/>
-              </w:rPr>
-              <w:t xml:space="preserve">eÉÉ </w:t>
-            </w:r>
-            <w:proofErr w:type="spellStart"/>
-            <w:r>
-              <w:rPr>
-                <w:rFonts w:ascii="BRH Devanagari Extra" w:hAnsi="BRH Devanagari Extra" w:cs="BRH Devanagari Extra"/>
-                <w:color w:val="000000"/>
-                <w:sz w:val="40"/>
-                <w:szCs w:val="40"/>
-                <w:lang w:bidi="ml-IN"/>
-              </w:rPr>
-              <w:t>CÌiÉþ</w:t>
-            </w:r>
-            <w:proofErr w:type="spellEnd"/>
-            <w:r>
-              <w:rPr>
-                <w:rFonts w:ascii="BRH Devanagari Extra" w:hAnsi="BRH Devanagari Extra" w:cs="BRH Devanagari Extra"/>
-                <w:color w:val="000000"/>
-                <w:sz w:val="40"/>
-                <w:szCs w:val="40"/>
-                <w:lang w:bidi="ml-IN"/>
-              </w:rPr>
-              <w:t xml:space="preserve"> </w:t>
-            </w:r>
-            <w:proofErr w:type="spellStart"/>
+            <w:r>
+              <w:rPr>
+                <w:rFonts w:ascii="BRH Malayalam Extra" w:hAnsi="BRH Malayalam Extra" w:cs="BRH Devanagari Extra"/>
+                <w:color w:val="000000"/>
+                <w:sz w:val="32"/>
+                <w:szCs w:val="40"/>
+                <w:lang w:bidi="ml-IN"/>
+              </w:rPr>
+              <w:t>–</w:t>
+            </w:r>
+            <w:r>
+              <w:rPr>
+                <w:rFonts w:ascii="BRH Devanagari Extra" w:hAnsi="BRH Devanagari Extra" w:cs="BRH Devanagari Extra"/>
+                <w:color w:val="000000"/>
+                <w:sz w:val="40"/>
+                <w:szCs w:val="40"/>
+                <w:lang w:bidi="ml-IN"/>
+              </w:rPr>
+              <w:t xml:space="preserve">eÉÉ CÌiÉþ </w:t>
+            </w:r>
             <w:r>
               <w:rPr>
                 <w:rFonts w:ascii="BRH Devanagari Extra" w:hAnsi="BRH Devanagari Extra" w:cs="BRH Devanagari Extra"/>
@@ -12049,43 +9795,7 @@
                 <w:highlight w:val="green"/>
                 <w:lang w:bidi="ml-IN"/>
               </w:rPr>
-              <w:t>mÉë</w:t>
-            </w:r>
-            <w:proofErr w:type="spellEnd"/>
-            <w:r>
-              <w:rPr>
-                <w:rFonts w:ascii="BRH Devanagari Extra" w:hAnsi="BRH Devanagari Extra" w:cs="BRH Devanagari Extra"/>
-                <w:color w:val="000000"/>
-                <w:sz w:val="40"/>
-                <w:szCs w:val="40"/>
-                <w:highlight w:val="green"/>
-                <w:lang w:bidi="ml-IN"/>
-              </w:rPr>
-              <w:t xml:space="preserve"> - </w:t>
-            </w:r>
-            <w:proofErr w:type="spellStart"/>
-            <w:r>
-              <w:rPr>
-                <w:rFonts w:ascii="BRH Devanagari Extra" w:hAnsi="BRH Devanagari Extra" w:cs="BRH Devanagari Extra"/>
-                <w:color w:val="000000"/>
-                <w:sz w:val="40"/>
-                <w:szCs w:val="40"/>
-                <w:highlight w:val="green"/>
-                <w:lang w:bidi="ml-IN"/>
-              </w:rPr>
-              <w:t>eÉÉÈ</w:t>
-            </w:r>
-            <w:proofErr w:type="spellEnd"/>
-            <w:r>
-              <w:rPr>
-                <w:rFonts w:ascii="BRH Devanagari Extra" w:hAnsi="BRH Devanagari Extra" w:cs="BRH Devanagari Extra"/>
-                <w:color w:val="000000"/>
-                <w:sz w:val="40"/>
-                <w:szCs w:val="40"/>
-                <w:highlight w:val="green"/>
-                <w:lang w:bidi="ml-IN"/>
-              </w:rPr>
-              <w:t xml:space="preserve"> |</w:t>
+              <w:t>mÉë - eÉÉÈ |</w:t>
             </w:r>
           </w:p>
         </w:tc>
@@ -12211,7 +9921,6 @@
                 <w:szCs w:val="40"/>
               </w:rPr>
             </w:pPr>
-            <w:proofErr w:type="spellStart"/>
             <w:r>
               <w:rPr>
                 <w:rFonts w:ascii="BRH Devanagari Extra" w:hAnsi="BRH Devanagari Extra" w:cs="BRH Devanagari Extra"/>
@@ -12223,7 +9932,6 @@
               </w:rPr>
               <w:t>lÉÉ</w:t>
             </w:r>
-            <w:proofErr w:type="spellEnd"/>
             <w:r>
               <w:rPr>
                 <w:rFonts w:ascii="BRH Malayalam Extra" w:hAnsi="BRH Malayalam Extra" w:cs="BRH Devanagari Extra"/>
@@ -12243,62 +9951,40 @@
                 <w:szCs w:val="40"/>
                 <w:lang w:bidi="ml-IN"/>
               </w:rPr>
-              <w:t>±</w:t>
-            </w:r>
-            <w:proofErr w:type="spellStart"/>
-            <w:r>
-              <w:rPr>
-                <w:rFonts w:ascii="BRH Devanagari Extra" w:hAnsi="BRH Devanagari Extra" w:cs="BRH Devanagari Extra"/>
-                <w:color w:val="000000"/>
-                <w:sz w:val="40"/>
-                <w:szCs w:val="40"/>
-                <w:lang w:bidi="ml-IN"/>
-              </w:rPr>
-              <w:t>Éÿ</w:t>
-            </w:r>
-            <w:proofErr w:type="spellEnd"/>
-            <w:r>
-              <w:rPr>
-                <w:rFonts w:ascii="BRH Devanagari Extra" w:hAnsi="BRH Devanagari Extra" w:cs="BRH Devanagari Extra"/>
-                <w:color w:val="000000"/>
-                <w:sz w:val="40"/>
-                <w:szCs w:val="40"/>
-                <w:lang w:bidi="ml-IN"/>
+              <w:t xml:space="preserve">±Éÿ </w:t>
+            </w:r>
+            <w:proofErr w:type="gramStart"/>
+            <w:r>
+              <w:rPr>
+                <w:rFonts w:ascii="BRH Devanagari Extra" w:hAnsi="BRH Devanagari Extra" w:cs="BRH Devanagari Extra"/>
+                <w:color w:val="000000"/>
+                <w:sz w:val="40"/>
+                <w:szCs w:val="40"/>
+                <w:lang w:bidi="ml-IN"/>
+              </w:rPr>
+              <w:t xml:space="preserve">| </w:t>
+            </w:r>
+            <w:r>
+              <w:rPr>
+                <w:rFonts w:ascii="BRH Malayalam Extra" w:eastAsia="Times New Roman" w:hAnsi="BRH Malayalam Extra" w:cs="BRH Malayalam Extra"/>
+                <w:color w:val="000000"/>
+                <w:sz w:val="40"/>
+                <w:szCs w:val="40"/>
+                <w:lang w:val="en-IN" w:eastAsia="en-IN" w:bidi="ml-IN"/>
+              </w:rPr>
+              <w:t xml:space="preserve"> |</w:t>
+            </w:r>
+            <w:proofErr w:type="gramEnd"/>
+            <w:r>
+              <w:rPr>
+                <w:rFonts w:ascii="BRH Malayalam Extra" w:eastAsia="Times New Roman" w:hAnsi="BRH Malayalam Extra" w:cs="BRH Malayalam Extra"/>
+                <w:color w:val="000000"/>
+                <w:sz w:val="40"/>
+                <w:szCs w:val="40"/>
+                <w:lang w:val="en-IN" w:eastAsia="en-IN" w:bidi="ml-IN"/>
               </w:rPr>
               <w:t xml:space="preserve"> </w:t>
             </w:r>
-            <w:proofErr w:type="gramStart"/>
-            <w:r>
-              <w:rPr>
-                <w:rFonts w:ascii="BRH Devanagari Extra" w:hAnsi="BRH Devanagari Extra" w:cs="BRH Devanagari Extra"/>
-                <w:color w:val="000000"/>
-                <w:sz w:val="40"/>
-                <w:szCs w:val="40"/>
-                <w:lang w:bidi="ml-IN"/>
-              </w:rPr>
-              <w:t xml:space="preserve">| </w:t>
-            </w:r>
-            <w:r>
-              <w:rPr>
-                <w:rFonts w:ascii="BRH Malayalam Extra" w:eastAsia="Times New Roman" w:hAnsi="BRH Malayalam Extra" w:cs="BRH Malayalam Extra"/>
-                <w:color w:val="000000"/>
-                <w:sz w:val="40"/>
-                <w:szCs w:val="40"/>
-                <w:lang w:val="en-IN" w:eastAsia="en-IN" w:bidi="ml-IN"/>
-              </w:rPr>
-              <w:t xml:space="preserve"> |</w:t>
-            </w:r>
-            <w:proofErr w:type="gramEnd"/>
-            <w:r>
-              <w:rPr>
-                <w:rFonts w:ascii="BRH Malayalam Extra" w:eastAsia="Times New Roman" w:hAnsi="BRH Malayalam Extra" w:cs="BRH Malayalam Extra"/>
-                <w:color w:val="000000"/>
-                <w:sz w:val="40"/>
-                <w:szCs w:val="40"/>
-                <w:lang w:val="en-IN" w:eastAsia="en-IN" w:bidi="ml-IN"/>
-              </w:rPr>
-              <w:t xml:space="preserve"> </w:t>
-            </w:r>
             <w:r>
               <w:rPr>
                 <w:rFonts w:ascii="BRH Devanagari Extra" w:hAnsi="BRH Devanagari Extra" w:cs="BRH Devanagari Extra"/>
@@ -12328,53 +10014,18 @@
                 <w:szCs w:val="40"/>
                 <w:lang w:bidi="ml-IN"/>
               </w:rPr>
-              <w:t>±</w:t>
-            </w:r>
-            <w:proofErr w:type="spellStart"/>
-            <w:r>
-              <w:rPr>
-                <w:rFonts w:ascii="BRH Devanagari Extra" w:hAnsi="BRH Devanagari Extra" w:cs="BRH Devanagari Extra"/>
-                <w:color w:val="000000"/>
-                <w:sz w:val="40"/>
-                <w:szCs w:val="40"/>
-                <w:lang w:bidi="ml-IN"/>
-              </w:rPr>
-              <w:t>Éÿ</w:t>
-            </w:r>
-            <w:proofErr w:type="spellEnd"/>
-            <w:r>
-              <w:rPr>
-                <w:rFonts w:ascii="BRH Devanagari Extra" w:hAnsi="BRH Devanagari Extra" w:cs="BRH Devanagari Extra"/>
-                <w:color w:val="000000"/>
-                <w:sz w:val="40"/>
-                <w:szCs w:val="40"/>
-                <w:lang w:bidi="ml-IN"/>
-              </w:rPr>
-              <w:t xml:space="preserve"> </w:t>
-            </w:r>
-            <w:proofErr w:type="spellStart"/>
-            <w:r>
-              <w:rPr>
-                <w:rFonts w:ascii="BRH Devanagari Extra" w:hAnsi="BRH Devanagari Extra" w:cs="BRH Devanagari Extra"/>
-                <w:color w:val="000000"/>
-                <w:sz w:val="40"/>
-                <w:szCs w:val="40"/>
-                <w:lang w:bidi="ml-IN"/>
-              </w:rPr>
-              <w:t>mÉë</w:t>
-            </w:r>
-            <w:proofErr w:type="spellEnd"/>
-            <w:r>
-              <w:rPr>
-                <w:rFonts w:ascii="BRH Malayalam Extra" w:hAnsi="BRH Malayalam Extra" w:cs="BRH Devanagari Extra"/>
-                <w:color w:val="000000"/>
-                <w:sz w:val="32"/>
-                <w:szCs w:val="40"/>
-                <w:lang w:bidi="ml-IN"/>
-              </w:rPr>
-              <w:t>–</w:t>
-            </w:r>
-            <w:proofErr w:type="spellStart"/>
+              <w:t>±Éÿ mÉë</w:t>
+            </w:r>
+            <w:r>
+              <w:rPr>
+                <w:rFonts w:ascii="BRH Malayalam Extra" w:hAnsi="BRH Malayalam Extra" w:cs="BRH Devanagari Extra"/>
+                <w:color w:val="000000"/>
+                <w:sz w:val="32"/>
+                <w:szCs w:val="40"/>
+                <w:lang w:bidi="ml-IN"/>
+              </w:rPr>
+              <w:t>–</w:t>
+            </w:r>
             <w:r>
               <w:rPr>
                 <w:rFonts w:ascii="BRH Devanagari Extra" w:hAnsi="BRH Devanagari Extra" w:cs="BRH Devanagari Extra"/>
@@ -12403,18 +10054,7 @@
                 <w:szCs w:val="40"/>
                 <w:lang w:bidi="ml-IN"/>
               </w:rPr>
-              <w:t>È</w:t>
-            </w:r>
-            <w:proofErr w:type="spellEnd"/>
-            <w:r>
-              <w:rPr>
-                <w:rFonts w:ascii="BRH Devanagari Extra" w:hAnsi="BRH Devanagari Extra" w:cs="BRH Devanagari Extra"/>
-                <w:color w:val="000000"/>
-                <w:sz w:val="40"/>
-                <w:szCs w:val="40"/>
-                <w:lang w:bidi="ml-IN"/>
-              </w:rPr>
-              <w:t xml:space="preserve"> |</w:t>
+              <w:t>È |</w:t>
             </w:r>
           </w:p>
         </w:tc>
@@ -12432,7 +10072,6 @@
                 <w:szCs w:val="40"/>
               </w:rPr>
             </w:pPr>
-            <w:proofErr w:type="spellStart"/>
             <w:r>
               <w:rPr>
                 <w:rFonts w:ascii="BRH Devanagari Extra" w:hAnsi="BRH Devanagari Extra" w:cs="BRH Devanagari Extra"/>
@@ -12452,51 +10091,40 @@
                 <w:szCs w:val="40"/>
                 <w:lang w:bidi="ml-IN"/>
               </w:rPr>
-              <w:t>±Éÿ</w:t>
-            </w:r>
-            <w:proofErr w:type="spellEnd"/>
-            <w:r>
-              <w:rPr>
-                <w:rFonts w:ascii="BRH Devanagari Extra" w:hAnsi="BRH Devanagari Extra" w:cs="BRH Devanagari Extra"/>
-                <w:color w:val="000000"/>
-                <w:sz w:val="40"/>
-                <w:szCs w:val="40"/>
-                <w:lang w:bidi="ml-IN"/>
+              <w:t xml:space="preserve">±Éÿ </w:t>
+            </w:r>
+            <w:proofErr w:type="gramStart"/>
+            <w:r>
+              <w:rPr>
+                <w:rFonts w:ascii="BRH Devanagari Extra" w:hAnsi="BRH Devanagari Extra" w:cs="BRH Devanagari Extra"/>
+                <w:color w:val="000000"/>
+                <w:sz w:val="40"/>
+                <w:szCs w:val="40"/>
+                <w:lang w:bidi="ml-IN"/>
+              </w:rPr>
+              <w:t xml:space="preserve">| </w:t>
+            </w:r>
+            <w:r>
+              <w:rPr>
+                <w:rFonts w:ascii="BRH Malayalam Extra" w:eastAsia="Times New Roman" w:hAnsi="BRH Malayalam Extra" w:cs="BRH Malayalam Extra"/>
+                <w:color w:val="000000"/>
+                <w:sz w:val="40"/>
+                <w:szCs w:val="40"/>
+                <w:lang w:val="en-IN" w:eastAsia="en-IN" w:bidi="ml-IN"/>
+              </w:rPr>
+              <w:t xml:space="preserve"> |</w:t>
+            </w:r>
+            <w:proofErr w:type="gramEnd"/>
+            <w:r>
+              <w:rPr>
+                <w:rFonts w:ascii="BRH Malayalam Extra" w:eastAsia="Times New Roman" w:hAnsi="BRH Malayalam Extra" w:cs="BRH Malayalam Extra"/>
+                <w:color w:val="000000"/>
+                <w:sz w:val="40"/>
+                <w:szCs w:val="40"/>
+                <w:lang w:val="en-IN" w:eastAsia="en-IN" w:bidi="ml-IN"/>
               </w:rPr>
               <w:t xml:space="preserve"> </w:t>
             </w:r>
-            <w:proofErr w:type="gramStart"/>
-            <w:r>
-              <w:rPr>
-                <w:rFonts w:ascii="BRH Devanagari Extra" w:hAnsi="BRH Devanagari Extra" w:cs="BRH Devanagari Extra"/>
-                <w:color w:val="000000"/>
-                <w:sz w:val="40"/>
-                <w:szCs w:val="40"/>
-                <w:lang w:bidi="ml-IN"/>
-              </w:rPr>
-              <w:t xml:space="preserve">| </w:t>
-            </w:r>
-            <w:r>
-              <w:rPr>
-                <w:rFonts w:ascii="BRH Malayalam Extra" w:eastAsia="Times New Roman" w:hAnsi="BRH Malayalam Extra" w:cs="BRH Malayalam Extra"/>
-                <w:color w:val="000000"/>
-                <w:sz w:val="40"/>
-                <w:szCs w:val="40"/>
-                <w:lang w:val="en-IN" w:eastAsia="en-IN" w:bidi="ml-IN"/>
-              </w:rPr>
-              <w:t xml:space="preserve"> |</w:t>
-            </w:r>
-            <w:proofErr w:type="gramEnd"/>
-            <w:r>
-              <w:rPr>
-                <w:rFonts w:ascii="BRH Malayalam Extra" w:eastAsia="Times New Roman" w:hAnsi="BRH Malayalam Extra" w:cs="BRH Malayalam Extra"/>
-                <w:color w:val="000000"/>
-                <w:sz w:val="40"/>
-                <w:szCs w:val="40"/>
-                <w:lang w:val="en-IN" w:eastAsia="en-IN" w:bidi="ml-IN"/>
-              </w:rPr>
-              <w:t xml:space="preserve"> </w:t>
-            </w:r>
             <w:r>
               <w:rPr>
                 <w:rFonts w:ascii="BRH Devanagari Extra" w:hAnsi="BRH Devanagari Extra" w:cs="BRH Devanagari Extra"/>
@@ -12519,7 +10147,6 @@
               </w:rPr>
               <w:t>–</w:t>
             </w:r>
-            <w:proofErr w:type="spellStart"/>
             <w:r>
               <w:rPr>
                 <w:rFonts w:ascii="BRH Devanagari Extra" w:hAnsi="BRH Devanagari Extra" w:cs="BRH Devanagari Extra"/>
@@ -12539,42 +10166,18 @@
                 <w:szCs w:val="40"/>
                 <w:lang w:bidi="ml-IN"/>
               </w:rPr>
-              <w:t>±Éÿ</w:t>
-            </w:r>
-            <w:proofErr w:type="spellEnd"/>
-            <w:r>
-              <w:rPr>
-                <w:rFonts w:ascii="BRH Devanagari Extra" w:hAnsi="BRH Devanagari Extra" w:cs="BRH Devanagari Extra"/>
-                <w:color w:val="000000"/>
-                <w:sz w:val="40"/>
-                <w:szCs w:val="40"/>
-                <w:lang w:bidi="ml-IN"/>
-              </w:rPr>
-              <w:t xml:space="preserve"> </w:t>
-            </w:r>
-            <w:proofErr w:type="spellStart"/>
-            <w:r>
-              <w:rPr>
-                <w:rFonts w:ascii="BRH Devanagari Extra" w:hAnsi="BRH Devanagari Extra" w:cs="BRH Devanagari Extra"/>
-                <w:color w:val="000000"/>
-                <w:sz w:val="40"/>
-                <w:szCs w:val="40"/>
-                <w:lang w:bidi="ml-IN"/>
-              </w:rPr>
-              <w:t>mÉë</w:t>
-            </w:r>
-            <w:proofErr w:type="spellEnd"/>
-            <w:r>
-              <w:rPr>
-                <w:rFonts w:ascii="BRH Malayalam Extra" w:hAnsi="BRH Malayalam Extra" w:cs="BRH Devanagari Extra"/>
-                <w:color w:val="000000"/>
-                <w:sz w:val="32"/>
-                <w:szCs w:val="40"/>
-                <w:lang w:bidi="ml-IN"/>
-              </w:rPr>
-              <w:t>–</w:t>
-            </w:r>
-            <w:proofErr w:type="spellStart"/>
+              <w:t>±Éÿ mÉë</w:t>
+            </w:r>
+            <w:r>
+              <w:rPr>
+                <w:rFonts w:ascii="BRH Malayalam Extra" w:hAnsi="BRH Malayalam Extra" w:cs="BRH Devanagari Extra"/>
+                <w:color w:val="000000"/>
+                <w:sz w:val="32"/>
+                <w:szCs w:val="40"/>
+                <w:lang w:bidi="ml-IN"/>
+              </w:rPr>
+              <w:t>–</w:t>
+            </w:r>
             <w:r>
               <w:rPr>
                 <w:rFonts w:ascii="BRH Devanagari Extra" w:hAnsi="BRH Devanagari Extra" w:cs="BRH Devanagari Extra"/>
@@ -12603,18 +10206,7 @@
                 <w:szCs w:val="40"/>
                 <w:lang w:bidi="ml-IN"/>
               </w:rPr>
-              <w:t>È</w:t>
-            </w:r>
-            <w:proofErr w:type="spellEnd"/>
-            <w:r>
-              <w:rPr>
-                <w:rFonts w:ascii="BRH Devanagari Extra" w:hAnsi="BRH Devanagari Extra" w:cs="BRH Devanagari Extra"/>
-                <w:color w:val="000000"/>
-                <w:sz w:val="40"/>
-                <w:szCs w:val="40"/>
-                <w:lang w:bidi="ml-IN"/>
-              </w:rPr>
-              <w:t xml:space="preserve"> |</w:t>
+              <w:t>È |</w:t>
             </w:r>
           </w:p>
         </w:tc>
@@ -12745,7 +10337,6 @@
                 <w:lang w:val="en-IN" w:eastAsia="en-IN" w:bidi="ml-IN"/>
               </w:rPr>
             </w:pPr>
-            <w:proofErr w:type="spellStart"/>
             <w:r>
               <w:rPr>
                 <w:rFonts w:ascii="BRH Devanagari Extra" w:hAnsi="BRH Devanagari Extra" w:cs="BRH Devanagari Extra"/>
@@ -12775,62 +10366,7 @@
                 <w:szCs w:val="40"/>
                 <w:lang w:bidi="ml-IN"/>
               </w:rPr>
-              <w:t>þxÉÑUÉÈ</w:t>
-            </w:r>
-            <w:proofErr w:type="spellEnd"/>
-            <w:r>
-              <w:rPr>
-                <w:rFonts w:ascii="BRH Devanagari Extra" w:hAnsi="BRH Devanagari Extra" w:cs="BRH Devanagari Extra"/>
-                <w:color w:val="000000"/>
-                <w:sz w:val="40"/>
-                <w:szCs w:val="40"/>
-                <w:lang w:bidi="ml-IN"/>
-              </w:rPr>
-              <w:t xml:space="preserve"> | </w:t>
-            </w:r>
-            <w:proofErr w:type="spellStart"/>
-            <w:r>
-              <w:rPr>
-                <w:rFonts w:ascii="BRH Devanagari Extra" w:hAnsi="BRH Devanagari Extra" w:cs="BRH Devanagari Extra"/>
-                <w:color w:val="000000"/>
-                <w:sz w:val="40"/>
-                <w:szCs w:val="40"/>
-                <w:lang w:bidi="ml-IN"/>
-              </w:rPr>
-              <w:t>AxÉÑþUÉ</w:t>
-            </w:r>
-            <w:proofErr w:type="spellEnd"/>
-            <w:r>
-              <w:rPr>
-                <w:rFonts w:ascii="BRH Devanagari Extra" w:hAnsi="BRH Devanagari Extra" w:cs="BRH Devanagari Extra"/>
-                <w:color w:val="000000"/>
-                <w:sz w:val="40"/>
-                <w:szCs w:val="40"/>
-                <w:lang w:bidi="ml-IN"/>
-              </w:rPr>
-              <w:t xml:space="preserve"> </w:t>
-            </w:r>
-            <w:proofErr w:type="spellStart"/>
-            <w:r>
-              <w:rPr>
-                <w:rFonts w:ascii="BRH Devanagari Extra" w:hAnsi="BRH Devanagari Extra" w:cs="BRH Devanagari Extra"/>
-                <w:color w:val="000000"/>
-                <w:sz w:val="40"/>
-                <w:szCs w:val="40"/>
-                <w:lang w:bidi="ml-IN"/>
-              </w:rPr>
-              <w:t>AMÑüuÉïiÉ</w:t>
-            </w:r>
-            <w:proofErr w:type="spellEnd"/>
-            <w:r>
-              <w:rPr>
-                <w:rFonts w:ascii="BRH Devanagari Extra" w:hAnsi="BRH Devanagari Extra" w:cs="BRH Devanagari Extra"/>
-                <w:color w:val="000000"/>
-                <w:sz w:val="40"/>
-                <w:szCs w:val="40"/>
-                <w:lang w:bidi="ml-IN"/>
-              </w:rPr>
-              <w:t xml:space="preserve"> |</w:t>
+              <w:t>þxÉÑUÉÈ | AxÉÑþUÉ AMÑüuÉïiÉ |</w:t>
             </w:r>
           </w:p>
         </w:tc>
@@ -12850,7 +10386,6 @@
                 <w:lang w:val="en-IN" w:eastAsia="en-IN" w:bidi="ml-IN"/>
               </w:rPr>
             </w:pPr>
-            <w:proofErr w:type="spellStart"/>
             <w:r>
               <w:rPr>
                 <w:rFonts w:ascii="BRH Devanagari Extra" w:hAnsi="BRH Devanagari Extra" w:cs="BRH Devanagari Extra"/>
@@ -12890,62 +10425,7 @@
                 <w:szCs w:val="40"/>
                 <w:lang w:bidi="ml-IN"/>
               </w:rPr>
-              <w:t>È</w:t>
-            </w:r>
-            <w:proofErr w:type="spellEnd"/>
-            <w:r>
-              <w:rPr>
-                <w:rFonts w:ascii="BRH Devanagari Extra" w:hAnsi="BRH Devanagari Extra" w:cs="BRH Devanagari Extra"/>
-                <w:color w:val="000000"/>
-                <w:sz w:val="40"/>
-                <w:szCs w:val="40"/>
-                <w:lang w:bidi="ml-IN"/>
-              </w:rPr>
-              <w:t xml:space="preserve"> | </w:t>
-            </w:r>
-            <w:proofErr w:type="spellStart"/>
-            <w:r>
-              <w:rPr>
-                <w:rFonts w:ascii="BRH Devanagari Extra" w:hAnsi="BRH Devanagari Extra" w:cs="BRH Devanagari Extra"/>
-                <w:color w:val="000000"/>
-                <w:sz w:val="40"/>
-                <w:szCs w:val="40"/>
-                <w:lang w:bidi="ml-IN"/>
-              </w:rPr>
-              <w:t>AxÉÑþUÉ</w:t>
-            </w:r>
-            <w:proofErr w:type="spellEnd"/>
-            <w:r>
-              <w:rPr>
-                <w:rFonts w:ascii="BRH Devanagari Extra" w:hAnsi="BRH Devanagari Extra" w:cs="BRH Devanagari Extra"/>
-                <w:color w:val="000000"/>
-                <w:sz w:val="40"/>
-                <w:szCs w:val="40"/>
-                <w:lang w:bidi="ml-IN"/>
-              </w:rPr>
-              <w:t xml:space="preserve"> </w:t>
-            </w:r>
-            <w:proofErr w:type="spellStart"/>
-            <w:r>
-              <w:rPr>
-                <w:rFonts w:ascii="BRH Devanagari Extra" w:hAnsi="BRH Devanagari Extra" w:cs="BRH Devanagari Extra"/>
-                <w:color w:val="000000"/>
-                <w:sz w:val="40"/>
-                <w:szCs w:val="40"/>
-                <w:lang w:bidi="ml-IN"/>
-              </w:rPr>
-              <w:t>AMÑüuÉïiÉ</w:t>
-            </w:r>
-            <w:proofErr w:type="spellEnd"/>
-            <w:r>
-              <w:rPr>
-                <w:rFonts w:ascii="BRH Devanagari Extra" w:hAnsi="BRH Devanagari Extra" w:cs="BRH Devanagari Extra"/>
-                <w:color w:val="000000"/>
-                <w:sz w:val="40"/>
-                <w:szCs w:val="40"/>
-                <w:lang w:bidi="ml-IN"/>
-              </w:rPr>
-              <w:t xml:space="preserve"> |</w:t>
+              <w:t>È | AxÉÑþUÉ AMÑüuÉïiÉ |</w:t>
             </w:r>
           </w:p>
         </w:tc>
@@ -12979,30 +10459,7 @@
           <w:szCs w:val="40"/>
           <w:lang w:val="en-IN" w:eastAsia="en-IN"/>
         </w:rPr>
-        <w:lastRenderedPageBreak/>
-        <w:t>"</w:t>
-      </w:r>
-      <w:proofErr w:type="spellStart"/>
-      <w:r>
-        <w:rPr>
-          <w:rFonts w:ascii="BRH Devanagari" w:hAnsi="BRH Devanagari" w:cs="BRH Devanagari"/>
-          <w:color w:val="000000"/>
-          <w:sz w:val="40"/>
-          <w:szCs w:val="40"/>
-          <w:lang w:val="en-IN" w:eastAsia="en-IN"/>
-        </w:rPr>
-        <w:t>zlÉ</w:t>
-      </w:r>
-      <w:proofErr w:type="spellEnd"/>
-      <w:r>
-        <w:rPr>
-          <w:rFonts w:ascii="BRH Devanagari" w:hAnsi="BRH Devanagari" w:cs="BRH Devanagari"/>
-          <w:color w:val="000000"/>
-          <w:sz w:val="40"/>
-          <w:szCs w:val="40"/>
-          <w:lang w:val="en-IN" w:eastAsia="en-IN"/>
-        </w:rPr>
-        <w:t xml:space="preserve">" </w:t>
+        <w:t xml:space="preserve">"zlÉ" </w:t>
       </w:r>
       <w:r>
         <w:rPr>
@@ -13041,7 +10498,6 @@
         </w:rPr>
         <w:t>"</w:t>
       </w:r>
-      <w:proofErr w:type="spellStart"/>
       <w:proofErr w:type="gramEnd"/>
       <w:r>
         <w:rPr>
@@ -13054,7 +10510,6 @@
         </w:rPr>
         <w:t>zgÉ</w:t>
       </w:r>
-      <w:proofErr w:type="spellEnd"/>
       <w:r>
         <w:rPr>
           <w:rFonts w:ascii="BRH Devanagari" w:hAnsi="BRH Devanagari" w:cs="BRH Devanagari"/>
@@ -13139,6 +10594,7 @@
           <w:szCs w:val="32"/>
           <w:u w:val="single"/>
         </w:rPr>
+        <w:lastRenderedPageBreak/>
         <w:t xml:space="preserve">TS </w:t>
       </w:r>
       <w:r>
